--- a/UR3e_Setup_Guide.docx
+++ b/UR3e_Setup_Guide.docx
@@ -46,7 +46,21 @@
         <w:rPr>
           <w:color w:val="666666"/>
         </w:rPr>
-        <w:t>Hande Gripper  •  Intel RealSense Depth Cameras  •  ROS Melodic  •  Webots 2021a</w:t>
+        <w:t xml:space="preserve">Hande Gripper  •  Intel RealSense Depth Cameras  •  ROS Melodic  •  </w:t>
+      </w:r>
+      <w:proofErr w:type="spellStart"/>
+      <w:r>
+        <w:rPr>
+          <w:color w:val="666666"/>
+        </w:rPr>
+        <w:t>Webots</w:t>
+      </w:r>
+      <w:proofErr w:type="spellEnd"/>
+      <w:r>
+        <w:rPr>
+          <w:color w:val="666666"/>
+        </w:rPr>
+        <w:t xml:space="preserve"> 2021a</w:t>
       </w:r>
     </w:p>
     <w:p>
@@ -225,7 +239,25 @@
                 <w:sz w:val="20"/>
                 <w:szCs w:val="20"/>
               </w:rPr>
-              <w:t>Runs ROS, Webots simulation, and robot drivers. Interfaces directly with robot hardware via ethernet.</w:t>
+              <w:t xml:space="preserve">Runs ROS, </w:t>
+            </w:r>
+            <w:proofErr w:type="spellStart"/>
+            <w:r>
+              <w:rPr>
+                <w:color w:val="1A1A1A"/>
+                <w:sz w:val="20"/>
+                <w:szCs w:val="20"/>
+              </w:rPr>
+              <w:t>Webots</w:t>
+            </w:r>
+            <w:proofErr w:type="spellEnd"/>
+            <w:r>
+              <w:rPr>
+                <w:color w:val="1A1A1A"/>
+                <w:sz w:val="20"/>
+                <w:szCs w:val="20"/>
+              </w:rPr>
+              <w:t xml:space="preserve"> simulation, and robot drivers. Interfaces directly with robot hardware via ethernet.</w:t>
             </w:r>
           </w:p>
         </w:tc>
@@ -684,7 +716,21 @@
         <w:rPr>
           <w:color w:val="1A1A1A"/>
         </w:rPr>
-        <w:t>Download Webots version 2021a from the official releases page:</w:t>
+        <w:t xml:space="preserve">Download </w:t>
+      </w:r>
+      <w:proofErr w:type="spellStart"/>
+      <w:r>
+        <w:rPr>
+          <w:color w:val="1A1A1A"/>
+        </w:rPr>
+        <w:t>Webots</w:t>
+      </w:r>
+      <w:proofErr w:type="spellEnd"/>
+      <w:r>
+        <w:rPr>
+          <w:color w:val="1A1A1A"/>
+        </w:rPr>
+        <w:t xml:space="preserve"> version 2021a from the official releases page:</w:t>
       </w:r>
     </w:p>
     <w:p>
@@ -813,21 +859,43 @@
                 <w:sz w:val="18"/>
                 <w:szCs w:val="18"/>
               </w:rPr>
-              <w:t>cd &lt;path&gt;/UR3e_Hybrid_System/vm_simulation_system</w:t>
-            </w:r>
+              <w:t>cd &lt;path&gt;/UR3e_Hybrid_System/</w:t>
+            </w:r>
+            <w:proofErr w:type="spellStart"/>
+            <w:r>
+              <w:rPr>
+                <w:rFonts w:ascii="Courier New" w:eastAsia="Courier New" w:hAnsi="Courier New" w:cs="Courier New"/>
+                <w:color w:val="F8F8F2"/>
+                <w:sz w:val="18"/>
+                <w:szCs w:val="18"/>
+              </w:rPr>
+              <w:t>vm_simulation_system</w:t>
+            </w:r>
+            <w:proofErr w:type="spellEnd"/>
           </w:p>
           <w:p>
             <w:pPr>
               <w:spacing w:before="20" w:after="20"/>
             </w:pPr>
-            <w:r>
-              <w:rPr>
-                <w:rFonts w:ascii="Courier New" w:eastAsia="Courier New" w:hAnsi="Courier New" w:cs="Courier New"/>
-                <w:color w:val="F8F8F2"/>
-                <w:sz w:val="18"/>
-                <w:szCs w:val="18"/>
-              </w:rPr>
-              <w:t>chmod +x setup.sh</w:t>
+            <w:proofErr w:type="spellStart"/>
+            <w:r>
+              <w:rPr>
+                <w:rFonts w:ascii="Courier New" w:eastAsia="Courier New" w:hAnsi="Courier New" w:cs="Courier New"/>
+                <w:color w:val="F8F8F2"/>
+                <w:sz w:val="18"/>
+                <w:szCs w:val="18"/>
+              </w:rPr>
+              <w:t>chmod</w:t>
+            </w:r>
+            <w:proofErr w:type="spellEnd"/>
+            <w:r>
+              <w:rPr>
+                <w:rFonts w:ascii="Courier New" w:eastAsia="Courier New" w:hAnsi="Courier New" w:cs="Courier New"/>
+                <w:color w:val="F8F8F2"/>
+                <w:sz w:val="18"/>
+                <w:szCs w:val="18"/>
+              </w:rPr>
+              <w:t xml:space="preserve"> +x setup.sh</w:t>
             </w:r>
           </w:p>
           <w:p>
@@ -1336,14 +1404,85 @@
             <w:pPr>
               <w:spacing w:before="20" w:after="20"/>
             </w:pPr>
-            <w:r>
-              <w:rPr>
-                <w:rFonts w:ascii="Courier New" w:eastAsia="Courier New" w:hAnsi="Courier New" w:cs="Courier New"/>
-                <w:color w:val="F8F8F2"/>
-                <w:sz w:val="18"/>
-                <w:szCs w:val="18"/>
-              </w:rPr>
-              <w:t>netsh advfirewall firewall add rule name="UR3e GPU Server" dir=in action=allow protocol=TCP localport=8888</w:t>
+            <w:proofErr w:type="spellStart"/>
+            <w:r>
+              <w:rPr>
+                <w:rFonts w:ascii="Courier New" w:eastAsia="Courier New" w:hAnsi="Courier New" w:cs="Courier New"/>
+                <w:color w:val="F8F8F2"/>
+                <w:sz w:val="18"/>
+                <w:szCs w:val="18"/>
+              </w:rPr>
+              <w:t>netsh</w:t>
+            </w:r>
+            <w:proofErr w:type="spellEnd"/>
+            <w:r>
+              <w:rPr>
+                <w:rFonts w:ascii="Courier New" w:eastAsia="Courier New" w:hAnsi="Courier New" w:cs="Courier New"/>
+                <w:color w:val="F8F8F2"/>
+                <w:sz w:val="18"/>
+                <w:szCs w:val="18"/>
+              </w:rPr>
+              <w:t xml:space="preserve"> </w:t>
+            </w:r>
+            <w:proofErr w:type="spellStart"/>
+            <w:r>
+              <w:rPr>
+                <w:rFonts w:ascii="Courier New" w:eastAsia="Courier New" w:hAnsi="Courier New" w:cs="Courier New"/>
+                <w:color w:val="F8F8F2"/>
+                <w:sz w:val="18"/>
+                <w:szCs w:val="18"/>
+              </w:rPr>
+              <w:t>advfirewall</w:t>
+            </w:r>
+            <w:proofErr w:type="spellEnd"/>
+            <w:r>
+              <w:rPr>
+                <w:rFonts w:ascii="Courier New" w:eastAsia="Courier New" w:hAnsi="Courier New" w:cs="Courier New"/>
+                <w:color w:val="F8F8F2"/>
+                <w:sz w:val="18"/>
+                <w:szCs w:val="18"/>
+              </w:rPr>
+              <w:t xml:space="preserve"> firewall add rule name="UR3e GPU Server" </w:t>
+            </w:r>
+            <w:proofErr w:type="spellStart"/>
+            <w:r>
+              <w:rPr>
+                <w:rFonts w:ascii="Courier New" w:eastAsia="Courier New" w:hAnsi="Courier New" w:cs="Courier New"/>
+                <w:color w:val="F8F8F2"/>
+                <w:sz w:val="18"/>
+                <w:szCs w:val="18"/>
+              </w:rPr>
+              <w:t>dir</w:t>
+            </w:r>
+            <w:proofErr w:type="spellEnd"/>
+            <w:r>
+              <w:rPr>
+                <w:rFonts w:ascii="Courier New" w:eastAsia="Courier New" w:hAnsi="Courier New" w:cs="Courier New"/>
+                <w:color w:val="F8F8F2"/>
+                <w:sz w:val="18"/>
+                <w:szCs w:val="18"/>
+              </w:rPr>
+              <w:t xml:space="preserve">=in action=allow protocol=TCP </w:t>
+            </w:r>
+            <w:proofErr w:type="spellStart"/>
+            <w:r>
+              <w:rPr>
+                <w:rFonts w:ascii="Courier New" w:eastAsia="Courier New" w:hAnsi="Courier New" w:cs="Courier New"/>
+                <w:color w:val="F8F8F2"/>
+                <w:sz w:val="18"/>
+                <w:szCs w:val="18"/>
+              </w:rPr>
+              <w:t>localport</w:t>
+            </w:r>
+            <w:proofErr w:type="spellEnd"/>
+            <w:r>
+              <w:rPr>
+                <w:rFonts w:ascii="Courier New" w:eastAsia="Courier New" w:hAnsi="Courier New" w:cs="Courier New"/>
+                <w:color w:val="F8F8F2"/>
+                <w:sz w:val="18"/>
+                <w:szCs w:val="18"/>
+              </w:rPr>
+              <w:t>=8888</w:t>
             </w:r>
           </w:p>
         </w:tc>
@@ -1570,8 +1709,37 @@
                 <w:sz w:val="18"/>
                 <w:szCs w:val="18"/>
               </w:rPr>
-              <w:t>cd Desktop\UR3e_Hybrid_System\host_gpu_system</w:t>
-            </w:r>
+              <w:t xml:space="preserve">cd </w:t>
+            </w:r>
+            <w:r>
+              <w:rPr>
+                <w:rFonts w:ascii="Courier New" w:eastAsia="Courier New" w:hAnsi="Courier New" w:cs="Courier New"/>
+                <w:color w:val="F8F8F2"/>
+                <w:sz w:val="18"/>
+                <w:szCs w:val="18"/>
+              </w:rPr>
+              <w:t>{path}</w:t>
+            </w:r>
+            <w:r>
+              <w:rPr>
+                <w:rFonts w:ascii="Courier New" w:eastAsia="Courier New" w:hAnsi="Courier New" w:cs="Courier New"/>
+                <w:color w:val="F8F8F2"/>
+                <w:sz w:val="18"/>
+                <w:szCs w:val="18"/>
+              </w:rPr>
+              <w:t>\</w:t>
+            </w:r>
+            <w:proofErr w:type="spellStart"/>
+            <w:r>
+              <w:rPr>
+                <w:rFonts w:ascii="Courier New" w:eastAsia="Courier New" w:hAnsi="Courier New" w:cs="Courier New"/>
+                <w:color w:val="F8F8F2"/>
+                <w:sz w:val="18"/>
+                <w:szCs w:val="18"/>
+              </w:rPr>
+              <w:t>host_gpu_system</w:t>
+            </w:r>
+            <w:proofErr w:type="spellEnd"/>
           </w:p>
           <w:p>
             <w:pPr>
@@ -1584,21 +1752,63 @@
                 <w:sz w:val="18"/>
                 <w:szCs w:val="18"/>
               </w:rPr>
-              <w:t>python3 -m venv venv</w:t>
-            </w:r>
+              <w:t xml:space="preserve">python3 -m </w:t>
+            </w:r>
+            <w:proofErr w:type="spellStart"/>
+            <w:r>
+              <w:rPr>
+                <w:rFonts w:ascii="Courier New" w:eastAsia="Courier New" w:hAnsi="Courier New" w:cs="Courier New"/>
+                <w:color w:val="F8F8F2"/>
+                <w:sz w:val="18"/>
+                <w:szCs w:val="18"/>
+              </w:rPr>
+              <w:t>venv</w:t>
+            </w:r>
+            <w:proofErr w:type="spellEnd"/>
+            <w:r>
+              <w:rPr>
+                <w:rFonts w:ascii="Courier New" w:eastAsia="Courier New" w:hAnsi="Courier New" w:cs="Courier New"/>
+                <w:color w:val="F8F8F2"/>
+                <w:sz w:val="18"/>
+                <w:szCs w:val="18"/>
+              </w:rPr>
+              <w:t xml:space="preserve"> </w:t>
+            </w:r>
+            <w:proofErr w:type="spellStart"/>
+            <w:r>
+              <w:rPr>
+                <w:rFonts w:ascii="Courier New" w:eastAsia="Courier New" w:hAnsi="Courier New" w:cs="Courier New"/>
+                <w:color w:val="F8F8F2"/>
+                <w:sz w:val="18"/>
+                <w:szCs w:val="18"/>
+              </w:rPr>
+              <w:t>venv</w:t>
+            </w:r>
+            <w:proofErr w:type="spellEnd"/>
           </w:p>
           <w:p>
             <w:pPr>
               <w:spacing w:before="20" w:after="20"/>
             </w:pPr>
-            <w:r>
-              <w:rPr>
-                <w:rFonts w:ascii="Courier New" w:eastAsia="Courier New" w:hAnsi="Courier New" w:cs="Courier New"/>
-                <w:color w:val="F8F8F2"/>
-                <w:sz w:val="18"/>
-                <w:szCs w:val="18"/>
-              </w:rPr>
-              <w:t>venv\Scripts\activate</w:t>
+            <w:proofErr w:type="spellStart"/>
+            <w:r>
+              <w:rPr>
+                <w:rFonts w:ascii="Courier New" w:eastAsia="Courier New" w:hAnsi="Courier New" w:cs="Courier New"/>
+                <w:color w:val="F8F8F2"/>
+                <w:sz w:val="18"/>
+                <w:szCs w:val="18"/>
+              </w:rPr>
+              <w:t>venv</w:t>
+            </w:r>
+            <w:proofErr w:type="spellEnd"/>
+            <w:r>
+              <w:rPr>
+                <w:rFonts w:ascii="Courier New" w:eastAsia="Courier New" w:hAnsi="Courier New" w:cs="Courier New"/>
+                <w:color w:val="F8F8F2"/>
+                <w:sz w:val="18"/>
+                <w:szCs w:val="18"/>
+              </w:rPr>
+              <w:t>\Scripts\activate</w:t>
             </w:r>
           </w:p>
           <w:p>
@@ -1633,7 +1843,21 @@
         <w:rPr>
           <w:color w:val="FFFFFF"/>
         </w:rPr>
-        <w:t>1.5  Install URCaps on the Robot Pendants</w:t>
+        <w:t xml:space="preserve">1.5  Install </w:t>
+      </w:r>
+      <w:proofErr w:type="spellStart"/>
+      <w:r>
+        <w:rPr>
+          <w:color w:val="FFFFFF"/>
+        </w:rPr>
+        <w:t>URCaps</w:t>
+      </w:r>
+      <w:proofErr w:type="spellEnd"/>
+      <w:r>
+        <w:rPr>
+          <w:color w:val="FFFFFF"/>
+        </w:rPr>
+        <w:t xml:space="preserve"> on the Robot Pendants</w:t>
       </w:r>
     </w:p>
     <w:p>
@@ -1644,7 +1868,21 @@
         <w:rPr>
           <w:color w:val="1A1A1A"/>
         </w:rPr>
-        <w:t>Each UR3e pendant requires two URCap plugins. Download and transfer them via USB:</w:t>
+        <w:t xml:space="preserve">Each UR3e pendant requires two </w:t>
+      </w:r>
+      <w:proofErr w:type="spellStart"/>
+      <w:r>
+        <w:rPr>
+          <w:color w:val="1A1A1A"/>
+        </w:rPr>
+        <w:t>URCap</w:t>
+      </w:r>
+      <w:proofErr w:type="spellEnd"/>
+      <w:r>
+        <w:rPr>
+          <w:color w:val="1A1A1A"/>
+        </w:rPr>
+        <w:t xml:space="preserve"> plugins. Download and transfer them via USB:</w:t>
       </w:r>
     </w:p>
     <w:p>
@@ -1697,25 +1935,7 @@
             <w:sz w:val="18"/>
             <w:szCs w:val="18"/>
           </w:rPr>
-          <w:t>https://github.com/UniversalRobots/Universal_Robots_ToolComm_Fo</w:t>
-        </w:r>
-        <w:r>
-          <w:rPr>
-            <w:rStyle w:val="Hyperlink"/>
-            <w:rFonts w:ascii="Courier New" w:eastAsia="Courier New" w:hAnsi="Courier New" w:cs="Courier New"/>
-            <w:sz w:val="18"/>
-            <w:szCs w:val="18"/>
-          </w:rPr>
-          <w:t>r</w:t>
-        </w:r>
-        <w:r>
-          <w:rPr>
-            <w:rStyle w:val="Hyperlink"/>
-            <w:rFonts w:ascii="Courier New" w:eastAsia="Courier New" w:hAnsi="Courier New" w:cs="Courier New"/>
-            <w:sz w:val="18"/>
-            <w:szCs w:val="18"/>
-          </w:rPr>
-          <w:t>warder_URCap/releases</w:t>
+          <w:t>https://github.com/UniversalRobots/Universal_Robots_ToolComm_Forwarder_URCap/releases</w:t>
         </w:r>
       </w:hyperlink>
     </w:p>
@@ -1737,12 +1957,14 @@
         <w:lastRenderedPageBreak/>
         <w:t xml:space="preserve">External Control: </w:t>
       </w:r>
+      <w:proofErr w:type="spellStart"/>
       <w:r>
         <w:rPr>
           <w:color w:val="1A1A1A"/>
         </w:rPr>
         <w:t>externalcontrol.urcap</w:t>
       </w:r>
+      <w:proofErr w:type="spellEnd"/>
     </w:p>
     <w:p>
       <w:pPr>
@@ -1845,7 +2067,25 @@
           <w:sz w:val="20"/>
           <w:szCs w:val="20"/>
         </w:rPr>
-        <w:t xml:space="preserve"> Crtl + Shift + R</w:t>
+        <w:t xml:space="preserve"> </w:t>
+      </w:r>
+      <w:proofErr w:type="spellStart"/>
+      <w:r>
+        <w:rPr>
+          <w:color w:val="1E6B3C"/>
+          <w:sz w:val="20"/>
+          <w:szCs w:val="20"/>
+        </w:rPr>
+        <w:t>Crtl</w:t>
+      </w:r>
+      <w:proofErr w:type="spellEnd"/>
+      <w:r>
+        <w:rPr>
+          <w:color w:val="1E6B3C"/>
+          <w:sz w:val="20"/>
+          <w:szCs w:val="20"/>
+        </w:rPr>
+        <w:t xml:space="preserve"> + Shift + R</w:t>
       </w:r>
     </w:p>
     <w:p>
@@ -1891,7 +2131,21 @@
         <w:rPr>
           <w:color w:val="1A1A1A"/>
         </w:rPr>
-        <w:t>Under URCaps, add External Control and ensure it is set to loop.</w:t>
+        <w:t xml:space="preserve">Under </w:t>
+      </w:r>
+      <w:proofErr w:type="spellStart"/>
+      <w:r>
+        <w:rPr>
+          <w:color w:val="1A1A1A"/>
+        </w:rPr>
+        <w:t>URCaps</w:t>
+      </w:r>
+      <w:proofErr w:type="spellEnd"/>
+      <w:r>
+        <w:rPr>
+          <w:color w:val="1A1A1A"/>
+        </w:rPr>
+        <w:t>, add External Control and ensure it is set to loop.</w:t>
       </w:r>
     </w:p>
     <w:p>
@@ -1907,7 +2161,21 @@
         <w:rPr>
           <w:color w:val="1A1A1A"/>
         </w:rPr>
-        <w:t>Navigate to Installation → URCaps → External Control.</w:t>
+        <w:t xml:space="preserve">Navigate to Installation → </w:t>
+      </w:r>
+      <w:proofErr w:type="spellStart"/>
+      <w:r>
+        <w:rPr>
+          <w:color w:val="1A1A1A"/>
+        </w:rPr>
+        <w:t>URCaps</w:t>
+      </w:r>
+      <w:proofErr w:type="spellEnd"/>
+      <w:r>
+        <w:rPr>
+          <w:color w:val="1A1A1A"/>
+        </w:rPr>
+        <w:t xml:space="preserve"> → External Control.</w:t>
       </w:r>
     </w:p>
     <w:p>
@@ -2001,7 +2269,25 @@
           <w:sz w:val="20"/>
           <w:szCs w:val="20"/>
         </w:rPr>
-        <w:t>Only required the very first time you connect to each robot. The generated .yaml files are reused in all future sessions.</w:t>
+        <w:t>Only required the very first time you connect to each robot. The generated .</w:t>
+      </w:r>
+      <w:proofErr w:type="spellStart"/>
+      <w:r>
+        <w:rPr>
+          <w:color w:val="7B3F00"/>
+          <w:sz w:val="20"/>
+          <w:szCs w:val="20"/>
+        </w:rPr>
+        <w:t>yaml</w:t>
+      </w:r>
+      <w:proofErr w:type="spellEnd"/>
+      <w:r>
+        <w:rPr>
+          <w:color w:val="7B3F00"/>
+          <w:sz w:val="20"/>
+          <w:szCs w:val="20"/>
+        </w:rPr>
+        <w:t xml:space="preserve"> files are reused in all future sessions.</w:t>
       </w:r>
     </w:p>
     <w:p>
@@ -2097,14 +2383,65 @@
             <w:pPr>
               <w:spacing w:before="20" w:after="20"/>
             </w:pPr>
-            <w:r>
-              <w:rPr>
-                <w:rFonts w:ascii="Courier New" w:eastAsia="Courier New" w:hAnsi="Courier New" w:cs="Courier New"/>
-                <w:color w:val="F8F8F2"/>
-                <w:sz w:val="18"/>
-                <w:szCs w:val="18"/>
-              </w:rPr>
-              <w:t>roslaunch ur_calibration calibration_correction.launch \</w:t>
+            <w:proofErr w:type="spellStart"/>
+            <w:r>
+              <w:rPr>
+                <w:rFonts w:ascii="Courier New" w:eastAsia="Courier New" w:hAnsi="Courier New" w:cs="Courier New"/>
+                <w:color w:val="F8F8F2"/>
+                <w:sz w:val="18"/>
+                <w:szCs w:val="18"/>
+              </w:rPr>
+              <w:t>roslaunch</w:t>
+            </w:r>
+            <w:proofErr w:type="spellEnd"/>
+            <w:r>
+              <w:rPr>
+                <w:rFonts w:ascii="Courier New" w:eastAsia="Courier New" w:hAnsi="Courier New" w:cs="Courier New"/>
+                <w:color w:val="F8F8F2"/>
+                <w:sz w:val="18"/>
+                <w:szCs w:val="18"/>
+              </w:rPr>
+              <w:t xml:space="preserve"> </w:t>
+            </w:r>
+            <w:proofErr w:type="spellStart"/>
+            <w:r>
+              <w:rPr>
+                <w:rFonts w:ascii="Courier New" w:eastAsia="Courier New" w:hAnsi="Courier New" w:cs="Courier New"/>
+                <w:color w:val="F8F8F2"/>
+                <w:sz w:val="18"/>
+                <w:szCs w:val="18"/>
+              </w:rPr>
+              <w:t>ur_calibration</w:t>
+            </w:r>
+            <w:proofErr w:type="spellEnd"/>
+            <w:r>
+              <w:rPr>
+                <w:rFonts w:ascii="Courier New" w:eastAsia="Courier New" w:hAnsi="Courier New" w:cs="Courier New"/>
+                <w:color w:val="F8F8F2"/>
+                <w:sz w:val="18"/>
+                <w:szCs w:val="18"/>
+              </w:rPr>
+              <w:t xml:space="preserve"> </w:t>
+            </w:r>
+            <w:proofErr w:type="spellStart"/>
+            <w:r>
+              <w:rPr>
+                <w:rFonts w:ascii="Courier New" w:eastAsia="Courier New" w:hAnsi="Courier New" w:cs="Courier New"/>
+                <w:color w:val="F8F8F2"/>
+                <w:sz w:val="18"/>
+                <w:szCs w:val="18"/>
+              </w:rPr>
+              <w:t>calibration_correction.launch</w:t>
+            </w:r>
+            <w:proofErr w:type="spellEnd"/>
+            <w:r>
+              <w:rPr>
+                <w:rFonts w:ascii="Courier New" w:eastAsia="Courier New" w:hAnsi="Courier New" w:cs="Courier New"/>
+                <w:color w:val="F8F8F2"/>
+                <w:sz w:val="18"/>
+                <w:szCs w:val="18"/>
+              </w:rPr>
+              <w:t xml:space="preserve"> \</w:t>
             </w:r>
           </w:p>
           <w:p>
@@ -2118,7 +2455,27 @@
                 <w:sz w:val="18"/>
                 <w:szCs w:val="18"/>
               </w:rPr>
-              <w:t xml:space="preserve">  robot_ip:=192.168.1.120 \</w:t>
+              <w:t xml:space="preserve">  </w:t>
+            </w:r>
+            <w:proofErr w:type="spellStart"/>
+            <w:r>
+              <w:rPr>
+                <w:rFonts w:ascii="Courier New" w:eastAsia="Courier New" w:hAnsi="Courier New" w:cs="Courier New"/>
+                <w:color w:val="F8F8F2"/>
+                <w:sz w:val="18"/>
+                <w:szCs w:val="18"/>
+              </w:rPr>
+              <w:t>robot_ip</w:t>
+            </w:r>
+            <w:proofErr w:type="spellEnd"/>
+            <w:r>
+              <w:rPr>
+                <w:rFonts w:ascii="Courier New" w:eastAsia="Courier New" w:hAnsi="Courier New" w:cs="Courier New"/>
+                <w:color w:val="F8F8F2"/>
+                <w:sz w:val="18"/>
+                <w:szCs w:val="18"/>
+              </w:rPr>
+              <w:t>:=192.168.1.120 \</w:t>
             </w:r>
           </w:p>
           <w:p>
@@ -2132,8 +2489,39 @@
                 <w:sz w:val="18"/>
                 <w:szCs w:val="18"/>
               </w:rPr>
-              <w:t xml:space="preserve">  target_filename:=/home/YOUR_USERNAME/calibration_robot.yaml</w:t>
-            </w:r>
+              <w:t xml:space="preserve">  </w:t>
+            </w:r>
+            <w:proofErr w:type="spellStart"/>
+            <w:r>
+              <w:rPr>
+                <w:rFonts w:ascii="Courier New" w:eastAsia="Courier New" w:hAnsi="Courier New" w:cs="Courier New"/>
+                <w:color w:val="F8F8F2"/>
+                <w:sz w:val="18"/>
+                <w:szCs w:val="18"/>
+              </w:rPr>
+              <w:t>target_filename</w:t>
+            </w:r>
+            <w:proofErr w:type="spellEnd"/>
+            <w:r>
+              <w:rPr>
+                <w:rFonts w:ascii="Courier New" w:eastAsia="Courier New" w:hAnsi="Courier New" w:cs="Courier New"/>
+                <w:color w:val="F8F8F2"/>
+                <w:sz w:val="18"/>
+                <w:szCs w:val="18"/>
+              </w:rPr>
+              <w:t>:=/home/YOUR_USERNAME/</w:t>
+            </w:r>
+            <w:proofErr w:type="spellStart"/>
+            <w:r>
+              <w:rPr>
+                <w:rFonts w:ascii="Courier New" w:eastAsia="Courier New" w:hAnsi="Courier New" w:cs="Courier New"/>
+                <w:color w:val="F8F8F2"/>
+                <w:sz w:val="18"/>
+                <w:szCs w:val="18"/>
+              </w:rPr>
+              <w:t>calibration_robot.yaml</w:t>
+            </w:r>
+            <w:proofErr w:type="spellEnd"/>
           </w:p>
           <w:p>
             <w:pPr>
@@ -2158,14 +2546,65 @@
             <w:pPr>
               <w:spacing w:before="20" w:after="20"/>
             </w:pPr>
-            <w:r>
-              <w:rPr>
-                <w:rFonts w:ascii="Courier New" w:eastAsia="Courier New" w:hAnsi="Courier New" w:cs="Courier New"/>
-                <w:color w:val="F8F8F2"/>
-                <w:sz w:val="18"/>
-                <w:szCs w:val="18"/>
-              </w:rPr>
-              <w:t>roslaunch ur_calibration calibration_correction.launch \</w:t>
+            <w:proofErr w:type="spellStart"/>
+            <w:r>
+              <w:rPr>
+                <w:rFonts w:ascii="Courier New" w:eastAsia="Courier New" w:hAnsi="Courier New" w:cs="Courier New"/>
+                <w:color w:val="F8F8F2"/>
+                <w:sz w:val="18"/>
+                <w:szCs w:val="18"/>
+              </w:rPr>
+              <w:t>roslaunch</w:t>
+            </w:r>
+            <w:proofErr w:type="spellEnd"/>
+            <w:r>
+              <w:rPr>
+                <w:rFonts w:ascii="Courier New" w:eastAsia="Courier New" w:hAnsi="Courier New" w:cs="Courier New"/>
+                <w:color w:val="F8F8F2"/>
+                <w:sz w:val="18"/>
+                <w:szCs w:val="18"/>
+              </w:rPr>
+              <w:t xml:space="preserve"> </w:t>
+            </w:r>
+            <w:proofErr w:type="spellStart"/>
+            <w:r>
+              <w:rPr>
+                <w:rFonts w:ascii="Courier New" w:eastAsia="Courier New" w:hAnsi="Courier New" w:cs="Courier New"/>
+                <w:color w:val="F8F8F2"/>
+                <w:sz w:val="18"/>
+                <w:szCs w:val="18"/>
+              </w:rPr>
+              <w:t>ur_calibration</w:t>
+            </w:r>
+            <w:proofErr w:type="spellEnd"/>
+            <w:r>
+              <w:rPr>
+                <w:rFonts w:ascii="Courier New" w:eastAsia="Courier New" w:hAnsi="Courier New" w:cs="Courier New"/>
+                <w:color w:val="F8F8F2"/>
+                <w:sz w:val="18"/>
+                <w:szCs w:val="18"/>
+              </w:rPr>
+              <w:t xml:space="preserve"> </w:t>
+            </w:r>
+            <w:proofErr w:type="spellStart"/>
+            <w:r>
+              <w:rPr>
+                <w:rFonts w:ascii="Courier New" w:eastAsia="Courier New" w:hAnsi="Courier New" w:cs="Courier New"/>
+                <w:color w:val="F8F8F2"/>
+                <w:sz w:val="18"/>
+                <w:szCs w:val="18"/>
+              </w:rPr>
+              <w:t>calibration_correction.launch</w:t>
+            </w:r>
+            <w:proofErr w:type="spellEnd"/>
+            <w:r>
+              <w:rPr>
+                <w:rFonts w:ascii="Courier New" w:eastAsia="Courier New" w:hAnsi="Courier New" w:cs="Courier New"/>
+                <w:color w:val="F8F8F2"/>
+                <w:sz w:val="18"/>
+                <w:szCs w:val="18"/>
+              </w:rPr>
+              <w:t xml:space="preserve"> \</w:t>
             </w:r>
           </w:p>
           <w:p>
@@ -2179,7 +2618,27 @@
                 <w:sz w:val="18"/>
                 <w:szCs w:val="18"/>
               </w:rPr>
-              <w:t xml:space="preserve">  robot_ip:=192.168.1.112 \</w:t>
+              <w:t xml:space="preserve">  </w:t>
+            </w:r>
+            <w:proofErr w:type="spellStart"/>
+            <w:r>
+              <w:rPr>
+                <w:rFonts w:ascii="Courier New" w:eastAsia="Courier New" w:hAnsi="Courier New" w:cs="Courier New"/>
+                <w:color w:val="F8F8F2"/>
+                <w:sz w:val="18"/>
+                <w:szCs w:val="18"/>
+              </w:rPr>
+              <w:t>robot_ip</w:t>
+            </w:r>
+            <w:proofErr w:type="spellEnd"/>
+            <w:r>
+              <w:rPr>
+                <w:rFonts w:ascii="Courier New" w:eastAsia="Courier New" w:hAnsi="Courier New" w:cs="Courier New"/>
+                <w:color w:val="F8F8F2"/>
+                <w:sz w:val="18"/>
+                <w:szCs w:val="18"/>
+              </w:rPr>
+              <w:t>:=192.168.1.112 \</w:t>
             </w:r>
           </w:p>
           <w:p>
@@ -2193,7 +2652,27 @@
                 <w:sz w:val="18"/>
                 <w:szCs w:val="18"/>
               </w:rPr>
-              <w:t xml:space="preserve">  target_filename:=/home/YOUR_USERNAME/calibration_robot2.yaml</w:t>
+              <w:t xml:space="preserve">  </w:t>
+            </w:r>
+            <w:proofErr w:type="spellStart"/>
+            <w:r>
+              <w:rPr>
+                <w:rFonts w:ascii="Courier New" w:eastAsia="Courier New" w:hAnsi="Courier New" w:cs="Courier New"/>
+                <w:color w:val="F8F8F2"/>
+                <w:sz w:val="18"/>
+                <w:szCs w:val="18"/>
+              </w:rPr>
+              <w:t>target_filename</w:t>
+            </w:r>
+            <w:proofErr w:type="spellEnd"/>
+            <w:r>
+              <w:rPr>
+                <w:rFonts w:ascii="Courier New" w:eastAsia="Courier New" w:hAnsi="Courier New" w:cs="Courier New"/>
+                <w:color w:val="F8F8F2"/>
+                <w:sz w:val="18"/>
+                <w:szCs w:val="18"/>
+              </w:rPr>
+              <w:t>:=/home/YOUR_USERNAME/calibration_robot2.yaml</w:t>
             </w:r>
           </w:p>
         </w:tc>
@@ -2215,7 +2694,21 @@
           <w:color w:val="FFFFFF"/>
         </w:rPr>
         <w:lastRenderedPageBreak/>
-        <w:t>Part 2: Simulation (Webots)</w:t>
+        <w:t>Part 2: Simulation (</w:t>
+      </w:r>
+      <w:proofErr w:type="spellStart"/>
+      <w:r>
+        <w:rPr>
+          <w:color w:val="FFFFFF"/>
+        </w:rPr>
+        <w:t>Webots</w:t>
+      </w:r>
+      <w:proofErr w:type="spellEnd"/>
+      <w:r>
+        <w:rPr>
+          <w:color w:val="FFFFFF"/>
+        </w:rPr>
+        <w:t>)</w:t>
       </w:r>
     </w:p>
     <w:p>
@@ -2226,7 +2719,21 @@
         <w:rPr>
           <w:color w:val="1A1A1A"/>
         </w:rPr>
-        <w:t>Use this workflow for training and testing in the Webots simulator without physical robots.</w:t>
+        <w:t xml:space="preserve">Use this workflow for training and testing in the </w:t>
+      </w:r>
+      <w:proofErr w:type="spellStart"/>
+      <w:r>
+        <w:rPr>
+          <w:color w:val="1A1A1A"/>
+        </w:rPr>
+        <w:t>Webots</w:t>
+      </w:r>
+      <w:proofErr w:type="spellEnd"/>
+      <w:r>
+        <w:rPr>
+          <w:color w:val="1A1A1A"/>
+        </w:rPr>
+        <w:t xml:space="preserve"> simulator without physical robots.</w:t>
       </w:r>
     </w:p>
     <w:p>
@@ -2358,21 +2865,61 @@
                 <w:sz w:val="18"/>
                 <w:szCs w:val="18"/>
               </w:rPr>
-              <w:t>cd Desktop\UR3e_Hybrid_System\host_gpu_system</w:t>
-            </w:r>
+              <w:t xml:space="preserve">cd </w:t>
+            </w:r>
+            <w:r>
+              <w:rPr>
+                <w:rFonts w:ascii="Courier New" w:eastAsia="Courier New" w:hAnsi="Courier New" w:cs="Courier New"/>
+                <w:color w:val="F8F8F2"/>
+                <w:sz w:val="18"/>
+                <w:szCs w:val="18"/>
+              </w:rPr>
+              <w:t>{path}</w:t>
+            </w:r>
+            <w:r>
+              <w:rPr>
+                <w:rFonts w:ascii="Courier New" w:eastAsia="Courier New" w:hAnsi="Courier New" w:cs="Courier New"/>
+                <w:color w:val="F8F8F2"/>
+                <w:sz w:val="18"/>
+                <w:szCs w:val="18"/>
+              </w:rPr>
+              <w:t>\</w:t>
+            </w:r>
+            <w:proofErr w:type="spellStart"/>
+            <w:r>
+              <w:rPr>
+                <w:rFonts w:ascii="Courier New" w:eastAsia="Courier New" w:hAnsi="Courier New" w:cs="Courier New"/>
+                <w:color w:val="F8F8F2"/>
+                <w:sz w:val="18"/>
+                <w:szCs w:val="18"/>
+              </w:rPr>
+              <w:t>host_gpu_system</w:t>
+            </w:r>
+            <w:proofErr w:type="spellEnd"/>
           </w:p>
           <w:p>
             <w:pPr>
               <w:spacing w:before="20" w:after="20"/>
             </w:pPr>
-            <w:r>
-              <w:rPr>
-                <w:rFonts w:ascii="Courier New" w:eastAsia="Courier New" w:hAnsi="Courier New" w:cs="Courier New"/>
-                <w:color w:val="F8F8F2"/>
-                <w:sz w:val="18"/>
-                <w:szCs w:val="18"/>
-              </w:rPr>
-              <w:t>venv\Scripts\activate</w:t>
+            <w:proofErr w:type="spellStart"/>
+            <w:r>
+              <w:rPr>
+                <w:rFonts w:ascii="Courier New" w:eastAsia="Courier New" w:hAnsi="Courier New" w:cs="Courier New"/>
+                <w:color w:val="F8F8F2"/>
+                <w:sz w:val="18"/>
+                <w:szCs w:val="18"/>
+              </w:rPr>
+              <w:t>venv</w:t>
+            </w:r>
+            <w:proofErr w:type="spellEnd"/>
+            <w:r>
+              <w:rPr>
+                <w:rFonts w:ascii="Courier New" w:eastAsia="Courier New" w:hAnsi="Courier New" w:cs="Courier New"/>
+                <w:color w:val="F8F8F2"/>
+                <w:sz w:val="18"/>
+                <w:szCs w:val="18"/>
+              </w:rPr>
+              <w:t>\Scripts\activate</w:t>
             </w:r>
           </w:p>
           <w:p>
@@ -2485,6 +3032,7 @@
             <w:pPr>
               <w:spacing w:before="20" w:after="20"/>
             </w:pPr>
+            <w:proofErr w:type="spellStart"/>
             <w:r>
               <w:rPr>
                 <w:rFonts w:ascii="Courier New" w:eastAsia="Courier New" w:hAnsi="Courier New" w:cs="Courier New"/>
@@ -2494,6 +3042,7 @@
               </w:rPr>
               <w:t>roscore</w:t>
             </w:r>
+            <w:proofErr w:type="spellEnd"/>
           </w:p>
         </w:tc>
       </w:tr>
@@ -2514,8 +3063,16 @@
         <w:rPr>
           <w:color w:val="1F4E79"/>
         </w:rPr>
-        <w:t>VM — Terminal 2: Webots</w:t>
-      </w:r>
+        <w:t xml:space="preserve">VM — Terminal 2: </w:t>
+      </w:r>
+      <w:proofErr w:type="spellStart"/>
+      <w:r>
+        <w:rPr>
+          <w:color w:val="1F4E79"/>
+        </w:rPr>
+        <w:t>Webots</w:t>
+      </w:r>
+      <w:proofErr w:type="spellEnd"/>
     </w:p>
     <w:tbl>
       <w:tblPr>
@@ -2591,14 +3148,25 @@
             <w:pPr>
               <w:spacing w:before="20" w:after="20"/>
             </w:pPr>
-            <w:r>
-              <w:rPr>
-                <w:rFonts w:ascii="Courier New" w:eastAsia="Courier New" w:hAnsi="Courier New" w:cs="Courier New"/>
-                <w:color w:val="F8F8F2"/>
-                <w:sz w:val="18"/>
-                <w:szCs w:val="18"/>
-              </w:rPr>
-              <w:t>webots ~/catkin_ws/src/vm_simulation_system/Webots/worlds/Environmentnewww.wbt</w:t>
+            <w:proofErr w:type="spellStart"/>
+            <w:r>
+              <w:rPr>
+                <w:rFonts w:ascii="Courier New" w:eastAsia="Courier New" w:hAnsi="Courier New" w:cs="Courier New"/>
+                <w:color w:val="F8F8F2"/>
+                <w:sz w:val="18"/>
+                <w:szCs w:val="18"/>
+              </w:rPr>
+              <w:t>webots</w:t>
+            </w:r>
+            <w:proofErr w:type="spellEnd"/>
+            <w:r>
+              <w:rPr>
+                <w:rFonts w:ascii="Courier New" w:eastAsia="Courier New" w:hAnsi="Courier New" w:cs="Courier New"/>
+                <w:color w:val="F8F8F2"/>
+                <w:sz w:val="18"/>
+                <w:szCs w:val="18"/>
+              </w:rPr>
+              <w:t xml:space="preserve"> ~/catkin_ws/src/vm_simulation_system/Webots/worlds/Environmentnewww.wbt</w:t>
             </w:r>
           </w:p>
         </w:tc>
@@ -2704,8 +3272,59 @@
                 <w:sz w:val="18"/>
                 <w:szCs w:val="18"/>
               </w:rPr>
-              <w:t>cd ~/catkin_ws/src/vm_simulation_system</w:t>
-            </w:r>
+              <w:t>cd ~/</w:t>
+            </w:r>
+            <w:proofErr w:type="spellStart"/>
+            <w:r>
+              <w:rPr>
+                <w:rFonts w:ascii="Courier New" w:eastAsia="Courier New" w:hAnsi="Courier New" w:cs="Courier New"/>
+                <w:color w:val="F8F8F2"/>
+                <w:sz w:val="18"/>
+                <w:szCs w:val="18"/>
+              </w:rPr>
+              <w:t>catkin_ws</w:t>
+            </w:r>
+            <w:proofErr w:type="spellEnd"/>
+            <w:r>
+              <w:rPr>
+                <w:rFonts w:ascii="Courier New" w:eastAsia="Courier New" w:hAnsi="Courier New" w:cs="Courier New"/>
+                <w:color w:val="F8F8F2"/>
+                <w:sz w:val="18"/>
+                <w:szCs w:val="18"/>
+              </w:rPr>
+              <w:t>/</w:t>
+            </w:r>
+            <w:proofErr w:type="spellStart"/>
+            <w:r>
+              <w:rPr>
+                <w:rFonts w:ascii="Courier New" w:eastAsia="Courier New" w:hAnsi="Courier New" w:cs="Courier New"/>
+                <w:color w:val="F8F8F2"/>
+                <w:sz w:val="18"/>
+                <w:szCs w:val="18"/>
+              </w:rPr>
+              <w:t>src</w:t>
+            </w:r>
+            <w:proofErr w:type="spellEnd"/>
+            <w:r>
+              <w:rPr>
+                <w:rFonts w:ascii="Courier New" w:eastAsia="Courier New" w:hAnsi="Courier New" w:cs="Courier New"/>
+                <w:color w:val="F8F8F2"/>
+                <w:sz w:val="18"/>
+                <w:szCs w:val="18"/>
+              </w:rPr>
+              <w:t>/</w:t>
+            </w:r>
+            <w:proofErr w:type="spellStart"/>
+            <w:r>
+              <w:rPr>
+                <w:rFonts w:ascii="Courier New" w:eastAsia="Courier New" w:hAnsi="Courier New" w:cs="Courier New"/>
+                <w:color w:val="F8F8F2"/>
+                <w:sz w:val="18"/>
+                <w:szCs w:val="18"/>
+              </w:rPr>
+              <w:t>vm_simulation_system</w:t>
+            </w:r>
+            <w:proofErr w:type="spellEnd"/>
           </w:p>
           <w:p>
             <w:pPr>
@@ -2890,8 +3509,59 @@
                 <w:sz w:val="18"/>
                 <w:szCs w:val="18"/>
               </w:rPr>
-              <w:t>cd ~/catkin_ws/src/vm_simulation_system</w:t>
-            </w:r>
+              <w:t>cd ~/</w:t>
+            </w:r>
+            <w:proofErr w:type="spellStart"/>
+            <w:r>
+              <w:rPr>
+                <w:rFonts w:ascii="Courier New" w:eastAsia="Courier New" w:hAnsi="Courier New" w:cs="Courier New"/>
+                <w:color w:val="F8F8F2"/>
+                <w:sz w:val="18"/>
+                <w:szCs w:val="18"/>
+              </w:rPr>
+              <w:t>catkin_ws</w:t>
+            </w:r>
+            <w:proofErr w:type="spellEnd"/>
+            <w:r>
+              <w:rPr>
+                <w:rFonts w:ascii="Courier New" w:eastAsia="Courier New" w:hAnsi="Courier New" w:cs="Courier New"/>
+                <w:color w:val="F8F8F2"/>
+                <w:sz w:val="18"/>
+                <w:szCs w:val="18"/>
+              </w:rPr>
+              <w:t>/</w:t>
+            </w:r>
+            <w:proofErr w:type="spellStart"/>
+            <w:r>
+              <w:rPr>
+                <w:rFonts w:ascii="Courier New" w:eastAsia="Courier New" w:hAnsi="Courier New" w:cs="Courier New"/>
+                <w:color w:val="F8F8F2"/>
+                <w:sz w:val="18"/>
+                <w:szCs w:val="18"/>
+              </w:rPr>
+              <w:t>src</w:t>
+            </w:r>
+            <w:proofErr w:type="spellEnd"/>
+            <w:r>
+              <w:rPr>
+                <w:rFonts w:ascii="Courier New" w:eastAsia="Courier New" w:hAnsi="Courier New" w:cs="Courier New"/>
+                <w:color w:val="F8F8F2"/>
+                <w:sz w:val="18"/>
+                <w:szCs w:val="18"/>
+              </w:rPr>
+              <w:t>/</w:t>
+            </w:r>
+            <w:proofErr w:type="spellStart"/>
+            <w:r>
+              <w:rPr>
+                <w:rFonts w:ascii="Courier New" w:eastAsia="Courier New" w:hAnsi="Courier New" w:cs="Courier New"/>
+                <w:color w:val="F8F8F2"/>
+                <w:sz w:val="18"/>
+                <w:szCs w:val="18"/>
+              </w:rPr>
+              <w:t>vm_simulation_system</w:t>
+            </w:r>
+            <w:proofErr w:type="spellEnd"/>
           </w:p>
           <w:p>
             <w:pPr>
@@ -2954,7 +3624,25 @@
           <w:sz w:val="20"/>
           <w:szCs w:val="20"/>
         </w:rPr>
-        <w:t>When stopping the simulation, always click Reset Simulation in Webots before closing. This correctly stops simulation_client.py and resets camera positions. Saving or restarting without resetting can cause cameras to shift from their original positions.</w:t>
+        <w:t xml:space="preserve">When stopping the simulation, always click Reset Simulation in </w:t>
+      </w:r>
+      <w:proofErr w:type="spellStart"/>
+      <w:r>
+        <w:rPr>
+          <w:color w:val="1E6B3C"/>
+          <w:sz w:val="20"/>
+          <w:szCs w:val="20"/>
+        </w:rPr>
+        <w:t>Webots</w:t>
+      </w:r>
+      <w:proofErr w:type="spellEnd"/>
+      <w:r>
+        <w:rPr>
+          <w:color w:val="1E6B3C"/>
+          <w:sz w:val="20"/>
+          <w:szCs w:val="20"/>
+        </w:rPr>
+        <w:t xml:space="preserve"> before closing. This correctly stops simulation_client.py and resets camera positions. Saving or restarting without resetting can cause cameras to shift from their original positions.</w:t>
       </w:r>
     </w:p>
     <w:p>
@@ -2980,11 +3668,19 @@
       <w:pPr>
         <w:spacing w:before="60" w:after="60"/>
       </w:pPr>
+      <w:proofErr w:type="spellStart"/>
       <w:r>
         <w:rPr>
           <w:color w:val="1A1A1A"/>
         </w:rPr>
-        <w:t>roscore must already be running. Start the GPU server on Windows first, then launch the clients.</w:t>
+        <w:t>roscore</w:t>
+      </w:r>
+      <w:proofErr w:type="spellEnd"/>
+      <w:r>
+        <w:rPr>
+          <w:color w:val="1A1A1A"/>
+        </w:rPr>
+        <w:t xml:space="preserve"> must already be running. Start the GPU server on Windows first, then launch the clients.</w:t>
       </w:r>
     </w:p>
     <w:p>
@@ -3087,21 +3783,61 @@
                 <w:sz w:val="18"/>
                 <w:szCs w:val="18"/>
               </w:rPr>
-              <w:t>cd Desktop\UR3e_Hybrid_System\host_gpu_system</w:t>
-            </w:r>
+              <w:t xml:space="preserve">cd </w:t>
+            </w:r>
+            <w:r>
+              <w:rPr>
+                <w:rFonts w:ascii="Courier New" w:eastAsia="Courier New" w:hAnsi="Courier New" w:cs="Courier New"/>
+                <w:color w:val="F8F8F2"/>
+                <w:sz w:val="18"/>
+                <w:szCs w:val="18"/>
+              </w:rPr>
+              <w:t>{path}</w:t>
+            </w:r>
+            <w:r>
+              <w:rPr>
+                <w:rFonts w:ascii="Courier New" w:eastAsia="Courier New" w:hAnsi="Courier New" w:cs="Courier New"/>
+                <w:color w:val="F8F8F2"/>
+                <w:sz w:val="18"/>
+                <w:szCs w:val="18"/>
+              </w:rPr>
+              <w:t>\</w:t>
+            </w:r>
+            <w:proofErr w:type="spellStart"/>
+            <w:r>
+              <w:rPr>
+                <w:rFonts w:ascii="Courier New" w:eastAsia="Courier New" w:hAnsi="Courier New" w:cs="Courier New"/>
+                <w:color w:val="F8F8F2"/>
+                <w:sz w:val="18"/>
+                <w:szCs w:val="18"/>
+              </w:rPr>
+              <w:t>host_gpu_system</w:t>
+            </w:r>
+            <w:proofErr w:type="spellEnd"/>
           </w:p>
           <w:p>
             <w:pPr>
               <w:spacing w:before="20" w:after="20"/>
             </w:pPr>
-            <w:r>
-              <w:rPr>
-                <w:rFonts w:ascii="Courier New" w:eastAsia="Courier New" w:hAnsi="Courier New" w:cs="Courier New"/>
-                <w:color w:val="F8F8F2"/>
-                <w:sz w:val="18"/>
-                <w:szCs w:val="18"/>
-              </w:rPr>
-              <w:t>venv\Scripts\activate</w:t>
+            <w:proofErr w:type="spellStart"/>
+            <w:r>
+              <w:rPr>
+                <w:rFonts w:ascii="Courier New" w:eastAsia="Courier New" w:hAnsi="Courier New" w:cs="Courier New"/>
+                <w:color w:val="F8F8F2"/>
+                <w:sz w:val="18"/>
+                <w:szCs w:val="18"/>
+              </w:rPr>
+              <w:t>venv</w:t>
+            </w:r>
+            <w:proofErr w:type="spellEnd"/>
+            <w:r>
+              <w:rPr>
+                <w:rFonts w:ascii="Courier New" w:eastAsia="Courier New" w:hAnsi="Courier New" w:cs="Courier New"/>
+                <w:color w:val="F8F8F2"/>
+                <w:sz w:val="18"/>
+                <w:szCs w:val="18"/>
+              </w:rPr>
+              <w:t>\Scripts\activate</w:t>
             </w:r>
           </w:p>
           <w:p>
@@ -3221,8 +3957,59 @@
                 <w:sz w:val="18"/>
                 <w:szCs w:val="18"/>
               </w:rPr>
-              <w:t>cd ~/catkin_ws/src/vm_simulation_system</w:t>
-            </w:r>
+              <w:t>cd ~/</w:t>
+            </w:r>
+            <w:proofErr w:type="spellStart"/>
+            <w:r>
+              <w:rPr>
+                <w:rFonts w:ascii="Courier New" w:eastAsia="Courier New" w:hAnsi="Courier New" w:cs="Courier New"/>
+                <w:color w:val="F8F8F2"/>
+                <w:sz w:val="18"/>
+                <w:szCs w:val="18"/>
+              </w:rPr>
+              <w:t>catkin_ws</w:t>
+            </w:r>
+            <w:proofErr w:type="spellEnd"/>
+            <w:r>
+              <w:rPr>
+                <w:rFonts w:ascii="Courier New" w:eastAsia="Courier New" w:hAnsi="Courier New" w:cs="Courier New"/>
+                <w:color w:val="F8F8F2"/>
+                <w:sz w:val="18"/>
+                <w:szCs w:val="18"/>
+              </w:rPr>
+              <w:t>/</w:t>
+            </w:r>
+            <w:proofErr w:type="spellStart"/>
+            <w:r>
+              <w:rPr>
+                <w:rFonts w:ascii="Courier New" w:eastAsia="Courier New" w:hAnsi="Courier New" w:cs="Courier New"/>
+                <w:color w:val="F8F8F2"/>
+                <w:sz w:val="18"/>
+                <w:szCs w:val="18"/>
+              </w:rPr>
+              <w:t>src</w:t>
+            </w:r>
+            <w:proofErr w:type="spellEnd"/>
+            <w:r>
+              <w:rPr>
+                <w:rFonts w:ascii="Courier New" w:eastAsia="Courier New" w:hAnsi="Courier New" w:cs="Courier New"/>
+                <w:color w:val="F8F8F2"/>
+                <w:sz w:val="18"/>
+                <w:szCs w:val="18"/>
+              </w:rPr>
+              <w:t>/</w:t>
+            </w:r>
+            <w:proofErr w:type="spellStart"/>
+            <w:r>
+              <w:rPr>
+                <w:rFonts w:ascii="Courier New" w:eastAsia="Courier New" w:hAnsi="Courier New" w:cs="Courier New"/>
+                <w:color w:val="F8F8F2"/>
+                <w:sz w:val="18"/>
+                <w:szCs w:val="18"/>
+              </w:rPr>
+              <w:t>vm_simulation_system</w:t>
+            </w:r>
+            <w:proofErr w:type="spellEnd"/>
           </w:p>
           <w:p>
             <w:pPr>
@@ -3355,8 +4142,59 @@
                 <w:sz w:val="18"/>
                 <w:szCs w:val="18"/>
               </w:rPr>
-              <w:t>cd ~/catkin_ws/src/vm_simulation_system</w:t>
-            </w:r>
+              <w:t>cd ~/</w:t>
+            </w:r>
+            <w:proofErr w:type="spellStart"/>
+            <w:r>
+              <w:rPr>
+                <w:rFonts w:ascii="Courier New" w:eastAsia="Courier New" w:hAnsi="Courier New" w:cs="Courier New"/>
+                <w:color w:val="F8F8F2"/>
+                <w:sz w:val="18"/>
+                <w:szCs w:val="18"/>
+              </w:rPr>
+              <w:t>catkin_ws</w:t>
+            </w:r>
+            <w:proofErr w:type="spellEnd"/>
+            <w:r>
+              <w:rPr>
+                <w:rFonts w:ascii="Courier New" w:eastAsia="Courier New" w:hAnsi="Courier New" w:cs="Courier New"/>
+                <w:color w:val="F8F8F2"/>
+                <w:sz w:val="18"/>
+                <w:szCs w:val="18"/>
+              </w:rPr>
+              <w:t>/</w:t>
+            </w:r>
+            <w:proofErr w:type="spellStart"/>
+            <w:r>
+              <w:rPr>
+                <w:rFonts w:ascii="Courier New" w:eastAsia="Courier New" w:hAnsi="Courier New" w:cs="Courier New"/>
+                <w:color w:val="F8F8F2"/>
+                <w:sz w:val="18"/>
+                <w:szCs w:val="18"/>
+              </w:rPr>
+              <w:t>src</w:t>
+            </w:r>
+            <w:proofErr w:type="spellEnd"/>
+            <w:r>
+              <w:rPr>
+                <w:rFonts w:ascii="Courier New" w:eastAsia="Courier New" w:hAnsi="Courier New" w:cs="Courier New"/>
+                <w:color w:val="F8F8F2"/>
+                <w:sz w:val="18"/>
+                <w:szCs w:val="18"/>
+              </w:rPr>
+              <w:t>/</w:t>
+            </w:r>
+            <w:proofErr w:type="spellStart"/>
+            <w:r>
+              <w:rPr>
+                <w:rFonts w:ascii="Courier New" w:eastAsia="Courier New" w:hAnsi="Courier New" w:cs="Courier New"/>
+                <w:color w:val="F8F8F2"/>
+                <w:sz w:val="18"/>
+                <w:szCs w:val="18"/>
+              </w:rPr>
+              <w:t>vm_simulation_system</w:t>
+            </w:r>
+            <w:proofErr w:type="spellEnd"/>
           </w:p>
           <w:p>
             <w:pPr>
@@ -3753,7 +4591,21 @@
         <w:rPr>
           <w:color w:val="1A1A1A"/>
         </w:rPr>
-        <w:t>Start each component in the order below. Robot 1 and Robot 2 terminals can be started roughly in parallel, but the GPU server and roscore must come first.</w:t>
+        <w:t xml:space="preserve">Start each component in the order below. Robot 1 and Robot 2 terminals can be started roughly in parallel, but the GPU server and </w:t>
+      </w:r>
+      <w:proofErr w:type="spellStart"/>
+      <w:r>
+        <w:rPr>
+          <w:color w:val="1A1A1A"/>
+        </w:rPr>
+        <w:t>roscore</w:t>
+      </w:r>
+      <w:proofErr w:type="spellEnd"/>
+      <w:r>
+        <w:rPr>
+          <w:color w:val="1A1A1A"/>
+        </w:rPr>
+        <w:t xml:space="preserve"> must come first.</w:t>
       </w:r>
     </w:p>
     <w:p>
@@ -3856,21 +4708,61 @@
                 <w:sz w:val="18"/>
                 <w:szCs w:val="18"/>
               </w:rPr>
-              <w:t>cd Desktop\UR3e_Hybrid_System\host_gpu_system</w:t>
-            </w:r>
+              <w:t xml:space="preserve">cd </w:t>
+            </w:r>
+            <w:r>
+              <w:rPr>
+                <w:rFonts w:ascii="Courier New" w:eastAsia="Courier New" w:hAnsi="Courier New" w:cs="Courier New"/>
+                <w:color w:val="F8F8F2"/>
+                <w:sz w:val="18"/>
+                <w:szCs w:val="18"/>
+              </w:rPr>
+              <w:t>{path}</w:t>
+            </w:r>
+            <w:r>
+              <w:rPr>
+                <w:rFonts w:ascii="Courier New" w:eastAsia="Courier New" w:hAnsi="Courier New" w:cs="Courier New"/>
+                <w:color w:val="F8F8F2"/>
+                <w:sz w:val="18"/>
+                <w:szCs w:val="18"/>
+              </w:rPr>
+              <w:t>\</w:t>
+            </w:r>
+            <w:proofErr w:type="spellStart"/>
+            <w:r>
+              <w:rPr>
+                <w:rFonts w:ascii="Courier New" w:eastAsia="Courier New" w:hAnsi="Courier New" w:cs="Courier New"/>
+                <w:color w:val="F8F8F2"/>
+                <w:sz w:val="18"/>
+                <w:szCs w:val="18"/>
+              </w:rPr>
+              <w:t>host_gpu_system</w:t>
+            </w:r>
+            <w:proofErr w:type="spellEnd"/>
           </w:p>
           <w:p>
             <w:pPr>
               <w:spacing w:before="20" w:after="20"/>
             </w:pPr>
-            <w:r>
-              <w:rPr>
-                <w:rFonts w:ascii="Courier New" w:eastAsia="Courier New" w:hAnsi="Courier New" w:cs="Courier New"/>
-                <w:color w:val="F8F8F2"/>
-                <w:sz w:val="18"/>
-                <w:szCs w:val="18"/>
-              </w:rPr>
-              <w:t>venv\Scripts\activate</w:t>
+            <w:proofErr w:type="spellStart"/>
+            <w:r>
+              <w:rPr>
+                <w:rFonts w:ascii="Courier New" w:eastAsia="Courier New" w:hAnsi="Courier New" w:cs="Courier New"/>
+                <w:color w:val="F8F8F2"/>
+                <w:sz w:val="18"/>
+                <w:szCs w:val="18"/>
+              </w:rPr>
+              <w:t>venv</w:t>
+            </w:r>
+            <w:proofErr w:type="spellEnd"/>
+            <w:r>
+              <w:rPr>
+                <w:rFonts w:ascii="Courier New" w:eastAsia="Courier New" w:hAnsi="Courier New" w:cs="Courier New"/>
+                <w:color w:val="F8F8F2"/>
+                <w:sz w:val="18"/>
+                <w:szCs w:val="18"/>
+              </w:rPr>
+              <w:t>\Scripts\activate</w:t>
             </w:r>
           </w:p>
           <w:p>
@@ -3983,6 +4875,7 @@
             <w:pPr>
               <w:spacing w:before="20" w:after="20"/>
             </w:pPr>
+            <w:proofErr w:type="spellStart"/>
             <w:r>
               <w:rPr>
                 <w:rFonts w:ascii="Courier New" w:eastAsia="Courier New" w:hAnsi="Courier New" w:cs="Courier New"/>
@@ -3992,6 +4885,7 @@
               </w:rPr>
               <w:t>roscore</w:t>
             </w:r>
+            <w:proofErr w:type="spellEnd"/>
           </w:p>
         </w:tc>
       </w:tr>
@@ -4096,21 +4990,83 @@
                 <w:sz w:val="18"/>
                 <w:szCs w:val="18"/>
               </w:rPr>
-              <w:t>source ~/catkin_ws/install_isolated/setup.bash</w:t>
-            </w:r>
+              <w:t>source ~/</w:t>
+            </w:r>
+            <w:proofErr w:type="spellStart"/>
+            <w:r>
+              <w:rPr>
+                <w:rFonts w:ascii="Courier New" w:eastAsia="Courier New" w:hAnsi="Courier New" w:cs="Courier New"/>
+                <w:color w:val="F8F8F2"/>
+                <w:sz w:val="18"/>
+                <w:szCs w:val="18"/>
+              </w:rPr>
+              <w:t>catkin_ws</w:t>
+            </w:r>
+            <w:proofErr w:type="spellEnd"/>
+            <w:r>
+              <w:rPr>
+                <w:rFonts w:ascii="Courier New" w:eastAsia="Courier New" w:hAnsi="Courier New" w:cs="Courier New"/>
+                <w:color w:val="F8F8F2"/>
+                <w:sz w:val="18"/>
+                <w:szCs w:val="18"/>
+              </w:rPr>
+              <w:t>/</w:t>
+            </w:r>
+            <w:proofErr w:type="spellStart"/>
+            <w:r>
+              <w:rPr>
+                <w:rFonts w:ascii="Courier New" w:eastAsia="Courier New" w:hAnsi="Courier New" w:cs="Courier New"/>
+                <w:color w:val="F8F8F2"/>
+                <w:sz w:val="18"/>
+                <w:szCs w:val="18"/>
+              </w:rPr>
+              <w:t>install_isolated</w:t>
+            </w:r>
+            <w:proofErr w:type="spellEnd"/>
+            <w:r>
+              <w:rPr>
+                <w:rFonts w:ascii="Courier New" w:eastAsia="Courier New" w:hAnsi="Courier New" w:cs="Courier New"/>
+                <w:color w:val="F8F8F2"/>
+                <w:sz w:val="18"/>
+                <w:szCs w:val="18"/>
+              </w:rPr>
+              <w:t>/</w:t>
+            </w:r>
+            <w:proofErr w:type="spellStart"/>
+            <w:r>
+              <w:rPr>
+                <w:rFonts w:ascii="Courier New" w:eastAsia="Courier New" w:hAnsi="Courier New" w:cs="Courier New"/>
+                <w:color w:val="F8F8F2"/>
+                <w:sz w:val="18"/>
+                <w:szCs w:val="18"/>
+              </w:rPr>
+              <w:t>setup.bash</w:t>
+            </w:r>
+            <w:proofErr w:type="spellEnd"/>
           </w:p>
           <w:p>
             <w:pPr>
               <w:spacing w:before="20" w:after="20"/>
             </w:pPr>
-            <w:r>
-              <w:rPr>
-                <w:rFonts w:ascii="Courier New" w:eastAsia="Courier New" w:hAnsi="Courier New" w:cs="Courier New"/>
-                <w:color w:val="F8F8F2"/>
-                <w:sz w:val="18"/>
-                <w:szCs w:val="18"/>
-              </w:rPr>
-              <w:t>roslaunch ~/robot1_bringup.launch</w:t>
+            <w:proofErr w:type="spellStart"/>
+            <w:r>
+              <w:rPr>
+                <w:rFonts w:ascii="Courier New" w:eastAsia="Courier New" w:hAnsi="Courier New" w:cs="Courier New"/>
+                <w:color w:val="F8F8F2"/>
+                <w:sz w:val="18"/>
+                <w:szCs w:val="18"/>
+              </w:rPr>
+              <w:t>roslaunch</w:t>
+            </w:r>
+            <w:proofErr w:type="spellEnd"/>
+            <w:r>
+              <w:rPr>
+                <w:rFonts w:ascii="Courier New" w:eastAsia="Courier New" w:hAnsi="Courier New" w:cs="Courier New"/>
+                <w:color w:val="F8F8F2"/>
+                <w:sz w:val="18"/>
+                <w:szCs w:val="18"/>
+              </w:rPr>
+              <w:t xml:space="preserve"> ~/robot1_bringup.launch</w:t>
             </w:r>
           </w:p>
         </w:tc>
@@ -4249,8 +5205,59 @@
                 <w:sz w:val="18"/>
                 <w:szCs w:val="18"/>
               </w:rPr>
-              <w:t>source ~/catkin_ws/install_isolated/setup.bash</w:t>
-            </w:r>
+              <w:t>source ~/</w:t>
+            </w:r>
+            <w:proofErr w:type="spellStart"/>
+            <w:r>
+              <w:rPr>
+                <w:rFonts w:ascii="Courier New" w:eastAsia="Courier New" w:hAnsi="Courier New" w:cs="Courier New"/>
+                <w:color w:val="F8F8F2"/>
+                <w:sz w:val="18"/>
+                <w:szCs w:val="18"/>
+              </w:rPr>
+              <w:t>catkin_ws</w:t>
+            </w:r>
+            <w:proofErr w:type="spellEnd"/>
+            <w:r>
+              <w:rPr>
+                <w:rFonts w:ascii="Courier New" w:eastAsia="Courier New" w:hAnsi="Courier New" w:cs="Courier New"/>
+                <w:color w:val="F8F8F2"/>
+                <w:sz w:val="18"/>
+                <w:szCs w:val="18"/>
+              </w:rPr>
+              <w:t>/</w:t>
+            </w:r>
+            <w:proofErr w:type="spellStart"/>
+            <w:r>
+              <w:rPr>
+                <w:rFonts w:ascii="Courier New" w:eastAsia="Courier New" w:hAnsi="Courier New" w:cs="Courier New"/>
+                <w:color w:val="F8F8F2"/>
+                <w:sz w:val="18"/>
+                <w:szCs w:val="18"/>
+              </w:rPr>
+              <w:t>install_isolated</w:t>
+            </w:r>
+            <w:proofErr w:type="spellEnd"/>
+            <w:r>
+              <w:rPr>
+                <w:rFonts w:ascii="Courier New" w:eastAsia="Courier New" w:hAnsi="Courier New" w:cs="Courier New"/>
+                <w:color w:val="F8F8F2"/>
+                <w:sz w:val="18"/>
+                <w:szCs w:val="18"/>
+              </w:rPr>
+              <w:t>/</w:t>
+            </w:r>
+            <w:proofErr w:type="spellStart"/>
+            <w:r>
+              <w:rPr>
+                <w:rFonts w:ascii="Courier New" w:eastAsia="Courier New" w:hAnsi="Courier New" w:cs="Courier New"/>
+                <w:color w:val="F8F8F2"/>
+                <w:sz w:val="18"/>
+                <w:szCs w:val="18"/>
+              </w:rPr>
+              <w:t>setup.bash</w:t>
+            </w:r>
+            <w:proofErr w:type="spellEnd"/>
           </w:p>
           <w:p>
             <w:pPr>
@@ -4263,7 +5270,27 @@
                 <w:sz w:val="18"/>
                 <w:szCs w:val="18"/>
               </w:rPr>
-              <w:t>ROS_NAMESPACE=ur3e_robot1 rosrun robotiq_2f_gripper_control \</w:t>
+              <w:t xml:space="preserve">ROS_NAMESPACE=ur3e_robot1 </w:t>
+            </w:r>
+            <w:proofErr w:type="spellStart"/>
+            <w:r>
+              <w:rPr>
+                <w:rFonts w:ascii="Courier New" w:eastAsia="Courier New" w:hAnsi="Courier New" w:cs="Courier New"/>
+                <w:color w:val="F8F8F2"/>
+                <w:sz w:val="18"/>
+                <w:szCs w:val="18"/>
+              </w:rPr>
+              <w:t>rosrun</w:t>
+            </w:r>
+            <w:proofErr w:type="spellEnd"/>
+            <w:r>
+              <w:rPr>
+                <w:rFonts w:ascii="Courier New" w:eastAsia="Courier New" w:hAnsi="Courier New" w:cs="Courier New"/>
+                <w:color w:val="F8F8F2"/>
+                <w:sz w:val="18"/>
+                <w:szCs w:val="18"/>
+              </w:rPr>
+              <w:t xml:space="preserve"> robotiq_2f_gripper_control \</w:t>
             </w:r>
           </w:p>
           <w:p>
@@ -4277,8 +5304,59 @@
                 <w:sz w:val="18"/>
                 <w:szCs w:val="18"/>
               </w:rPr>
-              <w:t xml:space="preserve">  Robotiq2FGripperRtuNode.py /tmp/ttyUR __name:=gripper_node</w:t>
-            </w:r>
+              <w:t xml:space="preserve">  Robotiq2FGripperRtuNode.py /</w:t>
+            </w:r>
+            <w:proofErr w:type="spellStart"/>
+            <w:r>
+              <w:rPr>
+                <w:rFonts w:ascii="Courier New" w:eastAsia="Courier New" w:hAnsi="Courier New" w:cs="Courier New"/>
+                <w:color w:val="F8F8F2"/>
+                <w:sz w:val="18"/>
+                <w:szCs w:val="18"/>
+              </w:rPr>
+              <w:t>tmp</w:t>
+            </w:r>
+            <w:proofErr w:type="spellEnd"/>
+            <w:r>
+              <w:rPr>
+                <w:rFonts w:ascii="Courier New" w:eastAsia="Courier New" w:hAnsi="Courier New" w:cs="Courier New"/>
+                <w:color w:val="F8F8F2"/>
+                <w:sz w:val="18"/>
+                <w:szCs w:val="18"/>
+              </w:rPr>
+              <w:t>/</w:t>
+            </w:r>
+            <w:proofErr w:type="spellStart"/>
+            <w:r>
+              <w:rPr>
+                <w:rFonts w:ascii="Courier New" w:eastAsia="Courier New" w:hAnsi="Courier New" w:cs="Courier New"/>
+                <w:color w:val="F8F8F2"/>
+                <w:sz w:val="18"/>
+                <w:szCs w:val="18"/>
+              </w:rPr>
+              <w:t>ttyUR</w:t>
+            </w:r>
+            <w:proofErr w:type="spellEnd"/>
+            <w:r>
+              <w:rPr>
+                <w:rFonts w:ascii="Courier New" w:eastAsia="Courier New" w:hAnsi="Courier New" w:cs="Courier New"/>
+                <w:color w:val="F8F8F2"/>
+                <w:sz w:val="18"/>
+                <w:szCs w:val="18"/>
+              </w:rPr>
+              <w:t xml:space="preserve"> __name:=</w:t>
+            </w:r>
+            <w:proofErr w:type="spellStart"/>
+            <w:r>
+              <w:rPr>
+                <w:rFonts w:ascii="Courier New" w:eastAsia="Courier New" w:hAnsi="Courier New" w:cs="Courier New"/>
+                <w:color w:val="F8F8F2"/>
+                <w:sz w:val="18"/>
+                <w:szCs w:val="18"/>
+              </w:rPr>
+              <w:t>gripper_node</w:t>
+            </w:r>
+            <w:proofErr w:type="spellEnd"/>
           </w:p>
         </w:tc>
       </w:tr>
@@ -4376,14 +5454,45 @@
             <w:pPr>
               <w:spacing w:before="20" w:after="20"/>
             </w:pPr>
-            <w:r>
-              <w:rPr>
-                <w:rFonts w:ascii="Courier New" w:eastAsia="Courier New" w:hAnsi="Courier New" w:cs="Courier New"/>
-                <w:color w:val="F8F8F2"/>
-                <w:sz w:val="18"/>
-                <w:szCs w:val="18"/>
-              </w:rPr>
-              <w:t>roslaunch realsense2_camera rs_camera.launch \</w:t>
+            <w:proofErr w:type="spellStart"/>
+            <w:r>
+              <w:rPr>
+                <w:rFonts w:ascii="Courier New" w:eastAsia="Courier New" w:hAnsi="Courier New" w:cs="Courier New"/>
+                <w:color w:val="F8F8F2"/>
+                <w:sz w:val="18"/>
+                <w:szCs w:val="18"/>
+              </w:rPr>
+              <w:t>roslaunch</w:t>
+            </w:r>
+            <w:proofErr w:type="spellEnd"/>
+            <w:r>
+              <w:rPr>
+                <w:rFonts w:ascii="Courier New" w:eastAsia="Courier New" w:hAnsi="Courier New" w:cs="Courier New"/>
+                <w:color w:val="F8F8F2"/>
+                <w:sz w:val="18"/>
+                <w:szCs w:val="18"/>
+              </w:rPr>
+              <w:t xml:space="preserve"> realsense2_camera </w:t>
+            </w:r>
+            <w:proofErr w:type="spellStart"/>
+            <w:r>
+              <w:rPr>
+                <w:rFonts w:ascii="Courier New" w:eastAsia="Courier New" w:hAnsi="Courier New" w:cs="Courier New"/>
+                <w:color w:val="F8F8F2"/>
+                <w:sz w:val="18"/>
+                <w:szCs w:val="18"/>
+              </w:rPr>
+              <w:t>rs_camera.launch</w:t>
+            </w:r>
+            <w:proofErr w:type="spellEnd"/>
+            <w:r>
+              <w:rPr>
+                <w:rFonts w:ascii="Courier New" w:eastAsia="Courier New" w:hAnsi="Courier New" w:cs="Courier New"/>
+                <w:color w:val="F8F8F2"/>
+                <w:sz w:val="18"/>
+                <w:szCs w:val="18"/>
+              </w:rPr>
+              <w:t xml:space="preserve"> \</w:t>
             </w:r>
           </w:p>
           <w:p>
@@ -4397,7 +5506,27 @@
                 <w:sz w:val="18"/>
                 <w:szCs w:val="18"/>
               </w:rPr>
-              <w:t xml:space="preserve">  align_depth:=true \</w:t>
+              <w:t xml:space="preserve">  </w:t>
+            </w:r>
+            <w:proofErr w:type="spellStart"/>
+            <w:r>
+              <w:rPr>
+                <w:rFonts w:ascii="Courier New" w:eastAsia="Courier New" w:hAnsi="Courier New" w:cs="Courier New"/>
+                <w:color w:val="F8F8F2"/>
+                <w:sz w:val="18"/>
+                <w:szCs w:val="18"/>
+              </w:rPr>
+              <w:t>align_depth</w:t>
+            </w:r>
+            <w:proofErr w:type="spellEnd"/>
+            <w:r>
+              <w:rPr>
+                <w:rFonts w:ascii="Courier New" w:eastAsia="Courier New" w:hAnsi="Courier New" w:cs="Courier New"/>
+                <w:color w:val="F8F8F2"/>
+                <w:sz w:val="18"/>
+                <w:szCs w:val="18"/>
+              </w:rPr>
+              <w:t>:=true \</w:t>
             </w:r>
           </w:p>
           <w:p>
@@ -4411,7 +5540,27 @@
                 <w:sz w:val="18"/>
                 <w:szCs w:val="18"/>
               </w:rPr>
-              <w:t xml:space="preserve">  depth_width:=1280 \</w:t>
+              <w:t xml:space="preserve">  </w:t>
+            </w:r>
+            <w:proofErr w:type="spellStart"/>
+            <w:r>
+              <w:rPr>
+                <w:rFonts w:ascii="Courier New" w:eastAsia="Courier New" w:hAnsi="Courier New" w:cs="Courier New"/>
+                <w:color w:val="F8F8F2"/>
+                <w:sz w:val="18"/>
+                <w:szCs w:val="18"/>
+              </w:rPr>
+              <w:t>depth_width</w:t>
+            </w:r>
+            <w:proofErr w:type="spellEnd"/>
+            <w:r>
+              <w:rPr>
+                <w:rFonts w:ascii="Courier New" w:eastAsia="Courier New" w:hAnsi="Courier New" w:cs="Courier New"/>
+                <w:color w:val="F8F8F2"/>
+                <w:sz w:val="18"/>
+                <w:szCs w:val="18"/>
+              </w:rPr>
+              <w:t>:=1280 \</w:t>
             </w:r>
           </w:p>
           <w:p>
@@ -4425,7 +5574,27 @@
                 <w:sz w:val="18"/>
                 <w:szCs w:val="18"/>
               </w:rPr>
-              <w:t xml:space="preserve">  depth_height:=720 \</w:t>
+              <w:t xml:space="preserve">  </w:t>
+            </w:r>
+            <w:proofErr w:type="spellStart"/>
+            <w:r>
+              <w:rPr>
+                <w:rFonts w:ascii="Courier New" w:eastAsia="Courier New" w:hAnsi="Courier New" w:cs="Courier New"/>
+                <w:color w:val="F8F8F2"/>
+                <w:sz w:val="18"/>
+                <w:szCs w:val="18"/>
+              </w:rPr>
+              <w:t>depth_height</w:t>
+            </w:r>
+            <w:proofErr w:type="spellEnd"/>
+            <w:r>
+              <w:rPr>
+                <w:rFonts w:ascii="Courier New" w:eastAsia="Courier New" w:hAnsi="Courier New" w:cs="Courier New"/>
+                <w:color w:val="F8F8F2"/>
+                <w:sz w:val="18"/>
+                <w:szCs w:val="18"/>
+              </w:rPr>
+              <w:t>:=720 \</w:t>
             </w:r>
           </w:p>
           <w:p>
@@ -4439,7 +5608,27 @@
                 <w:sz w:val="18"/>
                 <w:szCs w:val="18"/>
               </w:rPr>
-              <w:t xml:space="preserve">  depth_fps:=30</w:t>
+              <w:t xml:space="preserve">  </w:t>
+            </w:r>
+            <w:proofErr w:type="spellStart"/>
+            <w:r>
+              <w:rPr>
+                <w:rFonts w:ascii="Courier New" w:eastAsia="Courier New" w:hAnsi="Courier New" w:cs="Courier New"/>
+                <w:color w:val="F8F8F2"/>
+                <w:sz w:val="18"/>
+                <w:szCs w:val="18"/>
+              </w:rPr>
+              <w:t>depth_fps</w:t>
+            </w:r>
+            <w:proofErr w:type="spellEnd"/>
+            <w:r>
+              <w:rPr>
+                <w:rFonts w:ascii="Courier New" w:eastAsia="Courier New" w:hAnsi="Courier New" w:cs="Courier New"/>
+                <w:color w:val="F8F8F2"/>
+                <w:sz w:val="18"/>
+                <w:szCs w:val="18"/>
+              </w:rPr>
+              <w:t>:=30</w:t>
             </w:r>
           </w:p>
         </w:tc>
@@ -4545,21 +5734,83 @@
                 <w:sz w:val="18"/>
                 <w:szCs w:val="18"/>
               </w:rPr>
-              <w:t>source ~/catkin_ws/install_isolated/setup.bash</w:t>
-            </w:r>
+              <w:t>source ~/</w:t>
+            </w:r>
+            <w:proofErr w:type="spellStart"/>
+            <w:r>
+              <w:rPr>
+                <w:rFonts w:ascii="Courier New" w:eastAsia="Courier New" w:hAnsi="Courier New" w:cs="Courier New"/>
+                <w:color w:val="F8F8F2"/>
+                <w:sz w:val="18"/>
+                <w:szCs w:val="18"/>
+              </w:rPr>
+              <w:t>catkin_ws</w:t>
+            </w:r>
+            <w:proofErr w:type="spellEnd"/>
+            <w:r>
+              <w:rPr>
+                <w:rFonts w:ascii="Courier New" w:eastAsia="Courier New" w:hAnsi="Courier New" w:cs="Courier New"/>
+                <w:color w:val="F8F8F2"/>
+                <w:sz w:val="18"/>
+                <w:szCs w:val="18"/>
+              </w:rPr>
+              <w:t>/</w:t>
+            </w:r>
+            <w:proofErr w:type="spellStart"/>
+            <w:r>
+              <w:rPr>
+                <w:rFonts w:ascii="Courier New" w:eastAsia="Courier New" w:hAnsi="Courier New" w:cs="Courier New"/>
+                <w:color w:val="F8F8F2"/>
+                <w:sz w:val="18"/>
+                <w:szCs w:val="18"/>
+              </w:rPr>
+              <w:t>install_isolated</w:t>
+            </w:r>
+            <w:proofErr w:type="spellEnd"/>
+            <w:r>
+              <w:rPr>
+                <w:rFonts w:ascii="Courier New" w:eastAsia="Courier New" w:hAnsi="Courier New" w:cs="Courier New"/>
+                <w:color w:val="F8F8F2"/>
+                <w:sz w:val="18"/>
+                <w:szCs w:val="18"/>
+              </w:rPr>
+              <w:t>/</w:t>
+            </w:r>
+            <w:proofErr w:type="spellStart"/>
+            <w:r>
+              <w:rPr>
+                <w:rFonts w:ascii="Courier New" w:eastAsia="Courier New" w:hAnsi="Courier New" w:cs="Courier New"/>
+                <w:color w:val="F8F8F2"/>
+                <w:sz w:val="18"/>
+                <w:szCs w:val="18"/>
+              </w:rPr>
+              <w:t>setup.bash</w:t>
+            </w:r>
+            <w:proofErr w:type="spellEnd"/>
           </w:p>
           <w:p>
             <w:pPr>
               <w:spacing w:before="20" w:after="20"/>
             </w:pPr>
-            <w:r>
-              <w:rPr>
-                <w:rFonts w:ascii="Courier New" w:eastAsia="Courier New" w:hAnsi="Courier New" w:cs="Courier New"/>
-                <w:color w:val="F8F8F2"/>
-                <w:sz w:val="18"/>
-                <w:szCs w:val="18"/>
-              </w:rPr>
-              <w:t>roslaunch ~/robot2_bringup.launch</w:t>
+            <w:proofErr w:type="spellStart"/>
+            <w:r>
+              <w:rPr>
+                <w:rFonts w:ascii="Courier New" w:eastAsia="Courier New" w:hAnsi="Courier New" w:cs="Courier New"/>
+                <w:color w:val="F8F8F2"/>
+                <w:sz w:val="18"/>
+                <w:szCs w:val="18"/>
+              </w:rPr>
+              <w:t>roslaunch</w:t>
+            </w:r>
+            <w:proofErr w:type="spellEnd"/>
+            <w:r>
+              <w:rPr>
+                <w:rFonts w:ascii="Courier New" w:eastAsia="Courier New" w:hAnsi="Courier New" w:cs="Courier New"/>
+                <w:color w:val="F8F8F2"/>
+                <w:sz w:val="18"/>
+                <w:szCs w:val="18"/>
+              </w:rPr>
+              <w:t xml:space="preserve"> ~/robot2_bringup.launch</w:t>
             </w:r>
           </w:p>
         </w:tc>
@@ -4698,8 +5949,59 @@
                 <w:sz w:val="18"/>
                 <w:szCs w:val="18"/>
               </w:rPr>
-              <w:t>source ~/catkin_ws/install_isolated/setup.bash</w:t>
-            </w:r>
+              <w:t>source ~/</w:t>
+            </w:r>
+            <w:proofErr w:type="spellStart"/>
+            <w:r>
+              <w:rPr>
+                <w:rFonts w:ascii="Courier New" w:eastAsia="Courier New" w:hAnsi="Courier New" w:cs="Courier New"/>
+                <w:color w:val="F8F8F2"/>
+                <w:sz w:val="18"/>
+                <w:szCs w:val="18"/>
+              </w:rPr>
+              <w:t>catkin_ws</w:t>
+            </w:r>
+            <w:proofErr w:type="spellEnd"/>
+            <w:r>
+              <w:rPr>
+                <w:rFonts w:ascii="Courier New" w:eastAsia="Courier New" w:hAnsi="Courier New" w:cs="Courier New"/>
+                <w:color w:val="F8F8F2"/>
+                <w:sz w:val="18"/>
+                <w:szCs w:val="18"/>
+              </w:rPr>
+              <w:t>/</w:t>
+            </w:r>
+            <w:proofErr w:type="spellStart"/>
+            <w:r>
+              <w:rPr>
+                <w:rFonts w:ascii="Courier New" w:eastAsia="Courier New" w:hAnsi="Courier New" w:cs="Courier New"/>
+                <w:color w:val="F8F8F2"/>
+                <w:sz w:val="18"/>
+                <w:szCs w:val="18"/>
+              </w:rPr>
+              <w:t>install_isolated</w:t>
+            </w:r>
+            <w:proofErr w:type="spellEnd"/>
+            <w:r>
+              <w:rPr>
+                <w:rFonts w:ascii="Courier New" w:eastAsia="Courier New" w:hAnsi="Courier New" w:cs="Courier New"/>
+                <w:color w:val="F8F8F2"/>
+                <w:sz w:val="18"/>
+                <w:szCs w:val="18"/>
+              </w:rPr>
+              <w:t>/</w:t>
+            </w:r>
+            <w:proofErr w:type="spellStart"/>
+            <w:r>
+              <w:rPr>
+                <w:rFonts w:ascii="Courier New" w:eastAsia="Courier New" w:hAnsi="Courier New" w:cs="Courier New"/>
+                <w:color w:val="F8F8F2"/>
+                <w:sz w:val="18"/>
+                <w:szCs w:val="18"/>
+              </w:rPr>
+              <w:t>setup.bash</w:t>
+            </w:r>
+            <w:proofErr w:type="spellEnd"/>
           </w:p>
           <w:p>
             <w:pPr>
@@ -4712,7 +6014,27 @@
                 <w:sz w:val="18"/>
                 <w:szCs w:val="18"/>
               </w:rPr>
-              <w:t>ROS_NAMESPACE=ur3e_robot2 rosrun robotiq_2f_gripper_control \</w:t>
+              <w:t xml:space="preserve">ROS_NAMESPACE=ur3e_robot2 </w:t>
+            </w:r>
+            <w:proofErr w:type="spellStart"/>
+            <w:r>
+              <w:rPr>
+                <w:rFonts w:ascii="Courier New" w:eastAsia="Courier New" w:hAnsi="Courier New" w:cs="Courier New"/>
+                <w:color w:val="F8F8F2"/>
+                <w:sz w:val="18"/>
+                <w:szCs w:val="18"/>
+              </w:rPr>
+              <w:t>rosrun</w:t>
+            </w:r>
+            <w:proofErr w:type="spellEnd"/>
+            <w:r>
+              <w:rPr>
+                <w:rFonts w:ascii="Courier New" w:eastAsia="Courier New" w:hAnsi="Courier New" w:cs="Courier New"/>
+                <w:color w:val="F8F8F2"/>
+                <w:sz w:val="18"/>
+                <w:szCs w:val="18"/>
+              </w:rPr>
+              <w:t xml:space="preserve"> robotiq_2f_gripper_control \</w:t>
             </w:r>
           </w:p>
           <w:p>
@@ -4726,8 +6048,39 @@
                 <w:sz w:val="18"/>
                 <w:szCs w:val="18"/>
               </w:rPr>
-              <w:t xml:space="preserve">  Robotiq2FGripperRtuNode.py /tmp/ttyUR2 __name:=gripper_node</w:t>
-            </w:r>
+              <w:t xml:space="preserve">  Robotiq2FGripperRtuNode.py /</w:t>
+            </w:r>
+            <w:proofErr w:type="spellStart"/>
+            <w:r>
+              <w:rPr>
+                <w:rFonts w:ascii="Courier New" w:eastAsia="Courier New" w:hAnsi="Courier New" w:cs="Courier New"/>
+                <w:color w:val="F8F8F2"/>
+                <w:sz w:val="18"/>
+                <w:szCs w:val="18"/>
+              </w:rPr>
+              <w:t>tmp</w:t>
+            </w:r>
+            <w:proofErr w:type="spellEnd"/>
+            <w:r>
+              <w:rPr>
+                <w:rFonts w:ascii="Courier New" w:eastAsia="Courier New" w:hAnsi="Courier New" w:cs="Courier New"/>
+                <w:color w:val="F8F8F2"/>
+                <w:sz w:val="18"/>
+                <w:szCs w:val="18"/>
+              </w:rPr>
+              <w:t>/ttyUR2 __name:=</w:t>
+            </w:r>
+            <w:proofErr w:type="spellStart"/>
+            <w:r>
+              <w:rPr>
+                <w:rFonts w:ascii="Courier New" w:eastAsia="Courier New" w:hAnsi="Courier New" w:cs="Courier New"/>
+                <w:color w:val="F8F8F2"/>
+                <w:sz w:val="18"/>
+                <w:szCs w:val="18"/>
+              </w:rPr>
+              <w:t>gripper_node</w:t>
+            </w:r>
+            <w:proofErr w:type="spellEnd"/>
           </w:p>
         </w:tc>
       </w:tr>
@@ -4825,14 +6178,45 @@
             <w:pPr>
               <w:spacing w:before="20" w:after="20"/>
             </w:pPr>
-            <w:r>
-              <w:rPr>
-                <w:rFonts w:ascii="Courier New" w:eastAsia="Courier New" w:hAnsi="Courier New" w:cs="Courier New"/>
-                <w:color w:val="F8F8F2"/>
-                <w:sz w:val="18"/>
-                <w:szCs w:val="18"/>
-              </w:rPr>
-              <w:t>roslaunch realsense2_camera rs_camera.launch \</w:t>
+            <w:proofErr w:type="spellStart"/>
+            <w:r>
+              <w:rPr>
+                <w:rFonts w:ascii="Courier New" w:eastAsia="Courier New" w:hAnsi="Courier New" w:cs="Courier New"/>
+                <w:color w:val="F8F8F2"/>
+                <w:sz w:val="18"/>
+                <w:szCs w:val="18"/>
+              </w:rPr>
+              <w:t>roslaunch</w:t>
+            </w:r>
+            <w:proofErr w:type="spellEnd"/>
+            <w:r>
+              <w:rPr>
+                <w:rFonts w:ascii="Courier New" w:eastAsia="Courier New" w:hAnsi="Courier New" w:cs="Courier New"/>
+                <w:color w:val="F8F8F2"/>
+                <w:sz w:val="18"/>
+                <w:szCs w:val="18"/>
+              </w:rPr>
+              <w:t xml:space="preserve"> realsense2_camera </w:t>
+            </w:r>
+            <w:proofErr w:type="spellStart"/>
+            <w:r>
+              <w:rPr>
+                <w:rFonts w:ascii="Courier New" w:eastAsia="Courier New" w:hAnsi="Courier New" w:cs="Courier New"/>
+                <w:color w:val="F8F8F2"/>
+                <w:sz w:val="18"/>
+                <w:szCs w:val="18"/>
+              </w:rPr>
+              <w:t>rs_camera.launch</w:t>
+            </w:r>
+            <w:proofErr w:type="spellEnd"/>
+            <w:r>
+              <w:rPr>
+                <w:rFonts w:ascii="Courier New" w:eastAsia="Courier New" w:hAnsi="Courier New" w:cs="Courier New"/>
+                <w:color w:val="F8F8F2"/>
+                <w:sz w:val="18"/>
+                <w:szCs w:val="18"/>
+              </w:rPr>
+              <w:t xml:space="preserve"> \</w:t>
             </w:r>
           </w:p>
           <w:p>
@@ -4846,7 +6230,27 @@
                 <w:sz w:val="18"/>
                 <w:szCs w:val="18"/>
               </w:rPr>
-              <w:t xml:space="preserve">  align_depth:=true \</w:t>
+              <w:t xml:space="preserve">  </w:t>
+            </w:r>
+            <w:proofErr w:type="spellStart"/>
+            <w:r>
+              <w:rPr>
+                <w:rFonts w:ascii="Courier New" w:eastAsia="Courier New" w:hAnsi="Courier New" w:cs="Courier New"/>
+                <w:color w:val="F8F8F2"/>
+                <w:sz w:val="18"/>
+                <w:szCs w:val="18"/>
+              </w:rPr>
+              <w:t>align_depth</w:t>
+            </w:r>
+            <w:proofErr w:type="spellEnd"/>
+            <w:r>
+              <w:rPr>
+                <w:rFonts w:ascii="Courier New" w:eastAsia="Courier New" w:hAnsi="Courier New" w:cs="Courier New"/>
+                <w:color w:val="F8F8F2"/>
+                <w:sz w:val="18"/>
+                <w:szCs w:val="18"/>
+              </w:rPr>
+              <w:t>:=true \</w:t>
             </w:r>
           </w:p>
           <w:p>
@@ -4860,7 +6264,27 @@
                 <w:sz w:val="18"/>
                 <w:szCs w:val="18"/>
               </w:rPr>
-              <w:t xml:space="preserve">  depth_width:=1280 \</w:t>
+              <w:t xml:space="preserve">  </w:t>
+            </w:r>
+            <w:proofErr w:type="spellStart"/>
+            <w:r>
+              <w:rPr>
+                <w:rFonts w:ascii="Courier New" w:eastAsia="Courier New" w:hAnsi="Courier New" w:cs="Courier New"/>
+                <w:color w:val="F8F8F2"/>
+                <w:sz w:val="18"/>
+                <w:szCs w:val="18"/>
+              </w:rPr>
+              <w:t>depth_width</w:t>
+            </w:r>
+            <w:proofErr w:type="spellEnd"/>
+            <w:r>
+              <w:rPr>
+                <w:rFonts w:ascii="Courier New" w:eastAsia="Courier New" w:hAnsi="Courier New" w:cs="Courier New"/>
+                <w:color w:val="F8F8F2"/>
+                <w:sz w:val="18"/>
+                <w:szCs w:val="18"/>
+              </w:rPr>
+              <w:t>:=1280 \</w:t>
             </w:r>
           </w:p>
           <w:p>
@@ -4874,7 +6298,27 @@
                 <w:sz w:val="18"/>
                 <w:szCs w:val="18"/>
               </w:rPr>
-              <w:t xml:space="preserve">  depth_height:=720 \</w:t>
+              <w:t xml:space="preserve">  </w:t>
+            </w:r>
+            <w:proofErr w:type="spellStart"/>
+            <w:r>
+              <w:rPr>
+                <w:rFonts w:ascii="Courier New" w:eastAsia="Courier New" w:hAnsi="Courier New" w:cs="Courier New"/>
+                <w:color w:val="F8F8F2"/>
+                <w:sz w:val="18"/>
+                <w:szCs w:val="18"/>
+              </w:rPr>
+              <w:t>depth_height</w:t>
+            </w:r>
+            <w:proofErr w:type="spellEnd"/>
+            <w:r>
+              <w:rPr>
+                <w:rFonts w:ascii="Courier New" w:eastAsia="Courier New" w:hAnsi="Courier New" w:cs="Courier New"/>
+                <w:color w:val="F8F8F2"/>
+                <w:sz w:val="18"/>
+                <w:szCs w:val="18"/>
+              </w:rPr>
+              <w:t>:=720 \</w:t>
             </w:r>
           </w:p>
           <w:p>
@@ -4888,7 +6332,27 @@
                 <w:sz w:val="18"/>
                 <w:szCs w:val="18"/>
               </w:rPr>
-              <w:t xml:space="preserve">  depth_fps:=30 \</w:t>
+              <w:t xml:space="preserve">  </w:t>
+            </w:r>
+            <w:proofErr w:type="spellStart"/>
+            <w:r>
+              <w:rPr>
+                <w:rFonts w:ascii="Courier New" w:eastAsia="Courier New" w:hAnsi="Courier New" w:cs="Courier New"/>
+                <w:color w:val="F8F8F2"/>
+                <w:sz w:val="18"/>
+                <w:szCs w:val="18"/>
+              </w:rPr>
+              <w:t>depth_fps</w:t>
+            </w:r>
+            <w:proofErr w:type="spellEnd"/>
+            <w:r>
+              <w:rPr>
+                <w:rFonts w:ascii="Courier New" w:eastAsia="Courier New" w:hAnsi="Courier New" w:cs="Courier New"/>
+                <w:color w:val="F8F8F2"/>
+                <w:sz w:val="18"/>
+                <w:szCs w:val="18"/>
+              </w:rPr>
+              <w:t>:=30 \</w:t>
             </w:r>
           </w:p>
           <w:p>
@@ -5022,8 +6486,59 @@
                 <w:sz w:val="18"/>
                 <w:szCs w:val="18"/>
               </w:rPr>
-              <w:t>cd ~/catkin_ws/src/vm_simulation_system</w:t>
-            </w:r>
+              <w:t>cd ~/</w:t>
+            </w:r>
+            <w:proofErr w:type="spellStart"/>
+            <w:r>
+              <w:rPr>
+                <w:rFonts w:ascii="Courier New" w:eastAsia="Courier New" w:hAnsi="Courier New" w:cs="Courier New"/>
+                <w:color w:val="F8F8F2"/>
+                <w:sz w:val="18"/>
+                <w:szCs w:val="18"/>
+              </w:rPr>
+              <w:t>catkin_ws</w:t>
+            </w:r>
+            <w:proofErr w:type="spellEnd"/>
+            <w:r>
+              <w:rPr>
+                <w:rFonts w:ascii="Courier New" w:eastAsia="Courier New" w:hAnsi="Courier New" w:cs="Courier New"/>
+                <w:color w:val="F8F8F2"/>
+                <w:sz w:val="18"/>
+                <w:szCs w:val="18"/>
+              </w:rPr>
+              <w:t>/</w:t>
+            </w:r>
+            <w:proofErr w:type="spellStart"/>
+            <w:r>
+              <w:rPr>
+                <w:rFonts w:ascii="Courier New" w:eastAsia="Courier New" w:hAnsi="Courier New" w:cs="Courier New"/>
+                <w:color w:val="F8F8F2"/>
+                <w:sz w:val="18"/>
+                <w:szCs w:val="18"/>
+              </w:rPr>
+              <w:t>src</w:t>
+            </w:r>
+            <w:proofErr w:type="spellEnd"/>
+            <w:r>
+              <w:rPr>
+                <w:rFonts w:ascii="Courier New" w:eastAsia="Courier New" w:hAnsi="Courier New" w:cs="Courier New"/>
+                <w:color w:val="F8F8F2"/>
+                <w:sz w:val="18"/>
+                <w:szCs w:val="18"/>
+              </w:rPr>
+              <w:t>/</w:t>
+            </w:r>
+            <w:proofErr w:type="spellStart"/>
+            <w:r>
+              <w:rPr>
+                <w:rFonts w:ascii="Courier New" w:eastAsia="Courier New" w:hAnsi="Courier New" w:cs="Courier New"/>
+                <w:color w:val="F8F8F2"/>
+                <w:sz w:val="18"/>
+                <w:szCs w:val="18"/>
+              </w:rPr>
+              <w:t>vm_simulation_system</w:t>
+            </w:r>
+            <w:proofErr w:type="spellEnd"/>
           </w:p>
           <w:p>
             <w:pPr>
@@ -5036,8 +6551,59 @@
                 <w:sz w:val="18"/>
                 <w:szCs w:val="18"/>
               </w:rPr>
-              <w:t>source ~/catkin_ws/install_isolated/setup.bash</w:t>
-            </w:r>
+              <w:t>source ~/</w:t>
+            </w:r>
+            <w:proofErr w:type="spellStart"/>
+            <w:r>
+              <w:rPr>
+                <w:rFonts w:ascii="Courier New" w:eastAsia="Courier New" w:hAnsi="Courier New" w:cs="Courier New"/>
+                <w:color w:val="F8F8F2"/>
+                <w:sz w:val="18"/>
+                <w:szCs w:val="18"/>
+              </w:rPr>
+              <w:t>catkin_ws</w:t>
+            </w:r>
+            <w:proofErr w:type="spellEnd"/>
+            <w:r>
+              <w:rPr>
+                <w:rFonts w:ascii="Courier New" w:eastAsia="Courier New" w:hAnsi="Courier New" w:cs="Courier New"/>
+                <w:color w:val="F8F8F2"/>
+                <w:sz w:val="18"/>
+                <w:szCs w:val="18"/>
+              </w:rPr>
+              <w:t>/</w:t>
+            </w:r>
+            <w:proofErr w:type="spellStart"/>
+            <w:r>
+              <w:rPr>
+                <w:rFonts w:ascii="Courier New" w:eastAsia="Courier New" w:hAnsi="Courier New" w:cs="Courier New"/>
+                <w:color w:val="F8F8F2"/>
+                <w:sz w:val="18"/>
+                <w:szCs w:val="18"/>
+              </w:rPr>
+              <w:t>install_isolated</w:t>
+            </w:r>
+            <w:proofErr w:type="spellEnd"/>
+            <w:r>
+              <w:rPr>
+                <w:rFonts w:ascii="Courier New" w:eastAsia="Courier New" w:hAnsi="Courier New" w:cs="Courier New"/>
+                <w:color w:val="F8F8F2"/>
+                <w:sz w:val="18"/>
+                <w:szCs w:val="18"/>
+              </w:rPr>
+              <w:t>/</w:t>
+            </w:r>
+            <w:proofErr w:type="spellStart"/>
+            <w:r>
+              <w:rPr>
+                <w:rFonts w:ascii="Courier New" w:eastAsia="Courier New" w:hAnsi="Courier New" w:cs="Courier New"/>
+                <w:color w:val="F8F8F2"/>
+                <w:sz w:val="18"/>
+                <w:szCs w:val="18"/>
+              </w:rPr>
+              <w:t>setup.bash</w:t>
+            </w:r>
+            <w:proofErr w:type="spellEnd"/>
           </w:p>
           <w:p>
             <w:pPr>
@@ -5050,7 +6616,27 @@
                 <w:sz w:val="18"/>
                 <w:szCs w:val="18"/>
               </w:rPr>
-              <w:t>python3 src/simulation_client.py --ros-camera --robot-id 1 --mode inference --free</w:t>
+              <w:t>python3 src/simulation_client.py --</w:t>
+            </w:r>
+            <w:proofErr w:type="spellStart"/>
+            <w:r>
+              <w:rPr>
+                <w:rFonts w:ascii="Courier New" w:eastAsia="Courier New" w:hAnsi="Courier New" w:cs="Courier New"/>
+                <w:color w:val="F8F8F2"/>
+                <w:sz w:val="18"/>
+                <w:szCs w:val="18"/>
+              </w:rPr>
+              <w:t>ros</w:t>
+            </w:r>
+            <w:proofErr w:type="spellEnd"/>
+            <w:r>
+              <w:rPr>
+                <w:rFonts w:ascii="Courier New" w:eastAsia="Courier New" w:hAnsi="Courier New" w:cs="Courier New"/>
+                <w:color w:val="F8F8F2"/>
+                <w:sz w:val="18"/>
+                <w:szCs w:val="18"/>
+              </w:rPr>
+              <w:t>-camera --robot-id 1 --mode inference --free</w:t>
             </w:r>
           </w:p>
           <w:p>
@@ -5083,8 +6669,59 @@
                 <w:sz w:val="18"/>
                 <w:szCs w:val="18"/>
               </w:rPr>
-              <w:t>cd ~/catkin_ws/src/vm_simulation_system</w:t>
-            </w:r>
+              <w:t>cd ~/</w:t>
+            </w:r>
+            <w:proofErr w:type="spellStart"/>
+            <w:r>
+              <w:rPr>
+                <w:rFonts w:ascii="Courier New" w:eastAsia="Courier New" w:hAnsi="Courier New" w:cs="Courier New"/>
+                <w:color w:val="F8F8F2"/>
+                <w:sz w:val="18"/>
+                <w:szCs w:val="18"/>
+              </w:rPr>
+              <w:t>catkin_ws</w:t>
+            </w:r>
+            <w:proofErr w:type="spellEnd"/>
+            <w:r>
+              <w:rPr>
+                <w:rFonts w:ascii="Courier New" w:eastAsia="Courier New" w:hAnsi="Courier New" w:cs="Courier New"/>
+                <w:color w:val="F8F8F2"/>
+                <w:sz w:val="18"/>
+                <w:szCs w:val="18"/>
+              </w:rPr>
+              <w:t>/</w:t>
+            </w:r>
+            <w:proofErr w:type="spellStart"/>
+            <w:r>
+              <w:rPr>
+                <w:rFonts w:ascii="Courier New" w:eastAsia="Courier New" w:hAnsi="Courier New" w:cs="Courier New"/>
+                <w:color w:val="F8F8F2"/>
+                <w:sz w:val="18"/>
+                <w:szCs w:val="18"/>
+              </w:rPr>
+              <w:t>src</w:t>
+            </w:r>
+            <w:proofErr w:type="spellEnd"/>
+            <w:r>
+              <w:rPr>
+                <w:rFonts w:ascii="Courier New" w:eastAsia="Courier New" w:hAnsi="Courier New" w:cs="Courier New"/>
+                <w:color w:val="F8F8F2"/>
+                <w:sz w:val="18"/>
+                <w:szCs w:val="18"/>
+              </w:rPr>
+              <w:t>/</w:t>
+            </w:r>
+            <w:proofErr w:type="spellStart"/>
+            <w:r>
+              <w:rPr>
+                <w:rFonts w:ascii="Courier New" w:eastAsia="Courier New" w:hAnsi="Courier New" w:cs="Courier New"/>
+                <w:color w:val="F8F8F2"/>
+                <w:sz w:val="18"/>
+                <w:szCs w:val="18"/>
+              </w:rPr>
+              <w:t>vm_simulation_system</w:t>
+            </w:r>
+            <w:proofErr w:type="spellEnd"/>
           </w:p>
           <w:p>
             <w:pPr>
@@ -5097,8 +6734,59 @@
                 <w:sz w:val="18"/>
                 <w:szCs w:val="18"/>
               </w:rPr>
-              <w:t>source ~/catkin_ws/install_isolated/setup.bash</w:t>
-            </w:r>
+              <w:t>source ~/</w:t>
+            </w:r>
+            <w:proofErr w:type="spellStart"/>
+            <w:r>
+              <w:rPr>
+                <w:rFonts w:ascii="Courier New" w:eastAsia="Courier New" w:hAnsi="Courier New" w:cs="Courier New"/>
+                <w:color w:val="F8F8F2"/>
+                <w:sz w:val="18"/>
+                <w:szCs w:val="18"/>
+              </w:rPr>
+              <w:t>catkin_ws</w:t>
+            </w:r>
+            <w:proofErr w:type="spellEnd"/>
+            <w:r>
+              <w:rPr>
+                <w:rFonts w:ascii="Courier New" w:eastAsia="Courier New" w:hAnsi="Courier New" w:cs="Courier New"/>
+                <w:color w:val="F8F8F2"/>
+                <w:sz w:val="18"/>
+                <w:szCs w:val="18"/>
+              </w:rPr>
+              <w:t>/</w:t>
+            </w:r>
+            <w:proofErr w:type="spellStart"/>
+            <w:r>
+              <w:rPr>
+                <w:rFonts w:ascii="Courier New" w:eastAsia="Courier New" w:hAnsi="Courier New" w:cs="Courier New"/>
+                <w:color w:val="F8F8F2"/>
+                <w:sz w:val="18"/>
+                <w:szCs w:val="18"/>
+              </w:rPr>
+              <w:t>install_isolated</w:t>
+            </w:r>
+            <w:proofErr w:type="spellEnd"/>
+            <w:r>
+              <w:rPr>
+                <w:rFonts w:ascii="Courier New" w:eastAsia="Courier New" w:hAnsi="Courier New" w:cs="Courier New"/>
+                <w:color w:val="F8F8F2"/>
+                <w:sz w:val="18"/>
+                <w:szCs w:val="18"/>
+              </w:rPr>
+              <w:t>/</w:t>
+            </w:r>
+            <w:proofErr w:type="spellStart"/>
+            <w:r>
+              <w:rPr>
+                <w:rFonts w:ascii="Courier New" w:eastAsia="Courier New" w:hAnsi="Courier New" w:cs="Courier New"/>
+                <w:color w:val="F8F8F2"/>
+                <w:sz w:val="18"/>
+                <w:szCs w:val="18"/>
+              </w:rPr>
+              <w:t>setup.bash</w:t>
+            </w:r>
+            <w:proofErr w:type="spellEnd"/>
           </w:p>
           <w:p>
             <w:pPr>
@@ -5111,7 +6799,27 @@
                 <w:sz w:val="18"/>
                 <w:szCs w:val="18"/>
               </w:rPr>
-              <w:t>python3 src/simulation_client.py --ros-camera --robot-id 2 --mode inference --free</w:t>
+              <w:t>python3 src/simulation_client.py --</w:t>
+            </w:r>
+            <w:proofErr w:type="spellStart"/>
+            <w:r>
+              <w:rPr>
+                <w:rFonts w:ascii="Courier New" w:eastAsia="Courier New" w:hAnsi="Courier New" w:cs="Courier New"/>
+                <w:color w:val="F8F8F2"/>
+                <w:sz w:val="18"/>
+                <w:szCs w:val="18"/>
+              </w:rPr>
+              <w:t>ros</w:t>
+            </w:r>
+            <w:proofErr w:type="spellEnd"/>
+            <w:r>
+              <w:rPr>
+                <w:rFonts w:ascii="Courier New" w:eastAsia="Courier New" w:hAnsi="Courier New" w:cs="Courier New"/>
+                <w:color w:val="F8F8F2"/>
+                <w:sz w:val="18"/>
+                <w:szCs w:val="18"/>
+              </w:rPr>
+              <w:t>-camera --robot-id 2 --mode inference --free</w:t>
             </w:r>
           </w:p>
         </w:tc>
@@ -5857,6 +7565,7 @@
   <w:style w:type="character" w:default="1" w:styleId="DefaultParagraphFont">
     <w:name w:val="Default Paragraph Font"/>
     <w:uiPriority w:val="1"/>
+    <w:semiHidden/>
     <w:unhideWhenUsed/>
   </w:style>
   <w:style w:type="table" w:default="1" w:styleId="TableNormal">

--- a/UR3e_Setup_Guide.docx
+++ b/UR3e_Setup_Guide.docx
@@ -46,21 +46,7 @@
         <w:rPr>
           <w:color w:val="666666"/>
         </w:rPr>
-        <w:t xml:space="preserve">Hande Gripper  •  Intel RealSense Depth Cameras  •  ROS Melodic  •  </w:t>
-      </w:r>
-      <w:proofErr w:type="spellStart"/>
-      <w:r>
-        <w:rPr>
-          <w:color w:val="666666"/>
-        </w:rPr>
-        <w:t>Webots</w:t>
-      </w:r>
-      <w:proofErr w:type="spellEnd"/>
-      <w:r>
-        <w:rPr>
-          <w:color w:val="666666"/>
-        </w:rPr>
-        <w:t xml:space="preserve"> 2021a</w:t>
+        <w:t>Hande Gripper  •  Intel RealSense Depth Cameras  •  ROS Melodic  •  Webots 2021a</w:t>
       </w:r>
     </w:p>
     <w:p>
@@ -239,25 +225,7 @@
                 <w:sz w:val="20"/>
                 <w:szCs w:val="20"/>
               </w:rPr>
-              <w:t xml:space="preserve">Runs ROS, </w:t>
-            </w:r>
-            <w:proofErr w:type="spellStart"/>
-            <w:r>
-              <w:rPr>
-                <w:color w:val="1A1A1A"/>
-                <w:sz w:val="20"/>
-                <w:szCs w:val="20"/>
-              </w:rPr>
-              <w:t>Webots</w:t>
-            </w:r>
-            <w:proofErr w:type="spellEnd"/>
-            <w:r>
-              <w:rPr>
-                <w:color w:val="1A1A1A"/>
-                <w:sz w:val="20"/>
-                <w:szCs w:val="20"/>
-              </w:rPr>
-              <w:t xml:space="preserve"> simulation, and robot drivers. Interfaces directly with robot hardware via ethernet.</w:t>
+              <w:t>Runs ROS, Webots simulation, and robot drivers. Interfaces directly with robot hardware via ethernet.</w:t>
             </w:r>
           </w:p>
         </w:tc>
@@ -540,6 +508,230 @@
         <w:t>Complete these steps once. You do not need to repeat them for each session.</w:t>
       </w:r>
     </w:p>
+    <w:p>
+      <w:pPr>
+        <w:spacing w:before="100"/>
+      </w:pPr>
+    </w:p>
+    <w:p>
+      <w:pPr>
+        <w:pBdr>
+          <w:left w:val="single" w:sz="12" w:space="4" w:color="7B3F00"/>
+        </w:pBdr>
+        <w:shd w:val="clear" w:color="auto" w:fill="FFF3CD"/>
+        <w:spacing w:before="100" w:after="100"/>
+        <w:ind w:left="200" w:right="200"/>
+      </w:pPr>
+      <w:r>
+        <w:rPr>
+          <w:b/>
+          <w:bCs/>
+          <w:color w:val="7B3F00"/>
+          <w:sz w:val="20"/>
+          <w:szCs w:val="20"/>
+        </w:rPr>
+        <w:t xml:space="preserve">⚠ ONE-TIME SETUP: </w:t>
+      </w:r>
+      <w:r>
+        <w:rPr>
+          <w:color w:val="7B3F00"/>
+          <w:sz w:val="20"/>
+          <w:szCs w:val="20"/>
+        </w:rPr>
+        <w:t xml:space="preserve">You must edit </w:t>
+      </w:r>
+      <w:r>
+        <w:rPr>
+          <w:rFonts w:ascii="Courier New" w:eastAsia="Courier New" w:hAnsi="Courier New" w:cs="Courier New"/>
+          <w:color w:val="7B3F00"/>
+          <w:sz w:val="18"/>
+          <w:szCs w:val="18"/>
+        </w:rPr>
+        <w:t>network_config.yaml</w:t>
+      </w:r>
+      <w:r>
+        <w:rPr>
+          <w:color w:val="7B3F00"/>
+          <w:sz w:val="20"/>
+          <w:szCs w:val="20"/>
+        </w:rPr>
+        <w:t xml:space="preserve"> in the VM and replace the placeholder IP addresses with your own Windows host IP and VM IP before proceeding:</w:t>
+      </w:r>
+    </w:p>
+    <w:p>
+      <w:pPr>
+        <w:spacing w:before="60"/>
+      </w:pPr>
+    </w:p>
+    <w:tbl>
+      <w:tblPr>
+        <w:tblW w:w="9360" w:type="dxa"/>
+        <w:tblBorders>
+          <w:top w:val="none" w:sz="0" w:space="0" w:color="FFFFFF"/>
+          <w:left w:val="none" w:sz="0" w:space="0" w:color="FFFFFF"/>
+          <w:bottom w:val="none" w:sz="0" w:space="0" w:color="FFFFFF"/>
+          <w:right w:val="none" w:sz="0" w:space="0" w:color="FFFFFF"/>
+          <w:insideH w:val="none" w:sz="0" w:space="0" w:color="FFFFFF"/>
+          <w:insideV w:val="none" w:sz="0" w:space="0" w:color="FFFFFF"/>
+        </w:tblBorders>
+        <w:tblCellMar>
+          <w:left w:w="10" w:type="dxa"/>
+          <w:right w:w="10" w:type="dxa"/>
+        </w:tblCellMar>
+        <w:tblLook w:val="04A0" w:firstRow="1" w:lastRow="0" w:firstColumn="1" w:lastColumn="0" w:noHBand="0" w:noVBand="1"/>
+      </w:tblPr>
+      <w:tblGrid>
+        <w:gridCol w:w="9360"/>
+      </w:tblGrid>
+      <w:tr>
+        <w:tc>
+          <w:tcPr>
+            <w:tcW w:w="9360" w:type="dxa"/>
+            <w:tcBorders>
+              <w:top w:val="none" w:sz="0" w:space="0" w:color="FFFFFF"/>
+              <w:left w:val="none" w:sz="0" w:space="0" w:color="FFFFFF"/>
+              <w:bottom w:val="none" w:sz="0" w:space="0" w:color="FFFFFF"/>
+              <w:right w:val="none" w:sz="0" w:space="0" w:color="FFFFFF"/>
+            </w:tcBorders>
+            <w:shd w:val="clear" w:color="auto" w:fill="2B2B2B"/>
+            <w:tcMar>
+              <w:top w:w="120" w:type="dxa"/>
+              <w:left w:w="200" w:type="dxa"/>
+              <w:bottom w:w="120" w:type="dxa"/>
+              <w:right w:w="200" w:type="dxa"/>
+            </w:tcMar>
+          </w:tcPr>
+          <w:p>
+            <w:pPr>
+              <w:spacing w:before="20" w:after="20"/>
+            </w:pPr>
+            <w:r>
+              <w:rPr>
+                <w:rFonts w:ascii="Courier New" w:eastAsia="Courier New" w:hAnsi="Courier New" w:cs="Courier New"/>
+                <w:color w:val="6A9955"/>
+                <w:sz w:val="18"/>
+                <w:szCs w:val="18"/>
+              </w:rPr>
+              <w:t># network_config.yaml</w:t>
+            </w:r>
+          </w:p>
+          <w:p>
+            <w:pPr>
+              <w:spacing w:before="20" w:after="20"/>
+              <w:rPr>
+                <w:rFonts w:ascii="Courier New" w:eastAsia="Courier New" w:hAnsi="Courier New" w:cs="Courier New"/>
+                <w:color w:val="CE9178"/>
+                <w:sz w:val="18"/>
+                <w:szCs w:val="18"/>
+              </w:rPr>
+            </w:pPr>
+            <w:r>
+              <w:rPr>
+                <w:rFonts w:ascii="Courier New" w:eastAsia="Courier New" w:hAnsi="Courier New" w:cs="Courier New"/>
+                <w:color w:val="CE9178"/>
+                <w:sz w:val="18"/>
+                <w:szCs w:val="18"/>
+              </w:rPr>
+              <w:t>network:</w:t>
+            </w:r>
+          </w:p>
+          <w:p>
+            <w:pPr>
+              <w:spacing w:before="20" w:after="20"/>
+              <w:rPr>
+                <w:rFonts w:ascii="Courier New" w:eastAsia="Courier New" w:hAnsi="Courier New" w:cs="Courier New"/>
+                <w:color w:val="CE9178"/>
+                <w:sz w:val="18"/>
+                <w:szCs w:val="18"/>
+              </w:rPr>
+            </w:pPr>
+            <w:r>
+              <w:rPr>
+                <w:rFonts w:ascii="Courier New" w:eastAsia="Courier New" w:hAnsi="Courier New" w:cs="Courier New"/>
+                <w:color w:val="CE9178"/>
+                <w:sz w:val="18"/>
+                <w:szCs w:val="18"/>
+              </w:rPr>
+              <w:t xml:space="preserve">  host_ip: "192.168.241.1"   # Your Windows IP</w:t>
+            </w:r>
+          </w:p>
+          <w:p>
+            <w:pPr>
+              <w:spacing w:before="20" w:after="20"/>
+              <w:rPr>
+                <w:rFonts w:ascii="Courier New" w:eastAsia="Courier New" w:hAnsi="Courier New" w:cs="Courier New"/>
+                <w:color w:val="CE9178"/>
+                <w:sz w:val="18"/>
+                <w:szCs w:val="18"/>
+              </w:rPr>
+            </w:pPr>
+            <w:r>
+              <w:rPr>
+                <w:rFonts w:ascii="Courier New" w:eastAsia="Courier New" w:hAnsi="Courier New" w:cs="Courier New"/>
+                <w:color w:val="CE9178"/>
+                <w:sz w:val="18"/>
+                <w:szCs w:val="18"/>
+              </w:rPr>
+              <w:t xml:space="preserve">  host_port: 8888            # The Port</w:t>
+            </w:r>
+          </w:p>
+          <w:p>
+            <w:pPr>
+              <w:spacing w:before="20" w:after="20"/>
+              <w:rPr>
+                <w:rFonts w:ascii="Courier New" w:eastAsia="Courier New" w:hAnsi="Courier New" w:cs="Courier New"/>
+                <w:color w:val="CE9178"/>
+                <w:sz w:val="18"/>
+                <w:szCs w:val="18"/>
+              </w:rPr>
+            </w:pPr>
+            <w:r>
+              <w:rPr>
+                <w:rFonts w:ascii="Courier New" w:eastAsia="Courier New" w:hAnsi="Courier New" w:cs="Courier New"/>
+                <w:color w:val="CE9178"/>
+                <w:sz w:val="18"/>
+                <w:szCs w:val="18"/>
+              </w:rPr>
+              <w:t xml:space="preserve">  vm_ip: "192.168.1.100"     # Your VM IP</w:t>
+            </w:r>
+          </w:p>
+          <w:p>
+            <w:pPr>
+              <w:spacing w:before="20" w:after="20"/>
+              <w:rPr>
+                <w:rFonts w:ascii="Courier New" w:eastAsia="Courier New" w:hAnsi="Courier New" w:cs="Courier New"/>
+                <w:color w:val="CE9178"/>
+                <w:sz w:val="18"/>
+                <w:szCs w:val="18"/>
+              </w:rPr>
+            </w:pPr>
+            <w:r>
+              <w:rPr>
+                <w:rFonts w:ascii="Courier New" w:eastAsia="Courier New" w:hAnsi="Courier New" w:cs="Courier New"/>
+                <w:color w:val="CE9178"/>
+                <w:sz w:val="18"/>
+                <w:szCs w:val="18"/>
+              </w:rPr>
+              <w:t xml:space="preserve">  timeout: 30                # Connection timeout</w:t>
+            </w:r>
+          </w:p>
+          <w:p>
+            <w:pPr>
+              <w:spacing w:before="20" w:after="20"/>
+            </w:pPr>
+            <w:r>
+              <w:rPr>
+                <w:rFonts w:ascii="Courier New" w:eastAsia="Courier New" w:hAnsi="Courier New" w:cs="Courier New"/>
+                <w:color w:val="CE9178"/>
+                <w:sz w:val="18"/>
+                <w:szCs w:val="18"/>
+              </w:rPr>
+              <w:t xml:space="preserve">  retry_attempts: 5          # How many times to try reconnecting</w:t>
+            </w:r>
+          </w:p>
+        </w:tc>
+      </w:tr>
+    </w:tbl>
     <w:p>
       <w:pPr>
         <w:spacing w:before="100"/>
@@ -716,21 +908,7 @@
         <w:rPr>
           <w:color w:val="1A1A1A"/>
         </w:rPr>
-        <w:t xml:space="preserve">Download </w:t>
-      </w:r>
-      <w:proofErr w:type="spellStart"/>
-      <w:r>
-        <w:rPr>
-          <w:color w:val="1A1A1A"/>
-        </w:rPr>
-        <w:t>Webots</w:t>
-      </w:r>
-      <w:proofErr w:type="spellEnd"/>
-      <w:r>
-        <w:rPr>
-          <w:color w:val="1A1A1A"/>
-        </w:rPr>
-        <w:t xml:space="preserve"> version 2021a from the official releases page:</w:t>
+        <w:t>Download Webots version 2021a from the official releases page:</w:t>
       </w:r>
     </w:p>
     <w:p>
@@ -859,43 +1037,21 @@
                 <w:sz w:val="18"/>
                 <w:szCs w:val="18"/>
               </w:rPr>
-              <w:t>cd &lt;path&gt;/UR3e_Hybrid_System/</w:t>
-            </w:r>
-            <w:proofErr w:type="spellStart"/>
-            <w:r>
-              <w:rPr>
-                <w:rFonts w:ascii="Courier New" w:eastAsia="Courier New" w:hAnsi="Courier New" w:cs="Courier New"/>
-                <w:color w:val="F8F8F2"/>
-                <w:sz w:val="18"/>
-                <w:szCs w:val="18"/>
-              </w:rPr>
-              <w:t>vm_simulation_system</w:t>
-            </w:r>
-            <w:proofErr w:type="spellEnd"/>
-          </w:p>
-          <w:p>
-            <w:pPr>
-              <w:spacing w:before="20" w:after="20"/>
-            </w:pPr>
-            <w:proofErr w:type="spellStart"/>
-            <w:r>
-              <w:rPr>
-                <w:rFonts w:ascii="Courier New" w:eastAsia="Courier New" w:hAnsi="Courier New" w:cs="Courier New"/>
-                <w:color w:val="F8F8F2"/>
-                <w:sz w:val="18"/>
-                <w:szCs w:val="18"/>
-              </w:rPr>
-              <w:t>chmod</w:t>
-            </w:r>
-            <w:proofErr w:type="spellEnd"/>
-            <w:r>
-              <w:rPr>
-                <w:rFonts w:ascii="Courier New" w:eastAsia="Courier New" w:hAnsi="Courier New" w:cs="Courier New"/>
-                <w:color w:val="F8F8F2"/>
-                <w:sz w:val="18"/>
-                <w:szCs w:val="18"/>
-              </w:rPr>
-              <w:t xml:space="preserve"> +x setup.sh</w:t>
+              <w:t>cd &lt;path&gt;/UR3e_Hybrid_System/vm_simulation_system</w:t>
+            </w:r>
+          </w:p>
+          <w:p>
+            <w:pPr>
+              <w:spacing w:before="20" w:after="20"/>
+            </w:pPr>
+            <w:r>
+              <w:rPr>
+                <w:rFonts w:ascii="Courier New" w:eastAsia="Courier New" w:hAnsi="Courier New" w:cs="Courier New"/>
+                <w:color w:val="F8F8F2"/>
+                <w:sz w:val="18"/>
+                <w:szCs w:val="18"/>
+              </w:rPr>
+              <w:t>chmod +x setup.sh</w:t>
             </w:r>
           </w:p>
           <w:p>
@@ -1024,6 +1180,7 @@
         <w:rPr>
           <w:color w:val="1A1A1A"/>
         </w:rPr>
+        <w:lastRenderedPageBreak/>
         <w:t>In the "Bridged to:" dropdown, change it from Automatic to your physical Ethernet adapter (usually named Realtek, Intel, or Killer PCIe GbE).</w:t>
       </w:r>
     </w:p>
@@ -1140,7 +1297,6 @@
         <w:rPr>
           <w:color w:val="1A1A1A"/>
         </w:rPr>
-        <w:lastRenderedPageBreak/>
         <w:t>Click Add... at the bottom, select Network Adapter, and click Finish.</w:t>
       </w:r>
     </w:p>
@@ -1404,85 +1560,14 @@
             <w:pPr>
               <w:spacing w:before="20" w:after="20"/>
             </w:pPr>
-            <w:proofErr w:type="spellStart"/>
-            <w:r>
-              <w:rPr>
-                <w:rFonts w:ascii="Courier New" w:eastAsia="Courier New" w:hAnsi="Courier New" w:cs="Courier New"/>
-                <w:color w:val="F8F8F2"/>
-                <w:sz w:val="18"/>
-                <w:szCs w:val="18"/>
-              </w:rPr>
-              <w:t>netsh</w:t>
-            </w:r>
-            <w:proofErr w:type="spellEnd"/>
-            <w:r>
-              <w:rPr>
-                <w:rFonts w:ascii="Courier New" w:eastAsia="Courier New" w:hAnsi="Courier New" w:cs="Courier New"/>
-                <w:color w:val="F8F8F2"/>
-                <w:sz w:val="18"/>
-                <w:szCs w:val="18"/>
-              </w:rPr>
-              <w:t xml:space="preserve"> </w:t>
-            </w:r>
-            <w:proofErr w:type="spellStart"/>
-            <w:r>
-              <w:rPr>
-                <w:rFonts w:ascii="Courier New" w:eastAsia="Courier New" w:hAnsi="Courier New" w:cs="Courier New"/>
-                <w:color w:val="F8F8F2"/>
-                <w:sz w:val="18"/>
-                <w:szCs w:val="18"/>
-              </w:rPr>
-              <w:t>advfirewall</w:t>
-            </w:r>
-            <w:proofErr w:type="spellEnd"/>
-            <w:r>
-              <w:rPr>
-                <w:rFonts w:ascii="Courier New" w:eastAsia="Courier New" w:hAnsi="Courier New" w:cs="Courier New"/>
-                <w:color w:val="F8F8F2"/>
-                <w:sz w:val="18"/>
-                <w:szCs w:val="18"/>
-              </w:rPr>
-              <w:t xml:space="preserve"> firewall add rule name="UR3e GPU Server" </w:t>
-            </w:r>
-            <w:proofErr w:type="spellStart"/>
-            <w:r>
-              <w:rPr>
-                <w:rFonts w:ascii="Courier New" w:eastAsia="Courier New" w:hAnsi="Courier New" w:cs="Courier New"/>
-                <w:color w:val="F8F8F2"/>
-                <w:sz w:val="18"/>
-                <w:szCs w:val="18"/>
-              </w:rPr>
-              <w:t>dir</w:t>
-            </w:r>
-            <w:proofErr w:type="spellEnd"/>
-            <w:r>
-              <w:rPr>
-                <w:rFonts w:ascii="Courier New" w:eastAsia="Courier New" w:hAnsi="Courier New" w:cs="Courier New"/>
-                <w:color w:val="F8F8F2"/>
-                <w:sz w:val="18"/>
-                <w:szCs w:val="18"/>
-              </w:rPr>
-              <w:t xml:space="preserve">=in action=allow protocol=TCP </w:t>
-            </w:r>
-            <w:proofErr w:type="spellStart"/>
-            <w:r>
-              <w:rPr>
-                <w:rFonts w:ascii="Courier New" w:eastAsia="Courier New" w:hAnsi="Courier New" w:cs="Courier New"/>
-                <w:color w:val="F8F8F2"/>
-                <w:sz w:val="18"/>
-                <w:szCs w:val="18"/>
-              </w:rPr>
-              <w:t>localport</w:t>
-            </w:r>
-            <w:proofErr w:type="spellEnd"/>
-            <w:r>
-              <w:rPr>
-                <w:rFonts w:ascii="Courier New" w:eastAsia="Courier New" w:hAnsi="Courier New" w:cs="Courier New"/>
-                <w:color w:val="F8F8F2"/>
-                <w:sz w:val="18"/>
-                <w:szCs w:val="18"/>
-              </w:rPr>
-              <w:t>=8888</w:t>
+            <w:r>
+              <w:rPr>
+                <w:rFonts w:ascii="Courier New" w:eastAsia="Courier New" w:hAnsi="Courier New" w:cs="Courier New"/>
+                <w:color w:val="F8F8F2"/>
+                <w:sz w:val="18"/>
+                <w:szCs w:val="18"/>
+              </w:rPr>
+              <w:t>netsh advfirewall firewall add rule name="UR3e GPU Server" dir=in action=allow protocol=TCP localport=8888</w:t>
             </w:r>
           </w:p>
         </w:tc>
@@ -1709,106 +1794,36 @@
                 <w:sz w:val="18"/>
                 <w:szCs w:val="18"/>
               </w:rPr>
-              <w:t xml:space="preserve">cd </w:t>
-            </w:r>
-            <w:r>
-              <w:rPr>
-                <w:rFonts w:ascii="Courier New" w:eastAsia="Courier New" w:hAnsi="Courier New" w:cs="Courier New"/>
-                <w:color w:val="F8F8F2"/>
-                <w:sz w:val="18"/>
-                <w:szCs w:val="18"/>
-              </w:rPr>
-              <w:t>{path}</w:t>
-            </w:r>
-            <w:r>
-              <w:rPr>
-                <w:rFonts w:ascii="Courier New" w:eastAsia="Courier New" w:hAnsi="Courier New" w:cs="Courier New"/>
-                <w:color w:val="F8F8F2"/>
-                <w:sz w:val="18"/>
-                <w:szCs w:val="18"/>
-              </w:rPr>
-              <w:t>\</w:t>
-            </w:r>
-            <w:proofErr w:type="spellStart"/>
-            <w:r>
-              <w:rPr>
-                <w:rFonts w:ascii="Courier New" w:eastAsia="Courier New" w:hAnsi="Courier New" w:cs="Courier New"/>
-                <w:color w:val="F8F8F2"/>
-                <w:sz w:val="18"/>
-                <w:szCs w:val="18"/>
-              </w:rPr>
-              <w:t>host_gpu_system</w:t>
-            </w:r>
-            <w:proofErr w:type="spellEnd"/>
-          </w:p>
-          <w:p>
-            <w:pPr>
-              <w:spacing w:before="20" w:after="20"/>
-            </w:pPr>
-            <w:r>
-              <w:rPr>
-                <w:rFonts w:ascii="Courier New" w:eastAsia="Courier New" w:hAnsi="Courier New" w:cs="Courier New"/>
-                <w:color w:val="F8F8F2"/>
-                <w:sz w:val="18"/>
-                <w:szCs w:val="18"/>
-              </w:rPr>
-              <w:t xml:space="preserve">python3 -m </w:t>
-            </w:r>
-            <w:proofErr w:type="spellStart"/>
-            <w:r>
-              <w:rPr>
-                <w:rFonts w:ascii="Courier New" w:eastAsia="Courier New" w:hAnsi="Courier New" w:cs="Courier New"/>
-                <w:color w:val="F8F8F2"/>
-                <w:sz w:val="18"/>
-                <w:szCs w:val="18"/>
-              </w:rPr>
-              <w:t>venv</w:t>
-            </w:r>
-            <w:proofErr w:type="spellEnd"/>
-            <w:r>
-              <w:rPr>
-                <w:rFonts w:ascii="Courier New" w:eastAsia="Courier New" w:hAnsi="Courier New" w:cs="Courier New"/>
-                <w:color w:val="F8F8F2"/>
-                <w:sz w:val="18"/>
-                <w:szCs w:val="18"/>
-              </w:rPr>
-              <w:t xml:space="preserve"> </w:t>
-            </w:r>
-            <w:proofErr w:type="spellStart"/>
-            <w:r>
-              <w:rPr>
-                <w:rFonts w:ascii="Courier New" w:eastAsia="Courier New" w:hAnsi="Courier New" w:cs="Courier New"/>
-                <w:color w:val="F8F8F2"/>
-                <w:sz w:val="18"/>
-                <w:szCs w:val="18"/>
-              </w:rPr>
-              <w:t>venv</w:t>
-            </w:r>
-            <w:proofErr w:type="spellEnd"/>
-          </w:p>
-          <w:p>
-            <w:pPr>
-              <w:spacing w:before="20" w:after="20"/>
-            </w:pPr>
-            <w:proofErr w:type="spellStart"/>
-            <w:r>
-              <w:rPr>
-                <w:rFonts w:ascii="Courier New" w:eastAsia="Courier New" w:hAnsi="Courier New" w:cs="Courier New"/>
-                <w:color w:val="F8F8F2"/>
-                <w:sz w:val="18"/>
-                <w:szCs w:val="18"/>
-              </w:rPr>
-              <w:t>venv</w:t>
-            </w:r>
-            <w:proofErr w:type="spellEnd"/>
-            <w:r>
-              <w:rPr>
-                <w:rFonts w:ascii="Courier New" w:eastAsia="Courier New" w:hAnsi="Courier New" w:cs="Courier New"/>
-                <w:color w:val="F8F8F2"/>
-                <w:sz w:val="18"/>
-                <w:szCs w:val="18"/>
-              </w:rPr>
-              <w:t>\Scripts\activate</w:t>
+              <w:t>cd {path}\host_gpu_system</w:t>
+            </w:r>
+          </w:p>
+          <w:p>
+            <w:pPr>
+              <w:spacing w:before="20" w:after="20"/>
+            </w:pPr>
+            <w:r>
+              <w:rPr>
+                <w:rFonts w:ascii="Courier New" w:eastAsia="Courier New" w:hAnsi="Courier New" w:cs="Courier New"/>
+                <w:color w:val="F8F8F2"/>
+                <w:sz w:val="18"/>
+                <w:szCs w:val="18"/>
+              </w:rPr>
+              <w:lastRenderedPageBreak/>
+              <w:t>python3 -m venv venv</w:t>
+            </w:r>
+          </w:p>
+          <w:p>
+            <w:pPr>
+              <w:spacing w:before="20" w:after="20"/>
+            </w:pPr>
+            <w:r>
+              <w:rPr>
+                <w:rFonts w:ascii="Courier New" w:eastAsia="Courier New" w:hAnsi="Courier New" w:cs="Courier New"/>
+                <w:color w:val="F8F8F2"/>
+                <w:sz w:val="18"/>
+                <w:szCs w:val="18"/>
+              </w:rPr>
+              <w:t>venv\Scripts\activate</w:t>
             </w:r>
           </w:p>
           <w:p>
@@ -1843,21 +1858,7 @@
         <w:rPr>
           <w:color w:val="FFFFFF"/>
         </w:rPr>
-        <w:t xml:space="preserve">1.5  Install </w:t>
-      </w:r>
-      <w:proofErr w:type="spellStart"/>
-      <w:r>
-        <w:rPr>
-          <w:color w:val="FFFFFF"/>
-        </w:rPr>
-        <w:t>URCaps</w:t>
-      </w:r>
-      <w:proofErr w:type="spellEnd"/>
-      <w:r>
-        <w:rPr>
-          <w:color w:val="FFFFFF"/>
-        </w:rPr>
-        <w:t xml:space="preserve"> on the Robot Pendants</w:t>
+        <w:t>1.5  Install URCaps on the Robot Pendants</w:t>
       </w:r>
     </w:p>
     <w:p>
@@ -1868,21 +1869,7 @@
         <w:rPr>
           <w:color w:val="1A1A1A"/>
         </w:rPr>
-        <w:t xml:space="preserve">Each UR3e pendant requires two </w:t>
-      </w:r>
-      <w:proofErr w:type="spellStart"/>
-      <w:r>
-        <w:rPr>
-          <w:color w:val="1A1A1A"/>
-        </w:rPr>
-        <w:t>URCap</w:t>
-      </w:r>
-      <w:proofErr w:type="spellEnd"/>
-      <w:r>
-        <w:rPr>
-          <w:color w:val="1A1A1A"/>
-        </w:rPr>
-        <w:t xml:space="preserve"> plugins. Download and transfer them via USB:</w:t>
+        <w:t>Each UR3e pendant requires two URCap plugins. Download and transfer them via USB:</w:t>
       </w:r>
     </w:p>
     <w:p>
@@ -1954,17 +1941,14 @@
           <w:bCs/>
           <w:color w:val="1A1A1A"/>
         </w:rPr>
-        <w:lastRenderedPageBreak/>
         <w:t xml:space="preserve">External Control: </w:t>
       </w:r>
-      <w:proofErr w:type="spellStart"/>
       <w:r>
         <w:rPr>
           <w:color w:val="1A1A1A"/>
         </w:rPr>
         <w:t>externalcontrol.urcap</w:t>
       </w:r>
-      <w:proofErr w:type="spellEnd"/>
     </w:p>
     <w:p>
       <w:pPr>
@@ -2019,73 +2003,7 @@
           <w:sz w:val="20"/>
           <w:szCs w:val="20"/>
         </w:rPr>
-        <w:t>If the releases don’t show</w:t>
-      </w:r>
-      <w:r>
-        <w:rPr>
-          <w:color w:val="1E6B3C"/>
-          <w:sz w:val="20"/>
-          <w:szCs w:val="20"/>
-        </w:rPr>
-        <w:t>,</w:t>
-      </w:r>
-      <w:r>
-        <w:rPr>
-          <w:color w:val="1E6B3C"/>
-          <w:sz w:val="20"/>
-          <w:szCs w:val="20"/>
-        </w:rPr>
-        <w:t xml:space="preserve"> try </w:t>
-      </w:r>
-      <w:r>
-        <w:rPr>
-          <w:color w:val="1E6B3C"/>
-          <w:sz w:val="20"/>
-          <w:szCs w:val="20"/>
-        </w:rPr>
-        <w:t xml:space="preserve">clicking on the page and </w:t>
-      </w:r>
-      <w:r>
-        <w:rPr>
-          <w:color w:val="1E6B3C"/>
-          <w:sz w:val="20"/>
-          <w:szCs w:val="20"/>
-        </w:rPr>
-        <w:t>us</w:t>
-      </w:r>
-      <w:r>
-        <w:rPr>
-          <w:color w:val="1E6B3C"/>
-          <w:sz w:val="20"/>
-          <w:szCs w:val="20"/>
-        </w:rPr>
-        <w:t>ing</w:t>
-      </w:r>
-      <w:r>
-        <w:rPr>
-          <w:color w:val="1E6B3C"/>
-          <w:sz w:val="20"/>
-          <w:szCs w:val="20"/>
-        </w:rPr>
-        <w:t xml:space="preserve"> </w:t>
-      </w:r>
-      <w:proofErr w:type="spellStart"/>
-      <w:r>
-        <w:rPr>
-          <w:color w:val="1E6B3C"/>
-          <w:sz w:val="20"/>
-          <w:szCs w:val="20"/>
-        </w:rPr>
-        <w:t>Crtl</w:t>
-      </w:r>
-      <w:proofErr w:type="spellEnd"/>
-      <w:r>
-        <w:rPr>
-          <w:color w:val="1E6B3C"/>
-          <w:sz w:val="20"/>
-          <w:szCs w:val="20"/>
-        </w:rPr>
-        <w:t xml:space="preserve"> + Shift + R</w:t>
+        <w:t>If the releases don’t show, try clicking on the page and using Crtl + Shift + R</w:t>
       </w:r>
     </w:p>
     <w:p>
@@ -2131,21 +2049,7 @@
         <w:rPr>
           <w:color w:val="1A1A1A"/>
         </w:rPr>
-        <w:t xml:space="preserve">Under </w:t>
-      </w:r>
-      <w:proofErr w:type="spellStart"/>
-      <w:r>
-        <w:rPr>
-          <w:color w:val="1A1A1A"/>
-        </w:rPr>
-        <w:t>URCaps</w:t>
-      </w:r>
-      <w:proofErr w:type="spellEnd"/>
-      <w:r>
-        <w:rPr>
-          <w:color w:val="1A1A1A"/>
-        </w:rPr>
-        <w:t>, add External Control and ensure it is set to loop.</w:t>
+        <w:t>Under URCaps, add External Control and ensure it is set to loop.</w:t>
       </w:r>
     </w:p>
     <w:p>
@@ -2161,21 +2065,7 @@
         <w:rPr>
           <w:color w:val="1A1A1A"/>
         </w:rPr>
-        <w:t xml:space="preserve">Navigate to Installation → </w:t>
-      </w:r>
-      <w:proofErr w:type="spellStart"/>
-      <w:r>
-        <w:rPr>
-          <w:color w:val="1A1A1A"/>
-        </w:rPr>
-        <w:t>URCaps</w:t>
-      </w:r>
-      <w:proofErr w:type="spellEnd"/>
-      <w:r>
-        <w:rPr>
-          <w:color w:val="1A1A1A"/>
-        </w:rPr>
-        <w:t xml:space="preserve"> → External Control.</w:t>
+        <w:t>Navigate to Installation → URCaps → External Control.</w:t>
       </w:r>
     </w:p>
     <w:p>
@@ -2269,25 +2159,7 @@
           <w:sz w:val="20"/>
           <w:szCs w:val="20"/>
         </w:rPr>
-        <w:t>Only required the very first time you connect to each robot. The generated .</w:t>
-      </w:r>
-      <w:proofErr w:type="spellStart"/>
-      <w:r>
-        <w:rPr>
-          <w:color w:val="7B3F00"/>
-          <w:sz w:val="20"/>
-          <w:szCs w:val="20"/>
-        </w:rPr>
-        <w:t>yaml</w:t>
-      </w:r>
-      <w:proofErr w:type="spellEnd"/>
-      <w:r>
-        <w:rPr>
-          <w:color w:val="7B3F00"/>
-          <w:sz w:val="20"/>
-          <w:szCs w:val="20"/>
-        </w:rPr>
-        <w:t xml:space="preserve"> files are reused in all future sessions.</w:t>
+        <w:t>Only required the very first time you connect to each robot. The generated .yaml files are reused in all future sessions.</w:t>
       </w:r>
     </w:p>
     <w:p>
@@ -2383,145 +2255,43 @@
             <w:pPr>
               <w:spacing w:before="20" w:after="20"/>
             </w:pPr>
-            <w:proofErr w:type="spellStart"/>
-            <w:r>
-              <w:rPr>
-                <w:rFonts w:ascii="Courier New" w:eastAsia="Courier New" w:hAnsi="Courier New" w:cs="Courier New"/>
-                <w:color w:val="F8F8F2"/>
-                <w:sz w:val="18"/>
-                <w:szCs w:val="18"/>
-              </w:rPr>
-              <w:t>roslaunch</w:t>
-            </w:r>
-            <w:proofErr w:type="spellEnd"/>
-            <w:r>
-              <w:rPr>
-                <w:rFonts w:ascii="Courier New" w:eastAsia="Courier New" w:hAnsi="Courier New" w:cs="Courier New"/>
-                <w:color w:val="F8F8F2"/>
-                <w:sz w:val="18"/>
-                <w:szCs w:val="18"/>
-              </w:rPr>
-              <w:t xml:space="preserve"> </w:t>
-            </w:r>
-            <w:proofErr w:type="spellStart"/>
-            <w:r>
-              <w:rPr>
-                <w:rFonts w:ascii="Courier New" w:eastAsia="Courier New" w:hAnsi="Courier New" w:cs="Courier New"/>
-                <w:color w:val="F8F8F2"/>
-                <w:sz w:val="18"/>
-                <w:szCs w:val="18"/>
-              </w:rPr>
-              <w:t>ur_calibration</w:t>
-            </w:r>
-            <w:proofErr w:type="spellEnd"/>
-            <w:r>
-              <w:rPr>
-                <w:rFonts w:ascii="Courier New" w:eastAsia="Courier New" w:hAnsi="Courier New" w:cs="Courier New"/>
-                <w:color w:val="F8F8F2"/>
-                <w:sz w:val="18"/>
-                <w:szCs w:val="18"/>
-              </w:rPr>
-              <w:t xml:space="preserve"> </w:t>
-            </w:r>
-            <w:proofErr w:type="spellStart"/>
-            <w:r>
-              <w:rPr>
-                <w:rFonts w:ascii="Courier New" w:eastAsia="Courier New" w:hAnsi="Courier New" w:cs="Courier New"/>
-                <w:color w:val="F8F8F2"/>
-                <w:sz w:val="18"/>
-                <w:szCs w:val="18"/>
-              </w:rPr>
-              <w:t>calibration_correction.launch</w:t>
-            </w:r>
-            <w:proofErr w:type="spellEnd"/>
-            <w:r>
-              <w:rPr>
-                <w:rFonts w:ascii="Courier New" w:eastAsia="Courier New" w:hAnsi="Courier New" w:cs="Courier New"/>
-                <w:color w:val="F8F8F2"/>
-                <w:sz w:val="18"/>
-                <w:szCs w:val="18"/>
-              </w:rPr>
-              <w:t xml:space="preserve"> \</w:t>
-            </w:r>
-          </w:p>
-          <w:p>
-            <w:pPr>
-              <w:spacing w:before="20" w:after="20"/>
-            </w:pPr>
-            <w:r>
-              <w:rPr>
-                <w:rFonts w:ascii="Courier New" w:eastAsia="Courier New" w:hAnsi="Courier New" w:cs="Courier New"/>
-                <w:color w:val="F8F8F2"/>
-                <w:sz w:val="18"/>
-                <w:szCs w:val="18"/>
-              </w:rPr>
-              <w:t xml:space="preserve">  </w:t>
-            </w:r>
-            <w:proofErr w:type="spellStart"/>
-            <w:r>
-              <w:rPr>
-                <w:rFonts w:ascii="Courier New" w:eastAsia="Courier New" w:hAnsi="Courier New" w:cs="Courier New"/>
-                <w:color w:val="F8F8F2"/>
-                <w:sz w:val="18"/>
-                <w:szCs w:val="18"/>
-              </w:rPr>
-              <w:t>robot_ip</w:t>
-            </w:r>
-            <w:proofErr w:type="spellEnd"/>
-            <w:r>
-              <w:rPr>
-                <w:rFonts w:ascii="Courier New" w:eastAsia="Courier New" w:hAnsi="Courier New" w:cs="Courier New"/>
-                <w:color w:val="F8F8F2"/>
-                <w:sz w:val="18"/>
-                <w:szCs w:val="18"/>
-              </w:rPr>
-              <w:t>:=192.168.1.120 \</w:t>
-            </w:r>
-          </w:p>
-          <w:p>
-            <w:pPr>
-              <w:spacing w:before="20" w:after="20"/>
-            </w:pPr>
-            <w:r>
-              <w:rPr>
-                <w:rFonts w:ascii="Courier New" w:eastAsia="Courier New" w:hAnsi="Courier New" w:cs="Courier New"/>
-                <w:color w:val="F8F8F2"/>
-                <w:sz w:val="18"/>
-                <w:szCs w:val="18"/>
-              </w:rPr>
-              <w:t xml:space="preserve">  </w:t>
-            </w:r>
-            <w:proofErr w:type="spellStart"/>
-            <w:r>
-              <w:rPr>
-                <w:rFonts w:ascii="Courier New" w:eastAsia="Courier New" w:hAnsi="Courier New" w:cs="Courier New"/>
-                <w:color w:val="F8F8F2"/>
-                <w:sz w:val="18"/>
-                <w:szCs w:val="18"/>
-              </w:rPr>
-              <w:t>target_filename</w:t>
-            </w:r>
-            <w:proofErr w:type="spellEnd"/>
-            <w:r>
-              <w:rPr>
-                <w:rFonts w:ascii="Courier New" w:eastAsia="Courier New" w:hAnsi="Courier New" w:cs="Courier New"/>
-                <w:color w:val="F8F8F2"/>
-                <w:sz w:val="18"/>
-                <w:szCs w:val="18"/>
-              </w:rPr>
-              <w:t>:=/home/YOUR_USERNAME/</w:t>
-            </w:r>
-            <w:proofErr w:type="spellStart"/>
-            <w:r>
-              <w:rPr>
-                <w:rFonts w:ascii="Courier New" w:eastAsia="Courier New" w:hAnsi="Courier New" w:cs="Courier New"/>
-                <w:color w:val="F8F8F2"/>
-                <w:sz w:val="18"/>
-                <w:szCs w:val="18"/>
-              </w:rPr>
-              <w:t>calibration_robot.yaml</w:t>
-            </w:r>
-            <w:proofErr w:type="spellEnd"/>
+            <w:r>
+              <w:rPr>
+                <w:rFonts w:ascii="Courier New" w:eastAsia="Courier New" w:hAnsi="Courier New" w:cs="Courier New"/>
+                <w:color w:val="F8F8F2"/>
+                <w:sz w:val="18"/>
+                <w:szCs w:val="18"/>
+              </w:rPr>
+              <w:t>roslaunch ur_calibration calibration_correction.launch \</w:t>
+            </w:r>
+          </w:p>
+          <w:p>
+            <w:pPr>
+              <w:spacing w:before="20" w:after="20"/>
+            </w:pPr>
+            <w:r>
+              <w:rPr>
+                <w:rFonts w:ascii="Courier New" w:eastAsia="Courier New" w:hAnsi="Courier New" w:cs="Courier New"/>
+                <w:color w:val="F8F8F2"/>
+                <w:sz w:val="18"/>
+                <w:szCs w:val="18"/>
+              </w:rPr>
+              <w:t xml:space="preserve">  robot_ip:=192.168.1.120 \</w:t>
+            </w:r>
+          </w:p>
+          <w:p>
+            <w:pPr>
+              <w:spacing w:before="20" w:after="20"/>
+            </w:pPr>
+            <w:r>
+              <w:rPr>
+                <w:rFonts w:ascii="Courier New" w:eastAsia="Courier New" w:hAnsi="Courier New" w:cs="Courier New"/>
+                <w:color w:val="F8F8F2"/>
+                <w:sz w:val="18"/>
+                <w:szCs w:val="18"/>
+              </w:rPr>
+              <w:t xml:space="preserve">  target_filename:=/home/YOUR_USERNAME/calibration_robot.yaml</w:t>
+            </w:r>
           </w:p>
           <w:p>
             <w:pPr>
@@ -2546,133 +2316,42 @@
             <w:pPr>
               <w:spacing w:before="20" w:after="20"/>
             </w:pPr>
-            <w:proofErr w:type="spellStart"/>
-            <w:r>
-              <w:rPr>
-                <w:rFonts w:ascii="Courier New" w:eastAsia="Courier New" w:hAnsi="Courier New" w:cs="Courier New"/>
-                <w:color w:val="F8F8F2"/>
-                <w:sz w:val="18"/>
-                <w:szCs w:val="18"/>
-              </w:rPr>
-              <w:t>roslaunch</w:t>
-            </w:r>
-            <w:proofErr w:type="spellEnd"/>
-            <w:r>
-              <w:rPr>
-                <w:rFonts w:ascii="Courier New" w:eastAsia="Courier New" w:hAnsi="Courier New" w:cs="Courier New"/>
-                <w:color w:val="F8F8F2"/>
-                <w:sz w:val="18"/>
-                <w:szCs w:val="18"/>
-              </w:rPr>
-              <w:t xml:space="preserve"> </w:t>
-            </w:r>
-            <w:proofErr w:type="spellStart"/>
-            <w:r>
-              <w:rPr>
-                <w:rFonts w:ascii="Courier New" w:eastAsia="Courier New" w:hAnsi="Courier New" w:cs="Courier New"/>
-                <w:color w:val="F8F8F2"/>
-                <w:sz w:val="18"/>
-                <w:szCs w:val="18"/>
-              </w:rPr>
-              <w:t>ur_calibration</w:t>
-            </w:r>
-            <w:proofErr w:type="spellEnd"/>
-            <w:r>
-              <w:rPr>
-                <w:rFonts w:ascii="Courier New" w:eastAsia="Courier New" w:hAnsi="Courier New" w:cs="Courier New"/>
-                <w:color w:val="F8F8F2"/>
-                <w:sz w:val="18"/>
-                <w:szCs w:val="18"/>
-              </w:rPr>
-              <w:t xml:space="preserve"> </w:t>
-            </w:r>
-            <w:proofErr w:type="spellStart"/>
-            <w:r>
-              <w:rPr>
-                <w:rFonts w:ascii="Courier New" w:eastAsia="Courier New" w:hAnsi="Courier New" w:cs="Courier New"/>
-                <w:color w:val="F8F8F2"/>
-                <w:sz w:val="18"/>
-                <w:szCs w:val="18"/>
-              </w:rPr>
-              <w:t>calibration_correction.launch</w:t>
-            </w:r>
-            <w:proofErr w:type="spellEnd"/>
-            <w:r>
-              <w:rPr>
-                <w:rFonts w:ascii="Courier New" w:eastAsia="Courier New" w:hAnsi="Courier New" w:cs="Courier New"/>
-                <w:color w:val="F8F8F2"/>
-                <w:sz w:val="18"/>
-                <w:szCs w:val="18"/>
-              </w:rPr>
-              <w:t xml:space="preserve"> \</w:t>
-            </w:r>
-          </w:p>
-          <w:p>
-            <w:pPr>
-              <w:spacing w:before="20" w:after="20"/>
-            </w:pPr>
-            <w:r>
-              <w:rPr>
-                <w:rFonts w:ascii="Courier New" w:eastAsia="Courier New" w:hAnsi="Courier New" w:cs="Courier New"/>
-                <w:color w:val="F8F8F2"/>
-                <w:sz w:val="18"/>
-                <w:szCs w:val="18"/>
-              </w:rPr>
-              <w:t xml:space="preserve">  </w:t>
-            </w:r>
-            <w:proofErr w:type="spellStart"/>
-            <w:r>
-              <w:rPr>
-                <w:rFonts w:ascii="Courier New" w:eastAsia="Courier New" w:hAnsi="Courier New" w:cs="Courier New"/>
-                <w:color w:val="F8F8F2"/>
-                <w:sz w:val="18"/>
-                <w:szCs w:val="18"/>
-              </w:rPr>
-              <w:t>robot_ip</w:t>
-            </w:r>
-            <w:proofErr w:type="spellEnd"/>
-            <w:r>
-              <w:rPr>
-                <w:rFonts w:ascii="Courier New" w:eastAsia="Courier New" w:hAnsi="Courier New" w:cs="Courier New"/>
-                <w:color w:val="F8F8F2"/>
-                <w:sz w:val="18"/>
-                <w:szCs w:val="18"/>
-              </w:rPr>
-              <w:t>:=192.168.1.112 \</w:t>
-            </w:r>
-          </w:p>
-          <w:p>
-            <w:pPr>
-              <w:spacing w:before="20" w:after="20"/>
-            </w:pPr>
-            <w:r>
-              <w:rPr>
-                <w:rFonts w:ascii="Courier New" w:eastAsia="Courier New" w:hAnsi="Courier New" w:cs="Courier New"/>
-                <w:color w:val="F8F8F2"/>
-                <w:sz w:val="18"/>
-                <w:szCs w:val="18"/>
-              </w:rPr>
-              <w:t xml:space="preserve">  </w:t>
-            </w:r>
-            <w:proofErr w:type="spellStart"/>
-            <w:r>
-              <w:rPr>
-                <w:rFonts w:ascii="Courier New" w:eastAsia="Courier New" w:hAnsi="Courier New" w:cs="Courier New"/>
-                <w:color w:val="F8F8F2"/>
-                <w:sz w:val="18"/>
-                <w:szCs w:val="18"/>
-              </w:rPr>
-              <w:t>target_filename</w:t>
-            </w:r>
-            <w:proofErr w:type="spellEnd"/>
-            <w:r>
-              <w:rPr>
-                <w:rFonts w:ascii="Courier New" w:eastAsia="Courier New" w:hAnsi="Courier New" w:cs="Courier New"/>
-                <w:color w:val="F8F8F2"/>
-                <w:sz w:val="18"/>
-                <w:szCs w:val="18"/>
-              </w:rPr>
-              <w:t>:=/home/YOUR_USERNAME/calibration_robot2.yaml</w:t>
+            <w:r>
+              <w:rPr>
+                <w:rFonts w:ascii="Courier New" w:eastAsia="Courier New" w:hAnsi="Courier New" w:cs="Courier New"/>
+                <w:color w:val="F8F8F2"/>
+                <w:sz w:val="18"/>
+                <w:szCs w:val="18"/>
+              </w:rPr>
+              <w:t>roslaunch ur_calibration calibration_correction.launch \</w:t>
+            </w:r>
+          </w:p>
+          <w:p>
+            <w:pPr>
+              <w:spacing w:before="20" w:after="20"/>
+            </w:pPr>
+            <w:r>
+              <w:rPr>
+                <w:rFonts w:ascii="Courier New" w:eastAsia="Courier New" w:hAnsi="Courier New" w:cs="Courier New"/>
+                <w:color w:val="F8F8F2"/>
+                <w:sz w:val="18"/>
+                <w:szCs w:val="18"/>
+              </w:rPr>
+              <w:t xml:space="preserve">  robot_ip:=192.168.1.112 \</w:t>
+            </w:r>
+          </w:p>
+          <w:p>
+            <w:pPr>
+              <w:spacing w:before="20" w:after="20"/>
+            </w:pPr>
+            <w:r>
+              <w:rPr>
+                <w:rFonts w:ascii="Courier New" w:eastAsia="Courier New" w:hAnsi="Courier New" w:cs="Courier New"/>
+                <w:color w:val="F8F8F2"/>
+                <w:sz w:val="18"/>
+                <w:szCs w:val="18"/>
+              </w:rPr>
+              <w:t xml:space="preserve">  target_filename:=/home/YOUR_USERNAME/calibration_robot2.yaml</w:t>
             </w:r>
           </w:p>
         </w:tc>
@@ -2694,21 +2373,7 @@
           <w:color w:val="FFFFFF"/>
         </w:rPr>
         <w:lastRenderedPageBreak/>
-        <w:t>Part 2: Simulation (</w:t>
-      </w:r>
-      <w:proofErr w:type="spellStart"/>
-      <w:r>
-        <w:rPr>
-          <w:color w:val="FFFFFF"/>
-        </w:rPr>
-        <w:t>Webots</w:t>
-      </w:r>
-      <w:proofErr w:type="spellEnd"/>
-      <w:r>
-        <w:rPr>
-          <w:color w:val="FFFFFF"/>
-        </w:rPr>
-        <w:t>)</w:t>
+        <w:t>Part 2: Simulation (Webots)</w:t>
       </w:r>
     </w:p>
     <w:p>
@@ -2719,21 +2384,7 @@
         <w:rPr>
           <w:color w:val="1A1A1A"/>
         </w:rPr>
-        <w:t xml:space="preserve">Use this workflow for training and testing in the </w:t>
-      </w:r>
-      <w:proofErr w:type="spellStart"/>
-      <w:r>
-        <w:rPr>
-          <w:color w:val="1A1A1A"/>
-        </w:rPr>
-        <w:t>Webots</w:t>
-      </w:r>
-      <w:proofErr w:type="spellEnd"/>
-      <w:r>
-        <w:rPr>
-          <w:color w:val="1A1A1A"/>
-        </w:rPr>
-        <w:t xml:space="preserve"> simulator without physical robots.</w:t>
+        <w:t>Use this workflow for training and testing in the Webots simulator without physical robots.</w:t>
       </w:r>
     </w:p>
     <w:p>
@@ -2865,61 +2516,21 @@
                 <w:sz w:val="18"/>
                 <w:szCs w:val="18"/>
               </w:rPr>
-              <w:t xml:space="preserve">cd </w:t>
-            </w:r>
-            <w:r>
-              <w:rPr>
-                <w:rFonts w:ascii="Courier New" w:eastAsia="Courier New" w:hAnsi="Courier New" w:cs="Courier New"/>
-                <w:color w:val="F8F8F2"/>
-                <w:sz w:val="18"/>
-                <w:szCs w:val="18"/>
-              </w:rPr>
-              <w:t>{path}</w:t>
-            </w:r>
-            <w:r>
-              <w:rPr>
-                <w:rFonts w:ascii="Courier New" w:eastAsia="Courier New" w:hAnsi="Courier New" w:cs="Courier New"/>
-                <w:color w:val="F8F8F2"/>
-                <w:sz w:val="18"/>
-                <w:szCs w:val="18"/>
-              </w:rPr>
-              <w:t>\</w:t>
-            </w:r>
-            <w:proofErr w:type="spellStart"/>
-            <w:r>
-              <w:rPr>
-                <w:rFonts w:ascii="Courier New" w:eastAsia="Courier New" w:hAnsi="Courier New" w:cs="Courier New"/>
-                <w:color w:val="F8F8F2"/>
-                <w:sz w:val="18"/>
-                <w:szCs w:val="18"/>
-              </w:rPr>
-              <w:t>host_gpu_system</w:t>
-            </w:r>
-            <w:proofErr w:type="spellEnd"/>
-          </w:p>
-          <w:p>
-            <w:pPr>
-              <w:spacing w:before="20" w:after="20"/>
-            </w:pPr>
-            <w:proofErr w:type="spellStart"/>
-            <w:r>
-              <w:rPr>
-                <w:rFonts w:ascii="Courier New" w:eastAsia="Courier New" w:hAnsi="Courier New" w:cs="Courier New"/>
-                <w:color w:val="F8F8F2"/>
-                <w:sz w:val="18"/>
-                <w:szCs w:val="18"/>
-              </w:rPr>
-              <w:t>venv</w:t>
-            </w:r>
-            <w:proofErr w:type="spellEnd"/>
-            <w:r>
-              <w:rPr>
-                <w:rFonts w:ascii="Courier New" w:eastAsia="Courier New" w:hAnsi="Courier New" w:cs="Courier New"/>
-                <w:color w:val="F8F8F2"/>
-                <w:sz w:val="18"/>
-                <w:szCs w:val="18"/>
-              </w:rPr>
-              <w:t>\Scripts\activate</w:t>
+              <w:t>cd {path}\host_gpu_system</w:t>
+            </w:r>
+          </w:p>
+          <w:p>
+            <w:pPr>
+              <w:spacing w:before="20" w:after="20"/>
+            </w:pPr>
+            <w:r>
+              <w:rPr>
+                <w:rFonts w:ascii="Courier New" w:eastAsia="Courier New" w:hAnsi="Courier New" w:cs="Courier New"/>
+                <w:color w:val="F8F8F2"/>
+                <w:sz w:val="18"/>
+                <w:szCs w:val="18"/>
+              </w:rPr>
+              <w:t>venv\Scripts\activate</w:t>
             </w:r>
           </w:p>
           <w:p>
@@ -3032,7 +2643,6 @@
             <w:pPr>
               <w:spacing w:before="20" w:after="20"/>
             </w:pPr>
-            <w:proofErr w:type="spellStart"/>
             <w:r>
               <w:rPr>
                 <w:rFonts w:ascii="Courier New" w:eastAsia="Courier New" w:hAnsi="Courier New" w:cs="Courier New"/>
@@ -3042,7 +2652,6 @@
               </w:rPr>
               <w:t>roscore</w:t>
             </w:r>
-            <w:proofErr w:type="spellEnd"/>
           </w:p>
         </w:tc>
       </w:tr>
@@ -3063,16 +2672,8 @@
         <w:rPr>
           <w:color w:val="1F4E79"/>
         </w:rPr>
-        <w:t xml:space="preserve">VM — Terminal 2: </w:t>
-      </w:r>
-      <w:proofErr w:type="spellStart"/>
-      <w:r>
-        <w:rPr>
-          <w:color w:val="1F4E79"/>
-        </w:rPr>
-        <w:t>Webots</w:t>
-      </w:r>
-      <w:proofErr w:type="spellEnd"/>
+        <w:t>VM — Terminal 2: Webots</w:t>
+      </w:r>
     </w:p>
     <w:tbl>
       <w:tblPr>
@@ -3148,25 +2749,14 @@
             <w:pPr>
               <w:spacing w:before="20" w:after="20"/>
             </w:pPr>
-            <w:proofErr w:type="spellStart"/>
-            <w:r>
-              <w:rPr>
-                <w:rFonts w:ascii="Courier New" w:eastAsia="Courier New" w:hAnsi="Courier New" w:cs="Courier New"/>
-                <w:color w:val="F8F8F2"/>
-                <w:sz w:val="18"/>
-                <w:szCs w:val="18"/>
-              </w:rPr>
-              <w:t>webots</w:t>
-            </w:r>
-            <w:proofErr w:type="spellEnd"/>
-            <w:r>
-              <w:rPr>
-                <w:rFonts w:ascii="Courier New" w:eastAsia="Courier New" w:hAnsi="Courier New" w:cs="Courier New"/>
-                <w:color w:val="F8F8F2"/>
-                <w:sz w:val="18"/>
-                <w:szCs w:val="18"/>
-              </w:rPr>
-              <w:t xml:space="preserve"> ~/catkin_ws/src/vm_simulation_system/Webots/worlds/Environmentnewww.wbt</w:t>
+            <w:r>
+              <w:rPr>
+                <w:rFonts w:ascii="Courier New" w:eastAsia="Courier New" w:hAnsi="Courier New" w:cs="Courier New"/>
+                <w:color w:val="F8F8F2"/>
+                <w:sz w:val="18"/>
+                <w:szCs w:val="18"/>
+              </w:rPr>
+              <w:t>webots ~/catkin_ws/src/vm_simulation_system/Webots/worlds/Environmentnewww.wbt</w:t>
             </w:r>
           </w:p>
         </w:tc>
@@ -3272,59 +2862,8 @@
                 <w:sz w:val="18"/>
                 <w:szCs w:val="18"/>
               </w:rPr>
-              <w:t>cd ~/</w:t>
-            </w:r>
-            <w:proofErr w:type="spellStart"/>
-            <w:r>
-              <w:rPr>
-                <w:rFonts w:ascii="Courier New" w:eastAsia="Courier New" w:hAnsi="Courier New" w:cs="Courier New"/>
-                <w:color w:val="F8F8F2"/>
-                <w:sz w:val="18"/>
-                <w:szCs w:val="18"/>
-              </w:rPr>
-              <w:t>catkin_ws</w:t>
-            </w:r>
-            <w:proofErr w:type="spellEnd"/>
-            <w:r>
-              <w:rPr>
-                <w:rFonts w:ascii="Courier New" w:eastAsia="Courier New" w:hAnsi="Courier New" w:cs="Courier New"/>
-                <w:color w:val="F8F8F2"/>
-                <w:sz w:val="18"/>
-                <w:szCs w:val="18"/>
-              </w:rPr>
-              <w:t>/</w:t>
-            </w:r>
-            <w:proofErr w:type="spellStart"/>
-            <w:r>
-              <w:rPr>
-                <w:rFonts w:ascii="Courier New" w:eastAsia="Courier New" w:hAnsi="Courier New" w:cs="Courier New"/>
-                <w:color w:val="F8F8F2"/>
-                <w:sz w:val="18"/>
-                <w:szCs w:val="18"/>
-              </w:rPr>
-              <w:t>src</w:t>
-            </w:r>
-            <w:proofErr w:type="spellEnd"/>
-            <w:r>
-              <w:rPr>
-                <w:rFonts w:ascii="Courier New" w:eastAsia="Courier New" w:hAnsi="Courier New" w:cs="Courier New"/>
-                <w:color w:val="F8F8F2"/>
-                <w:sz w:val="18"/>
-                <w:szCs w:val="18"/>
-              </w:rPr>
-              <w:t>/</w:t>
-            </w:r>
-            <w:proofErr w:type="spellStart"/>
-            <w:r>
-              <w:rPr>
-                <w:rFonts w:ascii="Courier New" w:eastAsia="Courier New" w:hAnsi="Courier New" w:cs="Courier New"/>
-                <w:color w:val="F8F8F2"/>
-                <w:sz w:val="18"/>
-                <w:szCs w:val="18"/>
-              </w:rPr>
-              <w:t>vm_simulation_system</w:t>
-            </w:r>
-            <w:proofErr w:type="spellEnd"/>
+              <w:t>cd ~/catkin_ws/src/vm_simulation_system</w:t>
+            </w:r>
           </w:p>
           <w:p>
             <w:pPr>
@@ -3509,59 +3048,8 @@
                 <w:sz w:val="18"/>
                 <w:szCs w:val="18"/>
               </w:rPr>
-              <w:t>cd ~/</w:t>
-            </w:r>
-            <w:proofErr w:type="spellStart"/>
-            <w:r>
-              <w:rPr>
-                <w:rFonts w:ascii="Courier New" w:eastAsia="Courier New" w:hAnsi="Courier New" w:cs="Courier New"/>
-                <w:color w:val="F8F8F2"/>
-                <w:sz w:val="18"/>
-                <w:szCs w:val="18"/>
-              </w:rPr>
-              <w:t>catkin_ws</w:t>
-            </w:r>
-            <w:proofErr w:type="spellEnd"/>
-            <w:r>
-              <w:rPr>
-                <w:rFonts w:ascii="Courier New" w:eastAsia="Courier New" w:hAnsi="Courier New" w:cs="Courier New"/>
-                <w:color w:val="F8F8F2"/>
-                <w:sz w:val="18"/>
-                <w:szCs w:val="18"/>
-              </w:rPr>
-              <w:t>/</w:t>
-            </w:r>
-            <w:proofErr w:type="spellStart"/>
-            <w:r>
-              <w:rPr>
-                <w:rFonts w:ascii="Courier New" w:eastAsia="Courier New" w:hAnsi="Courier New" w:cs="Courier New"/>
-                <w:color w:val="F8F8F2"/>
-                <w:sz w:val="18"/>
-                <w:szCs w:val="18"/>
-              </w:rPr>
-              <w:t>src</w:t>
-            </w:r>
-            <w:proofErr w:type="spellEnd"/>
-            <w:r>
-              <w:rPr>
-                <w:rFonts w:ascii="Courier New" w:eastAsia="Courier New" w:hAnsi="Courier New" w:cs="Courier New"/>
-                <w:color w:val="F8F8F2"/>
-                <w:sz w:val="18"/>
-                <w:szCs w:val="18"/>
-              </w:rPr>
-              <w:t>/</w:t>
-            </w:r>
-            <w:proofErr w:type="spellStart"/>
-            <w:r>
-              <w:rPr>
-                <w:rFonts w:ascii="Courier New" w:eastAsia="Courier New" w:hAnsi="Courier New" w:cs="Courier New"/>
-                <w:color w:val="F8F8F2"/>
-                <w:sz w:val="18"/>
-                <w:szCs w:val="18"/>
-              </w:rPr>
-              <w:t>vm_simulation_system</w:t>
-            </w:r>
-            <w:proofErr w:type="spellEnd"/>
+              <w:t>cd ~/catkin_ws/src/vm_simulation_system</w:t>
+            </w:r>
           </w:p>
           <w:p>
             <w:pPr>
@@ -3624,25 +3112,7 @@
           <w:sz w:val="20"/>
           <w:szCs w:val="20"/>
         </w:rPr>
-        <w:t xml:space="preserve">When stopping the simulation, always click Reset Simulation in </w:t>
-      </w:r>
-      <w:proofErr w:type="spellStart"/>
-      <w:r>
-        <w:rPr>
-          <w:color w:val="1E6B3C"/>
-          <w:sz w:val="20"/>
-          <w:szCs w:val="20"/>
-        </w:rPr>
-        <w:t>Webots</w:t>
-      </w:r>
-      <w:proofErr w:type="spellEnd"/>
-      <w:r>
-        <w:rPr>
-          <w:color w:val="1E6B3C"/>
-          <w:sz w:val="20"/>
-          <w:szCs w:val="20"/>
-        </w:rPr>
-        <w:t xml:space="preserve"> before closing. This correctly stops simulation_client.py and resets camera positions. Saving or restarting without resetting can cause cameras to shift from their original positions.</w:t>
+        <w:t>When stopping the simulation, always click Reset Simulation in Webots before closing. This correctly stops simulation_client.py and resets camera positions. Saving or restarting without resetting can cause cameras to shift from their original positions.</w:t>
       </w:r>
     </w:p>
     <w:p>
@@ -3668,19 +3138,11 @@
       <w:pPr>
         <w:spacing w:before="60" w:after="60"/>
       </w:pPr>
-      <w:proofErr w:type="spellStart"/>
       <w:r>
         <w:rPr>
           <w:color w:val="1A1A1A"/>
         </w:rPr>
-        <w:t>roscore</w:t>
-      </w:r>
-      <w:proofErr w:type="spellEnd"/>
-      <w:r>
-        <w:rPr>
-          <w:color w:val="1A1A1A"/>
-        </w:rPr>
-        <w:t xml:space="preserve"> must already be running. Start the GPU server on Windows first, then launch the clients.</w:t>
+        <w:t>roscore must already be running. Start the GPU server on Windows first, then launch the clients.</w:t>
       </w:r>
     </w:p>
     <w:p>
@@ -3783,61 +3245,21 @@
                 <w:sz w:val="18"/>
                 <w:szCs w:val="18"/>
               </w:rPr>
-              <w:t xml:space="preserve">cd </w:t>
-            </w:r>
-            <w:r>
-              <w:rPr>
-                <w:rFonts w:ascii="Courier New" w:eastAsia="Courier New" w:hAnsi="Courier New" w:cs="Courier New"/>
-                <w:color w:val="F8F8F2"/>
-                <w:sz w:val="18"/>
-                <w:szCs w:val="18"/>
-              </w:rPr>
-              <w:t>{path}</w:t>
-            </w:r>
-            <w:r>
-              <w:rPr>
-                <w:rFonts w:ascii="Courier New" w:eastAsia="Courier New" w:hAnsi="Courier New" w:cs="Courier New"/>
-                <w:color w:val="F8F8F2"/>
-                <w:sz w:val="18"/>
-                <w:szCs w:val="18"/>
-              </w:rPr>
-              <w:t>\</w:t>
-            </w:r>
-            <w:proofErr w:type="spellStart"/>
-            <w:r>
-              <w:rPr>
-                <w:rFonts w:ascii="Courier New" w:eastAsia="Courier New" w:hAnsi="Courier New" w:cs="Courier New"/>
-                <w:color w:val="F8F8F2"/>
-                <w:sz w:val="18"/>
-                <w:szCs w:val="18"/>
-              </w:rPr>
-              <w:t>host_gpu_system</w:t>
-            </w:r>
-            <w:proofErr w:type="spellEnd"/>
-          </w:p>
-          <w:p>
-            <w:pPr>
-              <w:spacing w:before="20" w:after="20"/>
-            </w:pPr>
-            <w:proofErr w:type="spellStart"/>
-            <w:r>
-              <w:rPr>
-                <w:rFonts w:ascii="Courier New" w:eastAsia="Courier New" w:hAnsi="Courier New" w:cs="Courier New"/>
-                <w:color w:val="F8F8F2"/>
-                <w:sz w:val="18"/>
-                <w:szCs w:val="18"/>
-              </w:rPr>
-              <w:t>venv</w:t>
-            </w:r>
-            <w:proofErr w:type="spellEnd"/>
-            <w:r>
-              <w:rPr>
-                <w:rFonts w:ascii="Courier New" w:eastAsia="Courier New" w:hAnsi="Courier New" w:cs="Courier New"/>
-                <w:color w:val="F8F8F2"/>
-                <w:sz w:val="18"/>
-                <w:szCs w:val="18"/>
-              </w:rPr>
-              <w:t>\Scripts\activate</w:t>
+              <w:t>cd {path}\host_gpu_system</w:t>
+            </w:r>
+          </w:p>
+          <w:p>
+            <w:pPr>
+              <w:spacing w:before="20" w:after="20"/>
+            </w:pPr>
+            <w:r>
+              <w:rPr>
+                <w:rFonts w:ascii="Courier New" w:eastAsia="Courier New" w:hAnsi="Courier New" w:cs="Courier New"/>
+                <w:color w:val="F8F8F2"/>
+                <w:sz w:val="18"/>
+                <w:szCs w:val="18"/>
+              </w:rPr>
+              <w:t>venv\Scripts\activate</w:t>
             </w:r>
           </w:p>
           <w:p>
@@ -3957,59 +3379,8 @@
                 <w:sz w:val="18"/>
                 <w:szCs w:val="18"/>
               </w:rPr>
-              <w:t>cd ~/</w:t>
-            </w:r>
-            <w:proofErr w:type="spellStart"/>
-            <w:r>
-              <w:rPr>
-                <w:rFonts w:ascii="Courier New" w:eastAsia="Courier New" w:hAnsi="Courier New" w:cs="Courier New"/>
-                <w:color w:val="F8F8F2"/>
-                <w:sz w:val="18"/>
-                <w:szCs w:val="18"/>
-              </w:rPr>
-              <w:t>catkin_ws</w:t>
-            </w:r>
-            <w:proofErr w:type="spellEnd"/>
-            <w:r>
-              <w:rPr>
-                <w:rFonts w:ascii="Courier New" w:eastAsia="Courier New" w:hAnsi="Courier New" w:cs="Courier New"/>
-                <w:color w:val="F8F8F2"/>
-                <w:sz w:val="18"/>
-                <w:szCs w:val="18"/>
-              </w:rPr>
-              <w:t>/</w:t>
-            </w:r>
-            <w:proofErr w:type="spellStart"/>
-            <w:r>
-              <w:rPr>
-                <w:rFonts w:ascii="Courier New" w:eastAsia="Courier New" w:hAnsi="Courier New" w:cs="Courier New"/>
-                <w:color w:val="F8F8F2"/>
-                <w:sz w:val="18"/>
-                <w:szCs w:val="18"/>
-              </w:rPr>
-              <w:t>src</w:t>
-            </w:r>
-            <w:proofErr w:type="spellEnd"/>
-            <w:r>
-              <w:rPr>
-                <w:rFonts w:ascii="Courier New" w:eastAsia="Courier New" w:hAnsi="Courier New" w:cs="Courier New"/>
-                <w:color w:val="F8F8F2"/>
-                <w:sz w:val="18"/>
-                <w:szCs w:val="18"/>
-              </w:rPr>
-              <w:t>/</w:t>
-            </w:r>
-            <w:proofErr w:type="spellStart"/>
-            <w:r>
-              <w:rPr>
-                <w:rFonts w:ascii="Courier New" w:eastAsia="Courier New" w:hAnsi="Courier New" w:cs="Courier New"/>
-                <w:color w:val="F8F8F2"/>
-                <w:sz w:val="18"/>
-                <w:szCs w:val="18"/>
-              </w:rPr>
-              <w:t>vm_simulation_system</w:t>
-            </w:r>
-            <w:proofErr w:type="spellEnd"/>
+              <w:t>cd ~/catkin_ws/src/vm_simulation_system</w:t>
+            </w:r>
           </w:p>
           <w:p>
             <w:pPr>
@@ -4142,59 +3513,8 @@
                 <w:sz w:val="18"/>
                 <w:szCs w:val="18"/>
               </w:rPr>
-              <w:t>cd ~/</w:t>
-            </w:r>
-            <w:proofErr w:type="spellStart"/>
-            <w:r>
-              <w:rPr>
-                <w:rFonts w:ascii="Courier New" w:eastAsia="Courier New" w:hAnsi="Courier New" w:cs="Courier New"/>
-                <w:color w:val="F8F8F2"/>
-                <w:sz w:val="18"/>
-                <w:szCs w:val="18"/>
-              </w:rPr>
-              <w:t>catkin_ws</w:t>
-            </w:r>
-            <w:proofErr w:type="spellEnd"/>
-            <w:r>
-              <w:rPr>
-                <w:rFonts w:ascii="Courier New" w:eastAsia="Courier New" w:hAnsi="Courier New" w:cs="Courier New"/>
-                <w:color w:val="F8F8F2"/>
-                <w:sz w:val="18"/>
-                <w:szCs w:val="18"/>
-              </w:rPr>
-              <w:t>/</w:t>
-            </w:r>
-            <w:proofErr w:type="spellStart"/>
-            <w:r>
-              <w:rPr>
-                <w:rFonts w:ascii="Courier New" w:eastAsia="Courier New" w:hAnsi="Courier New" w:cs="Courier New"/>
-                <w:color w:val="F8F8F2"/>
-                <w:sz w:val="18"/>
-                <w:szCs w:val="18"/>
-              </w:rPr>
-              <w:t>src</w:t>
-            </w:r>
-            <w:proofErr w:type="spellEnd"/>
-            <w:r>
-              <w:rPr>
-                <w:rFonts w:ascii="Courier New" w:eastAsia="Courier New" w:hAnsi="Courier New" w:cs="Courier New"/>
-                <w:color w:val="F8F8F2"/>
-                <w:sz w:val="18"/>
-                <w:szCs w:val="18"/>
-              </w:rPr>
-              <w:t>/</w:t>
-            </w:r>
-            <w:proofErr w:type="spellStart"/>
-            <w:r>
-              <w:rPr>
-                <w:rFonts w:ascii="Courier New" w:eastAsia="Courier New" w:hAnsi="Courier New" w:cs="Courier New"/>
-                <w:color w:val="F8F8F2"/>
-                <w:sz w:val="18"/>
-                <w:szCs w:val="18"/>
-              </w:rPr>
-              <w:t>vm_simulation_system</w:t>
-            </w:r>
-            <w:proofErr w:type="spellEnd"/>
+              <w:t>cd ~/catkin_ws/src/vm_simulation_system</w:t>
+            </w:r>
           </w:p>
           <w:p>
             <w:pPr>
@@ -4591,21 +3911,7 @@
         <w:rPr>
           <w:color w:val="1A1A1A"/>
         </w:rPr>
-        <w:t xml:space="preserve">Start each component in the order below. Robot 1 and Robot 2 terminals can be started roughly in parallel, but the GPU server and </w:t>
-      </w:r>
-      <w:proofErr w:type="spellStart"/>
-      <w:r>
-        <w:rPr>
-          <w:color w:val="1A1A1A"/>
-        </w:rPr>
-        <w:t>roscore</w:t>
-      </w:r>
-      <w:proofErr w:type="spellEnd"/>
-      <w:r>
-        <w:rPr>
-          <w:color w:val="1A1A1A"/>
-        </w:rPr>
-        <w:t xml:space="preserve"> must come first.</w:t>
+        <w:t>Start each component in the order below. Robot 1 and Robot 2 terminals can be started roughly in parallel, but the GPU server and roscore must come first.</w:t>
       </w:r>
     </w:p>
     <w:p>
@@ -4708,61 +4014,21 @@
                 <w:sz w:val="18"/>
                 <w:szCs w:val="18"/>
               </w:rPr>
-              <w:t xml:space="preserve">cd </w:t>
-            </w:r>
-            <w:r>
-              <w:rPr>
-                <w:rFonts w:ascii="Courier New" w:eastAsia="Courier New" w:hAnsi="Courier New" w:cs="Courier New"/>
-                <w:color w:val="F8F8F2"/>
-                <w:sz w:val="18"/>
-                <w:szCs w:val="18"/>
-              </w:rPr>
-              <w:t>{path}</w:t>
-            </w:r>
-            <w:r>
-              <w:rPr>
-                <w:rFonts w:ascii="Courier New" w:eastAsia="Courier New" w:hAnsi="Courier New" w:cs="Courier New"/>
-                <w:color w:val="F8F8F2"/>
-                <w:sz w:val="18"/>
-                <w:szCs w:val="18"/>
-              </w:rPr>
-              <w:t>\</w:t>
-            </w:r>
-            <w:proofErr w:type="spellStart"/>
-            <w:r>
-              <w:rPr>
-                <w:rFonts w:ascii="Courier New" w:eastAsia="Courier New" w:hAnsi="Courier New" w:cs="Courier New"/>
-                <w:color w:val="F8F8F2"/>
-                <w:sz w:val="18"/>
-                <w:szCs w:val="18"/>
-              </w:rPr>
-              <w:t>host_gpu_system</w:t>
-            </w:r>
-            <w:proofErr w:type="spellEnd"/>
-          </w:p>
-          <w:p>
-            <w:pPr>
-              <w:spacing w:before="20" w:after="20"/>
-            </w:pPr>
-            <w:proofErr w:type="spellStart"/>
-            <w:r>
-              <w:rPr>
-                <w:rFonts w:ascii="Courier New" w:eastAsia="Courier New" w:hAnsi="Courier New" w:cs="Courier New"/>
-                <w:color w:val="F8F8F2"/>
-                <w:sz w:val="18"/>
-                <w:szCs w:val="18"/>
-              </w:rPr>
-              <w:t>venv</w:t>
-            </w:r>
-            <w:proofErr w:type="spellEnd"/>
-            <w:r>
-              <w:rPr>
-                <w:rFonts w:ascii="Courier New" w:eastAsia="Courier New" w:hAnsi="Courier New" w:cs="Courier New"/>
-                <w:color w:val="F8F8F2"/>
-                <w:sz w:val="18"/>
-                <w:szCs w:val="18"/>
-              </w:rPr>
-              <w:t>\Scripts\activate</w:t>
+              <w:t>cd {path}\host_gpu_system</w:t>
+            </w:r>
+          </w:p>
+          <w:p>
+            <w:pPr>
+              <w:spacing w:before="20" w:after="20"/>
+            </w:pPr>
+            <w:r>
+              <w:rPr>
+                <w:rFonts w:ascii="Courier New" w:eastAsia="Courier New" w:hAnsi="Courier New" w:cs="Courier New"/>
+                <w:color w:val="F8F8F2"/>
+                <w:sz w:val="18"/>
+                <w:szCs w:val="18"/>
+              </w:rPr>
+              <w:t>venv\Scripts\activate</w:t>
             </w:r>
           </w:p>
           <w:p>
@@ -4875,7 +4141,6 @@
             <w:pPr>
               <w:spacing w:before="20" w:after="20"/>
             </w:pPr>
-            <w:proofErr w:type="spellStart"/>
             <w:r>
               <w:rPr>
                 <w:rFonts w:ascii="Courier New" w:eastAsia="Courier New" w:hAnsi="Courier New" w:cs="Courier New"/>
@@ -4885,7 +4150,6 @@
               </w:rPr>
               <w:t>roscore</w:t>
             </w:r>
-            <w:proofErr w:type="spellEnd"/>
           </w:p>
         </w:tc>
       </w:tr>
@@ -4990,83 +4254,21 @@
                 <w:sz w:val="18"/>
                 <w:szCs w:val="18"/>
               </w:rPr>
-              <w:t>source ~/</w:t>
-            </w:r>
-            <w:proofErr w:type="spellStart"/>
-            <w:r>
-              <w:rPr>
-                <w:rFonts w:ascii="Courier New" w:eastAsia="Courier New" w:hAnsi="Courier New" w:cs="Courier New"/>
-                <w:color w:val="F8F8F2"/>
-                <w:sz w:val="18"/>
-                <w:szCs w:val="18"/>
-              </w:rPr>
-              <w:t>catkin_ws</w:t>
-            </w:r>
-            <w:proofErr w:type="spellEnd"/>
-            <w:r>
-              <w:rPr>
-                <w:rFonts w:ascii="Courier New" w:eastAsia="Courier New" w:hAnsi="Courier New" w:cs="Courier New"/>
-                <w:color w:val="F8F8F2"/>
-                <w:sz w:val="18"/>
-                <w:szCs w:val="18"/>
-              </w:rPr>
-              <w:t>/</w:t>
-            </w:r>
-            <w:proofErr w:type="spellStart"/>
-            <w:r>
-              <w:rPr>
-                <w:rFonts w:ascii="Courier New" w:eastAsia="Courier New" w:hAnsi="Courier New" w:cs="Courier New"/>
-                <w:color w:val="F8F8F2"/>
-                <w:sz w:val="18"/>
-                <w:szCs w:val="18"/>
-              </w:rPr>
-              <w:t>install_isolated</w:t>
-            </w:r>
-            <w:proofErr w:type="spellEnd"/>
-            <w:r>
-              <w:rPr>
-                <w:rFonts w:ascii="Courier New" w:eastAsia="Courier New" w:hAnsi="Courier New" w:cs="Courier New"/>
-                <w:color w:val="F8F8F2"/>
-                <w:sz w:val="18"/>
-                <w:szCs w:val="18"/>
-              </w:rPr>
-              <w:t>/</w:t>
-            </w:r>
-            <w:proofErr w:type="spellStart"/>
-            <w:r>
-              <w:rPr>
-                <w:rFonts w:ascii="Courier New" w:eastAsia="Courier New" w:hAnsi="Courier New" w:cs="Courier New"/>
-                <w:color w:val="F8F8F2"/>
-                <w:sz w:val="18"/>
-                <w:szCs w:val="18"/>
-              </w:rPr>
-              <w:t>setup.bash</w:t>
-            </w:r>
-            <w:proofErr w:type="spellEnd"/>
-          </w:p>
-          <w:p>
-            <w:pPr>
-              <w:spacing w:before="20" w:after="20"/>
-            </w:pPr>
-            <w:proofErr w:type="spellStart"/>
-            <w:r>
-              <w:rPr>
-                <w:rFonts w:ascii="Courier New" w:eastAsia="Courier New" w:hAnsi="Courier New" w:cs="Courier New"/>
-                <w:color w:val="F8F8F2"/>
-                <w:sz w:val="18"/>
-                <w:szCs w:val="18"/>
-              </w:rPr>
-              <w:t>roslaunch</w:t>
-            </w:r>
-            <w:proofErr w:type="spellEnd"/>
-            <w:r>
-              <w:rPr>
-                <w:rFonts w:ascii="Courier New" w:eastAsia="Courier New" w:hAnsi="Courier New" w:cs="Courier New"/>
-                <w:color w:val="F8F8F2"/>
-                <w:sz w:val="18"/>
-                <w:szCs w:val="18"/>
-              </w:rPr>
-              <w:t xml:space="preserve"> ~/robot1_bringup.launch</w:t>
+              <w:t>source ~/catkin_ws/install_isolated/setup.bash</w:t>
+            </w:r>
+          </w:p>
+          <w:p>
+            <w:pPr>
+              <w:spacing w:before="20" w:after="20"/>
+            </w:pPr>
+            <w:r>
+              <w:rPr>
+                <w:rFonts w:ascii="Courier New" w:eastAsia="Courier New" w:hAnsi="Courier New" w:cs="Courier New"/>
+                <w:color w:val="F8F8F2"/>
+                <w:sz w:val="18"/>
+                <w:szCs w:val="18"/>
+              </w:rPr>
+              <w:t>roslaunch ~/robot1_bringup.launch</w:t>
             </w:r>
           </w:p>
         </w:tc>
@@ -5205,166 +4407,67 @@
                 <w:sz w:val="18"/>
                 <w:szCs w:val="18"/>
               </w:rPr>
-              <w:t>source ~/</w:t>
-            </w:r>
-            <w:proofErr w:type="spellStart"/>
-            <w:r>
-              <w:rPr>
-                <w:rFonts w:ascii="Courier New" w:eastAsia="Courier New" w:hAnsi="Courier New" w:cs="Courier New"/>
-                <w:color w:val="F8F8F2"/>
-                <w:sz w:val="18"/>
-                <w:szCs w:val="18"/>
-              </w:rPr>
-              <w:t>catkin_ws</w:t>
-            </w:r>
-            <w:proofErr w:type="spellEnd"/>
-            <w:r>
-              <w:rPr>
-                <w:rFonts w:ascii="Courier New" w:eastAsia="Courier New" w:hAnsi="Courier New" w:cs="Courier New"/>
-                <w:color w:val="F8F8F2"/>
-                <w:sz w:val="18"/>
-                <w:szCs w:val="18"/>
-              </w:rPr>
-              <w:t>/</w:t>
-            </w:r>
-            <w:proofErr w:type="spellStart"/>
-            <w:r>
-              <w:rPr>
-                <w:rFonts w:ascii="Courier New" w:eastAsia="Courier New" w:hAnsi="Courier New" w:cs="Courier New"/>
-                <w:color w:val="F8F8F2"/>
-                <w:sz w:val="18"/>
-                <w:szCs w:val="18"/>
-              </w:rPr>
-              <w:t>install_isolated</w:t>
-            </w:r>
-            <w:proofErr w:type="spellEnd"/>
-            <w:r>
-              <w:rPr>
-                <w:rFonts w:ascii="Courier New" w:eastAsia="Courier New" w:hAnsi="Courier New" w:cs="Courier New"/>
-                <w:color w:val="F8F8F2"/>
-                <w:sz w:val="18"/>
-                <w:szCs w:val="18"/>
-              </w:rPr>
-              <w:t>/</w:t>
-            </w:r>
-            <w:proofErr w:type="spellStart"/>
-            <w:r>
-              <w:rPr>
-                <w:rFonts w:ascii="Courier New" w:eastAsia="Courier New" w:hAnsi="Courier New" w:cs="Courier New"/>
-                <w:color w:val="F8F8F2"/>
-                <w:sz w:val="18"/>
-                <w:szCs w:val="18"/>
-              </w:rPr>
-              <w:t>setup.bash</w:t>
-            </w:r>
-            <w:proofErr w:type="spellEnd"/>
-          </w:p>
-          <w:p>
-            <w:pPr>
-              <w:spacing w:before="20" w:after="20"/>
-            </w:pPr>
-            <w:r>
-              <w:rPr>
-                <w:rFonts w:ascii="Courier New" w:eastAsia="Courier New" w:hAnsi="Courier New" w:cs="Courier New"/>
-                <w:color w:val="F8F8F2"/>
-                <w:sz w:val="18"/>
-                <w:szCs w:val="18"/>
-              </w:rPr>
-              <w:t xml:space="preserve">ROS_NAMESPACE=ur3e_robot1 </w:t>
-            </w:r>
-            <w:proofErr w:type="spellStart"/>
-            <w:r>
-              <w:rPr>
-                <w:rFonts w:ascii="Courier New" w:eastAsia="Courier New" w:hAnsi="Courier New" w:cs="Courier New"/>
-                <w:color w:val="F8F8F2"/>
-                <w:sz w:val="18"/>
-                <w:szCs w:val="18"/>
-              </w:rPr>
-              <w:t>rosrun</w:t>
-            </w:r>
-            <w:proofErr w:type="spellEnd"/>
-            <w:r>
-              <w:rPr>
-                <w:rFonts w:ascii="Courier New" w:eastAsia="Courier New" w:hAnsi="Courier New" w:cs="Courier New"/>
-                <w:color w:val="F8F8F2"/>
-                <w:sz w:val="18"/>
-                <w:szCs w:val="18"/>
-              </w:rPr>
-              <w:t xml:space="preserve"> robotiq_2f_gripper_control \</w:t>
-            </w:r>
-          </w:p>
-          <w:p>
-            <w:pPr>
-              <w:spacing w:before="20" w:after="20"/>
-            </w:pPr>
-            <w:r>
-              <w:rPr>
-                <w:rFonts w:ascii="Courier New" w:eastAsia="Courier New" w:hAnsi="Courier New" w:cs="Courier New"/>
-                <w:color w:val="F8F8F2"/>
-                <w:sz w:val="18"/>
-                <w:szCs w:val="18"/>
-              </w:rPr>
-              <w:t xml:space="preserve">  Robotiq2FGripperRtuNode.py /</w:t>
-            </w:r>
-            <w:proofErr w:type="spellStart"/>
-            <w:r>
-              <w:rPr>
-                <w:rFonts w:ascii="Courier New" w:eastAsia="Courier New" w:hAnsi="Courier New" w:cs="Courier New"/>
-                <w:color w:val="F8F8F2"/>
-                <w:sz w:val="18"/>
-                <w:szCs w:val="18"/>
-              </w:rPr>
-              <w:t>tmp</w:t>
-            </w:r>
-            <w:proofErr w:type="spellEnd"/>
-            <w:r>
-              <w:rPr>
-                <w:rFonts w:ascii="Courier New" w:eastAsia="Courier New" w:hAnsi="Courier New" w:cs="Courier New"/>
-                <w:color w:val="F8F8F2"/>
-                <w:sz w:val="18"/>
-                <w:szCs w:val="18"/>
-              </w:rPr>
-              <w:t>/</w:t>
-            </w:r>
-            <w:proofErr w:type="spellStart"/>
-            <w:r>
-              <w:rPr>
-                <w:rFonts w:ascii="Courier New" w:eastAsia="Courier New" w:hAnsi="Courier New" w:cs="Courier New"/>
-                <w:color w:val="F8F8F2"/>
-                <w:sz w:val="18"/>
-                <w:szCs w:val="18"/>
-              </w:rPr>
-              <w:t>ttyUR</w:t>
-            </w:r>
-            <w:proofErr w:type="spellEnd"/>
-            <w:r>
-              <w:rPr>
-                <w:rFonts w:ascii="Courier New" w:eastAsia="Courier New" w:hAnsi="Courier New" w:cs="Courier New"/>
-                <w:color w:val="F8F8F2"/>
-                <w:sz w:val="18"/>
-                <w:szCs w:val="18"/>
-              </w:rPr>
-              <w:t xml:space="preserve"> __name:=</w:t>
-            </w:r>
-            <w:proofErr w:type="spellStart"/>
-            <w:r>
-              <w:rPr>
-                <w:rFonts w:ascii="Courier New" w:eastAsia="Courier New" w:hAnsi="Courier New" w:cs="Courier New"/>
-                <w:color w:val="F8F8F2"/>
-                <w:sz w:val="18"/>
-                <w:szCs w:val="18"/>
-              </w:rPr>
-              <w:t>gripper_node</w:t>
-            </w:r>
-            <w:proofErr w:type="spellEnd"/>
+              <w:t>source ~/catkin_ws/install_isolated/setup.bash</w:t>
+            </w:r>
+          </w:p>
+          <w:p>
+            <w:pPr>
+              <w:spacing w:before="20" w:after="20"/>
+            </w:pPr>
+            <w:r>
+              <w:rPr>
+                <w:rFonts w:ascii="Courier New" w:eastAsia="Courier New" w:hAnsi="Courier New" w:cs="Courier New"/>
+                <w:color w:val="F8F8F2"/>
+                <w:sz w:val="18"/>
+                <w:szCs w:val="18"/>
+              </w:rPr>
+              <w:t>ROS_NAMESPACE=ur3e_robot1 rosrun robotiq_2f_gripper_control \</w:t>
+            </w:r>
+          </w:p>
+          <w:p>
+            <w:pPr>
+              <w:spacing w:before="20" w:after="20"/>
+            </w:pPr>
+            <w:r>
+              <w:rPr>
+                <w:rFonts w:ascii="Courier New" w:eastAsia="Courier New" w:hAnsi="Courier New" w:cs="Courier New"/>
+                <w:color w:val="F8F8F2"/>
+                <w:sz w:val="18"/>
+                <w:szCs w:val="18"/>
+              </w:rPr>
+              <w:t xml:space="preserve">  Robotiq2FGripperRtuNode.py /tmp/ttyUR __name:=gripper_node</w:t>
+            </w:r>
           </w:p>
         </w:tc>
       </w:tr>
     </w:tbl>
     <w:p>
       <w:pPr>
-        <w:spacing w:before="80"/>
-      </w:pPr>
+        <w:pBdr>
+          <w:left w:val="single" w:sz="12" w:space="4" w:color="1E6B3C"/>
+        </w:pBdr>
+        <w:shd w:val="clear" w:color="auto" w:fill="D4EDDA"/>
+        <w:spacing w:before="100" w:after="100"/>
+        <w:ind w:left="200" w:right="200"/>
+      </w:pPr>
+      <w:r>
+        <w:rPr>
+          <w:b/>
+          <w:bCs/>
+          <w:color w:val="1E6B3C"/>
+          <w:sz w:val="20"/>
+          <w:szCs w:val="20"/>
+        </w:rPr>
+        <w:t xml:space="preserve">💡 TIP: </w:t>
+      </w:r>
+      <w:r>
+        <w:rPr>
+          <w:color w:val="1E6B3C"/>
+          <w:sz w:val="20"/>
+          <w:szCs w:val="20"/>
+        </w:rPr>
+        <w:t>If the Gripper Driver refuses to stick, try completely shutting down the robot and turning it back on</w:t>
+      </w:r>
     </w:p>
     <w:p>
       <w:pPr>
@@ -5454,181 +4557,137 @@
             <w:pPr>
               <w:spacing w:before="20" w:after="20"/>
             </w:pPr>
-            <w:proofErr w:type="spellStart"/>
-            <w:r>
-              <w:rPr>
-                <w:rFonts w:ascii="Courier New" w:eastAsia="Courier New" w:hAnsi="Courier New" w:cs="Courier New"/>
-                <w:color w:val="F8F8F2"/>
-                <w:sz w:val="18"/>
-                <w:szCs w:val="18"/>
-              </w:rPr>
-              <w:t>roslaunch</w:t>
-            </w:r>
-            <w:proofErr w:type="spellEnd"/>
-            <w:r>
-              <w:rPr>
-                <w:rFonts w:ascii="Courier New" w:eastAsia="Courier New" w:hAnsi="Courier New" w:cs="Courier New"/>
-                <w:color w:val="F8F8F2"/>
-                <w:sz w:val="18"/>
-                <w:szCs w:val="18"/>
-              </w:rPr>
-              <w:t xml:space="preserve"> realsense2_camera </w:t>
-            </w:r>
-            <w:proofErr w:type="spellStart"/>
-            <w:r>
-              <w:rPr>
-                <w:rFonts w:ascii="Courier New" w:eastAsia="Courier New" w:hAnsi="Courier New" w:cs="Courier New"/>
-                <w:color w:val="F8F8F2"/>
-                <w:sz w:val="18"/>
-                <w:szCs w:val="18"/>
-              </w:rPr>
-              <w:t>rs_camera.launch</w:t>
-            </w:r>
-            <w:proofErr w:type="spellEnd"/>
-            <w:r>
-              <w:rPr>
-                <w:rFonts w:ascii="Courier New" w:eastAsia="Courier New" w:hAnsi="Courier New" w:cs="Courier New"/>
-                <w:color w:val="F8F8F2"/>
-                <w:sz w:val="18"/>
-                <w:szCs w:val="18"/>
-              </w:rPr>
-              <w:t xml:space="preserve"> \</w:t>
-            </w:r>
-          </w:p>
-          <w:p>
-            <w:pPr>
-              <w:spacing w:before="20" w:after="20"/>
-            </w:pPr>
-            <w:r>
-              <w:rPr>
-                <w:rFonts w:ascii="Courier New" w:eastAsia="Courier New" w:hAnsi="Courier New" w:cs="Courier New"/>
-                <w:color w:val="F8F8F2"/>
-                <w:sz w:val="18"/>
-                <w:szCs w:val="18"/>
-              </w:rPr>
-              <w:t xml:space="preserve">  </w:t>
-            </w:r>
-            <w:proofErr w:type="spellStart"/>
-            <w:r>
-              <w:rPr>
-                <w:rFonts w:ascii="Courier New" w:eastAsia="Courier New" w:hAnsi="Courier New" w:cs="Courier New"/>
-                <w:color w:val="F8F8F2"/>
-                <w:sz w:val="18"/>
-                <w:szCs w:val="18"/>
-              </w:rPr>
-              <w:t>align_depth</w:t>
-            </w:r>
-            <w:proofErr w:type="spellEnd"/>
-            <w:r>
-              <w:rPr>
-                <w:rFonts w:ascii="Courier New" w:eastAsia="Courier New" w:hAnsi="Courier New" w:cs="Courier New"/>
-                <w:color w:val="F8F8F2"/>
-                <w:sz w:val="18"/>
-                <w:szCs w:val="18"/>
-              </w:rPr>
-              <w:t>:=true \</w:t>
-            </w:r>
-          </w:p>
-          <w:p>
-            <w:pPr>
-              <w:spacing w:before="20" w:after="20"/>
-            </w:pPr>
-            <w:r>
-              <w:rPr>
-                <w:rFonts w:ascii="Courier New" w:eastAsia="Courier New" w:hAnsi="Courier New" w:cs="Courier New"/>
-                <w:color w:val="F8F8F2"/>
-                <w:sz w:val="18"/>
-                <w:szCs w:val="18"/>
-              </w:rPr>
-              <w:t xml:space="preserve">  </w:t>
-            </w:r>
-            <w:proofErr w:type="spellStart"/>
-            <w:r>
-              <w:rPr>
-                <w:rFonts w:ascii="Courier New" w:eastAsia="Courier New" w:hAnsi="Courier New" w:cs="Courier New"/>
-                <w:color w:val="F8F8F2"/>
-                <w:sz w:val="18"/>
-                <w:szCs w:val="18"/>
-              </w:rPr>
-              <w:t>depth_width</w:t>
-            </w:r>
-            <w:proofErr w:type="spellEnd"/>
-            <w:r>
-              <w:rPr>
-                <w:rFonts w:ascii="Courier New" w:eastAsia="Courier New" w:hAnsi="Courier New" w:cs="Courier New"/>
-                <w:color w:val="F8F8F2"/>
-                <w:sz w:val="18"/>
-                <w:szCs w:val="18"/>
-              </w:rPr>
-              <w:t>:=1280 \</w:t>
-            </w:r>
-          </w:p>
-          <w:p>
-            <w:pPr>
-              <w:spacing w:before="20" w:after="20"/>
-            </w:pPr>
-            <w:r>
-              <w:rPr>
-                <w:rFonts w:ascii="Courier New" w:eastAsia="Courier New" w:hAnsi="Courier New" w:cs="Courier New"/>
-                <w:color w:val="F8F8F2"/>
-                <w:sz w:val="18"/>
-                <w:szCs w:val="18"/>
-              </w:rPr>
-              <w:t xml:space="preserve">  </w:t>
-            </w:r>
-            <w:proofErr w:type="spellStart"/>
-            <w:r>
-              <w:rPr>
-                <w:rFonts w:ascii="Courier New" w:eastAsia="Courier New" w:hAnsi="Courier New" w:cs="Courier New"/>
-                <w:color w:val="F8F8F2"/>
-                <w:sz w:val="18"/>
-                <w:szCs w:val="18"/>
-              </w:rPr>
-              <w:t>depth_height</w:t>
-            </w:r>
-            <w:proofErr w:type="spellEnd"/>
-            <w:r>
-              <w:rPr>
-                <w:rFonts w:ascii="Courier New" w:eastAsia="Courier New" w:hAnsi="Courier New" w:cs="Courier New"/>
-                <w:color w:val="F8F8F2"/>
-                <w:sz w:val="18"/>
-                <w:szCs w:val="18"/>
-              </w:rPr>
-              <w:t>:=720 \</w:t>
-            </w:r>
-          </w:p>
-          <w:p>
-            <w:pPr>
-              <w:spacing w:before="20" w:after="20"/>
-            </w:pPr>
-            <w:r>
-              <w:rPr>
-                <w:rFonts w:ascii="Courier New" w:eastAsia="Courier New" w:hAnsi="Courier New" w:cs="Courier New"/>
-                <w:color w:val="F8F8F2"/>
-                <w:sz w:val="18"/>
-                <w:szCs w:val="18"/>
-              </w:rPr>
-              <w:t xml:space="preserve">  </w:t>
-            </w:r>
-            <w:proofErr w:type="spellStart"/>
-            <w:r>
-              <w:rPr>
-                <w:rFonts w:ascii="Courier New" w:eastAsia="Courier New" w:hAnsi="Courier New" w:cs="Courier New"/>
-                <w:color w:val="F8F8F2"/>
-                <w:sz w:val="18"/>
-                <w:szCs w:val="18"/>
-              </w:rPr>
-              <w:t>depth_fps</w:t>
-            </w:r>
-            <w:proofErr w:type="spellEnd"/>
-            <w:r>
-              <w:rPr>
-                <w:rFonts w:ascii="Courier New" w:eastAsia="Courier New" w:hAnsi="Courier New" w:cs="Courier New"/>
-                <w:color w:val="F8F8F2"/>
-                <w:sz w:val="18"/>
-                <w:szCs w:val="18"/>
-              </w:rPr>
-              <w:t>:=30</w:t>
+            <w:r>
+              <w:rPr>
+                <w:rFonts w:ascii="Courier New" w:eastAsia="Courier New" w:hAnsi="Courier New" w:cs="Courier New"/>
+                <w:color w:val="F8F8F2"/>
+                <w:sz w:val="18"/>
+                <w:szCs w:val="18"/>
+              </w:rPr>
+              <w:t>roslaunch realsense2_camera rs_camera.launch \</w:t>
+            </w:r>
+          </w:p>
+          <w:p>
+            <w:pPr>
+              <w:spacing w:before="20" w:after="20"/>
+            </w:pPr>
+            <w:r>
+              <w:rPr>
+                <w:rFonts w:ascii="Courier New" w:eastAsia="Courier New" w:hAnsi="Courier New" w:cs="Courier New"/>
+                <w:color w:val="F8F8F2"/>
+                <w:sz w:val="18"/>
+                <w:szCs w:val="18"/>
+              </w:rPr>
+              <w:t xml:space="preserve">  align_depth:=true \</w:t>
+            </w:r>
+          </w:p>
+          <w:p>
+            <w:pPr>
+              <w:spacing w:before="20" w:after="20"/>
+            </w:pPr>
+            <w:r>
+              <w:rPr>
+                <w:rFonts w:ascii="Courier New" w:eastAsia="Courier New" w:hAnsi="Courier New" w:cs="Courier New"/>
+                <w:color w:val="F8F8F2"/>
+                <w:sz w:val="18"/>
+                <w:szCs w:val="18"/>
+              </w:rPr>
+              <w:t xml:space="preserve">  depth_width:=1280 \</w:t>
+            </w:r>
+          </w:p>
+          <w:p>
+            <w:pPr>
+              <w:spacing w:before="20" w:after="20"/>
+            </w:pPr>
+            <w:r>
+              <w:rPr>
+                <w:rFonts w:ascii="Courier New" w:eastAsia="Courier New" w:hAnsi="Courier New" w:cs="Courier New"/>
+                <w:color w:val="F8F8F2"/>
+                <w:sz w:val="18"/>
+                <w:szCs w:val="18"/>
+              </w:rPr>
+              <w:t xml:space="preserve">  depth_height:=720 \</w:t>
+            </w:r>
+          </w:p>
+          <w:p>
+            <w:pPr>
+              <w:spacing w:before="20" w:after="20"/>
+              <w:rPr>
+                <w:rFonts w:ascii="Courier New" w:eastAsia="Courier New" w:hAnsi="Courier New" w:cs="Courier New"/>
+                <w:color w:val="F8F8F2"/>
+                <w:sz w:val="18"/>
+                <w:szCs w:val="18"/>
+              </w:rPr>
+            </w:pPr>
+            <w:r>
+              <w:rPr>
+                <w:rFonts w:ascii="Courier New" w:eastAsia="Courier New" w:hAnsi="Courier New" w:cs="Courier New"/>
+                <w:color w:val="F8F8F2"/>
+                <w:sz w:val="18"/>
+                <w:szCs w:val="18"/>
+              </w:rPr>
+              <w:t xml:space="preserve">  depth_fps:=30 \</w:t>
+            </w:r>
+          </w:p>
+          <w:p>
+            <w:pPr>
+              <w:spacing w:before="20" w:after="20"/>
+              <w:rPr>
+                <w:rFonts w:ascii="Courier New" w:eastAsia="Courier New" w:hAnsi="Courier New" w:cs="Courier New"/>
+                <w:color w:val="F8F8F2"/>
+                <w:sz w:val="18"/>
+                <w:szCs w:val="18"/>
+              </w:rPr>
+            </w:pPr>
+            <w:r>
+              <w:rPr>
+                <w:rFonts w:ascii="Courier New" w:eastAsia="Courier New" w:hAnsi="Courier New" w:cs="Courier New"/>
+                <w:color w:val="F8F8F2"/>
+                <w:sz w:val="18"/>
+                <w:szCs w:val="18"/>
+              </w:rPr>
+              <w:t xml:space="preserve">  color_width:=1280 \</w:t>
+            </w:r>
+          </w:p>
+          <w:p>
+            <w:pPr>
+              <w:spacing w:before="20" w:after="20"/>
+              <w:rPr>
+                <w:rFonts w:ascii="Courier New" w:eastAsia="Courier New" w:hAnsi="Courier New" w:cs="Courier New"/>
+                <w:color w:val="F8F8F2"/>
+                <w:sz w:val="18"/>
+                <w:szCs w:val="18"/>
+              </w:rPr>
+            </w:pPr>
+            <w:r>
+              <w:rPr>
+                <w:rFonts w:ascii="Courier New" w:eastAsia="Courier New" w:hAnsi="Courier New" w:cs="Courier New"/>
+                <w:color w:val="F8F8F2"/>
+                <w:sz w:val="18"/>
+                <w:szCs w:val="18"/>
+              </w:rPr>
+              <w:lastRenderedPageBreak/>
+              <w:t xml:space="preserve">  color_height:=720 \</w:t>
+            </w:r>
+          </w:p>
+          <w:p>
+            <w:pPr>
+              <w:spacing w:before="20" w:after="20"/>
+              <w:rPr>
+                <w:rFonts w:ascii="Courier New" w:eastAsia="Courier New" w:hAnsi="Courier New" w:cs="Courier New"/>
+                <w:color w:val="F8F8F2"/>
+                <w:sz w:val="18"/>
+                <w:szCs w:val="18"/>
+              </w:rPr>
+            </w:pPr>
+            <w:r>
+              <w:rPr>
+                <w:rFonts w:ascii="Courier New" w:eastAsia="Courier New" w:hAnsi="Courier New" w:cs="Courier New"/>
+                <w:color w:val="F8F8F2"/>
+                <w:sz w:val="18"/>
+                <w:szCs w:val="18"/>
+              </w:rPr>
+              <w:t xml:space="preserve">  color_fps:=30</w:t>
             </w:r>
           </w:p>
         </w:tc>
@@ -5734,83 +4793,21 @@
                 <w:sz w:val="18"/>
                 <w:szCs w:val="18"/>
               </w:rPr>
-              <w:t>source ~/</w:t>
-            </w:r>
-            <w:proofErr w:type="spellStart"/>
-            <w:r>
-              <w:rPr>
-                <w:rFonts w:ascii="Courier New" w:eastAsia="Courier New" w:hAnsi="Courier New" w:cs="Courier New"/>
-                <w:color w:val="F8F8F2"/>
-                <w:sz w:val="18"/>
-                <w:szCs w:val="18"/>
-              </w:rPr>
-              <w:t>catkin_ws</w:t>
-            </w:r>
-            <w:proofErr w:type="spellEnd"/>
-            <w:r>
-              <w:rPr>
-                <w:rFonts w:ascii="Courier New" w:eastAsia="Courier New" w:hAnsi="Courier New" w:cs="Courier New"/>
-                <w:color w:val="F8F8F2"/>
-                <w:sz w:val="18"/>
-                <w:szCs w:val="18"/>
-              </w:rPr>
-              <w:t>/</w:t>
-            </w:r>
-            <w:proofErr w:type="spellStart"/>
-            <w:r>
-              <w:rPr>
-                <w:rFonts w:ascii="Courier New" w:eastAsia="Courier New" w:hAnsi="Courier New" w:cs="Courier New"/>
-                <w:color w:val="F8F8F2"/>
-                <w:sz w:val="18"/>
-                <w:szCs w:val="18"/>
-              </w:rPr>
-              <w:t>install_isolated</w:t>
-            </w:r>
-            <w:proofErr w:type="spellEnd"/>
-            <w:r>
-              <w:rPr>
-                <w:rFonts w:ascii="Courier New" w:eastAsia="Courier New" w:hAnsi="Courier New" w:cs="Courier New"/>
-                <w:color w:val="F8F8F2"/>
-                <w:sz w:val="18"/>
-                <w:szCs w:val="18"/>
-              </w:rPr>
-              <w:t>/</w:t>
-            </w:r>
-            <w:proofErr w:type="spellStart"/>
-            <w:r>
-              <w:rPr>
-                <w:rFonts w:ascii="Courier New" w:eastAsia="Courier New" w:hAnsi="Courier New" w:cs="Courier New"/>
-                <w:color w:val="F8F8F2"/>
-                <w:sz w:val="18"/>
-                <w:szCs w:val="18"/>
-              </w:rPr>
-              <w:t>setup.bash</w:t>
-            </w:r>
-            <w:proofErr w:type="spellEnd"/>
-          </w:p>
-          <w:p>
-            <w:pPr>
-              <w:spacing w:before="20" w:after="20"/>
-            </w:pPr>
-            <w:proofErr w:type="spellStart"/>
-            <w:r>
-              <w:rPr>
-                <w:rFonts w:ascii="Courier New" w:eastAsia="Courier New" w:hAnsi="Courier New" w:cs="Courier New"/>
-                <w:color w:val="F8F8F2"/>
-                <w:sz w:val="18"/>
-                <w:szCs w:val="18"/>
-              </w:rPr>
-              <w:t>roslaunch</w:t>
-            </w:r>
-            <w:proofErr w:type="spellEnd"/>
-            <w:r>
-              <w:rPr>
-                <w:rFonts w:ascii="Courier New" w:eastAsia="Courier New" w:hAnsi="Courier New" w:cs="Courier New"/>
-                <w:color w:val="F8F8F2"/>
-                <w:sz w:val="18"/>
-                <w:szCs w:val="18"/>
-              </w:rPr>
-              <w:t xml:space="preserve"> ~/robot2_bringup.launch</w:t>
+              <w:t>source ~/catkin_ws/install_isolated/setup.bash</w:t>
+            </w:r>
+          </w:p>
+          <w:p>
+            <w:pPr>
+              <w:spacing w:before="20" w:after="20"/>
+            </w:pPr>
+            <w:r>
+              <w:rPr>
+                <w:rFonts w:ascii="Courier New" w:eastAsia="Courier New" w:hAnsi="Courier New" w:cs="Courier New"/>
+                <w:color w:val="F8F8F2"/>
+                <w:sz w:val="18"/>
+                <w:szCs w:val="18"/>
+              </w:rPr>
+              <w:t>roslaunch ~/robot2_bringup.launch</w:t>
             </w:r>
           </w:p>
         </w:tc>
@@ -5949,138 +4946,36 @@
                 <w:sz w:val="18"/>
                 <w:szCs w:val="18"/>
               </w:rPr>
-              <w:t>source ~/</w:t>
-            </w:r>
-            <w:proofErr w:type="spellStart"/>
-            <w:r>
-              <w:rPr>
-                <w:rFonts w:ascii="Courier New" w:eastAsia="Courier New" w:hAnsi="Courier New" w:cs="Courier New"/>
-                <w:color w:val="F8F8F2"/>
-                <w:sz w:val="18"/>
-                <w:szCs w:val="18"/>
-              </w:rPr>
-              <w:t>catkin_ws</w:t>
-            </w:r>
-            <w:proofErr w:type="spellEnd"/>
-            <w:r>
-              <w:rPr>
-                <w:rFonts w:ascii="Courier New" w:eastAsia="Courier New" w:hAnsi="Courier New" w:cs="Courier New"/>
-                <w:color w:val="F8F8F2"/>
-                <w:sz w:val="18"/>
-                <w:szCs w:val="18"/>
-              </w:rPr>
-              <w:t>/</w:t>
-            </w:r>
-            <w:proofErr w:type="spellStart"/>
-            <w:r>
-              <w:rPr>
-                <w:rFonts w:ascii="Courier New" w:eastAsia="Courier New" w:hAnsi="Courier New" w:cs="Courier New"/>
-                <w:color w:val="F8F8F2"/>
-                <w:sz w:val="18"/>
-                <w:szCs w:val="18"/>
-              </w:rPr>
-              <w:t>install_isolated</w:t>
-            </w:r>
-            <w:proofErr w:type="spellEnd"/>
-            <w:r>
-              <w:rPr>
-                <w:rFonts w:ascii="Courier New" w:eastAsia="Courier New" w:hAnsi="Courier New" w:cs="Courier New"/>
-                <w:color w:val="F8F8F2"/>
-                <w:sz w:val="18"/>
-                <w:szCs w:val="18"/>
-              </w:rPr>
-              <w:t>/</w:t>
-            </w:r>
-            <w:proofErr w:type="spellStart"/>
-            <w:r>
-              <w:rPr>
-                <w:rFonts w:ascii="Courier New" w:eastAsia="Courier New" w:hAnsi="Courier New" w:cs="Courier New"/>
-                <w:color w:val="F8F8F2"/>
-                <w:sz w:val="18"/>
-                <w:szCs w:val="18"/>
-              </w:rPr>
-              <w:t>setup.bash</w:t>
-            </w:r>
-            <w:proofErr w:type="spellEnd"/>
-          </w:p>
-          <w:p>
-            <w:pPr>
-              <w:spacing w:before="20" w:after="20"/>
-            </w:pPr>
-            <w:r>
-              <w:rPr>
-                <w:rFonts w:ascii="Courier New" w:eastAsia="Courier New" w:hAnsi="Courier New" w:cs="Courier New"/>
-                <w:color w:val="F8F8F2"/>
-                <w:sz w:val="18"/>
-                <w:szCs w:val="18"/>
-              </w:rPr>
-              <w:t xml:space="preserve">ROS_NAMESPACE=ur3e_robot2 </w:t>
-            </w:r>
-            <w:proofErr w:type="spellStart"/>
-            <w:r>
-              <w:rPr>
-                <w:rFonts w:ascii="Courier New" w:eastAsia="Courier New" w:hAnsi="Courier New" w:cs="Courier New"/>
-                <w:color w:val="F8F8F2"/>
-                <w:sz w:val="18"/>
-                <w:szCs w:val="18"/>
-              </w:rPr>
-              <w:t>rosrun</w:t>
-            </w:r>
-            <w:proofErr w:type="spellEnd"/>
-            <w:r>
-              <w:rPr>
-                <w:rFonts w:ascii="Courier New" w:eastAsia="Courier New" w:hAnsi="Courier New" w:cs="Courier New"/>
-                <w:color w:val="F8F8F2"/>
-                <w:sz w:val="18"/>
-                <w:szCs w:val="18"/>
-              </w:rPr>
-              <w:t xml:space="preserve"> robotiq_2f_gripper_control \</w:t>
-            </w:r>
-          </w:p>
-          <w:p>
-            <w:pPr>
-              <w:spacing w:before="20" w:after="20"/>
-            </w:pPr>
-            <w:r>
-              <w:rPr>
-                <w:rFonts w:ascii="Courier New" w:eastAsia="Courier New" w:hAnsi="Courier New" w:cs="Courier New"/>
-                <w:color w:val="F8F8F2"/>
-                <w:sz w:val="18"/>
-                <w:szCs w:val="18"/>
-              </w:rPr>
-              <w:t xml:space="preserve">  Robotiq2FGripperRtuNode.py /</w:t>
-            </w:r>
-            <w:proofErr w:type="spellStart"/>
-            <w:r>
-              <w:rPr>
-                <w:rFonts w:ascii="Courier New" w:eastAsia="Courier New" w:hAnsi="Courier New" w:cs="Courier New"/>
-                <w:color w:val="F8F8F2"/>
-                <w:sz w:val="18"/>
-                <w:szCs w:val="18"/>
-              </w:rPr>
-              <w:t>tmp</w:t>
-            </w:r>
-            <w:proofErr w:type="spellEnd"/>
-            <w:r>
-              <w:rPr>
-                <w:rFonts w:ascii="Courier New" w:eastAsia="Courier New" w:hAnsi="Courier New" w:cs="Courier New"/>
-                <w:color w:val="F8F8F2"/>
-                <w:sz w:val="18"/>
-                <w:szCs w:val="18"/>
-              </w:rPr>
-              <w:t>/ttyUR2 __name:=</w:t>
-            </w:r>
-            <w:proofErr w:type="spellStart"/>
-            <w:r>
-              <w:rPr>
-                <w:rFonts w:ascii="Courier New" w:eastAsia="Courier New" w:hAnsi="Courier New" w:cs="Courier New"/>
-                <w:color w:val="F8F8F2"/>
-                <w:sz w:val="18"/>
-                <w:szCs w:val="18"/>
-              </w:rPr>
-              <w:t>gripper_node</w:t>
-            </w:r>
-            <w:proofErr w:type="spellEnd"/>
+              <w:t>source ~/catkin_ws/install_isolated/setup.bash</w:t>
+            </w:r>
+          </w:p>
+          <w:p>
+            <w:pPr>
+              <w:spacing w:before="20" w:after="20"/>
+            </w:pPr>
+            <w:r>
+              <w:rPr>
+                <w:rFonts w:ascii="Courier New" w:eastAsia="Courier New" w:hAnsi="Courier New" w:cs="Courier New"/>
+                <w:color w:val="F8F8F2"/>
+                <w:sz w:val="18"/>
+                <w:szCs w:val="18"/>
+              </w:rPr>
+              <w:t>ROS_NAMESPACE=ur3e_robot2 rosrun robotiq_2f_gripper_control \</w:t>
+            </w:r>
+          </w:p>
+          <w:p>
+            <w:pPr>
+              <w:spacing w:before="20" w:after="20"/>
+            </w:pPr>
+            <w:r>
+              <w:rPr>
+                <w:rFonts w:ascii="Courier New" w:eastAsia="Courier New" w:hAnsi="Courier New" w:cs="Courier New"/>
+                <w:color w:val="F8F8F2"/>
+                <w:sz w:val="18"/>
+                <w:szCs w:val="18"/>
+              </w:rPr>
+              <w:t xml:space="preserve">  Robotiq2FGripperRtuNode.py /tmp/ttyUR2 __name:=gripper_node</w:t>
+            </w:r>
           </w:p>
         </w:tc>
       </w:tr>
@@ -6178,181 +5073,133 @@
             <w:pPr>
               <w:spacing w:before="20" w:after="20"/>
             </w:pPr>
-            <w:proofErr w:type="spellStart"/>
-            <w:r>
-              <w:rPr>
-                <w:rFonts w:ascii="Courier New" w:eastAsia="Courier New" w:hAnsi="Courier New" w:cs="Courier New"/>
-                <w:color w:val="F8F8F2"/>
-                <w:sz w:val="18"/>
-                <w:szCs w:val="18"/>
-              </w:rPr>
-              <w:t>roslaunch</w:t>
-            </w:r>
-            <w:proofErr w:type="spellEnd"/>
-            <w:r>
-              <w:rPr>
-                <w:rFonts w:ascii="Courier New" w:eastAsia="Courier New" w:hAnsi="Courier New" w:cs="Courier New"/>
-                <w:color w:val="F8F8F2"/>
-                <w:sz w:val="18"/>
-                <w:szCs w:val="18"/>
-              </w:rPr>
-              <w:t xml:space="preserve"> realsense2_camera </w:t>
-            </w:r>
-            <w:proofErr w:type="spellStart"/>
-            <w:r>
-              <w:rPr>
-                <w:rFonts w:ascii="Courier New" w:eastAsia="Courier New" w:hAnsi="Courier New" w:cs="Courier New"/>
-                <w:color w:val="F8F8F2"/>
-                <w:sz w:val="18"/>
-                <w:szCs w:val="18"/>
-              </w:rPr>
-              <w:t>rs_camera.launch</w:t>
-            </w:r>
-            <w:proofErr w:type="spellEnd"/>
-            <w:r>
-              <w:rPr>
-                <w:rFonts w:ascii="Courier New" w:eastAsia="Courier New" w:hAnsi="Courier New" w:cs="Courier New"/>
-                <w:color w:val="F8F8F2"/>
-                <w:sz w:val="18"/>
-                <w:szCs w:val="18"/>
-              </w:rPr>
-              <w:t xml:space="preserve"> \</w:t>
-            </w:r>
-          </w:p>
-          <w:p>
-            <w:pPr>
-              <w:spacing w:before="20" w:after="20"/>
-            </w:pPr>
-            <w:r>
-              <w:rPr>
-                <w:rFonts w:ascii="Courier New" w:eastAsia="Courier New" w:hAnsi="Courier New" w:cs="Courier New"/>
-                <w:color w:val="F8F8F2"/>
-                <w:sz w:val="18"/>
-                <w:szCs w:val="18"/>
-              </w:rPr>
-              <w:t xml:space="preserve">  </w:t>
-            </w:r>
-            <w:proofErr w:type="spellStart"/>
-            <w:r>
-              <w:rPr>
-                <w:rFonts w:ascii="Courier New" w:eastAsia="Courier New" w:hAnsi="Courier New" w:cs="Courier New"/>
-                <w:color w:val="F8F8F2"/>
-                <w:sz w:val="18"/>
-                <w:szCs w:val="18"/>
-              </w:rPr>
-              <w:t>align_depth</w:t>
-            </w:r>
-            <w:proofErr w:type="spellEnd"/>
-            <w:r>
-              <w:rPr>
-                <w:rFonts w:ascii="Courier New" w:eastAsia="Courier New" w:hAnsi="Courier New" w:cs="Courier New"/>
-                <w:color w:val="F8F8F2"/>
-                <w:sz w:val="18"/>
-                <w:szCs w:val="18"/>
-              </w:rPr>
-              <w:t>:=true \</w:t>
-            </w:r>
-          </w:p>
-          <w:p>
-            <w:pPr>
-              <w:spacing w:before="20" w:after="20"/>
-            </w:pPr>
-            <w:r>
-              <w:rPr>
-                <w:rFonts w:ascii="Courier New" w:eastAsia="Courier New" w:hAnsi="Courier New" w:cs="Courier New"/>
-                <w:color w:val="F8F8F2"/>
-                <w:sz w:val="18"/>
-                <w:szCs w:val="18"/>
-              </w:rPr>
-              <w:t xml:space="preserve">  </w:t>
-            </w:r>
-            <w:proofErr w:type="spellStart"/>
-            <w:r>
-              <w:rPr>
-                <w:rFonts w:ascii="Courier New" w:eastAsia="Courier New" w:hAnsi="Courier New" w:cs="Courier New"/>
-                <w:color w:val="F8F8F2"/>
-                <w:sz w:val="18"/>
-                <w:szCs w:val="18"/>
-              </w:rPr>
-              <w:t>depth_width</w:t>
-            </w:r>
-            <w:proofErr w:type="spellEnd"/>
-            <w:r>
-              <w:rPr>
-                <w:rFonts w:ascii="Courier New" w:eastAsia="Courier New" w:hAnsi="Courier New" w:cs="Courier New"/>
-                <w:color w:val="F8F8F2"/>
-                <w:sz w:val="18"/>
-                <w:szCs w:val="18"/>
-              </w:rPr>
-              <w:t>:=1280 \</w:t>
-            </w:r>
-          </w:p>
-          <w:p>
-            <w:pPr>
-              <w:spacing w:before="20" w:after="20"/>
-            </w:pPr>
-            <w:r>
-              <w:rPr>
-                <w:rFonts w:ascii="Courier New" w:eastAsia="Courier New" w:hAnsi="Courier New" w:cs="Courier New"/>
-                <w:color w:val="F8F8F2"/>
-                <w:sz w:val="18"/>
-                <w:szCs w:val="18"/>
-              </w:rPr>
-              <w:t xml:space="preserve">  </w:t>
-            </w:r>
-            <w:proofErr w:type="spellStart"/>
-            <w:r>
-              <w:rPr>
-                <w:rFonts w:ascii="Courier New" w:eastAsia="Courier New" w:hAnsi="Courier New" w:cs="Courier New"/>
-                <w:color w:val="F8F8F2"/>
-                <w:sz w:val="18"/>
-                <w:szCs w:val="18"/>
-              </w:rPr>
-              <w:t>depth_height</w:t>
-            </w:r>
-            <w:proofErr w:type="spellEnd"/>
-            <w:r>
-              <w:rPr>
-                <w:rFonts w:ascii="Courier New" w:eastAsia="Courier New" w:hAnsi="Courier New" w:cs="Courier New"/>
-                <w:color w:val="F8F8F2"/>
-                <w:sz w:val="18"/>
-                <w:szCs w:val="18"/>
-              </w:rPr>
-              <w:t>:=720 \</w:t>
-            </w:r>
-          </w:p>
-          <w:p>
-            <w:pPr>
-              <w:spacing w:before="20" w:after="20"/>
-            </w:pPr>
-            <w:r>
-              <w:rPr>
-                <w:rFonts w:ascii="Courier New" w:eastAsia="Courier New" w:hAnsi="Courier New" w:cs="Courier New"/>
-                <w:color w:val="F8F8F2"/>
-                <w:sz w:val="18"/>
-                <w:szCs w:val="18"/>
-              </w:rPr>
-              <w:t xml:space="preserve">  </w:t>
-            </w:r>
-            <w:proofErr w:type="spellStart"/>
-            <w:r>
-              <w:rPr>
-                <w:rFonts w:ascii="Courier New" w:eastAsia="Courier New" w:hAnsi="Courier New" w:cs="Courier New"/>
-                <w:color w:val="F8F8F2"/>
-                <w:sz w:val="18"/>
-                <w:szCs w:val="18"/>
-              </w:rPr>
-              <w:t>depth_fps</w:t>
-            </w:r>
-            <w:proofErr w:type="spellEnd"/>
-            <w:r>
-              <w:rPr>
-                <w:rFonts w:ascii="Courier New" w:eastAsia="Courier New" w:hAnsi="Courier New" w:cs="Courier New"/>
-                <w:color w:val="F8F8F2"/>
-                <w:sz w:val="18"/>
-                <w:szCs w:val="18"/>
-              </w:rPr>
-              <w:t>:=30 \</w:t>
+            <w:r>
+              <w:rPr>
+                <w:rFonts w:ascii="Courier New" w:eastAsia="Courier New" w:hAnsi="Courier New" w:cs="Courier New"/>
+                <w:color w:val="F8F8F2"/>
+                <w:sz w:val="18"/>
+                <w:szCs w:val="18"/>
+              </w:rPr>
+              <w:t>roslaunch realsense2_camera rs_camera.launch \</w:t>
+            </w:r>
+          </w:p>
+          <w:p>
+            <w:pPr>
+              <w:spacing w:before="20" w:after="20"/>
+            </w:pPr>
+            <w:r>
+              <w:rPr>
+                <w:rFonts w:ascii="Courier New" w:eastAsia="Courier New" w:hAnsi="Courier New" w:cs="Courier New"/>
+                <w:color w:val="F8F8F2"/>
+                <w:sz w:val="18"/>
+                <w:szCs w:val="18"/>
+              </w:rPr>
+              <w:t xml:space="preserve">  align_depth:=true \</w:t>
+            </w:r>
+          </w:p>
+          <w:p>
+            <w:pPr>
+              <w:spacing w:before="20" w:after="20"/>
+            </w:pPr>
+            <w:r>
+              <w:rPr>
+                <w:rFonts w:ascii="Courier New" w:eastAsia="Courier New" w:hAnsi="Courier New" w:cs="Courier New"/>
+                <w:color w:val="F8F8F2"/>
+                <w:sz w:val="18"/>
+                <w:szCs w:val="18"/>
+              </w:rPr>
+              <w:t xml:space="preserve">  depth_width:=1280 \</w:t>
+            </w:r>
+          </w:p>
+          <w:p>
+            <w:pPr>
+              <w:spacing w:before="20" w:after="20"/>
+            </w:pPr>
+            <w:r>
+              <w:rPr>
+                <w:rFonts w:ascii="Courier New" w:eastAsia="Courier New" w:hAnsi="Courier New" w:cs="Courier New"/>
+                <w:color w:val="F8F8F2"/>
+                <w:sz w:val="18"/>
+                <w:szCs w:val="18"/>
+              </w:rPr>
+              <w:t xml:space="preserve">  depth_height:=720 \</w:t>
+            </w:r>
+          </w:p>
+          <w:p>
+            <w:pPr>
+              <w:spacing w:before="20" w:after="20"/>
+              <w:rPr>
+                <w:rFonts w:ascii="Courier New" w:eastAsia="Courier New" w:hAnsi="Courier New" w:cs="Courier New"/>
+                <w:color w:val="F8F8F2"/>
+                <w:sz w:val="18"/>
+                <w:szCs w:val="18"/>
+              </w:rPr>
+            </w:pPr>
+            <w:r>
+              <w:rPr>
+                <w:rFonts w:ascii="Courier New" w:eastAsia="Courier New" w:hAnsi="Courier New" w:cs="Courier New"/>
+                <w:color w:val="F8F8F2"/>
+                <w:sz w:val="18"/>
+                <w:szCs w:val="18"/>
+              </w:rPr>
+              <w:t xml:space="preserve">  depth_fps:=30 \</w:t>
+            </w:r>
+          </w:p>
+          <w:p>
+            <w:pPr>
+              <w:spacing w:before="20" w:after="20"/>
+              <w:rPr>
+                <w:rFonts w:ascii="Courier New" w:eastAsia="Courier New" w:hAnsi="Courier New" w:cs="Courier New"/>
+                <w:color w:val="F8F8F2"/>
+                <w:sz w:val="18"/>
+                <w:szCs w:val="18"/>
+              </w:rPr>
+            </w:pPr>
+            <w:r>
+              <w:t xml:space="preserve">   </w:t>
+            </w:r>
+            <w:r>
+              <w:rPr>
+                <w:rFonts w:ascii="Courier New" w:eastAsia="Courier New" w:hAnsi="Courier New" w:cs="Courier New"/>
+                <w:color w:val="F8F8F2"/>
+                <w:sz w:val="18"/>
+                <w:szCs w:val="18"/>
+              </w:rPr>
+              <w:t>color_width:=1280 \</w:t>
+            </w:r>
+          </w:p>
+          <w:p>
+            <w:pPr>
+              <w:spacing w:before="20" w:after="20"/>
+              <w:rPr>
+                <w:rFonts w:ascii="Courier New" w:eastAsia="Courier New" w:hAnsi="Courier New" w:cs="Courier New"/>
+                <w:color w:val="F8F8F2"/>
+                <w:sz w:val="18"/>
+                <w:szCs w:val="18"/>
+              </w:rPr>
+            </w:pPr>
+            <w:r>
+              <w:rPr>
+                <w:rFonts w:ascii="Courier New" w:eastAsia="Courier New" w:hAnsi="Courier New" w:cs="Courier New"/>
+                <w:color w:val="F8F8F2"/>
+                <w:sz w:val="18"/>
+                <w:szCs w:val="18"/>
+              </w:rPr>
+              <w:t xml:space="preserve">  color_height:=720 \</w:t>
+            </w:r>
+          </w:p>
+          <w:p>
+            <w:pPr>
+              <w:spacing w:before="20" w:after="20"/>
+            </w:pPr>
+            <w:r>
+              <w:rPr>
+                <w:rFonts w:ascii="Courier New" w:eastAsia="Courier New" w:hAnsi="Courier New" w:cs="Courier New"/>
+                <w:color w:val="F8F8F2"/>
+                <w:sz w:val="18"/>
+                <w:szCs w:val="18"/>
+              </w:rPr>
+              <w:t xml:space="preserve">  color_fps:=30 \</w:t>
             </w:r>
           </w:p>
           <w:p>
@@ -6486,157 +5333,35 @@
                 <w:sz w:val="18"/>
                 <w:szCs w:val="18"/>
               </w:rPr>
-              <w:t>cd ~/</w:t>
-            </w:r>
-            <w:proofErr w:type="spellStart"/>
-            <w:r>
-              <w:rPr>
-                <w:rFonts w:ascii="Courier New" w:eastAsia="Courier New" w:hAnsi="Courier New" w:cs="Courier New"/>
-                <w:color w:val="F8F8F2"/>
-                <w:sz w:val="18"/>
-                <w:szCs w:val="18"/>
-              </w:rPr>
-              <w:t>catkin_ws</w:t>
-            </w:r>
-            <w:proofErr w:type="spellEnd"/>
-            <w:r>
-              <w:rPr>
-                <w:rFonts w:ascii="Courier New" w:eastAsia="Courier New" w:hAnsi="Courier New" w:cs="Courier New"/>
-                <w:color w:val="F8F8F2"/>
-                <w:sz w:val="18"/>
-                <w:szCs w:val="18"/>
-              </w:rPr>
-              <w:t>/</w:t>
-            </w:r>
-            <w:proofErr w:type="spellStart"/>
-            <w:r>
-              <w:rPr>
-                <w:rFonts w:ascii="Courier New" w:eastAsia="Courier New" w:hAnsi="Courier New" w:cs="Courier New"/>
-                <w:color w:val="F8F8F2"/>
-                <w:sz w:val="18"/>
-                <w:szCs w:val="18"/>
-              </w:rPr>
-              <w:t>src</w:t>
-            </w:r>
-            <w:proofErr w:type="spellEnd"/>
-            <w:r>
-              <w:rPr>
-                <w:rFonts w:ascii="Courier New" w:eastAsia="Courier New" w:hAnsi="Courier New" w:cs="Courier New"/>
-                <w:color w:val="F8F8F2"/>
-                <w:sz w:val="18"/>
-                <w:szCs w:val="18"/>
-              </w:rPr>
-              <w:t>/</w:t>
-            </w:r>
-            <w:proofErr w:type="spellStart"/>
-            <w:r>
-              <w:rPr>
-                <w:rFonts w:ascii="Courier New" w:eastAsia="Courier New" w:hAnsi="Courier New" w:cs="Courier New"/>
-                <w:color w:val="F8F8F2"/>
-                <w:sz w:val="18"/>
-                <w:szCs w:val="18"/>
-              </w:rPr>
-              <w:t>vm_simulation_system</w:t>
-            </w:r>
-            <w:proofErr w:type="spellEnd"/>
-          </w:p>
-          <w:p>
-            <w:pPr>
-              <w:spacing w:before="20" w:after="20"/>
-            </w:pPr>
-            <w:r>
-              <w:rPr>
-                <w:rFonts w:ascii="Courier New" w:eastAsia="Courier New" w:hAnsi="Courier New" w:cs="Courier New"/>
-                <w:color w:val="F8F8F2"/>
-                <w:sz w:val="18"/>
-                <w:szCs w:val="18"/>
-              </w:rPr>
-              <w:t>source ~/</w:t>
-            </w:r>
-            <w:proofErr w:type="spellStart"/>
-            <w:r>
-              <w:rPr>
-                <w:rFonts w:ascii="Courier New" w:eastAsia="Courier New" w:hAnsi="Courier New" w:cs="Courier New"/>
-                <w:color w:val="F8F8F2"/>
-                <w:sz w:val="18"/>
-                <w:szCs w:val="18"/>
-              </w:rPr>
-              <w:t>catkin_ws</w:t>
-            </w:r>
-            <w:proofErr w:type="spellEnd"/>
-            <w:r>
-              <w:rPr>
-                <w:rFonts w:ascii="Courier New" w:eastAsia="Courier New" w:hAnsi="Courier New" w:cs="Courier New"/>
-                <w:color w:val="F8F8F2"/>
-                <w:sz w:val="18"/>
-                <w:szCs w:val="18"/>
-              </w:rPr>
-              <w:t>/</w:t>
-            </w:r>
-            <w:proofErr w:type="spellStart"/>
-            <w:r>
-              <w:rPr>
-                <w:rFonts w:ascii="Courier New" w:eastAsia="Courier New" w:hAnsi="Courier New" w:cs="Courier New"/>
-                <w:color w:val="F8F8F2"/>
-                <w:sz w:val="18"/>
-                <w:szCs w:val="18"/>
-              </w:rPr>
-              <w:t>install_isolated</w:t>
-            </w:r>
-            <w:proofErr w:type="spellEnd"/>
-            <w:r>
-              <w:rPr>
-                <w:rFonts w:ascii="Courier New" w:eastAsia="Courier New" w:hAnsi="Courier New" w:cs="Courier New"/>
-                <w:color w:val="F8F8F2"/>
-                <w:sz w:val="18"/>
-                <w:szCs w:val="18"/>
-              </w:rPr>
-              <w:t>/</w:t>
-            </w:r>
-            <w:proofErr w:type="spellStart"/>
-            <w:r>
-              <w:rPr>
-                <w:rFonts w:ascii="Courier New" w:eastAsia="Courier New" w:hAnsi="Courier New" w:cs="Courier New"/>
-                <w:color w:val="F8F8F2"/>
-                <w:sz w:val="18"/>
-                <w:szCs w:val="18"/>
-              </w:rPr>
-              <w:t>setup.bash</w:t>
-            </w:r>
-            <w:proofErr w:type="spellEnd"/>
-          </w:p>
-          <w:p>
-            <w:pPr>
-              <w:spacing w:before="20" w:after="20"/>
-            </w:pPr>
-            <w:r>
-              <w:rPr>
-                <w:rFonts w:ascii="Courier New" w:eastAsia="Courier New" w:hAnsi="Courier New" w:cs="Courier New"/>
-                <w:color w:val="F8F8F2"/>
-                <w:sz w:val="18"/>
-                <w:szCs w:val="18"/>
-              </w:rPr>
-              <w:t>python3 src/simulation_client.py --</w:t>
-            </w:r>
-            <w:proofErr w:type="spellStart"/>
-            <w:r>
-              <w:rPr>
-                <w:rFonts w:ascii="Courier New" w:eastAsia="Courier New" w:hAnsi="Courier New" w:cs="Courier New"/>
-                <w:color w:val="F8F8F2"/>
-                <w:sz w:val="18"/>
-                <w:szCs w:val="18"/>
-              </w:rPr>
-              <w:t>ros</w:t>
-            </w:r>
-            <w:proofErr w:type="spellEnd"/>
-            <w:r>
-              <w:rPr>
-                <w:rFonts w:ascii="Courier New" w:eastAsia="Courier New" w:hAnsi="Courier New" w:cs="Courier New"/>
-                <w:color w:val="F8F8F2"/>
-                <w:sz w:val="18"/>
-                <w:szCs w:val="18"/>
-              </w:rPr>
-              <w:t>-camera --robot-id 1 --mode inference --free</w:t>
+              <w:t>cd ~/catkin_ws/src/vm_simulation_system</w:t>
+            </w:r>
+          </w:p>
+          <w:p>
+            <w:pPr>
+              <w:spacing w:before="20" w:after="20"/>
+            </w:pPr>
+            <w:r>
+              <w:rPr>
+                <w:rFonts w:ascii="Courier New" w:eastAsia="Courier New" w:hAnsi="Courier New" w:cs="Courier New"/>
+                <w:color w:val="F8F8F2"/>
+                <w:sz w:val="18"/>
+                <w:szCs w:val="18"/>
+              </w:rPr>
+              <w:t>source ~/catkin_ws/install_isolated/setup.bash</w:t>
+            </w:r>
+          </w:p>
+          <w:p>
+            <w:pPr>
+              <w:spacing w:before="20" w:after="20"/>
+            </w:pPr>
+            <w:r>
+              <w:rPr>
+                <w:rFonts w:ascii="Courier New" w:eastAsia="Courier New" w:hAnsi="Courier New" w:cs="Courier New"/>
+                <w:color w:val="F8F8F2"/>
+                <w:sz w:val="18"/>
+                <w:szCs w:val="18"/>
+              </w:rPr>
+              <w:t>python3 src/simulation_client.py --ros-camera --robot-id 1 --mode inference --free</w:t>
             </w:r>
           </w:p>
           <w:p>
@@ -6669,157 +5394,3232 @@
                 <w:sz w:val="18"/>
                 <w:szCs w:val="18"/>
               </w:rPr>
-              <w:t>cd ~/</w:t>
-            </w:r>
-            <w:proofErr w:type="spellStart"/>
-            <w:r>
-              <w:rPr>
-                <w:rFonts w:ascii="Courier New" w:eastAsia="Courier New" w:hAnsi="Courier New" w:cs="Courier New"/>
-                <w:color w:val="F8F8F2"/>
-                <w:sz w:val="18"/>
-                <w:szCs w:val="18"/>
-              </w:rPr>
-              <w:t>catkin_ws</w:t>
-            </w:r>
-            <w:proofErr w:type="spellEnd"/>
-            <w:r>
-              <w:rPr>
-                <w:rFonts w:ascii="Courier New" w:eastAsia="Courier New" w:hAnsi="Courier New" w:cs="Courier New"/>
-                <w:color w:val="F8F8F2"/>
-                <w:sz w:val="18"/>
-                <w:szCs w:val="18"/>
-              </w:rPr>
-              <w:t>/</w:t>
-            </w:r>
-            <w:proofErr w:type="spellStart"/>
-            <w:r>
-              <w:rPr>
-                <w:rFonts w:ascii="Courier New" w:eastAsia="Courier New" w:hAnsi="Courier New" w:cs="Courier New"/>
-                <w:color w:val="F8F8F2"/>
-                <w:sz w:val="18"/>
-                <w:szCs w:val="18"/>
-              </w:rPr>
-              <w:t>src</w:t>
-            </w:r>
-            <w:proofErr w:type="spellEnd"/>
-            <w:r>
-              <w:rPr>
-                <w:rFonts w:ascii="Courier New" w:eastAsia="Courier New" w:hAnsi="Courier New" w:cs="Courier New"/>
-                <w:color w:val="F8F8F2"/>
-                <w:sz w:val="18"/>
-                <w:szCs w:val="18"/>
-              </w:rPr>
-              <w:t>/</w:t>
-            </w:r>
-            <w:proofErr w:type="spellStart"/>
-            <w:r>
-              <w:rPr>
-                <w:rFonts w:ascii="Courier New" w:eastAsia="Courier New" w:hAnsi="Courier New" w:cs="Courier New"/>
-                <w:color w:val="F8F8F2"/>
-                <w:sz w:val="18"/>
-                <w:szCs w:val="18"/>
-              </w:rPr>
-              <w:t>vm_simulation_system</w:t>
-            </w:r>
-            <w:proofErr w:type="spellEnd"/>
-          </w:p>
-          <w:p>
-            <w:pPr>
-              <w:spacing w:before="20" w:after="20"/>
-            </w:pPr>
-            <w:r>
-              <w:rPr>
-                <w:rFonts w:ascii="Courier New" w:eastAsia="Courier New" w:hAnsi="Courier New" w:cs="Courier New"/>
-                <w:color w:val="F8F8F2"/>
-                <w:sz w:val="18"/>
-                <w:szCs w:val="18"/>
-              </w:rPr>
-              <w:t>source ~/</w:t>
-            </w:r>
-            <w:proofErr w:type="spellStart"/>
-            <w:r>
-              <w:rPr>
-                <w:rFonts w:ascii="Courier New" w:eastAsia="Courier New" w:hAnsi="Courier New" w:cs="Courier New"/>
-                <w:color w:val="F8F8F2"/>
-                <w:sz w:val="18"/>
-                <w:szCs w:val="18"/>
-              </w:rPr>
-              <w:t>catkin_ws</w:t>
-            </w:r>
-            <w:proofErr w:type="spellEnd"/>
-            <w:r>
-              <w:rPr>
-                <w:rFonts w:ascii="Courier New" w:eastAsia="Courier New" w:hAnsi="Courier New" w:cs="Courier New"/>
-                <w:color w:val="F8F8F2"/>
-                <w:sz w:val="18"/>
-                <w:szCs w:val="18"/>
-              </w:rPr>
-              <w:t>/</w:t>
-            </w:r>
-            <w:proofErr w:type="spellStart"/>
-            <w:r>
-              <w:rPr>
-                <w:rFonts w:ascii="Courier New" w:eastAsia="Courier New" w:hAnsi="Courier New" w:cs="Courier New"/>
-                <w:color w:val="F8F8F2"/>
-                <w:sz w:val="18"/>
-                <w:szCs w:val="18"/>
-              </w:rPr>
-              <w:t>install_isolated</w:t>
-            </w:r>
-            <w:proofErr w:type="spellEnd"/>
-            <w:r>
-              <w:rPr>
-                <w:rFonts w:ascii="Courier New" w:eastAsia="Courier New" w:hAnsi="Courier New" w:cs="Courier New"/>
-                <w:color w:val="F8F8F2"/>
-                <w:sz w:val="18"/>
-                <w:szCs w:val="18"/>
-              </w:rPr>
-              <w:t>/</w:t>
-            </w:r>
-            <w:proofErr w:type="spellStart"/>
-            <w:r>
-              <w:rPr>
-                <w:rFonts w:ascii="Courier New" w:eastAsia="Courier New" w:hAnsi="Courier New" w:cs="Courier New"/>
-                <w:color w:val="F8F8F2"/>
-                <w:sz w:val="18"/>
-                <w:szCs w:val="18"/>
-              </w:rPr>
-              <w:t>setup.bash</w:t>
-            </w:r>
-            <w:proofErr w:type="spellEnd"/>
-          </w:p>
-          <w:p>
-            <w:pPr>
-              <w:spacing w:before="20" w:after="20"/>
-            </w:pPr>
-            <w:r>
-              <w:rPr>
-                <w:rFonts w:ascii="Courier New" w:eastAsia="Courier New" w:hAnsi="Courier New" w:cs="Courier New"/>
-                <w:color w:val="F8F8F2"/>
-                <w:sz w:val="18"/>
-                <w:szCs w:val="18"/>
-              </w:rPr>
-              <w:t>python3 src/simulation_client.py --</w:t>
-            </w:r>
-            <w:proofErr w:type="spellStart"/>
-            <w:r>
-              <w:rPr>
-                <w:rFonts w:ascii="Courier New" w:eastAsia="Courier New" w:hAnsi="Courier New" w:cs="Courier New"/>
-                <w:color w:val="F8F8F2"/>
-                <w:sz w:val="18"/>
-                <w:szCs w:val="18"/>
-              </w:rPr>
-              <w:t>ros</w:t>
-            </w:r>
-            <w:proofErr w:type="spellEnd"/>
-            <w:r>
-              <w:rPr>
-                <w:rFonts w:ascii="Courier New" w:eastAsia="Courier New" w:hAnsi="Courier New" w:cs="Courier New"/>
-                <w:color w:val="F8F8F2"/>
-                <w:sz w:val="18"/>
-                <w:szCs w:val="18"/>
-              </w:rPr>
-              <w:t>-camera --robot-id 2 --mode inference --free</w:t>
+              <w:t>cd ~/catkin_ws/src/vm_simulation_system</w:t>
+            </w:r>
+          </w:p>
+          <w:p>
+            <w:pPr>
+              <w:spacing w:before="20" w:after="20"/>
+            </w:pPr>
+            <w:r>
+              <w:rPr>
+                <w:rFonts w:ascii="Courier New" w:eastAsia="Courier New" w:hAnsi="Courier New" w:cs="Courier New"/>
+                <w:color w:val="F8F8F2"/>
+                <w:sz w:val="18"/>
+                <w:szCs w:val="18"/>
+              </w:rPr>
+              <w:t>source ~/catkin_ws/install_isolated/setup.bash</w:t>
+            </w:r>
+          </w:p>
+          <w:p>
+            <w:pPr>
+              <w:spacing w:before="20" w:after="20"/>
+            </w:pPr>
+            <w:r>
+              <w:rPr>
+                <w:rFonts w:ascii="Courier New" w:eastAsia="Courier New" w:hAnsi="Courier New" w:cs="Courier New"/>
+                <w:color w:val="F8F8F2"/>
+                <w:sz w:val="18"/>
+                <w:szCs w:val="18"/>
+              </w:rPr>
+              <w:t>python3 src/simulation_client.py --ros-camera --robot-id 2 --mode inference --free</w:t>
+            </w:r>
+          </w:p>
+        </w:tc>
+      </w:tr>
+    </w:tbl>
+    <w:p>
+      <w:pPr>
+        <w:pStyle w:val="Heading1"/>
+        <w:shd w:val="clear" w:color="auto" w:fill="1F4E79"/>
+        <w:ind w:left="200" w:right="200"/>
+      </w:pPr>
+      <w:r>
+        <w:rPr>
+          <w:color w:val="FFFFFF"/>
+        </w:rPr>
+        <w:t>Part 4: Raspberry Pi Setup &amp; Operation</w:t>
+      </w:r>
+    </w:p>
+    <w:p>
+      <w:pPr>
+        <w:spacing w:before="60" w:after="60"/>
+      </w:pPr>
+      <w:r>
+        <w:rPr>
+          <w:i/>
+          <w:iCs/>
+          <w:color w:val="555555"/>
+        </w:rPr>
+        <w:t>Use this section when running the real robot system from a Raspberry Pi instead of a Windows/VM setup.</w:t>
+      </w:r>
+    </w:p>
+    <w:p>
+      <w:pPr>
+        <w:spacing w:before="100"/>
+      </w:pPr>
+    </w:p>
+    <w:p>
+      <w:pPr>
+        <w:pStyle w:val="Heading2"/>
+        <w:shd w:val="clear" w:color="auto" w:fill="2E75B6"/>
+        <w:ind w:left="200"/>
+      </w:pPr>
+      <w:r>
+        <w:rPr>
+          <w:color w:val="FFFFFF"/>
+        </w:rPr>
+        <w:t>4.1  First-Time Docker Setup</w:t>
+      </w:r>
+    </w:p>
+    <w:p>
+      <w:pPr>
+        <w:spacing w:before="60" w:after="60"/>
+      </w:pPr>
+      <w:r>
+        <w:rPr>
+          <w:color w:val="1A1A1A"/>
+          <w:sz w:val="20"/>
+          <w:szCs w:val="20"/>
+        </w:rPr>
+        <w:t>Install Docker on the Raspberry Pi and add your user to the docker group so sudo is not required for every command.</w:t>
+      </w:r>
+    </w:p>
+    <w:p>
+      <w:pPr>
+        <w:spacing w:before="60"/>
+      </w:pPr>
+    </w:p>
+    <w:tbl>
+      <w:tblPr>
+        <w:tblW w:w="9360" w:type="dxa"/>
+        <w:tblBorders>
+          <w:top w:val="none" w:sz="0" w:space="0" w:color="FFFFFF"/>
+          <w:left w:val="none" w:sz="0" w:space="0" w:color="FFFFFF"/>
+          <w:bottom w:val="none" w:sz="0" w:space="0" w:color="FFFFFF"/>
+          <w:right w:val="none" w:sz="0" w:space="0" w:color="FFFFFF"/>
+          <w:insideH w:val="none" w:sz="0" w:space="0" w:color="FFFFFF"/>
+          <w:insideV w:val="none" w:sz="0" w:space="0" w:color="FFFFFF"/>
+        </w:tblBorders>
+        <w:tblCellMar>
+          <w:left w:w="10" w:type="dxa"/>
+          <w:right w:w="10" w:type="dxa"/>
+        </w:tblCellMar>
+        <w:tblLook w:val="04A0" w:firstRow="1" w:lastRow="0" w:firstColumn="1" w:lastColumn="0" w:noHBand="0" w:noVBand="1"/>
+      </w:tblPr>
+      <w:tblGrid>
+        <w:gridCol w:w="9360"/>
+      </w:tblGrid>
+      <w:tr>
+        <w:tc>
+          <w:tcPr>
+            <w:tcW w:w="9360" w:type="dxa"/>
+            <w:tcBorders>
+              <w:top w:val="none" w:sz="0" w:space="0" w:color="FFFFFF"/>
+              <w:left w:val="none" w:sz="0" w:space="0" w:color="FFFFFF"/>
+              <w:bottom w:val="none" w:sz="0" w:space="0" w:color="FFFFFF"/>
+              <w:right w:val="none" w:sz="0" w:space="0" w:color="FFFFFF"/>
+            </w:tcBorders>
+            <w:shd w:val="clear" w:color="auto" w:fill="2B2B2B"/>
+            <w:tcMar>
+              <w:top w:w="120" w:type="dxa"/>
+              <w:left w:w="200" w:type="dxa"/>
+              <w:bottom w:w="120" w:type="dxa"/>
+              <w:right w:w="200" w:type="dxa"/>
+            </w:tcMar>
+          </w:tcPr>
+          <w:p>
+            <w:pPr>
+              <w:spacing w:before="20" w:after="20"/>
+            </w:pPr>
+            <w:r>
+              <w:rPr>
+                <w:rFonts w:ascii="Courier New" w:eastAsia="Courier New" w:hAnsi="Courier New" w:cs="Courier New"/>
+                <w:color w:val="6A9955"/>
+                <w:sz w:val="18"/>
+                <w:szCs w:val="18"/>
+              </w:rPr>
+              <w:t>#Setup docker for the first time</w:t>
+            </w:r>
+          </w:p>
+          <w:p>
+            <w:pPr>
+              <w:spacing w:before="20" w:after="20"/>
+            </w:pPr>
+            <w:r>
+              <w:rPr>
+                <w:rFonts w:ascii="Courier New" w:eastAsia="Courier New" w:hAnsi="Courier New" w:cs="Courier New"/>
+                <w:color w:val="6A9955"/>
+                <w:sz w:val="18"/>
+                <w:szCs w:val="18"/>
+              </w:rPr>
+              <w:t># Download and run the Docker install script</w:t>
+            </w:r>
+          </w:p>
+          <w:p>
+            <w:pPr>
+              <w:spacing w:before="20" w:after="20"/>
+            </w:pPr>
+            <w:r>
+              <w:rPr>
+                <w:rFonts w:ascii="Courier New" w:eastAsia="Courier New" w:hAnsi="Courier New" w:cs="Courier New"/>
+                <w:color w:val="F8F8F2"/>
+                <w:sz w:val="18"/>
+                <w:szCs w:val="18"/>
+              </w:rPr>
+              <w:t>curl -fsSL https://get.docker.com -o get-docker.sh</w:t>
+            </w:r>
+          </w:p>
+          <w:p>
+            <w:pPr>
+              <w:spacing w:before="20" w:after="20"/>
+            </w:pPr>
+            <w:r>
+              <w:rPr>
+                <w:rFonts w:ascii="Courier New" w:eastAsia="Courier New" w:hAnsi="Courier New" w:cs="Courier New"/>
+                <w:color w:val="F8F8F2"/>
+                <w:sz w:val="18"/>
+                <w:szCs w:val="18"/>
+              </w:rPr>
+              <w:t>sudo sh get-docker.sh</w:t>
+            </w:r>
+          </w:p>
+          <w:p>
+            <w:pPr>
+              <w:spacing w:before="20" w:after="20"/>
+            </w:pPr>
+            <w:r>
+              <w:rPr>
+                <w:rFonts w:ascii="Courier New" w:eastAsia="Courier New" w:hAnsi="Courier New" w:cs="Courier New"/>
+                <w:color w:val="6A9955"/>
+                <w:sz w:val="18"/>
+                <w:szCs w:val="18"/>
+              </w:rPr>
+              <w:t># Add your user to the docker group</w:t>
+            </w:r>
+          </w:p>
+          <w:p>
+            <w:pPr>
+              <w:spacing w:before="20" w:after="20"/>
+            </w:pPr>
+            <w:r>
+              <w:rPr>
+                <w:rFonts w:ascii="Courier New" w:eastAsia="Courier New" w:hAnsi="Courier New" w:cs="Courier New"/>
+                <w:color w:val="F8F8F2"/>
+                <w:sz w:val="18"/>
+                <w:szCs w:val="18"/>
+              </w:rPr>
+              <w:t>sudo usermod -aG docker [user]</w:t>
+            </w:r>
+          </w:p>
+        </w:tc>
+      </w:tr>
+    </w:tbl>
+    <w:p>
+      <w:pPr>
+        <w:spacing w:before="80"/>
+      </w:pPr>
+    </w:p>
+    <w:p>
+      <w:pPr>
+        <w:pStyle w:val="Heading2"/>
+        <w:shd w:val="clear" w:color="auto" w:fill="2E75B6"/>
+        <w:ind w:left="200"/>
+      </w:pPr>
+      <w:r>
+        <w:rPr>
+          <w:color w:val="FFFFFF"/>
+        </w:rPr>
+        <w:t>4.2  Launch the ROS Melodic Container</w:t>
+      </w:r>
+    </w:p>
+    <w:p>
+      <w:pPr>
+        <w:spacing w:before="60" w:after="60"/>
+      </w:pPr>
+      <w:r>
+        <w:rPr>
+          <w:color w:val="1A1A1A"/>
+          <w:sz w:val="20"/>
+          <w:szCs w:val="20"/>
+        </w:rPr>
+        <w:t>Start the Docker container with host networking and device access. The workspace is mounted from your Downloads folder.</w:t>
+      </w:r>
+    </w:p>
+    <w:p>
+      <w:pPr>
+        <w:spacing w:before="60"/>
+      </w:pPr>
+    </w:p>
+    <w:tbl>
+      <w:tblPr>
+        <w:tblW w:w="9360" w:type="dxa"/>
+        <w:tblBorders>
+          <w:top w:val="none" w:sz="0" w:space="0" w:color="FFFFFF"/>
+          <w:left w:val="none" w:sz="0" w:space="0" w:color="FFFFFF"/>
+          <w:bottom w:val="none" w:sz="0" w:space="0" w:color="FFFFFF"/>
+          <w:right w:val="none" w:sz="0" w:space="0" w:color="FFFFFF"/>
+          <w:insideH w:val="none" w:sz="0" w:space="0" w:color="FFFFFF"/>
+          <w:insideV w:val="none" w:sz="0" w:space="0" w:color="FFFFFF"/>
+        </w:tblBorders>
+        <w:tblCellMar>
+          <w:left w:w="10" w:type="dxa"/>
+          <w:right w:w="10" w:type="dxa"/>
+        </w:tblCellMar>
+        <w:tblLook w:val="04A0" w:firstRow="1" w:lastRow="0" w:firstColumn="1" w:lastColumn="0" w:noHBand="0" w:noVBand="1"/>
+      </w:tblPr>
+      <w:tblGrid>
+        <w:gridCol w:w="9360"/>
+      </w:tblGrid>
+      <w:tr>
+        <w:tc>
+          <w:tcPr>
+            <w:tcW w:w="9360" w:type="dxa"/>
+            <w:tcBorders>
+              <w:top w:val="none" w:sz="0" w:space="0" w:color="FFFFFF"/>
+              <w:left w:val="none" w:sz="0" w:space="0" w:color="FFFFFF"/>
+              <w:bottom w:val="none" w:sz="0" w:space="0" w:color="FFFFFF"/>
+              <w:right w:val="none" w:sz="0" w:space="0" w:color="FFFFFF"/>
+            </w:tcBorders>
+            <w:shd w:val="clear" w:color="auto" w:fill="2B2B2B"/>
+            <w:tcMar>
+              <w:top w:w="120" w:type="dxa"/>
+              <w:left w:w="200" w:type="dxa"/>
+              <w:bottom w:w="120" w:type="dxa"/>
+              <w:right w:w="200" w:type="dxa"/>
+            </w:tcMar>
+          </w:tcPr>
+          <w:p>
+            <w:pPr>
+              <w:spacing w:before="20" w:after="20"/>
+            </w:pPr>
+            <w:r>
+              <w:rPr>
+                <w:rFonts w:ascii="Courier New" w:eastAsia="Courier New" w:hAnsi="Courier New" w:cs="Courier New"/>
+                <w:color w:val="6A9955"/>
+                <w:sz w:val="18"/>
+                <w:szCs w:val="18"/>
+              </w:rPr>
+              <w:t>#Launch the ROS Melodic Container</w:t>
+            </w:r>
+          </w:p>
+          <w:p>
+            <w:pPr>
+              <w:spacing w:before="20" w:after="20"/>
+            </w:pPr>
+            <w:r>
+              <w:rPr>
+                <w:rFonts w:ascii="Courier New" w:eastAsia="Courier New" w:hAnsi="Courier New" w:cs="Courier New"/>
+                <w:color w:val="F8F8F2"/>
+                <w:sz w:val="18"/>
+                <w:szCs w:val="18"/>
+              </w:rPr>
+              <w:t>docker run -it --net=host --privileged \</w:t>
+            </w:r>
+          </w:p>
+          <w:p>
+            <w:pPr>
+              <w:spacing w:before="20" w:after="20"/>
+            </w:pPr>
+            <w:r>
+              <w:rPr>
+                <w:rFonts w:ascii="Courier New" w:eastAsia="Courier New" w:hAnsi="Courier New" w:cs="Courier New"/>
+                <w:color w:val="F8F8F2"/>
+                <w:sz w:val="18"/>
+                <w:szCs w:val="18"/>
+              </w:rPr>
+              <w:t xml:space="preserve">  -v /dev:/dev \</w:t>
+            </w:r>
+          </w:p>
+          <w:p>
+            <w:pPr>
+              <w:spacing w:before="20" w:after="20"/>
+            </w:pPr>
+            <w:r>
+              <w:rPr>
+                <w:rFonts w:ascii="Courier New" w:eastAsia="Courier New" w:hAnsi="Courier New" w:cs="Courier New"/>
+                <w:color w:val="F8F8F2"/>
+                <w:sz w:val="18"/>
+                <w:szCs w:val="18"/>
+              </w:rPr>
+              <w:t xml:space="preserve">  -v /home/seth/Downloads/UR3e_Hybrid_System:/workspace \</w:t>
+            </w:r>
+          </w:p>
+          <w:p>
+            <w:pPr>
+              <w:spacing w:before="20" w:after="20"/>
+            </w:pPr>
+            <w:r>
+              <w:rPr>
+                <w:rFonts w:ascii="Courier New" w:eastAsia="Courier New" w:hAnsi="Courier New" w:cs="Courier New"/>
+                <w:color w:val="F8F8F2"/>
+                <w:sz w:val="18"/>
+                <w:szCs w:val="18"/>
+              </w:rPr>
+              <w:t xml:space="preserve">  -w /workspace \</w:t>
+            </w:r>
+          </w:p>
+          <w:p>
+            <w:pPr>
+              <w:spacing w:before="20" w:after="20"/>
+            </w:pPr>
+            <w:r>
+              <w:rPr>
+                <w:rFonts w:ascii="Courier New" w:eastAsia="Courier New" w:hAnsi="Courier New" w:cs="Courier New"/>
+                <w:color w:val="F8F8F2"/>
+                <w:sz w:val="18"/>
+                <w:szCs w:val="18"/>
+              </w:rPr>
+              <w:t xml:space="preserve">  ros:melodic-ros-base bash</w:t>
+            </w:r>
+          </w:p>
+          <w:p>
+            <w:pPr>
+              <w:spacing w:before="20" w:after="20"/>
+            </w:pPr>
+            <w:r>
+              <w:rPr>
+                <w:rFonts w:ascii="Courier New" w:eastAsia="Courier New" w:hAnsi="Courier New" w:cs="Courier New"/>
+                <w:color w:val="F8F8F2"/>
+                <w:sz w:val="18"/>
+                <w:szCs w:val="18"/>
+              </w:rPr>
+              <w:t>apt-get update &amp;&amp; apt-get install -y sudo</w:t>
+            </w:r>
+          </w:p>
+          <w:p>
+            <w:pPr>
+              <w:spacing w:before="20" w:after="20"/>
+            </w:pPr>
+            <w:r>
+              <w:rPr>
+                <w:rFonts w:ascii="Courier New" w:eastAsia="Courier New" w:hAnsi="Courier New" w:cs="Courier New"/>
+                <w:color w:val="F8F8F2"/>
+                <w:sz w:val="18"/>
+                <w:szCs w:val="18"/>
+              </w:rPr>
+              <w:t>cd vm_simulation_system</w:t>
+            </w:r>
+          </w:p>
+          <w:p>
+            <w:pPr>
+              <w:spacing w:before="20" w:after="20"/>
+            </w:pPr>
+            <w:r>
+              <w:rPr>
+                <w:rFonts w:ascii="Courier New" w:eastAsia="Courier New" w:hAnsi="Courier New" w:cs="Courier New"/>
+                <w:color w:val="F8F8F2"/>
+                <w:sz w:val="18"/>
+                <w:szCs w:val="18"/>
+              </w:rPr>
+              <w:t>chmod +x setup.sh</w:t>
+            </w:r>
+          </w:p>
+          <w:p>
+            <w:pPr>
+              <w:spacing w:before="20" w:after="20"/>
+            </w:pPr>
+            <w:r>
+              <w:rPr>
+                <w:rFonts w:ascii="Courier New" w:eastAsia="Courier New" w:hAnsi="Courier New" w:cs="Courier New"/>
+                <w:color w:val="F8F8F2"/>
+                <w:sz w:val="18"/>
+                <w:szCs w:val="18"/>
+              </w:rPr>
+              <w:t>./setup.sh</w:t>
+            </w:r>
+          </w:p>
+        </w:tc>
+      </w:tr>
+    </w:tbl>
+    <w:p>
+      <w:pPr>
+        <w:spacing w:before="80"/>
+      </w:pPr>
+    </w:p>
+    <w:p>
+      <w:pPr>
+        <w:pStyle w:val="Heading2"/>
+        <w:shd w:val="clear" w:color="auto" w:fill="2E75B6"/>
+        <w:ind w:left="200"/>
+      </w:pPr>
+      <w:r>
+        <w:rPr>
+          <w:color w:val="FFFFFF"/>
+        </w:rPr>
+        <w:t>4.3  Network Configuration for Raspberry Pi</w:t>
+      </w:r>
+    </w:p>
+    <w:p>
+      <w:pPr>
+        <w:spacing w:before="60" w:after="60"/>
+      </w:pPr>
+      <w:r>
+        <w:rPr>
+          <w:color w:val="1A1A1A"/>
+          <w:sz w:val="20"/>
+          <w:szCs w:val="20"/>
+        </w:rPr>
+        <w:t>Once the container is set up, update network_config.yaml so the Pi can be reached by the robots and cameras on the network.</w:t>
+      </w:r>
+    </w:p>
+    <w:p>
+      <w:pPr>
+        <w:spacing w:before="60"/>
+      </w:pPr>
+    </w:p>
+    <w:tbl>
+      <w:tblPr>
+        <w:tblW w:w="9360" w:type="dxa"/>
+        <w:tblBorders>
+          <w:top w:val="none" w:sz="0" w:space="0" w:color="FFFFFF"/>
+          <w:left w:val="none" w:sz="0" w:space="0" w:color="FFFFFF"/>
+          <w:bottom w:val="none" w:sz="0" w:space="0" w:color="FFFFFF"/>
+          <w:right w:val="none" w:sz="0" w:space="0" w:color="FFFFFF"/>
+          <w:insideH w:val="none" w:sz="0" w:space="0" w:color="FFFFFF"/>
+          <w:insideV w:val="none" w:sz="0" w:space="0" w:color="FFFFFF"/>
+        </w:tblBorders>
+        <w:tblCellMar>
+          <w:left w:w="10" w:type="dxa"/>
+          <w:right w:w="10" w:type="dxa"/>
+        </w:tblCellMar>
+        <w:tblLook w:val="04A0" w:firstRow="1" w:lastRow="0" w:firstColumn="1" w:lastColumn="0" w:noHBand="0" w:noVBand="1"/>
+      </w:tblPr>
+      <w:tblGrid>
+        <w:gridCol w:w="9360"/>
+      </w:tblGrid>
+      <w:tr>
+        <w:tc>
+          <w:tcPr>
+            <w:tcW w:w="9360" w:type="dxa"/>
+            <w:tcBorders>
+              <w:top w:val="none" w:sz="0" w:space="0" w:color="FFFFFF"/>
+              <w:left w:val="none" w:sz="0" w:space="0" w:color="FFFFFF"/>
+              <w:bottom w:val="none" w:sz="0" w:space="0" w:color="FFFFFF"/>
+              <w:right w:val="none" w:sz="0" w:space="0" w:color="FFFFFF"/>
+            </w:tcBorders>
+            <w:shd w:val="clear" w:color="auto" w:fill="2B2B2B"/>
+            <w:tcMar>
+              <w:top w:w="120" w:type="dxa"/>
+              <w:left w:w="200" w:type="dxa"/>
+              <w:bottom w:w="120" w:type="dxa"/>
+              <w:right w:w="200" w:type="dxa"/>
+            </w:tcMar>
+          </w:tcPr>
+          <w:p>
+            <w:pPr>
+              <w:spacing w:before="20" w:after="20"/>
+            </w:pPr>
+            <w:r>
+              <w:rPr>
+                <w:rFonts w:ascii="Courier New" w:eastAsia="Courier New" w:hAnsi="Courier New" w:cs="Courier New"/>
+                <w:color w:val="6A9955"/>
+                <w:sz w:val="18"/>
+                <w:szCs w:val="18"/>
+              </w:rPr>
+              <w:t>#Find your container name</w:t>
+            </w:r>
+          </w:p>
+          <w:p>
+            <w:pPr>
+              <w:spacing w:before="20" w:after="20"/>
+            </w:pPr>
+            <w:r>
+              <w:rPr>
+                <w:rFonts w:ascii="Courier New" w:eastAsia="Courier New" w:hAnsi="Courier New" w:cs="Courier New"/>
+                <w:color w:val="F8F8F2"/>
+                <w:sz w:val="18"/>
+                <w:szCs w:val="18"/>
+              </w:rPr>
+              <w:t>docker ps -a</w:t>
+            </w:r>
+          </w:p>
+          <w:p>
+            <w:pPr>
+              <w:spacing w:before="20" w:after="20"/>
+            </w:pPr>
+          </w:p>
+          <w:p>
+            <w:pPr>
+              <w:spacing w:before="20" w:after="20"/>
+            </w:pPr>
+            <w:r>
+              <w:rPr>
+                <w:rFonts w:ascii="Courier New" w:eastAsia="Courier New" w:hAnsi="Courier New" w:cs="Courier New"/>
+                <w:color w:val="6A9955"/>
+                <w:sz w:val="18"/>
+                <w:szCs w:val="18"/>
+              </w:rPr>
+              <w:t>#In network_config.yaml, change host_ip to:</w:t>
+            </w:r>
+          </w:p>
+          <w:p>
+            <w:pPr>
+              <w:spacing w:before="20" w:after="20"/>
+            </w:pPr>
+            <w:r>
+              <w:rPr>
+                <w:rFonts w:ascii="Courier New" w:eastAsia="Courier New" w:hAnsi="Courier New" w:cs="Courier New"/>
+                <w:color w:val="CE9178"/>
+                <w:sz w:val="18"/>
+                <w:szCs w:val="18"/>
+              </w:rPr>
+              <w:t xml:space="preserve">  host_ip: "0.0.0.0"</w:t>
+            </w:r>
+          </w:p>
+          <w:p>
+            <w:pPr>
+              <w:spacing w:before="20" w:after="20"/>
+            </w:pPr>
+          </w:p>
+          <w:p>
+            <w:pPr>
+              <w:spacing w:before="20" w:after="20"/>
+            </w:pPr>
+            <w:r>
+              <w:rPr>
+                <w:rFonts w:ascii="Courier New" w:eastAsia="Courier New" w:hAnsi="Courier New" w:cs="Courier New"/>
+                <w:color w:val="6A9955"/>
+                <w:sz w:val="18"/>
+                <w:szCs w:val="18"/>
+              </w:rPr>
+              <w:t>#On the robot pendant, change the IP to the Raspberry Pi's IP address</w:t>
+            </w:r>
+          </w:p>
+          <w:p>
+            <w:pPr>
+              <w:spacing w:before="20" w:after="20"/>
+            </w:pPr>
+            <w:r>
+              <w:rPr>
+                <w:rFonts w:ascii="Courier New" w:eastAsia="Courier New" w:hAnsi="Courier New" w:cs="Courier New"/>
+                <w:color w:val="6A9955"/>
+                <w:sz w:val="18"/>
+                <w:szCs w:val="18"/>
+              </w:rPr>
+              <w:t>#Plug the Ethernet cable (connected to the switch) into the Pi along with the cameras</w:t>
+            </w:r>
+          </w:p>
+        </w:tc>
+      </w:tr>
+    </w:tbl>
+    <w:p>
+      <w:pPr>
+        <w:spacing w:before="80"/>
+      </w:pPr>
+    </w:p>
+    <w:p>
+      <w:pPr>
+        <w:pStyle w:val="Heading2"/>
+        <w:shd w:val="clear" w:color="auto" w:fill="2E75B6"/>
+        <w:ind w:left="200"/>
+      </w:pPr>
+      <w:r>
+        <w:rPr>
+          <w:color w:val="FFFFFF"/>
+        </w:rPr>
+        <w:t>4.4  Starting and Re-entering the Container</w:t>
+      </w:r>
+    </w:p>
+    <w:p>
+      <w:pPr>
+        <w:spacing w:before="60" w:after="60"/>
+      </w:pPr>
+      <w:r>
+        <w:rPr>
+          <w:color w:val="1A1A1A"/>
+          <w:sz w:val="20"/>
+          <w:szCs w:val="20"/>
+        </w:rPr>
+        <w:t>Use the commands below to start the container when powering on the Pi, and to open additional terminals into a running container.</w:t>
+      </w:r>
+    </w:p>
+    <w:p>
+      <w:pPr>
+        <w:spacing w:before="60"/>
+      </w:pPr>
+    </w:p>
+    <w:tbl>
+      <w:tblPr>
+        <w:tblW w:w="9360" w:type="dxa"/>
+        <w:tblBorders>
+          <w:top w:val="none" w:sz="0" w:space="0" w:color="FFFFFF"/>
+          <w:left w:val="none" w:sz="0" w:space="0" w:color="FFFFFF"/>
+          <w:bottom w:val="none" w:sz="0" w:space="0" w:color="FFFFFF"/>
+          <w:right w:val="none" w:sz="0" w:space="0" w:color="FFFFFF"/>
+          <w:insideH w:val="none" w:sz="0" w:space="0" w:color="FFFFFF"/>
+          <w:insideV w:val="none" w:sz="0" w:space="0" w:color="FFFFFF"/>
+        </w:tblBorders>
+        <w:tblCellMar>
+          <w:left w:w="10" w:type="dxa"/>
+          <w:right w:w="10" w:type="dxa"/>
+        </w:tblCellMar>
+        <w:tblLook w:val="04A0" w:firstRow="1" w:lastRow="0" w:firstColumn="1" w:lastColumn="0" w:noHBand="0" w:noVBand="1"/>
+      </w:tblPr>
+      <w:tblGrid>
+        <w:gridCol w:w="9360"/>
+      </w:tblGrid>
+      <w:tr>
+        <w:tc>
+          <w:tcPr>
+            <w:tcW w:w="9360" w:type="dxa"/>
+            <w:tcBorders>
+              <w:top w:val="none" w:sz="0" w:space="0" w:color="FFFFFF"/>
+              <w:left w:val="none" w:sz="0" w:space="0" w:color="FFFFFF"/>
+              <w:bottom w:val="none" w:sz="0" w:space="0" w:color="FFFFFF"/>
+              <w:right w:val="none" w:sz="0" w:space="0" w:color="FFFFFF"/>
+            </w:tcBorders>
+            <w:shd w:val="clear" w:color="auto" w:fill="2B2B2B"/>
+            <w:tcMar>
+              <w:top w:w="120" w:type="dxa"/>
+              <w:left w:w="200" w:type="dxa"/>
+              <w:bottom w:w="120" w:type="dxa"/>
+              <w:right w:w="200" w:type="dxa"/>
+            </w:tcMar>
+          </w:tcPr>
+          <w:p>
+            <w:pPr>
+              <w:spacing w:before="20" w:after="20"/>
+            </w:pPr>
+            <w:r>
+              <w:rPr>
+                <w:rFonts w:ascii="Courier New" w:eastAsia="Courier New" w:hAnsi="Courier New" w:cs="Courier New"/>
+                <w:color w:val="6A9955"/>
+                <w:sz w:val="18"/>
+                <w:szCs w:val="18"/>
+              </w:rPr>
+              <w:t>#When turning on the Pi (first terminal)</w:t>
+            </w:r>
+          </w:p>
+          <w:p>
+            <w:pPr>
+              <w:spacing w:before="20" w:after="20"/>
+            </w:pPr>
+            <w:r>
+              <w:rPr>
+                <w:rFonts w:ascii="Courier New" w:eastAsia="Courier New" w:hAnsi="Courier New" w:cs="Courier New"/>
+                <w:color w:val="F8F8F2"/>
+                <w:sz w:val="18"/>
+                <w:szCs w:val="18"/>
+              </w:rPr>
+              <w:t>docker start -i &lt;your_container_name&gt;</w:t>
+            </w:r>
+          </w:p>
+          <w:p>
+            <w:pPr>
+              <w:spacing w:before="20" w:after="20"/>
+            </w:pPr>
+          </w:p>
+          <w:p>
+            <w:pPr>
+              <w:spacing w:before="20" w:after="20"/>
+            </w:pPr>
+            <w:r>
+              <w:rPr>
+                <w:rFonts w:ascii="Courier New" w:eastAsia="Courier New" w:hAnsi="Courier New" w:cs="Courier New"/>
+                <w:color w:val="6A9955"/>
+                <w:sz w:val="18"/>
+                <w:szCs w:val="18"/>
+              </w:rPr>
+              <w:t>#When opening additional terminals into the running container</w:t>
+            </w:r>
+          </w:p>
+          <w:p>
+            <w:pPr>
+              <w:spacing w:before="20" w:after="20"/>
+            </w:pPr>
+            <w:r>
+              <w:rPr>
+                <w:rFonts w:ascii="Courier New" w:eastAsia="Courier New" w:hAnsi="Courier New" w:cs="Courier New"/>
+                <w:color w:val="F8F8F2"/>
+                <w:sz w:val="18"/>
+                <w:szCs w:val="18"/>
+              </w:rPr>
+              <w:t>docker exec -it &lt;your_container_name&gt; bash</w:t>
+            </w:r>
+          </w:p>
+        </w:tc>
+      </w:tr>
+    </w:tbl>
+    <w:p>
+      <w:pPr>
+        <w:spacing w:before="60"/>
+      </w:pPr>
+    </w:p>
+    <w:p>
+      <w:pPr>
+        <w:pBdr>
+          <w:left w:val="single" w:sz="12" w:space="4" w:color="1D6A3B"/>
+        </w:pBdr>
+        <w:shd w:val="clear" w:color="auto" w:fill="D4EDDA"/>
+        <w:spacing w:before="100" w:after="100"/>
+        <w:ind w:left="200" w:right="200"/>
+      </w:pPr>
+      <w:r>
+        <w:rPr>
+          <w:b/>
+          <w:bCs/>
+          <w:color w:val="1D6A3B"/>
+          <w:sz w:val="20"/>
+          <w:szCs w:val="20"/>
+        </w:rPr>
+        <w:t xml:space="preserve">💡 TIP: </w:t>
+      </w:r>
+      <w:r>
+        <w:rPr>
+          <w:color w:val="1D6A3B"/>
+          <w:sz w:val="20"/>
+          <w:szCs w:val="20"/>
+        </w:rPr>
+        <w:t>Change the kinematic config location to: kinematics_config:=/workspace/calibration.yaml</w:t>
+      </w:r>
+    </w:p>
+    <w:p>
+      <w:pPr>
+        <w:spacing w:before="80"/>
+      </w:pPr>
+    </w:p>
+    <w:p>
+      <w:pPr>
+        <w:pStyle w:val="Heading2"/>
+        <w:shd w:val="clear" w:color="auto" w:fill="2E75B6"/>
+        <w:ind w:left="200"/>
+      </w:pPr>
+      <w:r>
+        <w:rPr>
+          <w:color w:val="FFFFFF"/>
+        </w:rPr>
+        <w:t>4.5  Launch Sequence</w:t>
+      </w:r>
+    </w:p>
+    <w:p>
+      <w:pPr>
+        <w:spacing w:before="60" w:after="60"/>
+      </w:pPr>
+      <w:r>
+        <w:rPr>
+          <w:i/>
+          <w:iCs/>
+          <w:color w:val="555555"/>
+        </w:rPr>
+        <w:t>Open each terminal in order. Robot 1 and Robot 2 terminals can be started in parallel after roscore is running.</w:t>
+      </w:r>
+    </w:p>
+    <w:p>
+      <w:pPr>
+        <w:spacing w:before="80"/>
+      </w:pPr>
+    </w:p>
+    <w:p>
+      <w:pPr>
+        <w:pStyle w:val="Heading3"/>
+        <w:shd w:val="clear" w:color="auto" w:fill="D6E4F0"/>
+        <w:ind w:left="200"/>
+      </w:pPr>
+      <w:r>
+        <w:rPr>
+          <w:color w:val="1F4E79"/>
+        </w:rPr>
+        <w:t>Terminal 1 — GPU Server (Host Machine)</w:t>
+      </w:r>
+    </w:p>
+    <w:p>
+      <w:pPr>
+        <w:spacing w:before="40"/>
+      </w:pPr>
+    </w:p>
+    <w:tbl>
+      <w:tblPr>
+        <w:tblW w:w="9360" w:type="dxa"/>
+        <w:tblBorders>
+          <w:top w:val="none" w:sz="0" w:space="0" w:color="FFFFFF"/>
+          <w:left w:val="none" w:sz="0" w:space="0" w:color="FFFFFF"/>
+          <w:bottom w:val="none" w:sz="0" w:space="0" w:color="FFFFFF"/>
+          <w:right w:val="none" w:sz="0" w:space="0" w:color="FFFFFF"/>
+          <w:insideH w:val="none" w:sz="0" w:space="0" w:color="FFFFFF"/>
+          <w:insideV w:val="none" w:sz="0" w:space="0" w:color="FFFFFF"/>
+        </w:tblBorders>
+        <w:tblCellMar>
+          <w:left w:w="10" w:type="dxa"/>
+          <w:right w:w="10" w:type="dxa"/>
+        </w:tblCellMar>
+        <w:tblLook w:val="04A0" w:firstRow="1" w:lastRow="0" w:firstColumn="1" w:lastColumn="0" w:noHBand="0" w:noVBand="1"/>
+      </w:tblPr>
+      <w:tblGrid>
+        <w:gridCol w:w="9360"/>
+      </w:tblGrid>
+      <w:tr>
+        <w:tc>
+          <w:tcPr>
+            <w:tcW w:w="9360" w:type="dxa"/>
+            <w:tcBorders>
+              <w:top w:val="none" w:sz="0" w:space="0" w:color="FFFFFF"/>
+              <w:left w:val="none" w:sz="0" w:space="0" w:color="FFFFFF"/>
+              <w:bottom w:val="none" w:sz="0" w:space="0" w:color="FFFFFF"/>
+              <w:right w:val="none" w:sz="0" w:space="0" w:color="FFFFFF"/>
+            </w:tcBorders>
+            <w:shd w:val="clear" w:color="auto" w:fill="2B2B2B"/>
+            <w:tcMar>
+              <w:top w:w="120" w:type="dxa"/>
+              <w:left w:w="200" w:type="dxa"/>
+              <w:bottom w:w="120" w:type="dxa"/>
+              <w:right w:w="200" w:type="dxa"/>
+            </w:tcMar>
+          </w:tcPr>
+          <w:p>
+            <w:pPr>
+              <w:spacing w:before="20" w:after="20"/>
+            </w:pPr>
+            <w:r>
+              <w:rPr>
+                <w:rFonts w:ascii="Courier New" w:eastAsia="Courier New" w:hAnsi="Courier New" w:cs="Courier New"/>
+                <w:color w:val="F8F8F2"/>
+                <w:sz w:val="18"/>
+                <w:szCs w:val="18"/>
+              </w:rPr>
+              <w:t>cd {path}/host_gpu_system</w:t>
+            </w:r>
+          </w:p>
+          <w:p>
+            <w:pPr>
+              <w:spacing w:before="20" w:after="20"/>
+            </w:pPr>
+            <w:r>
+              <w:rPr>
+                <w:rFonts w:ascii="Courier New" w:eastAsia="Courier New" w:hAnsi="Courier New" w:cs="Courier New"/>
+                <w:color w:val="F8F8F2"/>
+                <w:sz w:val="18"/>
+                <w:szCs w:val="18"/>
+              </w:rPr>
+              <w:t>source venv/bin/activate</w:t>
+            </w:r>
+          </w:p>
+          <w:p>
+            <w:pPr>
+              <w:spacing w:before="20" w:after="20"/>
+            </w:pPr>
+            <w:r>
+              <w:rPr>
+                <w:rFonts w:ascii="Courier New" w:eastAsia="Courier New" w:hAnsi="Courier New" w:cs="Courier New"/>
+                <w:color w:val="F8F8F2"/>
+                <w:sz w:val="18"/>
+                <w:szCs w:val="18"/>
+              </w:rPr>
+              <w:t>python3 src/gpu_server.py</w:t>
+            </w:r>
+          </w:p>
+        </w:tc>
+      </w:tr>
+    </w:tbl>
+    <w:p>
+      <w:pPr>
+        <w:spacing w:before="80"/>
+      </w:pPr>
+    </w:p>
+    <w:p>
+      <w:pPr>
+        <w:pStyle w:val="Heading3"/>
+        <w:shd w:val="clear" w:color="auto" w:fill="D6E4F0"/>
+        <w:ind w:left="200"/>
+      </w:pPr>
+      <w:r>
+        <w:rPr>
+          <w:color w:val="1F4E79"/>
+        </w:rPr>
+        <w:t>Terminal 2 — ROS Core</w:t>
+      </w:r>
+    </w:p>
+    <w:p>
+      <w:pPr>
+        <w:spacing w:before="40"/>
+      </w:pPr>
+    </w:p>
+    <w:tbl>
+      <w:tblPr>
+        <w:tblW w:w="9360" w:type="dxa"/>
+        <w:tblBorders>
+          <w:top w:val="none" w:sz="0" w:space="0" w:color="FFFFFF"/>
+          <w:left w:val="none" w:sz="0" w:space="0" w:color="FFFFFF"/>
+          <w:bottom w:val="none" w:sz="0" w:space="0" w:color="FFFFFF"/>
+          <w:right w:val="none" w:sz="0" w:space="0" w:color="FFFFFF"/>
+          <w:insideH w:val="none" w:sz="0" w:space="0" w:color="FFFFFF"/>
+          <w:insideV w:val="none" w:sz="0" w:space="0" w:color="FFFFFF"/>
+        </w:tblBorders>
+        <w:tblCellMar>
+          <w:left w:w="10" w:type="dxa"/>
+          <w:right w:w="10" w:type="dxa"/>
+        </w:tblCellMar>
+        <w:tblLook w:val="04A0" w:firstRow="1" w:lastRow="0" w:firstColumn="1" w:lastColumn="0" w:noHBand="0" w:noVBand="1"/>
+      </w:tblPr>
+      <w:tblGrid>
+        <w:gridCol w:w="9360"/>
+      </w:tblGrid>
+      <w:tr>
+        <w:tc>
+          <w:tcPr>
+            <w:tcW w:w="9360" w:type="dxa"/>
+            <w:tcBorders>
+              <w:top w:val="none" w:sz="0" w:space="0" w:color="FFFFFF"/>
+              <w:left w:val="none" w:sz="0" w:space="0" w:color="FFFFFF"/>
+              <w:bottom w:val="none" w:sz="0" w:space="0" w:color="FFFFFF"/>
+              <w:right w:val="none" w:sz="0" w:space="0" w:color="FFFFFF"/>
+            </w:tcBorders>
+            <w:shd w:val="clear" w:color="auto" w:fill="2B2B2B"/>
+            <w:tcMar>
+              <w:top w:w="120" w:type="dxa"/>
+              <w:left w:w="200" w:type="dxa"/>
+              <w:bottom w:w="120" w:type="dxa"/>
+              <w:right w:w="200" w:type="dxa"/>
+            </w:tcMar>
+          </w:tcPr>
+          <w:p>
+            <w:pPr>
+              <w:spacing w:before="20" w:after="20"/>
+            </w:pPr>
+            <w:r>
+              <w:rPr>
+                <w:rFonts w:ascii="Courier New" w:eastAsia="Courier New" w:hAnsi="Courier New" w:cs="Courier New"/>
+                <w:color w:val="F8F8F2"/>
+                <w:sz w:val="18"/>
+                <w:szCs w:val="18"/>
+              </w:rPr>
+              <w:t>docker exec -it &lt;your_container_name&gt; bash</w:t>
+            </w:r>
+          </w:p>
+          <w:p>
+            <w:pPr>
+              <w:spacing w:before="20" w:after="20"/>
+            </w:pPr>
+            <w:r>
+              <w:rPr>
+                <w:rFonts w:ascii="Courier New" w:eastAsia="Courier New" w:hAnsi="Courier New" w:cs="Courier New"/>
+                <w:color w:val="F8F8F2"/>
+                <w:sz w:val="18"/>
+                <w:szCs w:val="18"/>
+              </w:rPr>
+              <w:t>source /root/catkin_ws/install_isolated/setup.bash</w:t>
+            </w:r>
+          </w:p>
+          <w:p>
+            <w:pPr>
+              <w:spacing w:before="20" w:after="20"/>
+            </w:pPr>
+            <w:r>
+              <w:rPr>
+                <w:rFonts w:ascii="Courier New" w:eastAsia="Courier New" w:hAnsi="Courier New" w:cs="Courier New"/>
+                <w:color w:val="DCDCAA"/>
+                <w:sz w:val="18"/>
+                <w:szCs w:val="18"/>
+              </w:rPr>
+              <w:t>roscore</w:t>
+            </w:r>
+          </w:p>
+        </w:tc>
+      </w:tr>
+    </w:tbl>
+    <w:p>
+      <w:pPr>
+        <w:spacing w:before="80"/>
+      </w:pPr>
+    </w:p>
+    <w:p>
+      <w:pPr>
+        <w:pStyle w:val="Heading3"/>
+        <w:shd w:val="clear" w:color="auto" w:fill="D6E4F0"/>
+        <w:ind w:left="200"/>
+      </w:pPr>
+      <w:r>
+        <w:rPr>
+          <w:color w:val="1F4E79"/>
+        </w:rPr>
+        <w:t>Terminal 3 — Robot 1 Driver</w:t>
+      </w:r>
+    </w:p>
+    <w:p>
+      <w:pPr>
+        <w:spacing w:before="40"/>
+      </w:pPr>
+    </w:p>
+    <w:tbl>
+      <w:tblPr>
+        <w:tblW w:w="9360" w:type="dxa"/>
+        <w:tblBorders>
+          <w:top w:val="none" w:sz="0" w:space="0" w:color="FFFFFF"/>
+          <w:left w:val="none" w:sz="0" w:space="0" w:color="FFFFFF"/>
+          <w:bottom w:val="none" w:sz="0" w:space="0" w:color="FFFFFF"/>
+          <w:right w:val="none" w:sz="0" w:space="0" w:color="FFFFFF"/>
+          <w:insideH w:val="none" w:sz="0" w:space="0" w:color="FFFFFF"/>
+          <w:insideV w:val="none" w:sz="0" w:space="0" w:color="FFFFFF"/>
+        </w:tblBorders>
+        <w:tblCellMar>
+          <w:left w:w="10" w:type="dxa"/>
+          <w:right w:w="10" w:type="dxa"/>
+        </w:tblCellMar>
+        <w:tblLook w:val="04A0" w:firstRow="1" w:lastRow="0" w:firstColumn="1" w:lastColumn="0" w:noHBand="0" w:noVBand="1"/>
+      </w:tblPr>
+      <w:tblGrid>
+        <w:gridCol w:w="9360"/>
+      </w:tblGrid>
+      <w:tr>
+        <w:tc>
+          <w:tcPr>
+            <w:tcW w:w="9360" w:type="dxa"/>
+            <w:tcBorders>
+              <w:top w:val="none" w:sz="0" w:space="0" w:color="FFFFFF"/>
+              <w:left w:val="none" w:sz="0" w:space="0" w:color="FFFFFF"/>
+              <w:bottom w:val="none" w:sz="0" w:space="0" w:color="FFFFFF"/>
+              <w:right w:val="none" w:sz="0" w:space="0" w:color="FFFFFF"/>
+            </w:tcBorders>
+            <w:shd w:val="clear" w:color="auto" w:fill="2B2B2B"/>
+            <w:tcMar>
+              <w:top w:w="120" w:type="dxa"/>
+              <w:left w:w="200" w:type="dxa"/>
+              <w:bottom w:w="120" w:type="dxa"/>
+              <w:right w:w="200" w:type="dxa"/>
+            </w:tcMar>
+          </w:tcPr>
+          <w:p>
+            <w:pPr>
+              <w:spacing w:before="20" w:after="20"/>
+            </w:pPr>
+            <w:r>
+              <w:rPr>
+                <w:rFonts w:ascii="Courier New" w:eastAsia="Courier New" w:hAnsi="Courier New" w:cs="Courier New"/>
+                <w:color w:val="F8F8F2"/>
+                <w:sz w:val="18"/>
+                <w:szCs w:val="18"/>
+              </w:rPr>
+              <w:t>docker exec -it &lt;your_container_name&gt; bash</w:t>
+            </w:r>
+          </w:p>
+          <w:p>
+            <w:pPr>
+              <w:spacing w:before="20" w:after="20"/>
+            </w:pPr>
+            <w:r>
+              <w:rPr>
+                <w:rFonts w:ascii="Courier New" w:eastAsia="Courier New" w:hAnsi="Courier New" w:cs="Courier New"/>
+                <w:color w:val="F8F8F2"/>
+                <w:sz w:val="18"/>
+                <w:szCs w:val="18"/>
+              </w:rPr>
+              <w:t>source /root/catkin_ws/install_isolated/setup.bash</w:t>
+            </w:r>
+          </w:p>
+          <w:p>
+            <w:pPr>
+              <w:spacing w:before="20" w:after="20"/>
+            </w:pPr>
+            <w:r>
+              <w:rPr>
+                <w:rFonts w:ascii="Courier New" w:eastAsia="Courier New" w:hAnsi="Courier New" w:cs="Courier New"/>
+                <w:color w:val="DCDCAA"/>
+                <w:sz w:val="18"/>
+                <w:szCs w:val="18"/>
+              </w:rPr>
+              <w:t>roslaunch ~/robot1_bringup.launch</w:t>
+            </w:r>
+          </w:p>
+        </w:tc>
+      </w:tr>
+    </w:tbl>
+    <w:p>
+      <w:pPr>
+        <w:spacing w:before="80"/>
+      </w:pPr>
+    </w:p>
+    <w:p>
+      <w:pPr>
+        <w:pStyle w:val="Heading3"/>
+        <w:shd w:val="clear" w:color="auto" w:fill="D6E4F0"/>
+        <w:ind w:left="200"/>
+      </w:pPr>
+      <w:r>
+        <w:rPr>
+          <w:color w:val="1F4E79"/>
+        </w:rPr>
+        <w:t>Terminal 4 — Robot 1 Gripper</w:t>
+      </w:r>
+    </w:p>
+    <w:p>
+      <w:pPr>
+        <w:spacing w:before="40"/>
+      </w:pPr>
+    </w:p>
+    <w:tbl>
+      <w:tblPr>
+        <w:tblW w:w="9360" w:type="dxa"/>
+        <w:tblBorders>
+          <w:top w:val="none" w:sz="0" w:space="0" w:color="FFFFFF"/>
+          <w:left w:val="none" w:sz="0" w:space="0" w:color="FFFFFF"/>
+          <w:bottom w:val="none" w:sz="0" w:space="0" w:color="FFFFFF"/>
+          <w:right w:val="none" w:sz="0" w:space="0" w:color="FFFFFF"/>
+          <w:insideH w:val="none" w:sz="0" w:space="0" w:color="FFFFFF"/>
+          <w:insideV w:val="none" w:sz="0" w:space="0" w:color="FFFFFF"/>
+        </w:tblBorders>
+        <w:tblCellMar>
+          <w:left w:w="10" w:type="dxa"/>
+          <w:right w:w="10" w:type="dxa"/>
+        </w:tblCellMar>
+        <w:tblLook w:val="04A0" w:firstRow="1" w:lastRow="0" w:firstColumn="1" w:lastColumn="0" w:noHBand="0" w:noVBand="1"/>
+      </w:tblPr>
+      <w:tblGrid>
+        <w:gridCol w:w="9360"/>
+      </w:tblGrid>
+      <w:tr>
+        <w:tc>
+          <w:tcPr>
+            <w:tcW w:w="9360" w:type="dxa"/>
+            <w:tcBorders>
+              <w:top w:val="none" w:sz="0" w:space="0" w:color="FFFFFF"/>
+              <w:left w:val="none" w:sz="0" w:space="0" w:color="FFFFFF"/>
+              <w:bottom w:val="none" w:sz="0" w:space="0" w:color="FFFFFF"/>
+              <w:right w:val="none" w:sz="0" w:space="0" w:color="FFFFFF"/>
+            </w:tcBorders>
+            <w:shd w:val="clear" w:color="auto" w:fill="2B2B2B"/>
+            <w:tcMar>
+              <w:top w:w="120" w:type="dxa"/>
+              <w:left w:w="200" w:type="dxa"/>
+              <w:bottom w:w="120" w:type="dxa"/>
+              <w:right w:w="200" w:type="dxa"/>
+            </w:tcMar>
+          </w:tcPr>
+          <w:p>
+            <w:pPr>
+              <w:spacing w:before="20" w:after="20"/>
+            </w:pPr>
+            <w:r>
+              <w:rPr>
+                <w:rFonts w:ascii="Courier New" w:eastAsia="Courier New" w:hAnsi="Courier New" w:cs="Courier New"/>
+                <w:color w:val="F8F8F2"/>
+                <w:sz w:val="18"/>
+                <w:szCs w:val="18"/>
+              </w:rPr>
+              <w:t>docker exec -it &lt;your_container_name&gt; bash</w:t>
+            </w:r>
+          </w:p>
+          <w:p>
+            <w:pPr>
+              <w:spacing w:before="20" w:after="20"/>
+            </w:pPr>
+            <w:r>
+              <w:rPr>
+                <w:rFonts w:ascii="Courier New" w:eastAsia="Courier New" w:hAnsi="Courier New" w:cs="Courier New"/>
+                <w:color w:val="F8F8F2"/>
+                <w:sz w:val="18"/>
+                <w:szCs w:val="18"/>
+              </w:rPr>
+              <w:t>source /root/catkin_ws/install_isolated/setup.bash</w:t>
+            </w:r>
+          </w:p>
+          <w:p>
+            <w:pPr>
+              <w:spacing w:before="20" w:after="20"/>
+            </w:pPr>
+            <w:r>
+              <w:rPr>
+                <w:rFonts w:ascii="Courier New" w:eastAsia="Courier New" w:hAnsi="Courier New" w:cs="Courier New"/>
+                <w:color w:val="F8F8F2"/>
+                <w:sz w:val="18"/>
+                <w:szCs w:val="18"/>
+              </w:rPr>
+              <w:t>ROS_NAMESPACE=ur3e_robot1 rosrun robotiq_2f_gripper_control \</w:t>
+            </w:r>
+          </w:p>
+          <w:p>
+            <w:pPr>
+              <w:spacing w:before="20" w:after="20"/>
+            </w:pPr>
+            <w:r>
+              <w:rPr>
+                <w:rFonts w:ascii="Courier New" w:eastAsia="Courier New" w:hAnsi="Courier New" w:cs="Courier New"/>
+                <w:color w:val="F8F8F2"/>
+                <w:sz w:val="18"/>
+                <w:szCs w:val="18"/>
+              </w:rPr>
+              <w:t xml:space="preserve">  Robotiq2FGripperRtuNode.py /tmp/ttyUR __name:=gripper_node</w:t>
+            </w:r>
+          </w:p>
+        </w:tc>
+      </w:tr>
+    </w:tbl>
+    <w:p>
+      <w:pPr>
+        <w:spacing w:before="80"/>
+      </w:pPr>
+    </w:p>
+    <w:p>
+      <w:pPr>
+        <w:pStyle w:val="Heading3"/>
+        <w:shd w:val="clear" w:color="auto" w:fill="D6E4F0"/>
+        <w:ind w:left="200"/>
+      </w:pPr>
+      <w:r>
+        <w:rPr>
+          <w:color w:val="1F4E79"/>
+        </w:rPr>
+        <w:lastRenderedPageBreak/>
+        <w:t>Terminal 5 — Robot 1 Camera</w:t>
+      </w:r>
+    </w:p>
+    <w:p>
+      <w:pPr>
+        <w:spacing w:before="40"/>
+      </w:pPr>
+    </w:p>
+    <w:tbl>
+      <w:tblPr>
+        <w:tblW w:w="9360" w:type="dxa"/>
+        <w:tblBorders>
+          <w:top w:val="none" w:sz="0" w:space="0" w:color="FFFFFF"/>
+          <w:left w:val="none" w:sz="0" w:space="0" w:color="FFFFFF"/>
+          <w:bottom w:val="none" w:sz="0" w:space="0" w:color="FFFFFF"/>
+          <w:right w:val="none" w:sz="0" w:space="0" w:color="FFFFFF"/>
+          <w:insideH w:val="none" w:sz="0" w:space="0" w:color="FFFFFF"/>
+          <w:insideV w:val="none" w:sz="0" w:space="0" w:color="FFFFFF"/>
+        </w:tblBorders>
+        <w:tblCellMar>
+          <w:left w:w="10" w:type="dxa"/>
+          <w:right w:w="10" w:type="dxa"/>
+        </w:tblCellMar>
+        <w:tblLook w:val="04A0" w:firstRow="1" w:lastRow="0" w:firstColumn="1" w:lastColumn="0" w:noHBand="0" w:noVBand="1"/>
+      </w:tblPr>
+      <w:tblGrid>
+        <w:gridCol w:w="9360"/>
+      </w:tblGrid>
+      <w:tr>
+        <w:tc>
+          <w:tcPr>
+            <w:tcW w:w="9360" w:type="dxa"/>
+            <w:tcBorders>
+              <w:top w:val="none" w:sz="0" w:space="0" w:color="FFFFFF"/>
+              <w:left w:val="none" w:sz="0" w:space="0" w:color="FFFFFF"/>
+              <w:bottom w:val="none" w:sz="0" w:space="0" w:color="FFFFFF"/>
+              <w:right w:val="none" w:sz="0" w:space="0" w:color="FFFFFF"/>
+            </w:tcBorders>
+            <w:shd w:val="clear" w:color="auto" w:fill="2B2B2B"/>
+            <w:tcMar>
+              <w:top w:w="120" w:type="dxa"/>
+              <w:left w:w="200" w:type="dxa"/>
+              <w:bottom w:w="120" w:type="dxa"/>
+              <w:right w:w="200" w:type="dxa"/>
+            </w:tcMar>
+          </w:tcPr>
+          <w:p>
+            <w:pPr>
+              <w:spacing w:before="20" w:after="20"/>
+            </w:pPr>
+            <w:r>
+              <w:rPr>
+                <w:rFonts w:ascii="Courier New" w:eastAsia="Courier New" w:hAnsi="Courier New" w:cs="Courier New"/>
+                <w:color w:val="F8F8F2"/>
+                <w:sz w:val="18"/>
+                <w:szCs w:val="18"/>
+              </w:rPr>
+              <w:t>docker exec -it &lt;your_container_name&gt; bash</w:t>
+            </w:r>
+          </w:p>
+          <w:p>
+            <w:pPr>
+              <w:spacing w:before="20" w:after="20"/>
+            </w:pPr>
+            <w:r>
+              <w:rPr>
+                <w:rFonts w:ascii="Courier New" w:eastAsia="Courier New" w:hAnsi="Courier New" w:cs="Courier New"/>
+                <w:color w:val="F8F8F2"/>
+                <w:sz w:val="18"/>
+                <w:szCs w:val="18"/>
+              </w:rPr>
+              <w:t>source /root/catkin_ws/install_isolated/setup.bash</w:t>
+            </w:r>
+          </w:p>
+          <w:p>
+            <w:pPr>
+              <w:spacing w:before="20" w:after="20"/>
+            </w:pPr>
+            <w:r>
+              <w:rPr>
+                <w:rFonts w:ascii="Courier New" w:eastAsia="Courier New" w:hAnsi="Courier New" w:cs="Courier New"/>
+                <w:color w:val="F8F8F2"/>
+                <w:sz w:val="18"/>
+                <w:szCs w:val="18"/>
+              </w:rPr>
+              <w:t>roslaunch realsense2_camera rs_camera.launch \</w:t>
+            </w:r>
+          </w:p>
+          <w:p>
+            <w:pPr>
+              <w:spacing w:before="20" w:after="20"/>
+            </w:pPr>
+            <w:r>
+              <w:rPr>
+                <w:rFonts w:ascii="Courier New" w:eastAsia="Courier New" w:hAnsi="Courier New" w:cs="Courier New"/>
+                <w:color w:val="F8F8F2"/>
+                <w:sz w:val="18"/>
+                <w:szCs w:val="18"/>
+              </w:rPr>
+              <w:t xml:space="preserve">  align_depth:=true \</w:t>
+            </w:r>
+          </w:p>
+          <w:p>
+            <w:pPr>
+              <w:spacing w:before="20" w:after="20"/>
+            </w:pPr>
+            <w:r>
+              <w:rPr>
+                <w:rFonts w:ascii="Courier New" w:eastAsia="Courier New" w:hAnsi="Courier New" w:cs="Courier New"/>
+                <w:color w:val="F8F8F2"/>
+                <w:sz w:val="18"/>
+                <w:szCs w:val="18"/>
+              </w:rPr>
+              <w:t xml:space="preserve">  initial_reset:=true \</w:t>
+            </w:r>
+          </w:p>
+          <w:p>
+            <w:pPr>
+              <w:spacing w:before="20" w:after="20"/>
+            </w:pPr>
+            <w:r>
+              <w:rPr>
+                <w:rFonts w:ascii="Courier New" w:eastAsia="Courier New" w:hAnsi="Courier New" w:cs="Courier New"/>
+                <w:color w:val="F8F8F2"/>
+                <w:sz w:val="18"/>
+                <w:szCs w:val="18"/>
+              </w:rPr>
+              <w:t xml:space="preserve">  color_width:=640 \</w:t>
+            </w:r>
+          </w:p>
+          <w:p>
+            <w:pPr>
+              <w:spacing w:before="20" w:after="20"/>
+            </w:pPr>
+            <w:r>
+              <w:rPr>
+                <w:rFonts w:ascii="Courier New" w:eastAsia="Courier New" w:hAnsi="Courier New" w:cs="Courier New"/>
+                <w:color w:val="F8F8F2"/>
+                <w:sz w:val="18"/>
+                <w:szCs w:val="18"/>
+              </w:rPr>
+              <w:t xml:space="preserve">  color_height:=360 \</w:t>
+            </w:r>
+          </w:p>
+          <w:p>
+            <w:pPr>
+              <w:spacing w:before="20" w:after="20"/>
+            </w:pPr>
+            <w:r>
+              <w:rPr>
+                <w:rFonts w:ascii="Courier New" w:eastAsia="Courier New" w:hAnsi="Courier New" w:cs="Courier New"/>
+                <w:color w:val="F8F8F2"/>
+                <w:sz w:val="18"/>
+                <w:szCs w:val="18"/>
+              </w:rPr>
+              <w:t xml:space="preserve">  color_fps:=15 \</w:t>
+            </w:r>
+          </w:p>
+          <w:p>
+            <w:pPr>
+              <w:spacing w:before="20" w:after="20"/>
+            </w:pPr>
+            <w:r>
+              <w:rPr>
+                <w:rFonts w:ascii="Courier New" w:eastAsia="Courier New" w:hAnsi="Courier New" w:cs="Courier New"/>
+                <w:color w:val="F8F8F2"/>
+                <w:sz w:val="18"/>
+                <w:szCs w:val="18"/>
+              </w:rPr>
+              <w:t xml:space="preserve">  depth_width:=640 \</w:t>
+            </w:r>
+          </w:p>
+          <w:p>
+            <w:pPr>
+              <w:spacing w:before="20" w:after="20"/>
+            </w:pPr>
+            <w:r>
+              <w:rPr>
+                <w:rFonts w:ascii="Courier New" w:eastAsia="Courier New" w:hAnsi="Courier New" w:cs="Courier New"/>
+                <w:color w:val="F8F8F2"/>
+                <w:sz w:val="18"/>
+                <w:szCs w:val="18"/>
+              </w:rPr>
+              <w:t xml:space="preserve">  depth_height:=360 \</w:t>
+            </w:r>
+          </w:p>
+          <w:p>
+            <w:pPr>
+              <w:spacing w:before="20" w:after="20"/>
+            </w:pPr>
+            <w:r>
+              <w:rPr>
+                <w:rFonts w:ascii="Courier New" w:eastAsia="Courier New" w:hAnsi="Courier New" w:cs="Courier New"/>
+                <w:color w:val="F8F8F2"/>
+                <w:sz w:val="18"/>
+                <w:szCs w:val="18"/>
+              </w:rPr>
+              <w:t xml:space="preserve">  depth_fps:=15</w:t>
+            </w:r>
+          </w:p>
+        </w:tc>
+      </w:tr>
+    </w:tbl>
+    <w:p>
+      <w:pPr>
+        <w:spacing w:before="80"/>
+      </w:pPr>
+    </w:p>
+    <w:p>
+      <w:pPr>
+        <w:pStyle w:val="Heading3"/>
+        <w:shd w:val="clear" w:color="auto" w:fill="D6E4F0"/>
+        <w:ind w:left="200"/>
+      </w:pPr>
+      <w:r>
+        <w:rPr>
+          <w:color w:val="1F4E79"/>
+        </w:rPr>
+        <w:t>Terminal 6 — Robot 2 Driver</w:t>
+      </w:r>
+    </w:p>
+    <w:p>
+      <w:pPr>
+        <w:spacing w:before="40"/>
+      </w:pPr>
+    </w:p>
+    <w:tbl>
+      <w:tblPr>
+        <w:tblW w:w="9360" w:type="dxa"/>
+        <w:tblBorders>
+          <w:top w:val="none" w:sz="0" w:space="0" w:color="FFFFFF"/>
+          <w:left w:val="none" w:sz="0" w:space="0" w:color="FFFFFF"/>
+          <w:bottom w:val="none" w:sz="0" w:space="0" w:color="FFFFFF"/>
+          <w:right w:val="none" w:sz="0" w:space="0" w:color="FFFFFF"/>
+          <w:insideH w:val="none" w:sz="0" w:space="0" w:color="FFFFFF"/>
+          <w:insideV w:val="none" w:sz="0" w:space="0" w:color="FFFFFF"/>
+        </w:tblBorders>
+        <w:tblCellMar>
+          <w:left w:w="10" w:type="dxa"/>
+          <w:right w:w="10" w:type="dxa"/>
+        </w:tblCellMar>
+        <w:tblLook w:val="04A0" w:firstRow="1" w:lastRow="0" w:firstColumn="1" w:lastColumn="0" w:noHBand="0" w:noVBand="1"/>
+      </w:tblPr>
+      <w:tblGrid>
+        <w:gridCol w:w="9360"/>
+      </w:tblGrid>
+      <w:tr>
+        <w:tc>
+          <w:tcPr>
+            <w:tcW w:w="9360" w:type="dxa"/>
+            <w:tcBorders>
+              <w:top w:val="none" w:sz="0" w:space="0" w:color="FFFFFF"/>
+              <w:left w:val="none" w:sz="0" w:space="0" w:color="FFFFFF"/>
+              <w:bottom w:val="none" w:sz="0" w:space="0" w:color="FFFFFF"/>
+              <w:right w:val="none" w:sz="0" w:space="0" w:color="FFFFFF"/>
+            </w:tcBorders>
+            <w:shd w:val="clear" w:color="auto" w:fill="2B2B2B"/>
+            <w:tcMar>
+              <w:top w:w="120" w:type="dxa"/>
+              <w:left w:w="200" w:type="dxa"/>
+              <w:bottom w:w="120" w:type="dxa"/>
+              <w:right w:w="200" w:type="dxa"/>
+            </w:tcMar>
+          </w:tcPr>
+          <w:p>
+            <w:pPr>
+              <w:spacing w:before="20" w:after="20"/>
+            </w:pPr>
+            <w:r>
+              <w:rPr>
+                <w:rFonts w:ascii="Courier New" w:eastAsia="Courier New" w:hAnsi="Courier New" w:cs="Courier New"/>
+                <w:color w:val="6A9955"/>
+                <w:sz w:val="18"/>
+                <w:szCs w:val="18"/>
+              </w:rPr>
+              <w:t>#Second Robot</w:t>
+            </w:r>
+          </w:p>
+          <w:p>
+            <w:pPr>
+              <w:spacing w:before="20" w:after="20"/>
+            </w:pPr>
+            <w:r>
+              <w:rPr>
+                <w:rFonts w:ascii="Courier New" w:eastAsia="Courier New" w:hAnsi="Courier New" w:cs="Courier New"/>
+                <w:color w:val="F8F8F2"/>
+                <w:sz w:val="18"/>
+                <w:szCs w:val="18"/>
+              </w:rPr>
+              <w:t>docker exec -it &lt;your_container_name&gt; bash</w:t>
+            </w:r>
+          </w:p>
+          <w:p>
+            <w:pPr>
+              <w:spacing w:before="20" w:after="20"/>
+            </w:pPr>
+            <w:r>
+              <w:rPr>
+                <w:rFonts w:ascii="Courier New" w:eastAsia="Courier New" w:hAnsi="Courier New" w:cs="Courier New"/>
+                <w:color w:val="F8F8F2"/>
+                <w:sz w:val="18"/>
+                <w:szCs w:val="18"/>
+              </w:rPr>
+              <w:t>source /root/catkin_ws/install_isolated/setup.bash</w:t>
+            </w:r>
+          </w:p>
+          <w:p>
+            <w:pPr>
+              <w:spacing w:before="20" w:after="20"/>
+            </w:pPr>
+            <w:r>
+              <w:rPr>
+                <w:rFonts w:ascii="Courier New" w:eastAsia="Courier New" w:hAnsi="Courier New" w:cs="Courier New"/>
+                <w:color w:val="DCDCAA"/>
+                <w:sz w:val="18"/>
+                <w:szCs w:val="18"/>
+              </w:rPr>
+              <w:t>roslaunch ~/robot2_bringup.launch</w:t>
+            </w:r>
+          </w:p>
+        </w:tc>
+      </w:tr>
+    </w:tbl>
+    <w:p>
+      <w:pPr>
+        <w:spacing w:before="80"/>
+      </w:pPr>
+    </w:p>
+    <w:p>
+      <w:pPr>
+        <w:pStyle w:val="Heading3"/>
+        <w:shd w:val="clear" w:color="auto" w:fill="D6E4F0"/>
+        <w:ind w:left="200"/>
+      </w:pPr>
+      <w:r>
+        <w:rPr>
+          <w:color w:val="1F4E79"/>
+        </w:rPr>
+        <w:t>Terminal 7 — Robot 2 Gripper</w:t>
+      </w:r>
+    </w:p>
+    <w:p>
+      <w:pPr>
+        <w:spacing w:before="40"/>
+      </w:pPr>
+    </w:p>
+    <w:tbl>
+      <w:tblPr>
+        <w:tblW w:w="9360" w:type="dxa"/>
+        <w:tblBorders>
+          <w:top w:val="none" w:sz="0" w:space="0" w:color="FFFFFF"/>
+          <w:left w:val="none" w:sz="0" w:space="0" w:color="FFFFFF"/>
+          <w:bottom w:val="none" w:sz="0" w:space="0" w:color="FFFFFF"/>
+          <w:right w:val="none" w:sz="0" w:space="0" w:color="FFFFFF"/>
+          <w:insideH w:val="none" w:sz="0" w:space="0" w:color="FFFFFF"/>
+          <w:insideV w:val="none" w:sz="0" w:space="0" w:color="FFFFFF"/>
+        </w:tblBorders>
+        <w:tblCellMar>
+          <w:left w:w="10" w:type="dxa"/>
+          <w:right w:w="10" w:type="dxa"/>
+        </w:tblCellMar>
+        <w:tblLook w:val="04A0" w:firstRow="1" w:lastRow="0" w:firstColumn="1" w:lastColumn="0" w:noHBand="0" w:noVBand="1"/>
+      </w:tblPr>
+      <w:tblGrid>
+        <w:gridCol w:w="9360"/>
+      </w:tblGrid>
+      <w:tr>
+        <w:tc>
+          <w:tcPr>
+            <w:tcW w:w="9360" w:type="dxa"/>
+            <w:tcBorders>
+              <w:top w:val="none" w:sz="0" w:space="0" w:color="FFFFFF"/>
+              <w:left w:val="none" w:sz="0" w:space="0" w:color="FFFFFF"/>
+              <w:bottom w:val="none" w:sz="0" w:space="0" w:color="FFFFFF"/>
+              <w:right w:val="none" w:sz="0" w:space="0" w:color="FFFFFF"/>
+            </w:tcBorders>
+            <w:shd w:val="clear" w:color="auto" w:fill="2B2B2B"/>
+            <w:tcMar>
+              <w:top w:w="120" w:type="dxa"/>
+              <w:left w:w="200" w:type="dxa"/>
+              <w:bottom w:w="120" w:type="dxa"/>
+              <w:right w:w="200" w:type="dxa"/>
+            </w:tcMar>
+          </w:tcPr>
+          <w:p>
+            <w:pPr>
+              <w:spacing w:before="20" w:after="20"/>
+            </w:pPr>
+            <w:r>
+              <w:rPr>
+                <w:rFonts w:ascii="Courier New" w:eastAsia="Courier New" w:hAnsi="Courier New" w:cs="Courier New"/>
+                <w:color w:val="F8F8F2"/>
+                <w:sz w:val="18"/>
+                <w:szCs w:val="18"/>
+              </w:rPr>
+              <w:t>docker exec -it &lt;your_container_name&gt; bash</w:t>
+            </w:r>
+          </w:p>
+          <w:p>
+            <w:pPr>
+              <w:spacing w:before="20" w:after="20"/>
+            </w:pPr>
+            <w:r>
+              <w:rPr>
+                <w:rFonts w:ascii="Courier New" w:eastAsia="Courier New" w:hAnsi="Courier New" w:cs="Courier New"/>
+                <w:color w:val="F8F8F2"/>
+                <w:sz w:val="18"/>
+                <w:szCs w:val="18"/>
+              </w:rPr>
+              <w:t>source /root/catkin_ws/install_isolated/setup.bash</w:t>
+            </w:r>
+          </w:p>
+          <w:p>
+            <w:pPr>
+              <w:spacing w:before="20" w:after="20"/>
+            </w:pPr>
+            <w:r>
+              <w:rPr>
+                <w:rFonts w:ascii="Courier New" w:eastAsia="Courier New" w:hAnsi="Courier New" w:cs="Courier New"/>
+                <w:color w:val="F8F8F2"/>
+                <w:sz w:val="18"/>
+                <w:szCs w:val="18"/>
+              </w:rPr>
+              <w:t>ROS_NAMESPACE=ur3e_robot2 rosrun robotiq_2f_gripper_control \</w:t>
+            </w:r>
+          </w:p>
+          <w:p>
+            <w:pPr>
+              <w:spacing w:before="20" w:after="20"/>
+            </w:pPr>
+            <w:r>
+              <w:rPr>
+                <w:rFonts w:ascii="Courier New" w:eastAsia="Courier New" w:hAnsi="Courier New" w:cs="Courier New"/>
+                <w:color w:val="F8F8F2"/>
+                <w:sz w:val="18"/>
+                <w:szCs w:val="18"/>
+              </w:rPr>
+              <w:t xml:space="preserve">  Robotiq2FGripperRtuNode.py /tmp/ttyUR2 __name:=gripper_node</w:t>
+            </w:r>
+          </w:p>
+        </w:tc>
+      </w:tr>
+    </w:tbl>
+    <w:p>
+      <w:pPr>
+        <w:spacing w:before="80"/>
+      </w:pPr>
+    </w:p>
+    <w:p>
+      <w:pPr>
+        <w:pStyle w:val="Heading3"/>
+        <w:shd w:val="clear" w:color="auto" w:fill="D6E4F0"/>
+        <w:ind w:left="200"/>
+      </w:pPr>
+      <w:r>
+        <w:rPr>
+          <w:color w:val="1F4E79"/>
+        </w:rPr>
+        <w:t>Terminal 8 — Robot 2 Camera</w:t>
+      </w:r>
+    </w:p>
+    <w:p>
+      <w:pPr>
+        <w:spacing w:before="40"/>
+      </w:pPr>
+    </w:p>
+    <w:tbl>
+      <w:tblPr>
+        <w:tblW w:w="9360" w:type="dxa"/>
+        <w:tblBorders>
+          <w:top w:val="none" w:sz="0" w:space="0" w:color="FFFFFF"/>
+          <w:left w:val="none" w:sz="0" w:space="0" w:color="FFFFFF"/>
+          <w:bottom w:val="none" w:sz="0" w:space="0" w:color="FFFFFF"/>
+          <w:right w:val="none" w:sz="0" w:space="0" w:color="FFFFFF"/>
+          <w:insideH w:val="none" w:sz="0" w:space="0" w:color="FFFFFF"/>
+          <w:insideV w:val="none" w:sz="0" w:space="0" w:color="FFFFFF"/>
+        </w:tblBorders>
+        <w:tblCellMar>
+          <w:left w:w="10" w:type="dxa"/>
+          <w:right w:w="10" w:type="dxa"/>
+        </w:tblCellMar>
+        <w:tblLook w:val="04A0" w:firstRow="1" w:lastRow="0" w:firstColumn="1" w:lastColumn="0" w:noHBand="0" w:noVBand="1"/>
+      </w:tblPr>
+      <w:tblGrid>
+        <w:gridCol w:w="9360"/>
+      </w:tblGrid>
+      <w:tr>
+        <w:tc>
+          <w:tcPr>
+            <w:tcW w:w="9360" w:type="dxa"/>
+            <w:tcBorders>
+              <w:top w:val="none" w:sz="0" w:space="0" w:color="FFFFFF"/>
+              <w:left w:val="none" w:sz="0" w:space="0" w:color="FFFFFF"/>
+              <w:bottom w:val="none" w:sz="0" w:space="0" w:color="FFFFFF"/>
+              <w:right w:val="none" w:sz="0" w:space="0" w:color="FFFFFF"/>
+            </w:tcBorders>
+            <w:shd w:val="clear" w:color="auto" w:fill="2B2B2B"/>
+            <w:tcMar>
+              <w:top w:w="120" w:type="dxa"/>
+              <w:left w:w="200" w:type="dxa"/>
+              <w:bottom w:w="120" w:type="dxa"/>
+              <w:right w:w="200" w:type="dxa"/>
+            </w:tcMar>
+          </w:tcPr>
+          <w:p>
+            <w:pPr>
+              <w:spacing w:before="20" w:after="20"/>
+            </w:pPr>
+            <w:r>
+              <w:rPr>
+                <w:rFonts w:ascii="Courier New" w:eastAsia="Courier New" w:hAnsi="Courier New" w:cs="Courier New"/>
+                <w:color w:val="F8F8F2"/>
+                <w:sz w:val="18"/>
+                <w:szCs w:val="18"/>
+              </w:rPr>
+              <w:t>docker exec -it &lt;your_container_name&gt; bash</w:t>
+            </w:r>
+          </w:p>
+          <w:p>
+            <w:pPr>
+              <w:spacing w:before="20" w:after="20"/>
+            </w:pPr>
+            <w:r>
+              <w:rPr>
+                <w:rFonts w:ascii="Courier New" w:eastAsia="Courier New" w:hAnsi="Courier New" w:cs="Courier New"/>
+                <w:color w:val="F8F8F2"/>
+                <w:sz w:val="18"/>
+                <w:szCs w:val="18"/>
+              </w:rPr>
+              <w:t>source /root/catkin_ws/install_isolated/setup.bash</w:t>
+            </w:r>
+          </w:p>
+          <w:p>
+            <w:pPr>
+              <w:spacing w:before="20" w:after="20"/>
+            </w:pPr>
+            <w:r>
+              <w:rPr>
+                <w:rFonts w:ascii="Courier New" w:eastAsia="Courier New" w:hAnsi="Courier New" w:cs="Courier New"/>
+                <w:color w:val="F8F8F2"/>
+                <w:sz w:val="18"/>
+                <w:szCs w:val="18"/>
+              </w:rPr>
+              <w:t>roslaunch realsense2_camera rs_camera.launch \</w:t>
+            </w:r>
+          </w:p>
+          <w:p>
+            <w:pPr>
+              <w:spacing w:before="20" w:after="20"/>
+            </w:pPr>
+            <w:r>
+              <w:rPr>
+                <w:rFonts w:ascii="Courier New" w:eastAsia="Courier New" w:hAnsi="Courier New" w:cs="Courier New"/>
+                <w:color w:val="F8F8F2"/>
+                <w:sz w:val="18"/>
+                <w:szCs w:val="18"/>
+              </w:rPr>
+              <w:t xml:space="preserve">  align_depth:=true \</w:t>
+            </w:r>
+          </w:p>
+          <w:p>
+            <w:pPr>
+              <w:spacing w:before="20" w:after="20"/>
+            </w:pPr>
+            <w:r>
+              <w:rPr>
+                <w:rFonts w:ascii="Courier New" w:eastAsia="Courier New" w:hAnsi="Courier New" w:cs="Courier New"/>
+                <w:color w:val="F8F8F2"/>
+                <w:sz w:val="18"/>
+                <w:szCs w:val="18"/>
+              </w:rPr>
+              <w:t xml:space="preserve">  initial_reset:=true \</w:t>
+            </w:r>
+          </w:p>
+          <w:p>
+            <w:pPr>
+              <w:spacing w:before="20" w:after="20"/>
+            </w:pPr>
+            <w:r>
+              <w:rPr>
+                <w:rFonts w:ascii="Courier New" w:eastAsia="Courier New" w:hAnsi="Courier New" w:cs="Courier New"/>
+                <w:color w:val="F8F8F2"/>
+                <w:sz w:val="18"/>
+                <w:szCs w:val="18"/>
+              </w:rPr>
+              <w:t xml:space="preserve">  color_width:=640 \</w:t>
+            </w:r>
+          </w:p>
+          <w:p>
+            <w:pPr>
+              <w:spacing w:before="20" w:after="20"/>
+            </w:pPr>
+            <w:r>
+              <w:rPr>
+                <w:rFonts w:ascii="Courier New" w:eastAsia="Courier New" w:hAnsi="Courier New" w:cs="Courier New"/>
+                <w:color w:val="F8F8F2"/>
+                <w:sz w:val="18"/>
+                <w:szCs w:val="18"/>
+              </w:rPr>
+              <w:t xml:space="preserve">  color_height:=360 \</w:t>
+            </w:r>
+          </w:p>
+          <w:p>
+            <w:pPr>
+              <w:spacing w:before="20" w:after="20"/>
+            </w:pPr>
+            <w:r>
+              <w:rPr>
+                <w:rFonts w:ascii="Courier New" w:eastAsia="Courier New" w:hAnsi="Courier New" w:cs="Courier New"/>
+                <w:color w:val="F8F8F2"/>
+                <w:sz w:val="18"/>
+                <w:szCs w:val="18"/>
+              </w:rPr>
+              <w:t xml:space="preserve">  color_fps:=15 \</w:t>
+            </w:r>
+          </w:p>
+          <w:p>
+            <w:pPr>
+              <w:spacing w:before="20" w:after="20"/>
+            </w:pPr>
+            <w:r>
+              <w:rPr>
+                <w:rFonts w:ascii="Courier New" w:eastAsia="Courier New" w:hAnsi="Courier New" w:cs="Courier New"/>
+                <w:color w:val="F8F8F2"/>
+                <w:sz w:val="18"/>
+                <w:szCs w:val="18"/>
+              </w:rPr>
+              <w:t xml:space="preserve">  depth_width:=640 \</w:t>
+            </w:r>
+          </w:p>
+          <w:p>
+            <w:pPr>
+              <w:spacing w:before="20" w:after="20"/>
+            </w:pPr>
+            <w:r>
+              <w:rPr>
+                <w:rFonts w:ascii="Courier New" w:eastAsia="Courier New" w:hAnsi="Courier New" w:cs="Courier New"/>
+                <w:color w:val="F8F8F2"/>
+                <w:sz w:val="18"/>
+                <w:szCs w:val="18"/>
+              </w:rPr>
+              <w:t xml:space="preserve">  depth_height:=360 \</w:t>
+            </w:r>
+          </w:p>
+          <w:p>
+            <w:pPr>
+              <w:spacing w:before="20" w:after="20"/>
+            </w:pPr>
+            <w:r>
+              <w:rPr>
+                <w:rFonts w:ascii="Courier New" w:eastAsia="Courier New" w:hAnsi="Courier New" w:cs="Courier New"/>
+                <w:color w:val="F8F8F2"/>
+                <w:sz w:val="18"/>
+                <w:szCs w:val="18"/>
+              </w:rPr>
+              <w:t xml:space="preserve">  depth_fps:=15 \</w:t>
+            </w:r>
+          </w:p>
+          <w:p>
+            <w:pPr>
+              <w:spacing w:before="20" w:after="20"/>
+            </w:pPr>
+            <w:r>
+              <w:rPr>
+                <w:rFonts w:ascii="Courier New" w:eastAsia="Courier New" w:hAnsi="Courier New" w:cs="Courier New"/>
+                <w:color w:val="F8F8F2"/>
+                <w:sz w:val="18"/>
+                <w:szCs w:val="18"/>
+              </w:rPr>
+              <w:t xml:space="preserve">  camera:=camera2</w:t>
+            </w:r>
+          </w:p>
+        </w:tc>
+      </w:tr>
+    </w:tbl>
+    <w:p>
+      <w:pPr>
+        <w:spacing w:before="80"/>
+      </w:pPr>
+    </w:p>
+    <w:p>
+      <w:pPr>
+        <w:pStyle w:val="Heading2"/>
+        <w:shd w:val="clear" w:color="auto" w:fill="2E75B6"/>
+        <w:ind w:left="200"/>
+      </w:pPr>
+      <w:r>
+        <w:rPr>
+          <w:color w:val="FFFFFF"/>
+        </w:rPr>
+        <w:t>4.6  Starting the Program</w:t>
+      </w:r>
+    </w:p>
+    <w:p>
+      <w:pPr>
+        <w:spacing w:before="60" w:after="60"/>
+      </w:pPr>
+      <w:r>
+        <w:rPr>
+          <w:i/>
+          <w:iCs/>
+          <w:color w:val="555555"/>
+        </w:rPr>
+        <w:t>Launch both simulation clients simultaneously after all drivers, grippers, and cameras are running.</w:t>
+      </w:r>
+    </w:p>
+    <w:p>
+      <w:pPr>
+        <w:spacing w:before="80"/>
+      </w:pPr>
+    </w:p>
+    <w:p>
+      <w:pPr>
+        <w:pStyle w:val="Heading3"/>
+        <w:shd w:val="clear" w:color="auto" w:fill="D6E4F0"/>
+        <w:ind w:left="200"/>
+      </w:pPr>
+      <w:r>
+        <w:rPr>
+          <w:color w:val="1F4E79"/>
+        </w:rPr>
+        <w:t>Terminal 9 — Simulation Client Robot 1</w:t>
+      </w:r>
+    </w:p>
+    <w:p>
+      <w:pPr>
+        <w:spacing w:before="40"/>
+      </w:pPr>
+    </w:p>
+    <w:tbl>
+      <w:tblPr>
+        <w:tblW w:w="9360" w:type="dxa"/>
+        <w:tblBorders>
+          <w:top w:val="none" w:sz="0" w:space="0" w:color="FFFFFF"/>
+          <w:left w:val="none" w:sz="0" w:space="0" w:color="FFFFFF"/>
+          <w:bottom w:val="none" w:sz="0" w:space="0" w:color="FFFFFF"/>
+          <w:right w:val="none" w:sz="0" w:space="0" w:color="FFFFFF"/>
+          <w:insideH w:val="none" w:sz="0" w:space="0" w:color="FFFFFF"/>
+          <w:insideV w:val="none" w:sz="0" w:space="0" w:color="FFFFFF"/>
+        </w:tblBorders>
+        <w:tblCellMar>
+          <w:left w:w="10" w:type="dxa"/>
+          <w:right w:w="10" w:type="dxa"/>
+        </w:tblCellMar>
+        <w:tblLook w:val="04A0" w:firstRow="1" w:lastRow="0" w:firstColumn="1" w:lastColumn="0" w:noHBand="0" w:noVBand="1"/>
+      </w:tblPr>
+      <w:tblGrid>
+        <w:gridCol w:w="9360"/>
+      </w:tblGrid>
+      <w:tr>
+        <w:tc>
+          <w:tcPr>
+            <w:tcW w:w="9360" w:type="dxa"/>
+            <w:tcBorders>
+              <w:top w:val="none" w:sz="0" w:space="0" w:color="FFFFFF"/>
+              <w:left w:val="none" w:sz="0" w:space="0" w:color="FFFFFF"/>
+              <w:bottom w:val="none" w:sz="0" w:space="0" w:color="FFFFFF"/>
+              <w:right w:val="none" w:sz="0" w:space="0" w:color="FFFFFF"/>
+            </w:tcBorders>
+            <w:shd w:val="clear" w:color="auto" w:fill="2B2B2B"/>
+            <w:tcMar>
+              <w:top w:w="120" w:type="dxa"/>
+              <w:left w:w="200" w:type="dxa"/>
+              <w:bottom w:w="120" w:type="dxa"/>
+              <w:right w:w="200" w:type="dxa"/>
+            </w:tcMar>
+          </w:tcPr>
+          <w:p>
+            <w:pPr>
+              <w:spacing w:before="20" w:after="20"/>
+            </w:pPr>
+            <w:r>
+              <w:rPr>
+                <w:rFonts w:ascii="Courier New" w:eastAsia="Courier New" w:hAnsi="Courier New" w:cs="Courier New"/>
+                <w:color w:val="6A9955"/>
+                <w:sz w:val="18"/>
+                <w:szCs w:val="18"/>
+              </w:rPr>
+              <w:t>#Starting the program</w:t>
+            </w:r>
+          </w:p>
+          <w:p>
+            <w:pPr>
+              <w:spacing w:before="20" w:after="20"/>
+            </w:pPr>
+            <w:r>
+              <w:rPr>
+                <w:rFonts w:ascii="Courier New" w:eastAsia="Courier New" w:hAnsi="Courier New" w:cs="Courier New"/>
+                <w:color w:val="F8F8F2"/>
+                <w:sz w:val="18"/>
+                <w:szCs w:val="18"/>
+              </w:rPr>
+              <w:t>docker exec -it &lt;your_container_name&gt; bash</w:t>
+            </w:r>
+          </w:p>
+          <w:p>
+            <w:pPr>
+              <w:spacing w:before="20" w:after="20"/>
+            </w:pPr>
+            <w:r>
+              <w:rPr>
+                <w:rFonts w:ascii="Courier New" w:eastAsia="Courier New" w:hAnsi="Courier New" w:cs="Courier New"/>
+                <w:color w:val="F8F8F2"/>
+                <w:sz w:val="18"/>
+                <w:szCs w:val="18"/>
+              </w:rPr>
+              <w:t>source /root/catkin_ws/install_isolated/setup.bash</w:t>
+            </w:r>
+          </w:p>
+          <w:p>
+            <w:pPr>
+              <w:spacing w:before="20" w:after="20"/>
+            </w:pPr>
+            <w:r>
+              <w:rPr>
+                <w:rFonts w:ascii="Courier New" w:eastAsia="Courier New" w:hAnsi="Courier New" w:cs="Courier New"/>
+                <w:color w:val="F8F8F2"/>
+                <w:sz w:val="18"/>
+                <w:szCs w:val="18"/>
+              </w:rPr>
+              <w:t>cd vm_simulation_system/src</w:t>
+            </w:r>
+          </w:p>
+          <w:p>
+            <w:pPr>
+              <w:spacing w:before="20" w:after="20"/>
+            </w:pPr>
+            <w:r>
+              <w:rPr>
+                <w:rFonts w:ascii="Courier New" w:eastAsia="Courier New" w:hAnsi="Courier New" w:cs="Courier New"/>
+                <w:color w:val="F8F8F2"/>
+                <w:sz w:val="18"/>
+                <w:szCs w:val="18"/>
+              </w:rPr>
+              <w:t>python3 simulation_client.py --ros-camera --robot-id 1 --mode inference --free</w:t>
+            </w:r>
+          </w:p>
+        </w:tc>
+      </w:tr>
+    </w:tbl>
+    <w:p>
+      <w:pPr>
+        <w:spacing w:before="80"/>
+      </w:pPr>
+    </w:p>
+    <w:p>
+      <w:pPr>
+        <w:pStyle w:val="Heading3"/>
+        <w:shd w:val="clear" w:color="auto" w:fill="D6E4F0"/>
+        <w:ind w:left="200"/>
+      </w:pPr>
+      <w:r>
+        <w:rPr>
+          <w:color w:val="1F4E79"/>
+        </w:rPr>
+        <w:t>Terminal 10 — Simulation Client Robot 2</w:t>
+      </w:r>
+    </w:p>
+    <w:p>
+      <w:pPr>
+        <w:spacing w:before="40"/>
+      </w:pPr>
+    </w:p>
+    <w:tbl>
+      <w:tblPr>
+        <w:tblW w:w="9360" w:type="dxa"/>
+        <w:tblBorders>
+          <w:top w:val="none" w:sz="0" w:space="0" w:color="FFFFFF"/>
+          <w:left w:val="none" w:sz="0" w:space="0" w:color="FFFFFF"/>
+          <w:bottom w:val="none" w:sz="0" w:space="0" w:color="FFFFFF"/>
+          <w:right w:val="none" w:sz="0" w:space="0" w:color="FFFFFF"/>
+          <w:insideH w:val="none" w:sz="0" w:space="0" w:color="FFFFFF"/>
+          <w:insideV w:val="none" w:sz="0" w:space="0" w:color="FFFFFF"/>
+        </w:tblBorders>
+        <w:tblCellMar>
+          <w:left w:w="10" w:type="dxa"/>
+          <w:right w:w="10" w:type="dxa"/>
+        </w:tblCellMar>
+        <w:tblLook w:val="04A0" w:firstRow="1" w:lastRow="0" w:firstColumn="1" w:lastColumn="0" w:noHBand="0" w:noVBand="1"/>
+      </w:tblPr>
+      <w:tblGrid>
+        <w:gridCol w:w="9360"/>
+      </w:tblGrid>
+      <w:tr>
+        <w:tc>
+          <w:tcPr>
+            <w:tcW w:w="9360" w:type="dxa"/>
+            <w:tcBorders>
+              <w:top w:val="none" w:sz="0" w:space="0" w:color="FFFFFF"/>
+              <w:left w:val="none" w:sz="0" w:space="0" w:color="FFFFFF"/>
+              <w:bottom w:val="none" w:sz="0" w:space="0" w:color="FFFFFF"/>
+              <w:right w:val="none" w:sz="0" w:space="0" w:color="FFFFFF"/>
+            </w:tcBorders>
+            <w:shd w:val="clear" w:color="auto" w:fill="2B2B2B"/>
+            <w:tcMar>
+              <w:top w:w="120" w:type="dxa"/>
+              <w:left w:w="200" w:type="dxa"/>
+              <w:bottom w:w="120" w:type="dxa"/>
+              <w:right w:w="200" w:type="dxa"/>
+            </w:tcMar>
+          </w:tcPr>
+          <w:p>
+            <w:pPr>
+              <w:spacing w:before="20" w:after="20"/>
+            </w:pPr>
+            <w:r>
+              <w:rPr>
+                <w:rFonts w:ascii="Courier New" w:eastAsia="Courier New" w:hAnsi="Courier New" w:cs="Courier New"/>
+                <w:color w:val="F8F8F2"/>
+                <w:sz w:val="18"/>
+                <w:szCs w:val="18"/>
+              </w:rPr>
+              <w:t>docker exec -it &lt;your_container_name&gt; bash</w:t>
+            </w:r>
+          </w:p>
+          <w:p>
+            <w:pPr>
+              <w:spacing w:before="20" w:after="20"/>
+            </w:pPr>
+            <w:r>
+              <w:rPr>
+                <w:rFonts w:ascii="Courier New" w:eastAsia="Courier New" w:hAnsi="Courier New" w:cs="Courier New"/>
+                <w:color w:val="F8F8F2"/>
+                <w:sz w:val="18"/>
+                <w:szCs w:val="18"/>
+              </w:rPr>
+              <w:t>source /root/catkin_ws/install_isolated/setup.bash</w:t>
+            </w:r>
+          </w:p>
+          <w:p>
+            <w:pPr>
+              <w:spacing w:before="20" w:after="20"/>
+            </w:pPr>
+            <w:r>
+              <w:rPr>
+                <w:rFonts w:ascii="Courier New" w:eastAsia="Courier New" w:hAnsi="Courier New" w:cs="Courier New"/>
+                <w:color w:val="F8F8F2"/>
+                <w:sz w:val="18"/>
+                <w:szCs w:val="18"/>
+              </w:rPr>
+              <w:t>cd vm_simulation_system/src</w:t>
+            </w:r>
+          </w:p>
+          <w:p>
+            <w:pPr>
+              <w:spacing w:before="20" w:after="20"/>
+            </w:pPr>
+            <w:r>
+              <w:rPr>
+                <w:rFonts w:ascii="Courier New" w:eastAsia="Courier New" w:hAnsi="Courier New" w:cs="Courier New"/>
+                <w:color w:val="F8F8F2"/>
+                <w:sz w:val="18"/>
+                <w:szCs w:val="18"/>
+              </w:rPr>
+              <w:t>python3 simulation_client.py --ros-camera --robot-id 2 --mode inference --free</w:t>
+            </w:r>
+          </w:p>
+        </w:tc>
+      </w:tr>
+    </w:tbl>
+    <w:p>
+      <w:pPr>
+        <w:spacing w:before="200"/>
+      </w:pPr>
+    </w:p>
+    <w:p>
+      <w:pPr>
+        <w:spacing w:before="200"/>
+      </w:pPr>
+    </w:p>
+    <w:p>
+      <w:pPr>
+        <w:pStyle w:val="Heading1"/>
+        <w:shd w:val="clear" w:color="auto" w:fill="1F4E79"/>
+        <w:ind w:left="200" w:right="200"/>
+      </w:pPr>
+      <w:r>
+        <w:rPr>
+          <w:color w:val="FFFFFF"/>
+        </w:rPr>
+        <w:t>Part 5: Running Webots on Windows (Recommended for Performance)</w:t>
+      </w:r>
+    </w:p>
+    <w:p>
+      <w:pPr>
+        <w:spacing w:before="60" w:after="60"/>
+      </w:pPr>
+      <w:r>
+        <w:rPr>
+          <w:i/>
+          <w:iCs/>
+          <w:color w:val="555555"/>
+          <w:sz w:val="20"/>
+          <w:szCs w:val="20"/>
+        </w:rPr>
+        <w:t>Optional but recommended — run Webots natively on Windows outside the VM for significantly better GPU performance.</w:t>
+      </w:r>
+    </w:p>
+    <w:p>
+      <w:pPr>
+        <w:spacing w:before="100"/>
+      </w:pPr>
+    </w:p>
+    <w:p>
+      <w:pPr>
+        <w:pStyle w:val="Heading2"/>
+        <w:shd w:val="clear" w:color="auto" w:fill="2E75B6"/>
+        <w:ind w:left="200"/>
+      </w:pPr>
+      <w:r>
+        <w:rPr>
+          <w:color w:val="FFFFFF"/>
+        </w:rPr>
+        <w:t>5.1  Check &amp; Downgrade Python (if needed)</w:t>
+      </w:r>
+    </w:p>
+    <w:p>
+      <w:pPr>
+        <w:spacing w:before="60" w:after="60"/>
+      </w:pPr>
+      <w:r>
+        <w:rPr>
+          <w:color w:val="1A1A1A"/>
+          <w:sz w:val="20"/>
+          <w:szCs w:val="20"/>
+        </w:rPr>
+        <w:t>Webots requires Python 3.9 or earlier. Check your current venv Python version before proceeding. If it is greater than 3.9, follow the steps below to downgrade.</w:t>
+      </w:r>
+    </w:p>
+    <w:p>
+      <w:pPr>
+        <w:spacing w:before="60"/>
+      </w:pPr>
+    </w:p>
+    <w:p>
+      <w:pPr>
+        <w:pBdr>
+          <w:left w:val="single" w:sz="12" w:space="4" w:color="7B3F00"/>
+        </w:pBdr>
+        <w:shd w:val="clear" w:color="auto" w:fill="FFF3CD"/>
+        <w:spacing w:before="100" w:after="100"/>
+        <w:ind w:left="200" w:right="200"/>
+      </w:pPr>
+      <w:r>
+        <w:rPr>
+          <w:b/>
+          <w:bCs/>
+          <w:color w:val="7B3F00"/>
+          <w:sz w:val="20"/>
+          <w:szCs w:val="20"/>
+        </w:rPr>
+        <w:t xml:space="preserve">⚠ NOTE: </w:t>
+      </w:r>
+      <w:r>
+        <w:rPr>
+          <w:color w:val="7B3F00"/>
+          <w:sz w:val="20"/>
+          <w:szCs w:val="20"/>
+        </w:rPr>
+        <w:t>Python 3.10+ is not compatible with this Webots setup. Downgrade to 3.9.13 if your venv uses a newer version.</w:t>
+      </w:r>
+    </w:p>
+    <w:p>
+      <w:pPr>
+        <w:spacing w:before="60"/>
+      </w:pPr>
+    </w:p>
+    <w:tbl>
+      <w:tblPr>
+        <w:tblW w:w="9360" w:type="dxa"/>
+        <w:tblBorders>
+          <w:top w:val="none" w:sz="0" w:space="0" w:color="FFFFFF"/>
+          <w:left w:val="none" w:sz="0" w:space="0" w:color="FFFFFF"/>
+          <w:bottom w:val="none" w:sz="0" w:space="0" w:color="FFFFFF"/>
+          <w:right w:val="none" w:sz="0" w:space="0" w:color="FFFFFF"/>
+          <w:insideH w:val="none" w:sz="0" w:space="0" w:color="FFFFFF"/>
+          <w:insideV w:val="none" w:sz="0" w:space="0" w:color="FFFFFF"/>
+        </w:tblBorders>
+        <w:tblCellMar>
+          <w:left w:w="10" w:type="dxa"/>
+          <w:right w:w="10" w:type="dxa"/>
+        </w:tblCellMar>
+        <w:tblLook w:val="04A0" w:firstRow="1" w:lastRow="0" w:firstColumn="1" w:lastColumn="0" w:noHBand="0" w:noVBand="1"/>
+      </w:tblPr>
+      <w:tblGrid>
+        <w:gridCol w:w="9360"/>
+      </w:tblGrid>
+      <w:tr>
+        <w:tc>
+          <w:tcPr>
+            <w:tcW w:w="9360" w:type="dxa"/>
+            <w:tcBorders>
+              <w:top w:val="none" w:sz="0" w:space="0" w:color="FFFFFF"/>
+              <w:left w:val="none" w:sz="0" w:space="0" w:color="FFFFFF"/>
+              <w:bottom w:val="none" w:sz="0" w:space="0" w:color="FFFFFF"/>
+              <w:right w:val="none" w:sz="0" w:space="0" w:color="FFFFFF"/>
+            </w:tcBorders>
+            <w:shd w:val="clear" w:color="auto" w:fill="2B2B2B"/>
+            <w:tcMar>
+              <w:top w:w="120" w:type="dxa"/>
+              <w:left w:w="200" w:type="dxa"/>
+              <w:bottom w:w="120" w:type="dxa"/>
+              <w:right w:w="200" w:type="dxa"/>
+            </w:tcMar>
+          </w:tcPr>
+          <w:p>
+            <w:pPr>
+              <w:spacing w:before="20" w:after="20"/>
+            </w:pPr>
+            <w:r>
+              <w:rPr>
+                <w:rFonts w:ascii="Courier New" w:eastAsia="Courier New" w:hAnsi="Courier New" w:cs="Courier New"/>
+                <w:color w:val="6A9955"/>
+                <w:sz w:val="18"/>
+                <w:szCs w:val="18"/>
+              </w:rPr>
+              <w:t># Download Python 3.9.13 installer</w:t>
+            </w:r>
+          </w:p>
+          <w:p>
+            <w:pPr>
+              <w:spacing w:before="20" w:after="20"/>
+            </w:pPr>
+            <w:r>
+              <w:rPr>
+                <w:rFonts w:ascii="Courier New" w:eastAsia="Courier New" w:hAnsi="Courier New" w:cs="Courier New"/>
+                <w:color w:val="6A9955"/>
+                <w:sz w:val="18"/>
+                <w:szCs w:val="18"/>
+              </w:rPr>
+              <w:t># https://www.python.org/ftp/python/3.9.13/python-3.9.13-amd64.exe</w:t>
+            </w:r>
+          </w:p>
+          <w:p>
+            <w:pPr>
+              <w:spacing w:before="20" w:after="20"/>
+            </w:pPr>
+          </w:p>
+          <w:p>
+            <w:pPr>
+              <w:spacing w:before="20" w:after="20"/>
+            </w:pPr>
+            <w:r>
+              <w:rPr>
+                <w:rFonts w:ascii="Courier New" w:eastAsia="Courier New" w:hAnsi="Courier New" w:cs="Courier New"/>
+                <w:color w:val="6A9955"/>
+                <w:sz w:val="18"/>
+                <w:szCs w:val="18"/>
+              </w:rPr>
+              <w:t># Remove the old venv environment</w:t>
+            </w:r>
+          </w:p>
+          <w:p>
+            <w:pPr>
+              <w:spacing w:before="20" w:after="20"/>
+            </w:pPr>
+            <w:r>
+              <w:rPr>
+                <w:rFonts w:ascii="Courier New" w:eastAsia="Courier New" w:hAnsi="Courier New" w:cs="Courier New"/>
+                <w:color w:val="F8F8F2"/>
+                <w:sz w:val="18"/>
+                <w:szCs w:val="18"/>
+              </w:rPr>
+              <w:t>rmdir /s /q venv</w:t>
+            </w:r>
+          </w:p>
+          <w:p>
+            <w:pPr>
+              <w:spacing w:before="20" w:after="20"/>
+            </w:pPr>
+          </w:p>
+          <w:p>
+            <w:pPr>
+              <w:spacing w:before="20" w:after="20"/>
+            </w:pPr>
+            <w:r>
+              <w:rPr>
+                <w:rFonts w:ascii="Courier New" w:eastAsia="Courier New" w:hAnsi="Courier New" w:cs="Courier New"/>
+                <w:color w:val="6A9955"/>
+                <w:sz w:val="18"/>
+                <w:szCs w:val="18"/>
+              </w:rPr>
+              <w:t># Create a new venv using Python 3.9</w:t>
+            </w:r>
+          </w:p>
+          <w:p>
+            <w:pPr>
+              <w:spacing w:before="20" w:after="20"/>
+            </w:pPr>
+            <w:r>
+              <w:rPr>
+                <w:rFonts w:ascii="Courier New" w:eastAsia="Courier New" w:hAnsi="Courier New" w:cs="Courier New"/>
+                <w:color w:val="F8F8F2"/>
+                <w:sz w:val="18"/>
+                <w:szCs w:val="18"/>
+              </w:rPr>
+              <w:t>&amp; "C:\Users\{user}\AppData\Local\Programs\Python\Python39\python.exe" -m venv venv</w:t>
+            </w:r>
+          </w:p>
+          <w:p>
+            <w:pPr>
+              <w:spacing w:before="20" w:after="20"/>
+            </w:pPr>
+            <w:r>
+              <w:rPr>
+                <w:rFonts w:ascii="Courier New" w:eastAsia="Courier New" w:hAnsi="Courier New" w:cs="Courier New"/>
+                <w:color w:val="F8F8F2"/>
+                <w:sz w:val="18"/>
+                <w:szCs w:val="18"/>
+              </w:rPr>
+              <w:t>.\venv\Scripts\activate</w:t>
+            </w:r>
+          </w:p>
+          <w:p>
+            <w:pPr>
+              <w:spacing w:before="20" w:after="20"/>
+            </w:pPr>
+          </w:p>
+          <w:p>
+            <w:pPr>
+              <w:spacing w:before="20" w:after="20"/>
+            </w:pPr>
+            <w:r>
+              <w:rPr>
+                <w:rFonts w:ascii="Courier New" w:eastAsia="Courier New" w:hAnsi="Courier New" w:cs="Courier New"/>
+                <w:color w:val="6A9955"/>
+                <w:sz w:val="18"/>
+                <w:szCs w:val="18"/>
+              </w:rPr>
+              <w:t># Reinstall all requirements</w:t>
+            </w:r>
+          </w:p>
+          <w:p>
+            <w:pPr>
+              <w:spacing w:before="20" w:after="20"/>
+            </w:pPr>
+            <w:r>
+              <w:rPr>
+                <w:rFonts w:ascii="Courier New" w:eastAsia="Courier New" w:hAnsi="Courier New" w:cs="Courier New"/>
+                <w:color w:val="F8F8F2"/>
+                <w:sz w:val="18"/>
+                <w:szCs w:val="18"/>
+              </w:rPr>
+              <w:lastRenderedPageBreak/>
+              <w:t>pip install -r C:\Users\{path}\host_gpu_system\requirements.txt --extra-index-url https://download.pytorch.org/whl/cu118</w:t>
+            </w:r>
+          </w:p>
+        </w:tc>
+      </w:tr>
+    </w:tbl>
+    <w:p>
+      <w:pPr>
+        <w:spacing w:before="80"/>
+      </w:pPr>
+    </w:p>
+    <w:p>
+      <w:pPr>
+        <w:pStyle w:val="Heading2"/>
+        <w:shd w:val="clear" w:color="auto" w:fill="2E75B6"/>
+        <w:ind w:left="200"/>
+      </w:pPr>
+      <w:r>
+        <w:rPr>
+          <w:color w:val="FFFFFF"/>
+        </w:rPr>
+        <w:t>5.2  Update network_config.yaml for Windows</w:t>
+      </w:r>
+    </w:p>
+    <w:p>
+      <w:pPr>
+        <w:spacing w:before="60" w:after="60"/>
+      </w:pPr>
+      <w:r>
+        <w:rPr>
+          <w:color w:val="1A1A1A"/>
+          <w:sz w:val="20"/>
+          <w:szCs w:val="20"/>
+        </w:rPr>
+        <w:t>When running natively on Windows (not through the VM), set host_ip to 127.0.0.1 (localhost) in network_config.yaml:</w:t>
+      </w:r>
+    </w:p>
+    <w:p>
+      <w:pPr>
+        <w:spacing w:before="60"/>
+      </w:pPr>
+    </w:p>
+    <w:tbl>
+      <w:tblPr>
+        <w:tblW w:w="9360" w:type="dxa"/>
+        <w:tblBorders>
+          <w:top w:val="none" w:sz="0" w:space="0" w:color="FFFFFF"/>
+          <w:left w:val="none" w:sz="0" w:space="0" w:color="FFFFFF"/>
+          <w:bottom w:val="none" w:sz="0" w:space="0" w:color="FFFFFF"/>
+          <w:right w:val="none" w:sz="0" w:space="0" w:color="FFFFFF"/>
+          <w:insideH w:val="none" w:sz="0" w:space="0" w:color="FFFFFF"/>
+          <w:insideV w:val="none" w:sz="0" w:space="0" w:color="FFFFFF"/>
+        </w:tblBorders>
+        <w:tblCellMar>
+          <w:left w:w="10" w:type="dxa"/>
+          <w:right w:w="10" w:type="dxa"/>
+        </w:tblCellMar>
+        <w:tblLook w:val="04A0" w:firstRow="1" w:lastRow="0" w:firstColumn="1" w:lastColumn="0" w:noHBand="0" w:noVBand="1"/>
+      </w:tblPr>
+      <w:tblGrid>
+        <w:gridCol w:w="9360"/>
+      </w:tblGrid>
+      <w:tr>
+        <w:tc>
+          <w:tcPr>
+            <w:tcW w:w="9360" w:type="dxa"/>
+            <w:tcBorders>
+              <w:top w:val="none" w:sz="0" w:space="0" w:color="FFFFFF"/>
+              <w:left w:val="none" w:sz="0" w:space="0" w:color="FFFFFF"/>
+              <w:bottom w:val="none" w:sz="0" w:space="0" w:color="FFFFFF"/>
+              <w:right w:val="none" w:sz="0" w:space="0" w:color="FFFFFF"/>
+            </w:tcBorders>
+            <w:shd w:val="clear" w:color="auto" w:fill="2B2B2B"/>
+            <w:tcMar>
+              <w:top w:w="120" w:type="dxa"/>
+              <w:left w:w="200" w:type="dxa"/>
+              <w:bottom w:w="120" w:type="dxa"/>
+              <w:right w:w="200" w:type="dxa"/>
+            </w:tcMar>
+          </w:tcPr>
+          <w:p>
+            <w:pPr>
+              <w:spacing w:before="20" w:after="20"/>
+            </w:pPr>
+            <w:r>
+              <w:rPr>
+                <w:rFonts w:ascii="Courier New" w:eastAsia="Courier New" w:hAnsi="Courier New" w:cs="Courier New"/>
+                <w:color w:val="6A9955"/>
+                <w:sz w:val="18"/>
+                <w:szCs w:val="18"/>
+              </w:rPr>
+              <w:t># network_config.yaml</w:t>
+            </w:r>
+          </w:p>
+          <w:p>
+            <w:pPr>
+              <w:spacing w:before="20" w:after="20"/>
+            </w:pPr>
+            <w:r>
+              <w:rPr>
+                <w:rFonts w:ascii="Courier New" w:eastAsia="Courier New" w:hAnsi="Courier New" w:cs="Courier New"/>
+                <w:color w:val="CE9178"/>
+                <w:sz w:val="18"/>
+                <w:szCs w:val="18"/>
+              </w:rPr>
+              <w:t>network:</w:t>
+            </w:r>
+          </w:p>
+          <w:p>
+            <w:pPr>
+              <w:spacing w:before="20" w:after="20"/>
+            </w:pPr>
+            <w:r>
+              <w:rPr>
+                <w:rFonts w:ascii="Courier New" w:eastAsia="Courier New" w:hAnsi="Courier New" w:cs="Courier New"/>
+                <w:color w:val="F8F8F2"/>
+                <w:sz w:val="18"/>
+                <w:szCs w:val="18"/>
+              </w:rPr>
+              <w:t xml:space="preserve">  host_ip: "127.0.0.1"</w:t>
+            </w:r>
+          </w:p>
+          <w:p>
+            <w:pPr>
+              <w:spacing w:before="20" w:after="20"/>
+            </w:pPr>
+            <w:r>
+              <w:rPr>
+                <w:rFonts w:ascii="Courier New" w:eastAsia="Courier New" w:hAnsi="Courier New" w:cs="Courier New"/>
+                <w:color w:val="F8F8F2"/>
+                <w:sz w:val="18"/>
+                <w:szCs w:val="18"/>
+              </w:rPr>
+              <w:t xml:space="preserve">  host_port: 8888</w:t>
+            </w:r>
+          </w:p>
+          <w:p>
+            <w:pPr>
+              <w:spacing w:before="20" w:after="20"/>
+            </w:pPr>
+            <w:r>
+              <w:rPr>
+                <w:rFonts w:ascii="Courier New" w:eastAsia="Courier New" w:hAnsi="Courier New" w:cs="Courier New"/>
+                <w:color w:val="F8F8F2"/>
+                <w:sz w:val="18"/>
+                <w:szCs w:val="18"/>
+              </w:rPr>
+              <w:t xml:space="preserve">  timeout: 30</w:t>
+            </w:r>
+          </w:p>
+          <w:p>
+            <w:pPr>
+              <w:spacing w:before="20" w:after="20"/>
+            </w:pPr>
+            <w:r>
+              <w:rPr>
+                <w:rFonts w:ascii="Courier New" w:eastAsia="Courier New" w:hAnsi="Courier New" w:cs="Courier New"/>
+                <w:color w:val="F8F8F2"/>
+                <w:sz w:val="18"/>
+                <w:szCs w:val="18"/>
+              </w:rPr>
+              <w:t xml:space="preserve">  retry_attempts: 5</w:t>
+            </w:r>
+          </w:p>
+        </w:tc>
+      </w:tr>
+    </w:tbl>
+    <w:p>
+      <w:pPr>
+        <w:spacing w:before="80"/>
+      </w:pPr>
+    </w:p>
+    <w:p>
+      <w:pPr>
+        <w:pStyle w:val="Heading2"/>
+        <w:shd w:val="clear" w:color="auto" w:fill="2E75B6"/>
+        <w:ind w:left="200"/>
+      </w:pPr>
+      <w:r>
+        <w:rPr>
+          <w:color w:val="FFFFFF"/>
+        </w:rPr>
+        <w:t>5.3  Activate the Virtual Environment</w:t>
+      </w:r>
+    </w:p>
+    <w:p>
+      <w:pPr>
+        <w:spacing w:before="60" w:after="60"/>
+      </w:pPr>
+      <w:r>
+        <w:rPr>
+          <w:color w:val="1A1A1A"/>
+          <w:sz w:val="20"/>
+          <w:szCs w:val="20"/>
+        </w:rPr>
+        <w:t>Navigate to the folder where you created your venv and activate it before running any terminals:</w:t>
+      </w:r>
+    </w:p>
+    <w:p>
+      <w:pPr>
+        <w:spacing w:before="60"/>
+      </w:pPr>
+    </w:p>
+    <w:tbl>
+      <w:tblPr>
+        <w:tblW w:w="9360" w:type="dxa"/>
+        <w:tblBorders>
+          <w:top w:val="none" w:sz="0" w:space="0" w:color="FFFFFF"/>
+          <w:left w:val="none" w:sz="0" w:space="0" w:color="FFFFFF"/>
+          <w:bottom w:val="none" w:sz="0" w:space="0" w:color="FFFFFF"/>
+          <w:right w:val="none" w:sz="0" w:space="0" w:color="FFFFFF"/>
+          <w:insideH w:val="none" w:sz="0" w:space="0" w:color="FFFFFF"/>
+          <w:insideV w:val="none" w:sz="0" w:space="0" w:color="FFFFFF"/>
+        </w:tblBorders>
+        <w:tblCellMar>
+          <w:left w:w="10" w:type="dxa"/>
+          <w:right w:w="10" w:type="dxa"/>
+        </w:tblCellMar>
+        <w:tblLook w:val="04A0" w:firstRow="1" w:lastRow="0" w:firstColumn="1" w:lastColumn="0" w:noHBand="0" w:noVBand="1"/>
+      </w:tblPr>
+      <w:tblGrid>
+        <w:gridCol w:w="9360"/>
+      </w:tblGrid>
+      <w:tr>
+        <w:tc>
+          <w:tcPr>
+            <w:tcW w:w="9360" w:type="dxa"/>
+            <w:tcBorders>
+              <w:top w:val="none" w:sz="0" w:space="0" w:color="FFFFFF"/>
+              <w:left w:val="none" w:sz="0" w:space="0" w:color="FFFFFF"/>
+              <w:bottom w:val="none" w:sz="0" w:space="0" w:color="FFFFFF"/>
+              <w:right w:val="none" w:sz="0" w:space="0" w:color="FFFFFF"/>
+            </w:tcBorders>
+            <w:shd w:val="clear" w:color="auto" w:fill="2B2B2B"/>
+            <w:tcMar>
+              <w:top w:w="120" w:type="dxa"/>
+              <w:left w:w="200" w:type="dxa"/>
+              <w:bottom w:w="120" w:type="dxa"/>
+              <w:right w:w="200" w:type="dxa"/>
+            </w:tcMar>
+          </w:tcPr>
+          <w:p>
+            <w:pPr>
+              <w:spacing w:before="20" w:after="20"/>
+            </w:pPr>
+            <w:r>
+              <w:rPr>
+                <w:rFonts w:ascii="Courier New" w:eastAsia="Courier New" w:hAnsi="Courier New" w:cs="Courier New"/>
+                <w:color w:val="6A9955"/>
+                <w:sz w:val="18"/>
+                <w:szCs w:val="18"/>
+              </w:rPr>
+              <w:t>cd {path where you downloaded venv}</w:t>
+            </w:r>
+          </w:p>
+          <w:p>
+            <w:pPr>
+              <w:spacing w:before="20" w:after="20"/>
+            </w:pPr>
+            <w:r>
+              <w:rPr>
+                <w:rFonts w:ascii="Courier New" w:eastAsia="Courier New" w:hAnsi="Courier New" w:cs="Courier New"/>
+                <w:color w:val="F8F8F2"/>
+                <w:sz w:val="18"/>
+                <w:szCs w:val="18"/>
+              </w:rPr>
+              <w:t>venv\Scripts\activate</w:t>
+            </w:r>
+          </w:p>
+        </w:tc>
+      </w:tr>
+    </w:tbl>
+    <w:p>
+      <w:pPr>
+        <w:spacing w:before="80"/>
+      </w:pPr>
+    </w:p>
+    <w:p>
+      <w:pPr>
+        <w:pStyle w:val="Heading2"/>
+        <w:shd w:val="clear" w:color="auto" w:fill="2E75B6"/>
+        <w:ind w:left="200"/>
+      </w:pPr>
+      <w:r>
+        <w:rPr>
+          <w:color w:val="FFFFFF"/>
+        </w:rPr>
+        <w:t>5.4  Launch Sequence (All on Windows PowerShell)</w:t>
+      </w:r>
+    </w:p>
+    <w:p>
+      <w:pPr>
+        <w:spacing w:before="60" w:after="60"/>
+      </w:pPr>
+      <w:r>
+        <w:rPr>
+          <w:i/>
+          <w:iCs/>
+          <w:color w:val="555555"/>
+          <w:sz w:val="20"/>
+          <w:szCs w:val="20"/>
+        </w:rPr>
+        <w:t>Open PowerShell with Windows + R, then type wt. Run each terminal in order.</w:t>
+      </w:r>
+    </w:p>
+    <w:p>
+      <w:pPr>
+        <w:spacing w:before="80"/>
+      </w:pPr>
+    </w:p>
+    <w:p>
+      <w:pPr>
+        <w:pStyle w:val="Heading3"/>
+        <w:shd w:val="clear" w:color="auto" w:fill="D6E4F0"/>
+        <w:ind w:left="200"/>
+      </w:pPr>
+      <w:r>
+        <w:rPr>
+          <w:color w:val="1F4E79"/>
+        </w:rPr>
+        <w:t>Terminal 1 — GPU Server</w:t>
+      </w:r>
+    </w:p>
+    <w:p>
+      <w:pPr>
+        <w:spacing w:before="40"/>
+      </w:pPr>
+    </w:p>
+    <w:tbl>
+      <w:tblPr>
+        <w:tblW w:w="9360" w:type="dxa"/>
+        <w:tblBorders>
+          <w:top w:val="none" w:sz="0" w:space="0" w:color="FFFFFF"/>
+          <w:left w:val="none" w:sz="0" w:space="0" w:color="FFFFFF"/>
+          <w:bottom w:val="none" w:sz="0" w:space="0" w:color="FFFFFF"/>
+          <w:right w:val="none" w:sz="0" w:space="0" w:color="FFFFFF"/>
+          <w:insideH w:val="none" w:sz="0" w:space="0" w:color="FFFFFF"/>
+          <w:insideV w:val="none" w:sz="0" w:space="0" w:color="FFFFFF"/>
+        </w:tblBorders>
+        <w:tblCellMar>
+          <w:left w:w="10" w:type="dxa"/>
+          <w:right w:w="10" w:type="dxa"/>
+        </w:tblCellMar>
+        <w:tblLook w:val="04A0" w:firstRow="1" w:lastRow="0" w:firstColumn="1" w:lastColumn="0" w:noHBand="0" w:noVBand="1"/>
+      </w:tblPr>
+      <w:tblGrid>
+        <w:gridCol w:w="9360"/>
+      </w:tblGrid>
+      <w:tr>
+        <w:tc>
+          <w:tcPr>
+            <w:tcW w:w="9360" w:type="dxa"/>
+            <w:tcBorders>
+              <w:top w:val="none" w:sz="0" w:space="0" w:color="FFFFFF"/>
+              <w:left w:val="none" w:sz="0" w:space="0" w:color="FFFFFF"/>
+              <w:bottom w:val="none" w:sz="0" w:space="0" w:color="FFFFFF"/>
+              <w:right w:val="none" w:sz="0" w:space="0" w:color="FFFFFF"/>
+            </w:tcBorders>
+            <w:shd w:val="clear" w:color="auto" w:fill="2B2B2B"/>
+            <w:tcMar>
+              <w:top w:w="120" w:type="dxa"/>
+              <w:left w:w="200" w:type="dxa"/>
+              <w:bottom w:w="120" w:type="dxa"/>
+              <w:right w:w="200" w:type="dxa"/>
+            </w:tcMar>
+          </w:tcPr>
+          <w:p>
+            <w:pPr>
+              <w:spacing w:before="20" w:after="20"/>
+            </w:pPr>
+            <w:r>
+              <w:rPr>
+                <w:rFonts w:ascii="Courier New" w:eastAsia="Courier New" w:hAnsi="Courier New" w:cs="Courier New"/>
+                <w:color w:val="6A9955"/>
+                <w:sz w:val="18"/>
+                <w:szCs w:val="18"/>
+              </w:rPr>
+              <w:t># Terminal 1</w:t>
+            </w:r>
+          </w:p>
+          <w:p>
+            <w:pPr>
+              <w:spacing w:before="20" w:after="20"/>
+            </w:pPr>
+            <w:r>
+              <w:rPr>
+                <w:rFonts w:ascii="Courier New" w:eastAsia="Courier New" w:hAnsi="Courier New" w:cs="Courier New"/>
+                <w:color w:val="F8F8F2"/>
+                <w:sz w:val="18"/>
+                <w:szCs w:val="18"/>
+              </w:rPr>
+              <w:t>cd {path}\host_gpu_system</w:t>
+            </w:r>
+          </w:p>
+          <w:p>
+            <w:pPr>
+              <w:spacing w:before="20" w:after="20"/>
+            </w:pPr>
+            <w:r>
+              <w:rPr>
+                <w:rFonts w:ascii="Courier New" w:eastAsia="Courier New" w:hAnsi="Courier New" w:cs="Courier New"/>
+                <w:color w:val="F8F8F2"/>
+                <w:sz w:val="18"/>
+                <w:szCs w:val="18"/>
+              </w:rPr>
+              <w:t>venv\Scripts\activate</w:t>
+            </w:r>
+          </w:p>
+          <w:p>
+            <w:pPr>
+              <w:spacing w:before="20" w:after="20"/>
+            </w:pPr>
+            <w:r>
+              <w:rPr>
+                <w:rFonts w:ascii="Courier New" w:eastAsia="Courier New" w:hAnsi="Courier New" w:cs="Courier New"/>
+                <w:color w:val="DCDCAA"/>
+                <w:sz w:val="18"/>
+                <w:szCs w:val="18"/>
+              </w:rPr>
+              <w:t>python src/gpu_server.py</w:t>
+            </w:r>
+          </w:p>
+        </w:tc>
+      </w:tr>
+    </w:tbl>
+    <w:p>
+      <w:pPr>
+        <w:spacing w:before="80"/>
+      </w:pPr>
+    </w:p>
+    <w:p>
+      <w:pPr>
+        <w:pStyle w:val="Heading3"/>
+        <w:shd w:val="clear" w:color="auto" w:fill="D6E4F0"/>
+        <w:ind w:left="200"/>
+      </w:pPr>
+      <w:r>
+        <w:rPr>
+          <w:color w:val="1F4E79"/>
+        </w:rPr>
+        <w:t>Terminal 2 — Simulation Client Robot 1</w:t>
+      </w:r>
+    </w:p>
+    <w:p>
+      <w:pPr>
+        <w:spacing w:before="40"/>
+      </w:pPr>
+    </w:p>
+    <w:tbl>
+      <w:tblPr>
+        <w:tblW w:w="9360" w:type="dxa"/>
+        <w:tblBorders>
+          <w:top w:val="none" w:sz="0" w:space="0" w:color="FFFFFF"/>
+          <w:left w:val="none" w:sz="0" w:space="0" w:color="FFFFFF"/>
+          <w:bottom w:val="none" w:sz="0" w:space="0" w:color="FFFFFF"/>
+          <w:right w:val="none" w:sz="0" w:space="0" w:color="FFFFFF"/>
+          <w:insideH w:val="none" w:sz="0" w:space="0" w:color="FFFFFF"/>
+          <w:insideV w:val="none" w:sz="0" w:space="0" w:color="FFFFFF"/>
+        </w:tblBorders>
+        <w:tblCellMar>
+          <w:left w:w="10" w:type="dxa"/>
+          <w:right w:w="10" w:type="dxa"/>
+        </w:tblCellMar>
+        <w:tblLook w:val="04A0" w:firstRow="1" w:lastRow="0" w:firstColumn="1" w:lastColumn="0" w:noHBand="0" w:noVBand="1"/>
+      </w:tblPr>
+      <w:tblGrid>
+        <w:gridCol w:w="9360"/>
+      </w:tblGrid>
+      <w:tr>
+        <w:tc>
+          <w:tcPr>
+            <w:tcW w:w="9360" w:type="dxa"/>
+            <w:tcBorders>
+              <w:top w:val="none" w:sz="0" w:space="0" w:color="FFFFFF"/>
+              <w:left w:val="none" w:sz="0" w:space="0" w:color="FFFFFF"/>
+              <w:bottom w:val="none" w:sz="0" w:space="0" w:color="FFFFFF"/>
+              <w:right w:val="none" w:sz="0" w:space="0" w:color="FFFFFF"/>
+            </w:tcBorders>
+            <w:shd w:val="clear" w:color="auto" w:fill="2B2B2B"/>
+            <w:tcMar>
+              <w:top w:w="120" w:type="dxa"/>
+              <w:left w:w="200" w:type="dxa"/>
+              <w:bottom w:w="120" w:type="dxa"/>
+              <w:right w:w="200" w:type="dxa"/>
+            </w:tcMar>
+          </w:tcPr>
+          <w:p>
+            <w:pPr>
+              <w:spacing w:before="20" w:after="20"/>
+            </w:pPr>
+            <w:r>
+              <w:rPr>
+                <w:rFonts w:ascii="Courier New" w:eastAsia="Courier New" w:hAnsi="Courier New" w:cs="Courier New"/>
+                <w:color w:val="6A9955"/>
+                <w:sz w:val="18"/>
+                <w:szCs w:val="18"/>
+              </w:rPr>
+              <w:t># Terminal 2</w:t>
+            </w:r>
+          </w:p>
+          <w:p>
+            <w:pPr>
+              <w:spacing w:before="20" w:after="20"/>
+            </w:pPr>
+            <w:r>
+              <w:rPr>
+                <w:rFonts w:ascii="Courier New" w:eastAsia="Courier New" w:hAnsi="Courier New" w:cs="Courier New"/>
+                <w:color w:val="6A9955"/>
+                <w:sz w:val="18"/>
+                <w:szCs w:val="18"/>
+              </w:rPr>
+              <w:t>cd {path}\host_gpu_system     # where you downloaded the venv</w:t>
+            </w:r>
+          </w:p>
+          <w:p>
+            <w:pPr>
+              <w:spacing w:before="20" w:after="20"/>
+            </w:pPr>
+            <w:r>
+              <w:rPr>
+                <w:rFonts w:ascii="Courier New" w:eastAsia="Courier New" w:hAnsi="Courier New" w:cs="Courier New"/>
+                <w:color w:val="F8F8F2"/>
+                <w:sz w:val="18"/>
+                <w:szCs w:val="18"/>
+              </w:rPr>
+              <w:t>venv\Scripts\activate</w:t>
+            </w:r>
+          </w:p>
+          <w:p>
+            <w:pPr>
+              <w:spacing w:before="20" w:after="20"/>
+            </w:pPr>
+            <w:r>
+              <w:rPr>
+                <w:rFonts w:ascii="Courier New" w:eastAsia="Courier New" w:hAnsi="Courier New" w:cs="Courier New"/>
+                <w:color w:val="6A9955"/>
+                <w:sz w:val="18"/>
+                <w:szCs w:val="18"/>
+              </w:rPr>
+              <w:t>cd {path}\vm_simulation_system    # path where your code is</w:t>
+            </w:r>
+          </w:p>
+          <w:p>
+            <w:pPr>
+              <w:spacing w:before="20" w:after="20"/>
+            </w:pPr>
+            <w:r>
+              <w:rPr>
+                <w:rFonts w:ascii="Courier New" w:eastAsia="Courier New" w:hAnsi="Courier New" w:cs="Courier New"/>
+                <w:color w:val="569CD6"/>
+                <w:sz w:val="18"/>
+                <w:szCs w:val="18"/>
+              </w:rPr>
+              <w:t>$env:WEBOTS_ROBOT_NAME="ur3e_robot"</w:t>
+            </w:r>
+          </w:p>
+          <w:p>
+            <w:pPr>
+              <w:spacing w:before="20" w:after="20"/>
+            </w:pPr>
+            <w:r>
+              <w:rPr>
+                <w:rFonts w:ascii="Courier New" w:eastAsia="Courier New" w:hAnsi="Courier New" w:cs="Courier New"/>
+                <w:color w:val="DCDCAA"/>
+                <w:sz w:val="18"/>
+                <w:szCs w:val="18"/>
+              </w:rPr>
+              <w:t>python src\simulation_client.py --mode training --robot-id 1</w:t>
+            </w:r>
+          </w:p>
+        </w:tc>
+      </w:tr>
+    </w:tbl>
+    <w:p>
+      <w:pPr>
+        <w:spacing w:before="80"/>
+      </w:pPr>
+    </w:p>
+    <w:p>
+      <w:pPr>
+        <w:pStyle w:val="Heading3"/>
+        <w:shd w:val="clear" w:color="auto" w:fill="D6E4F0"/>
+        <w:ind w:left="200"/>
+      </w:pPr>
+      <w:r>
+        <w:rPr>
+          <w:color w:val="1F4E79"/>
+        </w:rPr>
+        <w:lastRenderedPageBreak/>
+        <w:t>Terminal 3 — Simulation Client Robot 2</w:t>
+      </w:r>
+    </w:p>
+    <w:p>
+      <w:pPr>
+        <w:spacing w:before="40"/>
+      </w:pPr>
+    </w:p>
+    <w:tbl>
+      <w:tblPr>
+        <w:tblW w:w="9360" w:type="dxa"/>
+        <w:tblBorders>
+          <w:top w:val="none" w:sz="0" w:space="0" w:color="FFFFFF"/>
+          <w:left w:val="none" w:sz="0" w:space="0" w:color="FFFFFF"/>
+          <w:bottom w:val="none" w:sz="0" w:space="0" w:color="FFFFFF"/>
+          <w:right w:val="none" w:sz="0" w:space="0" w:color="FFFFFF"/>
+          <w:insideH w:val="none" w:sz="0" w:space="0" w:color="FFFFFF"/>
+          <w:insideV w:val="none" w:sz="0" w:space="0" w:color="FFFFFF"/>
+        </w:tblBorders>
+        <w:tblCellMar>
+          <w:left w:w="10" w:type="dxa"/>
+          <w:right w:w="10" w:type="dxa"/>
+        </w:tblCellMar>
+        <w:tblLook w:val="04A0" w:firstRow="1" w:lastRow="0" w:firstColumn="1" w:lastColumn="0" w:noHBand="0" w:noVBand="1"/>
+      </w:tblPr>
+      <w:tblGrid>
+        <w:gridCol w:w="9360"/>
+      </w:tblGrid>
+      <w:tr>
+        <w:tc>
+          <w:tcPr>
+            <w:tcW w:w="9360" w:type="dxa"/>
+            <w:tcBorders>
+              <w:top w:val="none" w:sz="0" w:space="0" w:color="FFFFFF"/>
+              <w:left w:val="none" w:sz="0" w:space="0" w:color="FFFFFF"/>
+              <w:bottom w:val="none" w:sz="0" w:space="0" w:color="FFFFFF"/>
+              <w:right w:val="none" w:sz="0" w:space="0" w:color="FFFFFF"/>
+            </w:tcBorders>
+            <w:shd w:val="clear" w:color="auto" w:fill="2B2B2B"/>
+            <w:tcMar>
+              <w:top w:w="120" w:type="dxa"/>
+              <w:left w:w="200" w:type="dxa"/>
+              <w:bottom w:w="120" w:type="dxa"/>
+              <w:right w:w="200" w:type="dxa"/>
+            </w:tcMar>
+          </w:tcPr>
+          <w:p>
+            <w:pPr>
+              <w:spacing w:before="20" w:after="20"/>
+            </w:pPr>
+            <w:r>
+              <w:rPr>
+                <w:rFonts w:ascii="Courier New" w:eastAsia="Courier New" w:hAnsi="Courier New" w:cs="Courier New"/>
+                <w:color w:val="6A9955"/>
+                <w:sz w:val="18"/>
+                <w:szCs w:val="18"/>
+              </w:rPr>
+              <w:t># Terminal 3</w:t>
+            </w:r>
+          </w:p>
+          <w:p>
+            <w:pPr>
+              <w:spacing w:before="20" w:after="20"/>
+            </w:pPr>
+            <w:r>
+              <w:rPr>
+                <w:rFonts w:ascii="Courier New" w:eastAsia="Courier New" w:hAnsi="Courier New" w:cs="Courier New"/>
+                <w:color w:val="6A9955"/>
+                <w:sz w:val="18"/>
+                <w:szCs w:val="18"/>
+              </w:rPr>
+              <w:t>cd {path}\host_gpu_system     # where you downloaded the venv</w:t>
+            </w:r>
+          </w:p>
+          <w:p>
+            <w:pPr>
+              <w:spacing w:before="20" w:after="20"/>
+            </w:pPr>
+            <w:r>
+              <w:rPr>
+                <w:rFonts w:ascii="Courier New" w:eastAsia="Courier New" w:hAnsi="Courier New" w:cs="Courier New"/>
+                <w:color w:val="F8F8F2"/>
+                <w:sz w:val="18"/>
+                <w:szCs w:val="18"/>
+              </w:rPr>
+              <w:t>venv\Scripts\activate</w:t>
+            </w:r>
+          </w:p>
+          <w:p>
+            <w:pPr>
+              <w:spacing w:before="20" w:after="20"/>
+            </w:pPr>
+            <w:r>
+              <w:rPr>
+                <w:rFonts w:ascii="Courier New" w:eastAsia="Courier New" w:hAnsi="Courier New" w:cs="Courier New"/>
+                <w:color w:val="6A9955"/>
+                <w:sz w:val="18"/>
+                <w:szCs w:val="18"/>
+              </w:rPr>
+              <w:t>cd {path}\vm_simulation_system    # path where your code is</w:t>
+            </w:r>
+          </w:p>
+          <w:p>
+            <w:pPr>
+              <w:spacing w:before="20" w:after="20"/>
+            </w:pPr>
+            <w:r>
+              <w:rPr>
+                <w:rFonts w:ascii="Courier New" w:eastAsia="Courier New" w:hAnsi="Courier New" w:cs="Courier New"/>
+                <w:color w:val="569CD6"/>
+                <w:sz w:val="18"/>
+                <w:szCs w:val="18"/>
+              </w:rPr>
+              <w:t>$env:WEBOTS_ROBOT_NAME="ur3e_robot2"</w:t>
+            </w:r>
+          </w:p>
+          <w:p>
+            <w:pPr>
+              <w:spacing w:before="20" w:after="20"/>
+            </w:pPr>
+            <w:r>
+              <w:rPr>
+                <w:rFonts w:ascii="Courier New" w:eastAsia="Courier New" w:hAnsi="Courier New" w:cs="Courier New"/>
+                <w:color w:val="DCDCAA"/>
+                <w:sz w:val="18"/>
+                <w:szCs w:val="18"/>
+              </w:rPr>
+              <w:t>python src\simulation_client.py --mode training --robot-id 2</w:t>
             </w:r>
           </w:p>
         </w:tc>
@@ -6842,15 +8642,25 @@
       <w:pPr>
         <w:spacing w:before="80"/>
         <w:jc w:val="center"/>
-      </w:pPr>
-      <w:r>
         <w:rPr>
           <w:color w:val="999999"/>
           <w:sz w:val="18"/>
           <w:szCs w:val="18"/>
         </w:rPr>
+      </w:pPr>
+      <w:r>
+        <w:rPr>
+          <w:color w:val="999999"/>
+          <w:sz w:val="18"/>
+          <w:szCs w:val="18"/>
+        </w:rPr>
         <w:t>UR3e Dual Robot System — Setup &amp; Startup Guide</w:t>
       </w:r>
+    </w:p>
+    <w:p>
+      <w:pPr>
+        <w:spacing w:before="80"/>
+      </w:pPr>
     </w:p>
     <w:sectPr>
       <w:pgSz w:w="12240" w:h="15840"/>

--- a/UR3e_Setup_Guide.docx
+++ b/UR3e_Setup_Guide.docx
@@ -1454,6 +1454,240 @@
     </w:p>
     <w:p>
       <w:pPr>
+        <w:spacing w:before="80"/>
+      </w:pPr>
+    </w:p>
+    <w:p>
+      <w:pPr>
+        <w:pStyle w:val="Heading3"/>
+        <w:shd w:val="clear" w:color="auto" w:fill="D6E4F0"/>
+        <w:ind w:left="200"/>
+      </w:pPr>
+      <w:r>
+        <w:rPr>
+          <w:color w:val="1F4E79"/>
+        </w:rPr>
+        <w:t>Step D — Configure Ubuntu VM Network Interface</w:t>
+      </w:r>
+    </w:p>
+    <w:p>
+      <w:pPr>
+        <w:spacing w:before="60" w:after="60"/>
+      </w:pPr>
+      <w:r>
+        <w:rPr>
+          <w:color w:val="1A1A1A"/>
+          <w:sz w:val="20"/>
+          <w:szCs w:val="20"/>
+        </w:rPr>
+        <w:t>In your Ubuntu VM:</w:t>
+      </w:r>
+    </w:p>
+    <w:p>
+      <w:pPr>
+        <w:pStyle w:val="ListParagraph"/>
+        <w:numPr>
+          <w:ilvl w:val="0"/>
+          <w:numId w:val="1"/>
+        </w:numPr>
+        <w:spacing w:before="60" w:after="60"/>
+      </w:pPr>
+      <w:r>
+        <w:rPr>
+          <w:color w:val="1A1A1A"/>
+          <w:sz w:val="20"/>
+          <w:szCs w:val="20"/>
+        </w:rPr>
+        <w:t>Open Ubuntu Settings and go to Network.</w:t>
+      </w:r>
+    </w:p>
+    <w:p>
+      <w:pPr>
+        <w:pStyle w:val="ListParagraph"/>
+        <w:numPr>
+          <w:ilvl w:val="0"/>
+          <w:numId w:val="1"/>
+        </w:numPr>
+        <w:spacing w:before="60" w:after="60"/>
+      </w:pPr>
+      <w:r>
+        <w:rPr>
+          <w:color w:val="1A1A1A"/>
+          <w:sz w:val="20"/>
+          <w:szCs w:val="20"/>
+        </w:rPr>
+        <w:t>You will see two network interfaces. One is your internet (NAT), the other is the robot (VMnet2). Find the one connected to the robot — it may say "Wired" or show a specific MAC address.</w:t>
+      </w:r>
+    </w:p>
+    <w:p>
+      <w:pPr>
+        <w:pStyle w:val="ListParagraph"/>
+        <w:numPr>
+          <w:ilvl w:val="0"/>
+          <w:numId w:val="1"/>
+        </w:numPr>
+        <w:spacing w:before="60" w:after="60"/>
+      </w:pPr>
+      <w:r>
+        <w:rPr>
+          <w:color w:val="1A1A1A"/>
+          <w:sz w:val="20"/>
+          <w:szCs w:val="20"/>
+        </w:rPr>
+        <w:t>Click the gear icon next to it and go to the IPv4 tab.</w:t>
+      </w:r>
+    </w:p>
+    <w:p>
+      <w:pPr>
+        <w:pStyle w:val="ListParagraph"/>
+        <w:numPr>
+          <w:ilvl w:val="0"/>
+          <w:numId w:val="1"/>
+        </w:numPr>
+        <w:spacing w:before="60" w:after="60"/>
+      </w:pPr>
+      <w:r>
+        <w:rPr>
+          <w:color w:val="1A1A1A"/>
+          <w:sz w:val="20"/>
+          <w:szCs w:val="20"/>
+        </w:rPr>
+        <w:t>Change the IPv4 Method to Manual.</w:t>
+      </w:r>
+    </w:p>
+    <w:p>
+      <w:pPr>
+        <w:pStyle w:val="ListParagraph"/>
+        <w:numPr>
+          <w:ilvl w:val="0"/>
+          <w:numId w:val="1"/>
+        </w:numPr>
+        <w:spacing w:before="60" w:after="60"/>
+      </w:pPr>
+      <w:r>
+        <w:rPr>
+          <w:color w:val="1A1A1A"/>
+          <w:sz w:val="20"/>
+          <w:szCs w:val="20"/>
+        </w:rPr>
+        <w:t>Enter these settings:</w:t>
+      </w:r>
+    </w:p>
+    <w:p>
+      <w:pPr>
+        <w:pStyle w:val="ListParagraph"/>
+        <w:numPr>
+          <w:ilvl w:val="1"/>
+          <w:numId w:val="2"/>
+        </w:numPr>
+        <w:spacing w:before="40" w:after="40"/>
+      </w:pPr>
+      <w:r>
+        <w:rPr>
+          <w:color w:val="1A1A1A"/>
+          <w:sz w:val="20"/>
+          <w:szCs w:val="20"/>
+        </w:rPr>
+        <w:t xml:space="preserve">Address: </w:t>
+      </w:r>
+      <w:r>
+        <w:rPr>
+          <w:rFonts w:ascii="Courier New" w:eastAsia="Courier New" w:hAnsi="Courier New" w:cs="Courier New"/>
+          <w:color w:val="CE9178"/>
+          <w:sz w:val="18"/>
+          <w:szCs w:val="18"/>
+        </w:rPr>
+        <w:t>192.168.1.100</w:t>
+      </w:r>
+    </w:p>
+    <w:p>
+      <w:pPr>
+        <w:pStyle w:val="ListParagraph"/>
+        <w:numPr>
+          <w:ilvl w:val="1"/>
+          <w:numId w:val="2"/>
+        </w:numPr>
+        <w:spacing w:before="40" w:after="40"/>
+      </w:pPr>
+      <w:r>
+        <w:rPr>
+          <w:color w:val="1A1A1A"/>
+          <w:sz w:val="20"/>
+          <w:szCs w:val="20"/>
+        </w:rPr>
+        <w:t xml:space="preserve">Netmask: </w:t>
+      </w:r>
+      <w:r>
+        <w:rPr>
+          <w:rFonts w:ascii="Courier New" w:eastAsia="Courier New" w:hAnsi="Courier New" w:cs="Courier New"/>
+          <w:color w:val="CE9178"/>
+          <w:sz w:val="18"/>
+          <w:szCs w:val="18"/>
+        </w:rPr>
+        <w:t>255.255.255.0</w:t>
+      </w:r>
+    </w:p>
+    <w:p>
+      <w:pPr>
+        <w:pStyle w:val="ListParagraph"/>
+        <w:numPr>
+          <w:ilvl w:val="1"/>
+          <w:numId w:val="2"/>
+        </w:numPr>
+        <w:spacing w:before="40" w:after="40"/>
+      </w:pPr>
+      <w:r>
+        <w:rPr>
+          <w:color w:val="1A1A1A"/>
+          <w:sz w:val="20"/>
+          <w:szCs w:val="20"/>
+        </w:rPr>
+        <w:t>Gateway: Leave blank (a gateway here can confuse your internet routing).</w:t>
+      </w:r>
+    </w:p>
+    <w:p>
+      <w:pPr>
+        <w:pStyle w:val="ListParagraph"/>
+        <w:numPr>
+          <w:ilvl w:val="0"/>
+          <w:numId w:val="1"/>
+        </w:numPr>
+        <w:spacing w:before="60" w:after="60"/>
+      </w:pPr>
+      <w:r>
+        <w:rPr>
+          <w:color w:val="1A1A1A"/>
+          <w:sz w:val="20"/>
+          <w:szCs w:val="20"/>
+        </w:rPr>
+        <w:t>Click Apply.</w:t>
+      </w:r>
+    </w:p>
+    <w:p>
+      <w:pPr>
+        <w:pStyle w:val="ListParagraph"/>
+        <w:numPr>
+          <w:ilvl w:val="0"/>
+          <w:numId w:val="1"/>
+        </w:numPr>
+        <w:spacing w:before="60" w:after="60"/>
+      </w:pPr>
+      <w:r>
+        <w:rPr>
+          <w:color w:val="1A1A1A"/>
+          <w:sz w:val="20"/>
+          <w:szCs w:val="20"/>
+        </w:rPr>
+        <w:t>Toggle the connection off and back on in the top-right Ubuntu menu to force the settings to apply.</w:t>
+      </w:r>
+    </w:p>
+    <w:p>
+      <w:pPr>
+        <w:spacing w:before="80"/>
+      </w:pPr>
+    </w:p>
+    <w:p>
+      <w:pPr>
         <w:spacing w:before="120"/>
       </w:pPr>
     </w:p>
@@ -1478,6 +1712,7 @@
         <w:rPr>
           <w:color w:val="1A1A1A"/>
         </w:rPr>
+        <w:lastRenderedPageBreak/>
         <w:t>The GPU server communicates over port 8888. Add a Windows Firewall inbound rule to allow this traffic.</w:t>
       </w:r>
     </w:p>
@@ -1808,7 +2043,6 @@
                 <w:sz w:val="18"/>
                 <w:szCs w:val="18"/>
               </w:rPr>
-              <w:lastRenderedPageBreak/>
               <w:t>python3 -m venv venv</w:t>
             </w:r>
           </w:p>
@@ -2262,6 +2496,7 @@
                 <w:sz w:val="18"/>
                 <w:szCs w:val="18"/>
               </w:rPr>
+              <w:lastRenderedPageBreak/>
               <w:t>roslaunch ur_calibration calibration_correction.launch \</w:t>
             </w:r>
           </w:p>
@@ -2359,6 +2594,7 @@
     </w:tbl>
     <w:p>
       <w:r>
+        <w:lastRenderedPageBreak/>
         <w:br w:type="page"/>
       </w:r>
     </w:p>
@@ -2386,6 +2622,196 @@
         </w:rPr>
         <w:t>Use this workflow for training and testing in the Webots simulator without physical robots.</w:t>
       </w:r>
+    </w:p>
+    <w:p>
+      <w:pPr>
+        <w:spacing w:before="80"/>
+      </w:pPr>
+    </w:p>
+    <w:p>
+      <w:pPr>
+        <w:pStyle w:val="Heading3"/>
+        <w:shd w:val="clear" w:color="auto" w:fill="D6E4F0"/>
+        <w:ind w:left="200"/>
+      </w:pPr>
+      <w:r>
+        <w:rPr>
+          <w:color w:val="1F4E79"/>
+        </w:rPr>
+        <w:t>One-Time Setup — Set the Dataset Texture Path</w:t>
+      </w:r>
+    </w:p>
+    <w:p>
+      <w:pPr>
+        <w:spacing w:before="60" w:after="60"/>
+      </w:pPr>
+      <w:r>
+        <w:rPr>
+          <w:color w:val="1A1A1A"/>
+          <w:sz w:val="20"/>
+          <w:szCs w:val="20"/>
+        </w:rPr>
+        <w:t>Before running Webots, open simulation_client.py and find the _randomize_domain(self) method. Update tex_dir to point to your own texture dataset folder:</w:t>
+      </w:r>
+    </w:p>
+    <w:p>
+      <w:pPr>
+        <w:spacing w:before="60"/>
+      </w:pPr>
+    </w:p>
+    <w:tbl>
+      <w:tblPr>
+        <w:tblW w:w="9360" w:type="dxa"/>
+        <w:tblBorders>
+          <w:top w:val="none" w:sz="0" w:space="0" w:color="FFFFFF"/>
+          <w:left w:val="none" w:sz="0" w:space="0" w:color="FFFFFF"/>
+          <w:bottom w:val="none" w:sz="0" w:space="0" w:color="FFFFFF"/>
+          <w:right w:val="none" w:sz="0" w:space="0" w:color="FFFFFF"/>
+          <w:insideH w:val="none" w:sz="0" w:space="0" w:color="FFFFFF"/>
+          <w:insideV w:val="none" w:sz="0" w:space="0" w:color="FFFFFF"/>
+        </w:tblBorders>
+        <w:tblCellMar>
+          <w:left w:w="10" w:type="dxa"/>
+          <w:right w:w="10" w:type="dxa"/>
+        </w:tblCellMar>
+        <w:tblLook w:val="04A0" w:firstRow="1" w:lastRow="0" w:firstColumn="1" w:lastColumn="0" w:noHBand="0" w:noVBand="1"/>
+      </w:tblPr>
+      <w:tblGrid>
+        <w:gridCol w:w="9360"/>
+      </w:tblGrid>
+      <w:tr>
+        <w:tc>
+          <w:tcPr>
+            <w:tcW w:w="9360" w:type="dxa"/>
+            <w:tcBorders>
+              <w:top w:val="none" w:sz="0" w:space="0" w:color="FFFFFF"/>
+              <w:left w:val="none" w:sz="0" w:space="0" w:color="FFFFFF"/>
+              <w:bottom w:val="none" w:sz="0" w:space="0" w:color="FFFFFF"/>
+              <w:right w:val="none" w:sz="0" w:space="0" w:color="FFFFFF"/>
+            </w:tcBorders>
+            <w:shd w:val="clear" w:color="auto" w:fill="2B2B2B"/>
+            <w:tcMar>
+              <w:top w:w="120" w:type="dxa"/>
+              <w:left w:w="200" w:type="dxa"/>
+              <w:bottom w:w="120" w:type="dxa"/>
+              <w:right w:w="200" w:type="dxa"/>
+            </w:tcMar>
+          </w:tcPr>
+          <w:p>
+            <w:pPr>
+              <w:spacing w:before="20" w:after="20"/>
+            </w:pPr>
+            <w:r>
+              <w:rPr>
+                <w:rFonts w:ascii="Courier New" w:eastAsia="Courier New" w:hAnsi="Courier New" w:cs="Courier New"/>
+                <w:color w:val="6A9955"/>
+                <w:sz w:val="18"/>
+                <w:szCs w:val="18"/>
+              </w:rPr>
+              <w:t># In simulation_client.py</w:t>
+            </w:r>
+          </w:p>
+          <w:p>
+            <w:pPr>
+              <w:spacing w:before="20" w:after="20"/>
+            </w:pPr>
+            <w:r>
+              <w:rPr>
+                <w:rFonts w:ascii="Courier New" w:eastAsia="Courier New" w:hAnsi="Courier New" w:cs="Courier New"/>
+                <w:color w:val="6A9955"/>
+                <w:sz w:val="18"/>
+                <w:szCs w:val="18"/>
+              </w:rPr>
+              <w:t># Under: def _randomize_domain(self):</w:t>
+            </w:r>
+          </w:p>
+          <w:p>
+            <w:pPr>
+              <w:spacing w:before="20" w:after="20"/>
+            </w:pPr>
+          </w:p>
+          <w:p>
+            <w:pPr>
+              <w:spacing w:before="20" w:after="20"/>
+            </w:pPr>
+            <w:r>
+              <w:rPr>
+                <w:rFonts w:ascii="Courier New" w:eastAsia="Courier New" w:hAnsi="Courier New" w:cs="Courier New"/>
+                <w:color w:val="F8F8F2"/>
+                <w:sz w:val="18"/>
+                <w:szCs w:val="18"/>
+              </w:rPr>
+              <w:t>tex_dir = os.path.expanduser(</w:t>
+            </w:r>
+          </w:p>
+          <w:p>
+            <w:pPr>
+              <w:spacing w:before="20" w:after="20"/>
+            </w:pPr>
+            <w:r>
+              <w:rPr>
+                <w:rFonts w:ascii="Courier New" w:eastAsia="Courier New" w:hAnsi="Courier New" w:cs="Courier New"/>
+                <w:color w:val="CE9178"/>
+                <w:sz w:val="18"/>
+                <w:szCs w:val="18"/>
+              </w:rPr>
+              <w:t xml:space="preserve">    "C:/Users/{your_username}/Pictures/Webots/protos/textures/Dataset"</w:t>
+            </w:r>
+          </w:p>
+          <w:p>
+            <w:pPr>
+              <w:spacing w:before="20" w:after="20"/>
+            </w:pPr>
+            <w:r>
+              <w:rPr>
+                <w:rFonts w:ascii="Courier New" w:eastAsia="Courier New" w:hAnsi="Courier New" w:cs="Courier New"/>
+                <w:color w:val="F8F8F2"/>
+                <w:sz w:val="18"/>
+                <w:szCs w:val="18"/>
+              </w:rPr>
+              <w:t>)</w:t>
+            </w:r>
+          </w:p>
+        </w:tc>
+      </w:tr>
+    </w:tbl>
+    <w:p>
+      <w:pPr>
+        <w:spacing w:before="60"/>
+      </w:pPr>
+    </w:p>
+    <w:p>
+      <w:pPr>
+        <w:pBdr>
+          <w:left w:val="single" w:sz="12" w:space="4" w:color="7B3F00"/>
+        </w:pBdr>
+        <w:shd w:val="clear" w:color="auto" w:fill="FFF3CD"/>
+        <w:spacing w:before="100" w:after="100"/>
+        <w:ind w:left="200" w:right="200"/>
+      </w:pPr>
+      <w:r>
+        <w:rPr>
+          <w:b/>
+          <w:bCs/>
+          <w:color w:val="7B3F00"/>
+          <w:sz w:val="20"/>
+          <w:szCs w:val="20"/>
+        </w:rPr>
+        <w:t xml:space="preserve">⚠ ONE-TIME SETUP: </w:t>
+      </w:r>
+      <w:r>
+        <w:rPr>
+          <w:color w:val="7B3F00"/>
+          <w:sz w:val="20"/>
+          <w:szCs w:val="20"/>
+        </w:rPr>
+        <w:t>Replace {your_username} with your actual Windows username. The Dataset folder must exist at this path with your texture files before launching Webots.</w:t>
+      </w:r>
+    </w:p>
+    <w:p>
+      <w:pPr>
+        <w:spacing w:before="100"/>
+      </w:pPr>
     </w:p>
     <w:p>
       <w:pPr>
@@ -2895,6 +3321,7 @@
                 <w:sz w:val="18"/>
                 <w:szCs w:val="18"/>
               </w:rPr>
+              <w:lastRenderedPageBreak/>
               <w:t># Run indefinitely:</w:t>
             </w:r>
           </w:p>
@@ -3130,7 +3557,6 @@
         <w:rPr>
           <w:color w:val="FFFFFF"/>
         </w:rPr>
-        <w:lastRenderedPageBreak/>
         <w:t>2.2  Inference Mode (Running the Trained Model)</w:t>
       </w:r>
     </w:p>
@@ -3729,6 +4155,7 @@
                 <w:sz w:val="20"/>
                 <w:szCs w:val="20"/>
               </w:rPr>
+              <w:lastRenderedPageBreak/>
               <w:t>--cycle &lt;N&gt;</w:t>
             </w:r>
           </w:p>

--- a/UR3e_Setup_Guide.docx
+++ b/UR3e_Setup_Guide.docx
@@ -1181,7 +1181,19 @@
           <w:color w:val="1A1A1A"/>
         </w:rPr>
         <w:lastRenderedPageBreak/>
-        <w:t>In the "Bridged to:" dropdown, change it from Automatic to your physical Ethernet adapter (usually named Realtek, Intel, or Killer PCIe GbE).</w:t>
+        <w:t xml:space="preserve">In the "Bridged to:" dropdown, change it from Automatic to your </w:t>
+      </w:r>
+      <w:r>
+        <w:rPr>
+          <w:color w:val="1A1A1A"/>
+        </w:rPr>
+        <w:t xml:space="preserve">Wi-Fi Card </w:t>
+      </w:r>
+      <w:r>
+        <w:rPr>
+          <w:color w:val="1A1A1A"/>
+        </w:rPr>
+        <w:t>(usually named Realtek, Intel, or Killer PCIe GbE).</w:t>
       </w:r>
     </w:p>
     <w:p>
@@ -1412,7 +1424,7 @@
         <w:rPr>
           <w:color w:val="1A1A1A"/>
         </w:rPr>
-        <w:t>In the "Bridged to:" dropdown, select your physical Ethernet adapter (same adapter used in Step A).</w:t>
+        <w:t>In the "Bridged to:" dropdown, select your physical Ethernet adapter</w:t>
       </w:r>
     </w:p>
     <w:p>
